--- a/EXPORTS/DOCX/published/niveau3/Dutch/Naturalis.docx
+++ b/EXPORTS/DOCX/published/niveau3/Dutch/Naturalis.docx
@@ -178,7 +178,7 @@
           <w:rFonts w:ascii="Charis SIL Regular" w:hAnsi="Charis SIL Regular" w:eastAsia="Charis SIL Regular"/>
           <w:b w:val="0"/>
           <w:i w:val="0"/>
-          <w:color w:val="0066CC"/>
+          <w:color w:val="0000FF"/>
           <w:sz w:val="24"/>
           <w:u w:val="single"/>
         </w:rPr>
@@ -196,7 +196,7 @@
           <w:rFonts w:ascii="Charis SIL Regular" w:hAnsi="Charis SIL Regular" w:eastAsia="Charis SIL Regular"/>
           <w:b w:val="0"/>
           <w:i w:val="0"/>
-          <w:color w:val="0066CC"/>
+          <w:color w:val="0000FF"/>
           <w:sz w:val="24"/>
           <w:u w:val="single"/>
         </w:rPr>
@@ -207,7 +207,7 @@
           <w:rFonts w:ascii="Charis SIL Regular" w:hAnsi="Charis SIL Regular" w:eastAsia="Charis SIL Regular"/>
           <w:b w:val="0"/>
           <w:i w:val="0"/>
-          <w:color w:val="0066CC"/>
+          <w:color w:val="0000FF"/>
           <w:sz w:val="24"/>
           <w:u w:val="single"/>
         </w:rPr>
@@ -225,7 +225,7 @@
           <w:rFonts w:ascii="Charis SIL Regular" w:hAnsi="Charis SIL Regular" w:eastAsia="Charis SIL Regular"/>
           <w:b w:val="0"/>
           <w:i w:val="0"/>
-          <w:color w:val="0066CC"/>
+          <w:color w:val="0000FF"/>
           <w:sz w:val="24"/>
           <w:u w:val="single"/>
         </w:rPr>
@@ -236,7 +236,7 @@
           <w:rFonts w:ascii="Charis SIL Regular" w:hAnsi="Charis SIL Regular" w:eastAsia="Charis SIL Regular"/>
           <w:b w:val="0"/>
           <w:i w:val="0"/>
-          <w:color w:val="0066CC"/>
+          <w:color w:val="0000FF"/>
           <w:sz w:val="24"/>
           <w:u w:val="single"/>
         </w:rPr>
@@ -264,7 +264,7 @@
           <w:rFonts w:ascii="Charis SIL Regular" w:hAnsi="Charis SIL Regular" w:eastAsia="Charis SIL Regular"/>
           <w:b w:val="0"/>
           <w:i w:val="0"/>
-          <w:color w:val="0066CC"/>
+          <w:color w:val="0000FF"/>
           <w:sz w:val="24"/>
           <w:u w:val="single"/>
         </w:rPr>
@@ -282,7 +282,7 @@
           <w:rFonts w:ascii="Charis SIL Regular" w:hAnsi="Charis SIL Regular" w:eastAsia="Charis SIL Regular"/>
           <w:b w:val="0"/>
           <w:i w:val="0"/>
-          <w:color w:val="0066CC"/>
+          <w:color w:val="0000FF"/>
           <w:sz w:val="24"/>
           <w:u w:val="single"/>
         </w:rPr>
@@ -293,7 +293,7 @@
           <w:rFonts w:ascii="Charis SIL Regular" w:hAnsi="Charis SIL Regular" w:eastAsia="Charis SIL Regular"/>
           <w:b w:val="0"/>
           <w:i w:val="0"/>
-          <w:color w:val="0066CC"/>
+          <w:color w:val="0000FF"/>
           <w:sz w:val="24"/>
           <w:u w:val="single"/>
         </w:rPr>
@@ -311,7 +311,7 @@
           <w:rFonts w:ascii="Charis SIL Regular" w:hAnsi="Charis SIL Regular" w:eastAsia="Charis SIL Regular"/>
           <w:b w:val="0"/>
           <w:i w:val="0"/>
-          <w:color w:val="0066CC"/>
+          <w:color w:val="0000FF"/>
           <w:sz w:val="24"/>
           <w:u w:val="single"/>
         </w:rPr>
@@ -322,7 +322,7 @@
           <w:rFonts w:ascii="Charis SIL Regular" w:hAnsi="Charis SIL Regular" w:eastAsia="Charis SIL Regular"/>
           <w:b w:val="0"/>
           <w:i w:val="0"/>
-          <w:color w:val="0066CC"/>
+          <w:color w:val="0000FF"/>
           <w:sz w:val="24"/>
           <w:u w:val="single"/>
         </w:rPr>
@@ -340,7 +340,7 @@
           <w:rFonts w:ascii="Charis SIL Regular" w:hAnsi="Charis SIL Regular" w:eastAsia="Charis SIL Regular"/>
           <w:b w:val="0"/>
           <w:i w:val="0"/>
-          <w:color w:val="0066CC"/>
+          <w:color w:val="0000FF"/>
           <w:sz w:val="24"/>
           <w:u w:val="single"/>
         </w:rPr>
@@ -351,7 +351,7 @@
           <w:rFonts w:ascii="Charis SIL Regular" w:hAnsi="Charis SIL Regular" w:eastAsia="Charis SIL Regular"/>
           <w:b w:val="0"/>
           <w:i w:val="0"/>
-          <w:color w:val="0066CC"/>
+          <w:color w:val="0000FF"/>
           <w:sz w:val="24"/>
           <w:u w:val="single"/>
         </w:rPr>
@@ -369,7 +369,7 @@
           <w:rFonts w:ascii="Charis SIL Regular" w:hAnsi="Charis SIL Regular" w:eastAsia="Charis SIL Regular"/>
           <w:b w:val="0"/>
           <w:i w:val="0"/>
-          <w:color w:val="0066CC"/>
+          <w:color w:val="0000FF"/>
           <w:sz w:val="24"/>
           <w:u w:val="single"/>
         </w:rPr>
@@ -394,28 +394,89 @@
       </w:r>
       <w:r>
         <w:rPr>
-          <w:u w:val="single" w:color="0066cc"/>
+          <w:u w:val="single" w:color="0000ff"/>
           <w:rFonts w:ascii="Charis SIL Regular" w:hAnsi="Charis SIL Regular" w:eastAsia="Charis SIL Regular"/>
           <w:b w:val="0"/>
           <w:i w:val="0"/>
           <w:color w:val="000000"/>
           <w:sz w:val="24"/>
         </w:rPr>
-        <w:t>aturalis Biodive</w:t>
-      </w:r>
-      <w:r>
-        <w:rPr>
+        <w:hyperlink r:id="rId9" w:history="1">
+          <w:r>
+            <w:rPr>
+              <w:rStyle w:val="Hyperlink"/>
+            </w:rPr>
+            <w:t>aturali</w:t>
+          </w:r>
+        </w:hyperlink>
+      </w:r>
+      <w:r>
+        <w:rPr>
+          <w:u w:val="single" w:color="0000ff"/>
           <w:rFonts w:ascii="Charis SIL Regular" w:hAnsi="Charis SIL Regular" w:eastAsia="Charis SIL Regular"/>
           <w:b w:val="0"/>
           <w:i w:val="0"/>
           <w:color w:val="000000"/>
           <w:sz w:val="24"/>
         </w:rPr>
+        <w:hyperlink r:id="rId9" w:history="1">
+          <w:r>
+            <w:rPr>
+              <w:rStyle w:val="Hyperlink"/>
+            </w:rPr>
+            <w:t>s</w:t>
+          </w:r>
+        </w:hyperlink>
+      </w:r>
+      <w:r>
+        <w:rPr>
+          <w:u w:val="single" w:color="0000ff"/>
+          <w:rFonts w:ascii="Charis SIL Regular" w:hAnsi="Charis SIL Regular" w:eastAsia="Charis SIL Regular"/>
+          <w:b w:val="0"/>
+          <w:i w:val="0"/>
+          <w:color w:val="000000"/>
+          <w:sz w:val="24"/>
+        </w:rPr>
+        <w:hyperlink r:id="rId9" w:history="1">
+          <w:r>
+            <w:rPr>
+              <w:rStyle w:val="Hyperlink"/>
+            </w:rPr>
+            <w:t xml:space="preserve"> Biodiv</w:t>
+          </w:r>
+        </w:hyperlink>
+      </w:r>
+      <w:r>
+        <w:rPr>
+          <w:u w:val="single" w:color="0000ff"/>
+          <w:rFonts w:ascii="Charis SIL Regular" w:hAnsi="Charis SIL Regular" w:eastAsia="Charis SIL Regular"/>
+          <w:b w:val="0"/>
+          <w:i w:val="0"/>
+          <w:color w:val="000000"/>
+          <w:sz w:val="24"/>
+        </w:rPr>
+        <w:hyperlink r:id="rId9" w:history="1">
+          <w:r>
+            <w:rPr>
+              <w:rStyle w:val="Hyperlink"/>
+            </w:rPr>
+            <w:t>e</w:t>
+          </w:r>
+        </w:hyperlink>
+      </w:r>
+      <w:r>
+        <w:rPr>
+          <w:rFonts w:ascii="Charis SIL Regular" w:hAnsi="Charis SIL Regular" w:eastAsia="Charis SIL Regular"/>
+          <w:b w:val="0"/>
+          <w:i w:val="0"/>
+          <w:color w:val="000000"/>
+          <w:sz w:val="24"/>
+        </w:rPr>
         <w:t>rsity</w:t>
       </w:r>
       <w:r>
         <w:rPr>
-          <w:u w:val="single" w:color="0066cc"/>
+          <w:u w:val="single" w:color="0000ff"/>
           <w:rFonts w:ascii="Charis SIL Regular" w:hAnsi="Charis SIL Regular" w:eastAsia="Charis SIL Regular"/>
           <w:b w:val="0"/>
           <w:i w:val="0"/>
@@ -426,7 +487,7 @@
       </w:r>
       <w:r>
         <w:rPr>
-          <w:u w:val="single" w:color="0066cc"/>
+          <w:u w:val="single" w:color="0000ff"/>
           <w:rFonts w:ascii="Charis SIL Regular" w:hAnsi="Charis SIL Regular" w:eastAsia="Charis SIL Regular"/>
           <w:b w:val="0"/>
           <w:i w:val="0"/>
@@ -444,7 +505,7 @@
       </w:r>
       <w:r>
         <w:rPr>
-          <w:u w:val="single" w:color="0066cc"/>
+          <w:u w:val="single" w:color="0000ff"/>
           <w:rFonts w:ascii="Charis SIL Regular" w:hAnsi="Charis SIL Regular" w:eastAsia="Charis SIL Regular"/>
           <w:b w:val="0"/>
           <w:i w:val="0"/>
@@ -462,7 +523,7 @@
       </w:r>
       <w:r>
         <w:rPr>
-          <w:u w:val="single" w:color="0066cc"/>
+          <w:u w:val="single" w:color="0000ff"/>
           <w:rFonts w:ascii="Charis SIL Regular" w:hAnsi="Charis SIL Regular" w:eastAsia="Charis SIL Regular"/>
           <w:b w:val="0"/>
           <w:i w:val="0"/>
@@ -480,7 +541,7 @@
       </w:r>
       <w:r>
         <w:rPr>
-          <w:u w:val="single" w:color="0066cc"/>
+          <w:u w:val="single" w:color="0000ff"/>
           <w:rFonts w:ascii="Charis SIL Regular" w:hAnsi="Charis SIL Regular" w:eastAsia="Charis SIL Regular"/>
           <w:b w:val="0"/>
           <w:i w:val="0"/>
@@ -498,7 +559,7 @@
       </w:r>
       <w:r>
         <w:rPr>
-          <w:u w:val="single" w:color="0066cc"/>
+          <w:u w:val="single" w:color="0000ff"/>
           <w:rFonts w:ascii="Charis SIL Regular" w:hAnsi="Charis SIL Regular" w:eastAsia="Charis SIL Regular"/>
           <w:b w:val="0"/>
           <w:i w:val="0"/>
@@ -516,7 +577,7 @@
       </w:r>
       <w:r>
         <w:rPr>
-          <w:u w:val="single" w:color="0066cc"/>
+          <w:u w:val="single" w:color="0000ff"/>
           <w:rFonts w:ascii="Charis SIL Regular" w:hAnsi="Charis SIL Regular" w:eastAsia="Charis SIL Regular"/>
           <w:b w:val="0"/>
           <w:i w:val="0"/>
@@ -557,7 +618,7 @@
           <w:rFonts w:ascii="Charis SIL Regular" w:hAnsi="Charis SIL Regular" w:eastAsia="Charis SIL Regular"/>
           <w:b w:val="0"/>
           <w:i w:val="0"/>
-          <w:color w:val="0066CC"/>
+          <w:color w:val="0000FF"/>
           <w:sz w:val="24"/>
           <w:u w:val="single"/>
         </w:rPr>
@@ -575,7 +636,7 @@
           <w:rFonts w:ascii="Charis SIL Regular" w:hAnsi="Charis SIL Regular" w:eastAsia="Charis SIL Regular"/>
           <w:b w:val="0"/>
           <w:i w:val="0"/>
-          <w:color w:val="0066CC"/>
+          <w:color w:val="0000FF"/>
           <w:sz w:val="24"/>
           <w:u w:val="single"/>
         </w:rPr>
@@ -586,7 +647,7 @@
           <w:rFonts w:ascii="Charis SIL Regular" w:hAnsi="Charis SIL Regular" w:eastAsia="Charis SIL Regular"/>
           <w:b w:val="0"/>
           <w:i w:val="0"/>
-          <w:color w:val="0066CC"/>
+          <w:color w:val="0000FF"/>
           <w:sz w:val="24"/>
           <w:u w:val="single"/>
         </w:rPr>
@@ -604,7 +665,7 @@
           <w:rFonts w:ascii="Charis SIL Regular" w:hAnsi="Charis SIL Regular" w:eastAsia="Charis SIL Regular"/>
           <w:b w:val="0"/>
           <w:i w:val="0"/>
-          <w:color w:val="0066CC"/>
+          <w:color w:val="0000FF"/>
           <w:sz w:val="24"/>
           <w:u w:val="single"/>
         </w:rPr>
@@ -615,7 +676,7 @@
           <w:rFonts w:ascii="Charis SIL Regular" w:hAnsi="Charis SIL Regular" w:eastAsia="Charis SIL Regular"/>
           <w:b w:val="0"/>
           <w:i w:val="0"/>
-          <w:color w:val="0066CC"/>
+          <w:color w:val="0000FF"/>
           <w:sz w:val="24"/>
           <w:u w:val="single"/>
         </w:rPr>
@@ -650,7 +711,7 @@
       </w:r>
       <w:r>
         <w:rPr>
-          <w:u w:val="single" w:color="0066cc"/>
+          <w:u w:val="single" w:color="0000ff"/>
           <w:rFonts w:ascii="Charis SIL Regular" w:hAnsi="Charis SIL Regular" w:eastAsia="Charis SIL Regular"/>
           <w:b w:val="0"/>
           <w:i w:val="0"/>
@@ -668,7 +729,7 @@
       </w:r>
       <w:r>
         <w:rPr>
-          <w:u w:val="single" w:color="0066cc"/>
+          <w:u w:val="single" w:color="0000ff"/>
           <w:rFonts w:ascii="Charis SIL Regular" w:hAnsi="Charis SIL Regular" w:eastAsia="Charis SIL Regular"/>
           <w:b w:val="0"/>
           <w:i w:val="0"/>
@@ -686,7 +747,7 @@
       </w:r>
       <w:r>
         <w:rPr>
-          <w:u w:val="single" w:color="0066cc"/>
+          <w:u w:val="single" w:color="0000ff"/>
           <w:rFonts w:ascii="Charis SIL Regular" w:hAnsi="Charis SIL Regular" w:eastAsia="Charis SIL Regular"/>
           <w:b w:val="0"/>
           <w:i w:val="0"/>
@@ -704,7 +765,7 @@
       </w:r>
       <w:r>
         <w:rPr>
-          <w:u w:val="single" w:color="0066cc"/>
+          <w:u w:val="single" w:color="0000ff"/>
           <w:rFonts w:ascii="Charis SIL Regular" w:hAnsi="Charis SIL Regular" w:eastAsia="Charis SIL Regular"/>
           <w:b w:val="0"/>
           <w:i w:val="0"/>
@@ -722,7 +783,7 @@
       </w:r>
       <w:r>
         <w:rPr>
-          <w:u w:val="single" w:color="0066cc"/>
+          <w:u w:val="single" w:color="0000ff"/>
           <w:rFonts w:ascii="Charis SIL Regular" w:hAnsi="Charis SIL Regular" w:eastAsia="Charis SIL Regular"/>
           <w:b w:val="0"/>
           <w:i w:val="0"/>
@@ -793,7 +854,7 @@
           <w:rFonts w:ascii="Charis SIL Regular" w:hAnsi="Charis SIL Regular" w:eastAsia="Charis SIL Regular"/>
           <w:b w:val="0"/>
           <w:i w:val="0"/>
-          <w:color w:val="0066CC"/>
+          <w:color w:val="0000FF"/>
           <w:sz w:val="24"/>
           <w:u w:val="single"/>
         </w:rPr>
@@ -811,7 +872,7 @@
           <w:rFonts w:ascii="Charis SIL Regular" w:hAnsi="Charis SIL Regular" w:eastAsia="Charis SIL Regular"/>
           <w:b w:val="0"/>
           <w:i w:val="0"/>
-          <w:color w:val="0066CC"/>
+          <w:color w:val="0000FF"/>
           <w:sz w:val="24"/>
           <w:u w:val="single"/>
         </w:rPr>
@@ -822,7 +883,7 @@
           <w:rFonts w:ascii="Charis SIL Regular" w:hAnsi="Charis SIL Regular" w:eastAsia="Charis SIL Regular"/>
           <w:b w:val="0"/>
           <w:i w:val="0"/>
-          <w:color w:val="0066CC"/>
+          <w:color w:val="0000FF"/>
           <w:sz w:val="24"/>
           <w:u w:val="single"/>
         </w:rPr>
@@ -840,7 +901,7 @@
           <w:rFonts w:ascii="Charis SIL Regular" w:hAnsi="Charis SIL Regular" w:eastAsia="Charis SIL Regular"/>
           <w:b w:val="0"/>
           <w:i w:val="0"/>
-          <w:color w:val="0066CC"/>
+          <w:color w:val="0000FF"/>
           <w:sz w:val="24"/>
           <w:u w:val="single"/>
         </w:rPr>
@@ -851,7 +912,7 @@
           <w:rFonts w:ascii="Charis SIL Regular" w:hAnsi="Charis SIL Regular" w:eastAsia="Charis SIL Regular"/>
           <w:b w:val="0"/>
           <w:i w:val="0"/>
-          <w:color w:val="0066CC"/>
+          <w:color w:val="0000FF"/>
           <w:sz w:val="24"/>
           <w:u w:val="single"/>
         </w:rPr>
@@ -869,7 +930,7 @@
           <w:rFonts w:ascii="Charis SIL Regular" w:hAnsi="Charis SIL Regular" w:eastAsia="Charis SIL Regular"/>
           <w:b w:val="0"/>
           <w:i w:val="0"/>
-          <w:color w:val="0066CC"/>
+          <w:color w:val="0000FF"/>
           <w:sz w:val="24"/>
           <w:u w:val="single"/>
         </w:rPr>
@@ -880,7 +941,7 @@
           <w:rFonts w:ascii="Charis SIL Regular" w:hAnsi="Charis SIL Regular" w:eastAsia="Charis SIL Regular"/>
           <w:b w:val="0"/>
           <w:i w:val="0"/>
-          <w:color w:val="0066CC"/>
+          <w:color w:val="0000FF"/>
           <w:sz w:val="24"/>
           <w:u w:val="single"/>
         </w:rPr>
@@ -918,7 +979,7 @@
       </w:r>
       <w:r>
         <w:rPr>
-          <w:u w:val="single" w:color="0066cc"/>
+          <w:u w:val="single" w:color="0000ff"/>
           <w:rFonts w:ascii="Charis SIL Regular" w:hAnsi="Charis SIL Regular" w:eastAsia="Charis SIL Regular"/>
           <w:b w:val="0"/>
           <w:i w:val="0"/>
@@ -936,7 +997,7 @@
       </w:r>
       <w:r>
         <w:rPr>
-          <w:u w:val="single" w:color="0066cc"/>
+          <w:u w:val="single" w:color="0000ff"/>
           <w:rFonts w:ascii="Charis SIL Regular" w:hAnsi="Charis SIL Regular" w:eastAsia="Charis SIL Regular"/>
           <w:b w:val="0"/>
           <w:i w:val="0"/>
@@ -954,7 +1015,7 @@
       </w:r>
       <w:r>
         <w:rPr>
-          <w:u w:val="single" w:color="0066cc"/>
+          <w:u w:val="single" w:color="0000ff"/>
           <w:rFonts w:ascii="Charis SIL Regular" w:hAnsi="Charis SIL Regular" w:eastAsia="Charis SIL Regular"/>
           <w:b w:val="0"/>
           <w:i w:val="0"/>
@@ -972,7 +1033,7 @@
       </w:r>
       <w:r>
         <w:rPr>
-          <w:u w:val="single" w:color="0066cc"/>
+          <w:u w:val="single" w:color="0000ff"/>
           <w:rFonts w:ascii="Charis SIL Regular" w:hAnsi="Charis SIL Regular" w:eastAsia="Charis SIL Regular"/>
           <w:b w:val="0"/>
           <w:i w:val="0"/>
@@ -990,7 +1051,7 @@
       </w:r>
       <w:r>
         <w:rPr>
-          <w:u w:val="single" w:color="0066cc"/>
+          <w:u w:val="single" w:color="0000ff"/>
           <w:rFonts w:ascii="Charis SIL Regular" w:hAnsi="Charis SIL Regular" w:eastAsia="Charis SIL Regular"/>
           <w:b w:val="0"/>
           <w:i w:val="0"/>
@@ -1074,7 +1135,7 @@
           <w:rFonts w:ascii="Charis SIL Regular" w:hAnsi="Charis SIL Regular" w:eastAsia="Charis SIL Regular"/>
           <w:b w:val="0"/>
           <w:i w:val="0"/>
-          <w:color w:val="0066CC"/>
+          <w:color w:val="0000FF"/>
           <w:sz w:val="24"/>
           <w:u w:val="single"/>
         </w:rPr>
@@ -1092,7 +1153,7 @@
           <w:rFonts w:ascii="Charis SIL Regular" w:hAnsi="Charis SIL Regular" w:eastAsia="Charis SIL Regular"/>
           <w:b w:val="0"/>
           <w:i w:val="0"/>
-          <w:color w:val="0066CC"/>
+          <w:color w:val="0000FF"/>
           <w:sz w:val="24"/>
           <w:u w:val="single"/>
         </w:rPr>
@@ -1103,7 +1164,7 @@
           <w:rFonts w:ascii="Charis SIL Regular" w:hAnsi="Charis SIL Regular" w:eastAsia="Charis SIL Regular"/>
           <w:b w:val="0"/>
           <w:i w:val="0"/>
-          <w:color w:val="0066CC"/>
+          <w:color w:val="0000FF"/>
           <w:sz w:val="24"/>
           <w:u w:val="single"/>
         </w:rPr>
@@ -1121,7 +1182,7 @@
           <w:rFonts w:ascii="Charis SIL Regular" w:hAnsi="Charis SIL Regular" w:eastAsia="Charis SIL Regular"/>
           <w:b w:val="0"/>
           <w:i w:val="0"/>
-          <w:color w:val="0066CC"/>
+          <w:color w:val="0000FF"/>
           <w:sz w:val="24"/>
           <w:u w:val="single"/>
         </w:rPr>
@@ -1132,7 +1193,7 @@
           <w:rFonts w:ascii="Charis SIL Regular" w:hAnsi="Charis SIL Regular" w:eastAsia="Charis SIL Regular"/>
           <w:b w:val="0"/>
           <w:i w:val="0"/>
-          <w:color w:val="0066CC"/>
+          <w:color w:val="0000FF"/>
           <w:sz w:val="24"/>
           <w:u w:val="single"/>
         </w:rPr>
@@ -1150,7 +1211,7 @@
           <w:rFonts w:ascii="Charis SIL Regular" w:hAnsi="Charis SIL Regular" w:eastAsia="Charis SIL Regular"/>
           <w:b w:val="0"/>
           <w:i w:val="0"/>
-          <w:color w:val="0066CC"/>
+          <w:color w:val="0000FF"/>
           <w:sz w:val="24"/>
           <w:u w:val="single"/>
         </w:rPr>
@@ -1161,7 +1222,7 @@
           <w:rFonts w:ascii="Charis SIL Regular" w:hAnsi="Charis SIL Regular" w:eastAsia="Charis SIL Regular"/>
           <w:b w:val="0"/>
           <w:i w:val="0"/>
-          <w:color w:val="0066CC"/>
+          <w:color w:val="0000FF"/>
           <w:sz w:val="24"/>
           <w:u w:val="single"/>
         </w:rPr>
@@ -1179,7 +1240,7 @@
           <w:rFonts w:ascii="Charis SIL Regular" w:hAnsi="Charis SIL Regular" w:eastAsia="Charis SIL Regular"/>
           <w:b w:val="0"/>
           <w:i w:val="0"/>
-          <w:color w:val="0066CC"/>
+          <w:color w:val="0000FF"/>
           <w:sz w:val="24"/>
           <w:u w:val="single"/>
         </w:rPr>
@@ -1214,7 +1275,7 @@
       </w:r>
       <w:r>
         <w:rPr>
-          <w:u w:val="single" w:color="0066cc"/>
+          <w:u w:val="single" w:color="0000ff"/>
           <w:rFonts w:ascii="Charis SIL Regular" w:hAnsi="Charis SIL Regular" w:eastAsia="Charis SIL Regular"/>
           <w:b w:val="0"/>
           <w:i w:val="0"/>
@@ -1228,7 +1289,7 @@
           <w:rFonts w:ascii="Charis SIL Regular" w:hAnsi="Charis SIL Regular" w:eastAsia="Charis SIL Regular"/>
           <w:b w:val="0"/>
           <w:i w:val="0"/>
-          <w:color w:val="0066CC"/>
+          <w:color w:val="0000FF"/>
           <w:sz w:val="24"/>
           <w:u w:val="single"/>
         </w:rPr>
@@ -1246,7 +1307,7 @@
           <w:rFonts w:ascii="Charis SIL Regular" w:hAnsi="Charis SIL Regular" w:eastAsia="Charis SIL Regular"/>
           <w:b w:val="0"/>
           <w:i w:val="0"/>
-          <w:color w:val="0066CC"/>
+          <w:color w:val="0000FF"/>
           <w:sz w:val="24"/>
           <w:u w:val="single"/>
         </w:rPr>
@@ -1257,11 +1318,11 @@
           <w:rFonts w:ascii="Charis SIL Regular" w:hAnsi="Charis SIL Regular" w:eastAsia="Charis SIL Regular"/>
           <w:b w:val="0"/>
           <w:i w:val="0"/>
-          <w:color w:val="0066CC"/>
+          <w:color w:val="0000FF"/>
           <w:sz w:val="24"/>
           <w:u w:val="single"/>
         </w:rPr>
-        <w:hyperlink r:id="rId14" w:history="1">
+        <w:hyperlink r:id="rId13" w:history="1">
           <w:r>
             <w:rPr>
               <w:rStyle w:val="Hyperlink"/>
@@ -1275,7 +1336,7 @@
           <w:rFonts w:ascii="Charis SIL Regular" w:hAnsi="Charis SIL Regular" w:eastAsia="Charis SIL Regular"/>
           <w:b w:val="0"/>
           <w:i w:val="0"/>
-          <w:color w:val="0066CC"/>
+          <w:color w:val="0000FF"/>
           <w:sz w:val="24"/>
           <w:u w:val="single"/>
         </w:rPr>
@@ -1286,11 +1347,11 @@
           <w:rFonts w:ascii="Charis SIL Regular" w:hAnsi="Charis SIL Regular" w:eastAsia="Charis SIL Regular"/>
           <w:b w:val="0"/>
           <w:i w:val="0"/>
-          <w:color w:val="0066CC"/>
+          <w:color w:val="0000FF"/>
           <w:sz w:val="24"/>
           <w:u w:val="single"/>
         </w:rPr>
-        <w:hyperlink r:id="rId14" w:history="1">
+        <w:hyperlink r:id="rId13" w:history="1">
           <w:r>
             <w:rPr>
               <w:rStyle w:val="Hyperlink"/>
@@ -1304,11 +1365,11 @@
           <w:rFonts w:ascii="Charis SIL Regular" w:hAnsi="Charis SIL Regular" w:eastAsia="Charis SIL Regular"/>
           <w:b w:val="0"/>
           <w:i w:val="0"/>
-          <w:color w:val="0066CC"/>
+          <w:color w:val="0000FF"/>
           <w:sz w:val="24"/>
           <w:u w:val="single"/>
         </w:rPr>
-        <w:hyperlink r:id="rId14" w:history="1">
+        <w:hyperlink r:id="rId13" w:history="1">
           <w:r>
             <w:rPr>
               <w:rStyle w:val="Hyperlink"/>
@@ -1322,11 +1383,11 @@
           <w:rFonts w:ascii="Charis SIL Regular" w:hAnsi="Charis SIL Regular" w:eastAsia="Charis SIL Regular"/>
           <w:b w:val="0"/>
           <w:i w:val="0"/>
-          <w:color w:val="0066CC"/>
+          <w:color w:val="0000FF"/>
           <w:sz w:val="24"/>
           <w:u w:val="single"/>
         </w:rPr>
-        <w:hyperlink r:id="rId14" w:history="1">
+        <w:hyperlink r:id="rId13" w:history="1">
           <w:r>
             <w:rPr>
               <w:rStyle w:val="Hyperlink"/>
@@ -1340,11 +1401,11 @@
           <w:rFonts w:ascii="Charis SIL Regular" w:hAnsi="Charis SIL Regular" w:eastAsia="Charis SIL Regular"/>
           <w:b w:val="0"/>
           <w:i w:val="0"/>
-          <w:color w:val="0066CC"/>
+          <w:color w:val="0000FF"/>
           <w:sz w:val="24"/>
           <w:u w:val="single"/>
         </w:rPr>
-        <w:hyperlink r:id="rId14" w:history="1">
+        <w:hyperlink r:id="rId13" w:history="1">
           <w:r>
             <w:rPr>
               <w:rStyle w:val="Hyperlink"/>
@@ -1358,7 +1419,7 @@
           <w:rFonts w:ascii="Charis SIL Regular" w:hAnsi="Charis SIL Regular" w:eastAsia="Charis SIL Regular"/>
           <w:b w:val="0"/>
           <w:i w:val="0"/>
-          <w:color w:val="0066CC"/>
+          <w:color w:val="0000FF"/>
           <w:sz w:val="24"/>
           <w:u w:val="single"/>
         </w:rPr>
@@ -1373,7 +1434,7 @@
       </w:r>
       <w:r>
         <w:rPr>
-          <w:u w:val="single" w:color="0066cc"/>
+          <w:u w:val="single" w:color="0000ff"/>
           <w:rFonts w:ascii="Charis SIL Regular" w:hAnsi="Charis SIL Regular" w:eastAsia="Charis SIL Regular"/>
           <w:b w:val="0"/>
           <w:i w:val="0"/>
@@ -1391,7 +1452,7 @@
       </w:r>
       <w:r>
         <w:rPr>
-          <w:u w:val="single" w:color="0066cc"/>
+          <w:u w:val="single" w:color="0000ff"/>
           <w:rFonts w:ascii="Charis SIL Regular" w:hAnsi="Charis SIL Regular" w:eastAsia="Charis SIL Regular"/>
           <w:b w:val="0"/>
           <w:i w:val="0"/>
@@ -1429,7 +1490,7 @@
       </w:r>
       <w:r>
         <w:rPr>
-          <w:u w:val="single" w:color="0066cc"/>
+          <w:u w:val="single" w:color="0000ff"/>
           <w:rFonts w:ascii="Charis SIL Regular" w:hAnsi="Charis SIL Regular" w:eastAsia="Charis SIL Regular"/>
           <w:b w:val="0"/>
           <w:i w:val="0"/>
@@ -1457,7 +1518,7 @@
       </w:r>
       <w:r>
         <w:rPr>
-          <w:u w:val="single" w:color="0066cc"/>
+          <w:u w:val="single" w:color="0000ff"/>
           <w:rFonts w:ascii="Charis SIL Regular" w:hAnsi="Charis SIL Regular" w:eastAsia="Charis SIL Regular"/>
           <w:b w:val="0"/>
           <w:i w:val="0"/>
@@ -1475,7 +1536,7 @@
       </w:r>
       <w:r>
         <w:rPr>
-          <w:u w:val="single" w:color="0066cc"/>
+          <w:u w:val="single" w:color="0000ff"/>
           <w:rFonts w:ascii="Charis SIL Regular" w:hAnsi="Charis SIL Regular" w:eastAsia="Charis SIL Regular"/>
           <w:b w:val="0"/>
           <w:i w:val="0"/>
@@ -1493,7 +1554,7 @@
       </w:r>
       <w:r>
         <w:rPr>
-          <w:u w:val="single" w:color="0066cc"/>
+          <w:u w:val="single" w:color="0000ff"/>
           <w:rFonts w:ascii="Charis SIL Regular" w:hAnsi="Charis SIL Regular" w:eastAsia="Charis SIL Regular"/>
           <w:b w:val="0"/>
           <w:i w:val="0"/>
@@ -1511,7 +1572,7 @@
       </w:r>
       <w:r>
         <w:rPr>
-          <w:u w:val="single" w:color="0066cc"/>
+          <w:u w:val="single" w:color="0000ff"/>
           <w:rFonts w:ascii="Charis SIL Regular" w:hAnsi="Charis SIL Regular" w:eastAsia="Charis SIL Regular"/>
           <w:b w:val="0"/>
           <w:i w:val="0"/>
@@ -1585,7 +1646,7 @@
           <w:rFonts w:ascii="Charis SIL Regular" w:hAnsi="Charis SIL Regular" w:eastAsia="Charis SIL Regular"/>
           <w:b w:val="0"/>
           <w:i w:val="0"/>
-          <w:color w:val="0066CC"/>
+          <w:color w:val="0000FF"/>
           <w:sz w:val="24"/>
           <w:u w:val="single"/>
         </w:rPr>
@@ -1603,7 +1664,7 @@
           <w:rFonts w:ascii="Charis SIL Regular" w:hAnsi="Charis SIL Regular" w:eastAsia="Charis SIL Regular"/>
           <w:b w:val="0"/>
           <w:i w:val="0"/>
-          <w:color w:val="0066CC"/>
+          <w:color w:val="0000FF"/>
           <w:sz w:val="24"/>
           <w:u w:val="single"/>
         </w:rPr>
@@ -1614,7 +1675,7 @@
           <w:rFonts w:ascii="Charis SIL Regular" w:hAnsi="Charis SIL Regular" w:eastAsia="Charis SIL Regular"/>
           <w:b w:val="0"/>
           <w:i w:val="0"/>
-          <w:color w:val="0066CC"/>
+          <w:color w:val="0000FF"/>
           <w:sz w:val="24"/>
           <w:u w:val="single"/>
         </w:rPr>
@@ -1649,7 +1710,7 @@
       </w:r>
       <w:r>
         <w:rPr>
-          <w:u w:val="single" w:color="0066cc"/>
+          <w:u w:val="single" w:color="0000ff"/>
           <w:rFonts w:ascii="Charis SIL Regular" w:hAnsi="Charis SIL Regular" w:eastAsia="Charis SIL Regular"/>
           <w:b w:val="0"/>
           <w:i w:val="0"/>
@@ -1667,7 +1728,7 @@
       </w:r>
       <w:r>
         <w:rPr>
-          <w:u w:val="single" w:color="0066cc"/>
+          <w:u w:val="single" w:color="0000ff"/>
           <w:rFonts w:ascii="Charis SIL Regular" w:hAnsi="Charis SIL Regular" w:eastAsia="Charis SIL Regular"/>
           <w:b w:val="0"/>
           <w:i w:val="0"/>
@@ -1685,7 +1746,7 @@
       </w:r>
       <w:r>
         <w:rPr>
-          <w:u w:val="single" w:color="0066cc"/>
+          <w:u w:val="single" w:color="0000ff"/>
           <w:rFonts w:ascii="Charis SIL Regular" w:hAnsi="Charis SIL Regular" w:eastAsia="Charis SIL Regular"/>
           <w:b w:val="0"/>
           <w:i w:val="0"/>
@@ -1776,7 +1837,7 @@
           <w:rFonts w:ascii="Charis SIL Regular" w:hAnsi="Charis SIL Regular" w:eastAsia="Charis SIL Regular"/>
           <w:b w:val="0"/>
           <w:i w:val="0"/>
-          <w:color w:val="0066CC"/>
+          <w:color w:val="0000FF"/>
           <w:sz w:val="24"/>
           <w:u w:val="single"/>
         </w:rPr>
@@ -1794,7 +1855,7 @@
           <w:rFonts w:ascii="Charis SIL Regular" w:hAnsi="Charis SIL Regular" w:eastAsia="Charis SIL Regular"/>
           <w:b w:val="0"/>
           <w:i w:val="0"/>
-          <w:color w:val="0066CC"/>
+          <w:color w:val="0000FF"/>
           <w:sz w:val="24"/>
           <w:u w:val="single"/>
         </w:rPr>
@@ -1805,7 +1866,7 @@
           <w:rFonts w:ascii="Charis SIL Regular" w:hAnsi="Charis SIL Regular" w:eastAsia="Charis SIL Regular"/>
           <w:b w:val="0"/>
           <w:i w:val="0"/>
-          <w:color w:val="0066CC"/>
+          <w:color w:val="0000FF"/>
           <w:sz w:val="24"/>
           <w:u w:val="single"/>
         </w:rPr>
@@ -1823,7 +1884,7 @@
           <w:rFonts w:ascii="Charis SIL Regular" w:hAnsi="Charis SIL Regular" w:eastAsia="Charis SIL Regular"/>
           <w:b w:val="0"/>
           <w:i w:val="0"/>
-          <w:color w:val="0066CC"/>
+          <w:color w:val="0000FF"/>
           <w:sz w:val="24"/>
           <w:u w:val="single"/>
         </w:rPr>
@@ -1834,7 +1895,7 @@
           <w:rFonts w:ascii="Charis SIL Regular" w:hAnsi="Charis SIL Regular" w:eastAsia="Charis SIL Regular"/>
           <w:b w:val="0"/>
           <w:i w:val="0"/>
-          <w:color w:val="0066CC"/>
+          <w:color w:val="0000FF"/>
           <w:sz w:val="24"/>
           <w:u w:val="single"/>
         </w:rPr>
@@ -1852,7 +1913,7 @@
           <w:rFonts w:ascii="Charis SIL Regular" w:hAnsi="Charis SIL Regular" w:eastAsia="Charis SIL Regular"/>
           <w:b w:val="0"/>
           <w:i w:val="0"/>
-          <w:color w:val="0066CC"/>
+          <w:color w:val="0000FF"/>
           <w:sz w:val="24"/>
           <w:u w:val="single"/>
         </w:rPr>
@@ -1863,7 +1924,7 @@
           <w:rFonts w:ascii="Charis SIL Regular" w:hAnsi="Charis SIL Regular" w:eastAsia="Charis SIL Regular"/>
           <w:b w:val="0"/>
           <w:i w:val="0"/>
-          <w:color w:val="0066CC"/>
+          <w:color w:val="0000FF"/>
           <w:sz w:val="24"/>
           <w:u w:val="single"/>
         </w:rPr>
@@ -1881,7 +1942,7 @@
           <w:rFonts w:ascii="Charis SIL Regular" w:hAnsi="Charis SIL Regular" w:eastAsia="Charis SIL Regular"/>
           <w:b w:val="0"/>
           <w:i w:val="0"/>
-          <w:color w:val="0066CC"/>
+          <w:color w:val="0000FF"/>
           <w:sz w:val="24"/>
           <w:u w:val="single"/>
         </w:rPr>
@@ -1892,7 +1953,7 @@
           <w:rFonts w:ascii="Charis SIL Regular" w:hAnsi="Charis SIL Regular" w:eastAsia="Charis SIL Regular"/>
           <w:b w:val="0"/>
           <w:i w:val="0"/>
-          <w:color w:val="0066CC"/>
+          <w:color w:val="0000FF"/>
           <w:sz w:val="24"/>
           <w:u w:val="single"/>
         </w:rPr>
@@ -1927,7 +1988,7 @@
       </w:r>
       <w:r>
         <w:rPr>
-          <w:u w:val="single" w:color="0066cc"/>
+          <w:u w:val="single" w:color="0000ff"/>
           <w:rFonts w:ascii="Charis SIL Regular" w:hAnsi="Charis SIL Regular" w:eastAsia="Charis SIL Regular"/>
           <w:b w:val="0"/>
           <w:i w:val="0"/>
@@ -1945,7 +2006,7 @@
       </w:r>
       <w:r>
         <w:rPr>
-          <w:u w:val="single" w:color="0066cc"/>
+          <w:u w:val="single" w:color="0000ff"/>
           <w:rFonts w:ascii="Charis SIL Regular" w:hAnsi="Charis SIL Regular" w:eastAsia="Charis SIL Regular"/>
           <w:b w:val="0"/>
           <w:i w:val="0"/>
@@ -1963,7 +2024,7 @@
       </w:r>
       <w:r>
         <w:rPr>
-          <w:u w:val="single" w:color="0066cc"/>
+          <w:u w:val="single" w:color="0000ff"/>
           <w:rFonts w:ascii="Charis SIL Regular" w:hAnsi="Charis SIL Regular" w:eastAsia="Charis SIL Regular"/>
           <w:b w:val="0"/>
           <w:i w:val="0"/>
@@ -1981,7 +2042,7 @@
       </w:r>
       <w:r>
         <w:rPr>
-          <w:u w:val="single" w:color="0066cc"/>
+          <w:u w:val="single" w:color="0000ff"/>
           <w:rFonts w:ascii="Charis SIL Regular" w:hAnsi="Charis SIL Regular" w:eastAsia="Charis SIL Regular"/>
           <w:b w:val="0"/>
           <w:i w:val="0"/>
@@ -1999,7 +2060,7 @@
       </w:r>
       <w:r>
         <w:rPr>
-          <w:u w:val="single" w:color="0066cc"/>
+          <w:u w:val="single" w:color="0000ff"/>
           <w:rFonts w:ascii="Charis SIL Regular" w:hAnsi="Charis SIL Regular" w:eastAsia="Charis SIL Regular"/>
           <w:b w:val="0"/>
           <w:i w:val="0"/>
@@ -2017,7 +2078,7 @@
       </w:r>
       <w:r>
         <w:rPr>
-          <w:u w:val="single" w:color="0066cc"/>
+          <w:u w:val="single" w:color="0000ff"/>
           <w:rFonts w:ascii="Charis SIL Regular" w:hAnsi="Charis SIL Regular" w:eastAsia="Charis SIL Regular"/>
           <w:b w:val="0"/>
           <w:i w:val="0"/>
@@ -2068,7 +2129,7 @@
           <w:rFonts w:ascii="Charis SIL Regular" w:hAnsi="Charis SIL Regular" w:eastAsia="Charis SIL Regular"/>
           <w:b w:val="0"/>
           <w:i w:val="0"/>
-          <w:color w:val="0066CC"/>
+          <w:color w:val="0000FF"/>
           <w:sz w:val="24"/>
           <w:u w:val="single"/>
         </w:rPr>
@@ -2086,7 +2147,7 @@
           <w:rFonts w:ascii="Charis SIL Regular" w:hAnsi="Charis SIL Regular" w:eastAsia="Charis SIL Regular"/>
           <w:b w:val="0"/>
           <w:i w:val="0"/>
-          <w:color w:val="0066CC"/>
+          <w:color w:val="0000FF"/>
           <w:sz w:val="24"/>
           <w:u w:val="single"/>
         </w:rPr>
@@ -2097,7 +2158,7 @@
           <w:rFonts w:ascii="Charis SIL Regular" w:hAnsi="Charis SIL Regular" w:eastAsia="Charis SIL Regular"/>
           <w:b w:val="0"/>
           <w:i w:val="0"/>
-          <w:color w:val="0066CC"/>
+          <w:color w:val="0000FF"/>
           <w:sz w:val="24"/>
           <w:u w:val="single"/>
         </w:rPr>
@@ -2132,7 +2193,7 @@
       </w:r>
       <w:r>
         <w:rPr>
-          <w:u w:val="single" w:color="0066cc"/>
+          <w:u w:val="single" w:color="0000ff"/>
           <w:rFonts w:ascii="Charis SIL Regular" w:hAnsi="Charis SIL Regular" w:eastAsia="Charis SIL Regular"/>
           <w:b w:val="0"/>
           <w:i w:val="0"/>
@@ -2150,7 +2211,7 @@
       </w:r>
       <w:r>
         <w:rPr>
-          <w:u w:val="single" w:color="0066cc"/>
+          <w:u w:val="single" w:color="0000ff"/>
           <w:rFonts w:ascii="Charis SIL Regular" w:hAnsi="Charis SIL Regular" w:eastAsia="Charis SIL Regular"/>
           <w:b w:val="0"/>
           <w:i w:val="0"/>
@@ -2168,7 +2229,7 @@
       </w:r>
       <w:r>
         <w:rPr>
-          <w:u w:val="single" w:color="0066cc"/>
+          <w:u w:val="single" w:color="0000ff"/>
           <w:rFonts w:ascii="Charis SIL Regular" w:hAnsi="Charis SIL Regular" w:eastAsia="Charis SIL Regular"/>
           <w:b w:val="0"/>
           <w:i w:val="0"/>
@@ -2641,7 +2702,7 @@
           <w:rFonts w:ascii="Charis SIL Regular" w:hAnsi="Charis SIL Regular" w:eastAsia="Charis SIL Regular"/>
           <w:b w:val="0"/>
           <w:i w:val="0"/>
-          <w:color w:val="0066CC"/>
+          <w:color w:val="0000FF"/>
           <w:sz w:val="24"/>
           <w:u w:val="single"/>
         </w:rPr>
@@ -2659,7 +2720,7 @@
           <w:rFonts w:ascii="Charis SIL Regular" w:hAnsi="Charis SIL Regular" w:eastAsia="Charis SIL Regular"/>
           <w:b w:val="0"/>
           <w:i w:val="0"/>
-          <w:color w:val="0066CC"/>
+          <w:color w:val="0000FF"/>
           <w:sz w:val="24"/>
           <w:u w:val="single"/>
         </w:rPr>
@@ -2670,7 +2731,7 @@
           <w:rFonts w:ascii="Charis SIL Regular" w:hAnsi="Charis SIL Regular" w:eastAsia="Charis SIL Regular"/>
           <w:b w:val="0"/>
           <w:i w:val="0"/>
-          <w:color w:val="0066CC"/>
+          <w:color w:val="0000FF"/>
           <w:sz w:val="24"/>
           <w:u w:val="single"/>
         </w:rPr>
@@ -2688,7 +2749,7 @@
           <w:rFonts w:ascii="Charis SIL Regular" w:hAnsi="Charis SIL Regular" w:eastAsia="Charis SIL Regular"/>
           <w:b w:val="0"/>
           <w:i w:val="0"/>
-          <w:color w:val="0066CC"/>
+          <w:color w:val="0000FF"/>
           <w:sz w:val="24"/>
           <w:u w:val="single"/>
         </w:rPr>
@@ -2699,7 +2760,7 @@
           <w:rFonts w:ascii="Charis SIL Regular" w:hAnsi="Charis SIL Regular" w:eastAsia="Charis SIL Regular"/>
           <w:b w:val="0"/>
           <w:i w:val="0"/>
-          <w:color w:val="0066CC"/>
+          <w:color w:val="0000FF"/>
           <w:sz w:val="24"/>
           <w:u w:val="single"/>
         </w:rPr>
@@ -2717,7 +2778,7 @@
           <w:rFonts w:ascii="Charis SIL Regular" w:hAnsi="Charis SIL Regular" w:eastAsia="Charis SIL Regular"/>
           <w:b w:val="0"/>
           <w:i w:val="0"/>
-          <w:color w:val="0066CC"/>
+          <w:color w:val="0000FF"/>
           <w:sz w:val="24"/>
           <w:u w:val="single"/>
         </w:rPr>
@@ -2728,7 +2789,7 @@
           <w:rFonts w:ascii="Charis SIL Regular" w:hAnsi="Charis SIL Regular" w:eastAsia="Charis SIL Regular"/>
           <w:b w:val="0"/>
           <w:i w:val="0"/>
-          <w:color w:val="0066CC"/>
+          <w:color w:val="0000FF"/>
           <w:sz w:val="24"/>
           <w:u w:val="single"/>
         </w:rPr>
@@ -2746,7 +2807,7 @@
           <w:rFonts w:ascii="Charis SIL Regular" w:hAnsi="Charis SIL Regular" w:eastAsia="Charis SIL Regular"/>
           <w:b w:val="0"/>
           <w:i w:val="0"/>
-          <w:color w:val="0066CC"/>
+          <w:color w:val="0000FF"/>
           <w:sz w:val="24"/>
           <w:u w:val="single"/>
         </w:rPr>
@@ -2757,7 +2818,7 @@
           <w:rFonts w:ascii="Charis SIL Regular" w:hAnsi="Charis SIL Regular" w:eastAsia="Charis SIL Regular"/>
           <w:b w:val="0"/>
           <w:i w:val="0"/>
-          <w:color w:val="0066CC"/>
+          <w:color w:val="0000FF"/>
           <w:sz w:val="24"/>
           <w:u w:val="single"/>
         </w:rPr>
@@ -2875,7 +2936,7 @@
           <w:rFonts w:ascii="Charis SIL Regular" w:hAnsi="Charis SIL Regular" w:eastAsia="Charis SIL Regular"/>
           <w:b w:val="0"/>
           <w:i w:val="0"/>
-          <w:color w:val="0066CC"/>
+          <w:color w:val="0000FF"/>
           <w:sz w:val="24"/>
           <w:u w:val="single"/>
         </w:rPr>
@@ -2893,7 +2954,7 @@
           <w:rFonts w:ascii="Charis SIL Regular" w:hAnsi="Charis SIL Regular" w:eastAsia="Charis SIL Regular"/>
           <w:b w:val="0"/>
           <w:i w:val="0"/>
-          <w:color w:val="0066CC"/>
+          <w:color w:val="0000FF"/>
           <w:sz w:val="24"/>
           <w:u w:val="single"/>
         </w:rPr>
@@ -2911,7 +2972,7 @@
           <w:rFonts w:ascii="Charis SIL Regular" w:hAnsi="Charis SIL Regular" w:eastAsia="Charis SIL Regular"/>
           <w:b w:val="0"/>
           <w:i w:val="0"/>
-          <w:color w:val="0066CC"/>
+          <w:color w:val="0000FF"/>
           <w:sz w:val="24"/>
           <w:u w:val="single"/>
         </w:rPr>
@@ -2922,7 +2983,7 @@
           <w:rFonts w:ascii="Charis SIL Regular" w:hAnsi="Charis SIL Regular" w:eastAsia="Charis SIL Regular"/>
           <w:b w:val="0"/>
           <w:i w:val="0"/>
-          <w:color w:val="0066CC"/>
+          <w:color w:val="0000FF"/>
           <w:sz w:val="24"/>
           <w:u w:val="single"/>
         </w:rPr>
@@ -2940,7 +3001,7 @@
           <w:rFonts w:ascii="Charis SIL Regular" w:hAnsi="Charis SIL Regular" w:eastAsia="Charis SIL Regular"/>
           <w:b w:val="0"/>
           <w:i w:val="0"/>
-          <w:color w:val="0066CC"/>
+          <w:color w:val="0000FF"/>
           <w:sz w:val="24"/>
           <w:u w:val="single"/>
         </w:rPr>
@@ -2951,7 +3012,7 @@
           <w:rFonts w:ascii="Charis SIL Regular" w:hAnsi="Charis SIL Regular" w:eastAsia="Charis SIL Regular"/>
           <w:b w:val="0"/>
           <w:i w:val="0"/>
-          <w:color w:val="0066CC"/>
+          <w:color w:val="0000FF"/>
           <w:sz w:val="24"/>
           <w:u w:val="single"/>
         </w:rPr>
@@ -2979,7 +3040,7 @@
           <w:rFonts w:ascii="Charis SIL Regular" w:hAnsi="Charis SIL Regular" w:eastAsia="Charis SIL Regular"/>
           <w:b w:val="0"/>
           <w:i w:val="0"/>
-          <w:color w:val="0066CC"/>
+          <w:color w:val="0000FF"/>
           <w:sz w:val="24"/>
           <w:u w:val="single"/>
         </w:rPr>
@@ -3004,7 +3065,7 @@
       </w:r>
       <w:r>
         <w:rPr>
-          <w:u w:val="single" w:color="0066cc"/>
+          <w:u w:val="single" w:color="0000ff"/>
           <w:rFonts w:ascii="Charis SIL Regular" w:hAnsi="Charis SIL Regular" w:eastAsia="Charis SIL Regular"/>
           <w:b w:val="0"/>
           <w:i w:val="0"/>
@@ -3032,7 +3093,7 @@
       </w:r>
       <w:r>
         <w:rPr>
-          <w:u w:val="single" w:color="0066cc"/>
+          <w:u w:val="single" w:color="0000ff"/>
           <w:rFonts w:ascii="Charis SIL Regular" w:hAnsi="Charis SIL Regular" w:eastAsia="Charis SIL Regular"/>
           <w:b w:val="0"/>
           <w:i w:val="0"/>
@@ -3050,7 +3111,7 @@
       </w:r>
       <w:r>
         <w:rPr>
-          <w:u w:val="single" w:color="0066cc"/>
+          <w:u w:val="single" w:color="0000ff"/>
           <w:rFonts w:ascii="Charis SIL Regular" w:hAnsi="Charis SIL Regular" w:eastAsia="Charis SIL Regular"/>
           <w:b w:val="0"/>
           <w:i w:val="0"/>
@@ -3068,7 +3129,7 @@
       </w:r>
       <w:r>
         <w:rPr>
-          <w:u w:val="single" w:color="0066cc"/>
+          <w:u w:val="single" w:color="0000ff"/>
           <w:rFonts w:ascii="Charis SIL Regular" w:hAnsi="Charis SIL Regular" w:eastAsia="Charis SIL Regular"/>
           <w:b w:val="0"/>
           <w:i w:val="0"/>
@@ -3086,7 +3147,7 @@
       </w:r>
       <w:r>
         <w:rPr>
-          <w:u w:val="single" w:color="0066cc"/>
+          <w:u w:val="single" w:color="0000ff"/>
           <w:rFonts w:ascii="Charis SIL Regular" w:hAnsi="Charis SIL Regular" w:eastAsia="Charis SIL Regular"/>
           <w:b w:val="0"/>
           <w:i w:val="0"/>
@@ -3114,7 +3175,7 @@
       </w:r>
       <w:r>
         <w:rPr>
-          <w:u w:val="single" w:color="0066cc"/>
+          <w:u w:val="single" w:color="0000ff"/>
           <w:rFonts w:ascii="Charis SIL Regular" w:hAnsi="Charis SIL Regular" w:eastAsia="Charis SIL Regular"/>
           <w:b w:val="0"/>
           <w:i w:val="0"/>
@@ -3155,7 +3216,7 @@
           <w:rFonts w:ascii="Charis SIL Regular" w:hAnsi="Charis SIL Regular" w:eastAsia="Charis SIL Regular"/>
           <w:b w:val="0"/>
           <w:i w:val="0"/>
-          <w:color w:val="0066CC"/>
+          <w:color w:val="0000FF"/>
           <w:sz w:val="24"/>
           <w:u w:val="single"/>
         </w:rPr>
@@ -3173,7 +3234,7 @@
           <w:rFonts w:ascii="Charis SIL Regular" w:hAnsi="Charis SIL Regular" w:eastAsia="Charis SIL Regular"/>
           <w:b w:val="0"/>
           <w:i w:val="0"/>
-          <w:color w:val="0066CC"/>
+          <w:color w:val="0000FF"/>
           <w:sz w:val="24"/>
           <w:u w:val="single"/>
         </w:rPr>
@@ -3184,7 +3245,7 @@
           <w:rFonts w:ascii="Charis SIL Regular" w:hAnsi="Charis SIL Regular" w:eastAsia="Charis SIL Regular"/>
           <w:b w:val="0"/>
           <w:i w:val="0"/>
-          <w:color w:val="0066CC"/>
+          <w:color w:val="0000FF"/>
           <w:sz w:val="24"/>
           <w:u w:val="single"/>
         </w:rPr>
@@ -3202,7 +3263,7 @@
           <w:rFonts w:ascii="Charis SIL Regular" w:hAnsi="Charis SIL Regular" w:eastAsia="Charis SIL Regular"/>
           <w:b w:val="0"/>
           <w:i w:val="0"/>
-          <w:color w:val="0066CC"/>
+          <w:color w:val="0000FF"/>
           <w:sz w:val="24"/>
           <w:u w:val="single"/>
         </w:rPr>
@@ -3213,7 +3274,7 @@
           <w:rFonts w:ascii="Charis SIL Regular" w:hAnsi="Charis SIL Regular" w:eastAsia="Charis SIL Regular"/>
           <w:b w:val="0"/>
           <w:i w:val="0"/>
-          <w:color w:val="0066CC"/>
+          <w:color w:val="0000FF"/>
           <w:sz w:val="24"/>
           <w:u w:val="single"/>
         </w:rPr>
@@ -3238,7 +3299,7 @@
       </w:r>
       <w:r>
         <w:rPr>
-          <w:u w:val="single" w:color="0066cc"/>
+          <w:u w:val="single" w:color="0000ff"/>
           <w:rFonts w:ascii="Charis SIL Regular" w:hAnsi="Charis SIL Regular" w:eastAsia="Charis SIL Regular"/>
           <w:b w:val="0"/>
           <w:i w:val="0"/>
@@ -3256,7 +3317,7 @@
       </w:r>
       <w:r>
         <w:rPr>
-          <w:u w:val="single" w:color="0066cc"/>
+          <w:u w:val="single" w:color="0000ff"/>
           <w:rFonts w:ascii="Charis SIL Regular" w:hAnsi="Charis SIL Regular" w:eastAsia="Charis SIL Regular"/>
           <w:b w:val="0"/>
           <w:i w:val="0"/>
@@ -3267,7 +3328,7 @@
       </w:r>
       <w:r>
         <w:rPr>
-          <w:u w:val="single" w:color="0066cc"/>
+          <w:u w:val="single" w:color="0000ff"/>
           <w:rFonts w:ascii="Charis SIL Regular" w:hAnsi="Charis SIL Regular" w:eastAsia="Charis SIL Regular"/>
           <w:b w:val="0"/>
           <w:i w:val="0"/>
@@ -3285,7 +3346,7 @@
       </w:r>
       <w:r>
         <w:rPr>
-          <w:u w:val="single" w:color="0066cc"/>
+          <w:u w:val="single" w:color="0000ff"/>
           <w:rFonts w:ascii="Charis SIL Regular" w:hAnsi="Charis SIL Regular" w:eastAsia="Charis SIL Regular"/>
           <w:b w:val="0"/>
           <w:i w:val="0"/>
@@ -3336,7 +3397,7 @@
           <w:rFonts w:ascii="Charis SIL Regular" w:hAnsi="Charis SIL Regular" w:eastAsia="Charis SIL Regular"/>
           <w:b w:val="0"/>
           <w:i w:val="0"/>
-          <w:color w:val="0066CC"/>
+          <w:color w:val="0000FF"/>
           <w:sz w:val="24"/>
           <w:u w:val="single"/>
         </w:rPr>
@@ -3364,7 +3425,7 @@
           <w:rFonts w:ascii="Charis SIL Regular" w:hAnsi="Charis SIL Regular" w:eastAsia="Charis SIL Regular"/>
           <w:b w:val="0"/>
           <w:i w:val="0"/>
-          <w:color w:val="0066CC"/>
+          <w:color w:val="0000FF"/>
           <w:sz w:val="24"/>
           <w:u w:val="single"/>
         </w:rPr>
@@ -3399,7 +3460,7 @@
       </w:r>
       <w:r>
         <w:rPr>
-          <w:u w:val="single" w:color="0066cc"/>
+          <w:u w:val="single" w:color="0000ff"/>
           <w:rFonts w:ascii="Charis SIL Regular" w:hAnsi="Charis SIL Regular" w:eastAsia="Charis SIL Regular"/>
           <w:b w:val="0"/>
           <w:i w:val="0"/>
@@ -3417,28 +3478,17 @@
       </w:r>
       <w:r>
         <w:rPr>
-          <w:u w:val="single" w:color="0066cc"/>
           <w:rFonts w:ascii="Charis SIL Regular" w:hAnsi="Charis SIL Regular" w:eastAsia="Charis SIL Regular"/>
           <w:b w:val="0"/>
           <w:i w:val="0"/>
           <w:color w:val="000000"/>
           <w:sz w:val="24"/>
         </w:rPr>
-        <w:t>n</w:t>
-      </w:r>
-      <w:r>
-        <w:rPr>
-          <w:rFonts w:ascii="Charis SIL Regular" w:hAnsi="Charis SIL Regular" w:eastAsia="Charis SIL Regular"/>
-          <w:b w:val="0"/>
-          <w:i w:val="0"/>
-          <w:color w:val="000000"/>
-          <w:sz w:val="24"/>
-        </w:rPr>
-        <w:t>kel</w:t>
-      </w:r>
-      <w:r>
-        <w:rPr>
-          <w:u w:val="single" w:color="0066cc"/>
+        <w:t>nkel</w:t>
+      </w:r>
+      <w:r>
+        <w:rPr>
+          <w:u w:val="single" w:color="0000ff"/>
           <w:rFonts w:ascii="Charis SIL Regular" w:hAnsi="Charis SIL Regular" w:eastAsia="Charis SIL Regular"/>
           <w:b w:val="0"/>
           <w:i w:val="0"/>
@@ -3469,8 +3519,9 @@
           <w:rFonts w:ascii="Charis SIL Regular" w:hAnsi="Charis SIL Regular" w:eastAsia="Charis SIL Regular"/>
           <w:b w:val="0"/>
           <w:i w:val="0"/>
-          <w:color w:val="0066CC"/>
-          <w:sz w:val="24"/>
+          <w:color w:val="0000FF"/>
+          <w:sz w:val="24"/>
+          <w:u w:val="single"/>
         </w:rPr>
         <w:hyperlink r:id="rId23" w:history="1">
           <w:r>
@@ -3493,6 +3544,7 @@
       </w:r>
       <w:r>
         <w:rPr>
+          <w:u w:val="single" w:color="0000ff"/>
           <w:rFonts w:ascii="Charis SIL Regular" w:hAnsi="Charis SIL Regular" w:eastAsia="Charis SIL Regular"/>
           <w:b w:val="0"/>
           <w:i w:val="0"/>
@@ -3510,6 +3562,7 @@
       </w:r>
       <w:r>
         <w:rPr>
+          <w:u w:val="single" w:color="0000ff"/>
           <w:rFonts w:ascii="Charis SIL Regular" w:hAnsi="Charis SIL Regular" w:eastAsia="Charis SIL Regular"/>
           <w:b w:val="0"/>
           <w:i w:val="0"/>
@@ -3553,7 +3606,7 @@
           <w:rFonts w:ascii="Charis SIL Regular" w:hAnsi="Charis SIL Regular" w:eastAsia="Charis SIL Regular"/>
           <w:b w:val="0"/>
           <w:i w:val="0"/>
-          <w:color w:val="0066CC"/>
+          <w:color w:val="0000FF"/>
           <w:sz w:val="24"/>
           <w:u w:val="single"/>
         </w:rPr>
@@ -3571,7 +3624,7 @@
           <w:rFonts w:ascii="Charis SIL Regular" w:hAnsi="Charis SIL Regular" w:eastAsia="Charis SIL Regular"/>
           <w:b w:val="0"/>
           <w:i w:val="0"/>
-          <w:color w:val="0066CC"/>
+          <w:color w:val="0000FF"/>
           <w:sz w:val="24"/>
           <w:u w:val="single"/>
         </w:rPr>
@@ -3582,7 +3635,7 @@
           <w:rFonts w:ascii="Charis SIL Regular" w:hAnsi="Charis SIL Regular" w:eastAsia="Charis SIL Regular"/>
           <w:b w:val="0"/>
           <w:i w:val="0"/>
-          <w:color w:val="0066CC"/>
+          <w:color w:val="0000FF"/>
           <w:sz w:val="24"/>
           <w:u w:val="single"/>
         </w:rPr>
@@ -3600,7 +3653,7 @@
           <w:rFonts w:ascii="Charis SIL Regular" w:hAnsi="Charis SIL Regular" w:eastAsia="Charis SIL Regular"/>
           <w:b w:val="0"/>
           <w:i w:val="0"/>
-          <w:color w:val="0066CC"/>
+          <w:color w:val="0000FF"/>
           <w:sz w:val="24"/>
           <w:u w:val="single"/>
         </w:rPr>
@@ -3611,7 +3664,7 @@
           <w:rFonts w:ascii="Charis SIL Regular" w:hAnsi="Charis SIL Regular" w:eastAsia="Charis SIL Regular"/>
           <w:b w:val="0"/>
           <w:i w:val="0"/>
-          <w:color w:val="0066CC"/>
+          <w:color w:val="0000FF"/>
           <w:sz w:val="24"/>
           <w:u w:val="single"/>
         </w:rPr>
@@ -3669,7 +3722,7 @@
           <w:rFonts w:ascii="Charis SIL Regular" w:hAnsi="Charis SIL Regular" w:eastAsia="Charis SIL Regular"/>
           <w:b w:val="0"/>
           <w:i w:val="0"/>
-          <w:color w:val="0066CC"/>
+          <w:color w:val="0000FF"/>
           <w:sz w:val="24"/>
           <w:u w:val="single"/>
         </w:rPr>
@@ -3756,8 +3809,9 @@
           <w:rFonts w:ascii="Charis SIL Regular" w:hAnsi="Charis SIL Regular" w:eastAsia="Charis SIL Regular"/>
           <w:b w:val="0"/>
           <w:i w:val="0"/>
-          <w:color w:val="0066CC"/>
-          <w:sz w:val="24"/>
+          <w:color w:val="0000FF"/>
+          <w:sz w:val="24"/>
+          <w:u w:val="single"/>
         </w:rPr>
         <w:t>Bronnen</w:t>
       </w:r>
@@ -3779,11 +3833,22 @@
           <w:rFonts w:ascii="Charis SIL Regular" w:hAnsi="Charis SIL Regular" w:eastAsia="Charis SIL Regular"/>
           <w:b w:val="0"/>
           <w:i w:val="0"/>
-          <w:color w:val="0066CC"/>
+          <w:color w:val="0000FF"/>
           <w:sz w:val="24"/>
           <w:u w:val="single"/>
         </w:rPr>
-        <w:t>Ambtenaren in gekoloniseerde gebieden</w:t>
+        <w:t>Ambtena</w:t>
+      </w:r>
+      <w:r>
+        <w:rPr>
+          <w:rFonts w:ascii="Charis SIL Regular" w:hAnsi="Charis SIL Regular" w:eastAsia="Charis SIL Regular"/>
+          <w:b w:val="0"/>
+          <w:i w:val="0"/>
+          <w:color w:val="0000FF"/>
+          <w:sz w:val="24"/>
+          <w:u w:val="single"/>
+        </w:rPr>
+        <w:t>ren in gekoloniseerde gebieden</w:t>
       </w:r>
       <w:r>
         <w:br/>
@@ -3803,7 +3868,7 @@
           <w:rFonts w:ascii="Charis SIL Regular" w:hAnsi="Charis SIL Regular" w:eastAsia="Charis SIL Regular"/>
           <w:b w:val="0"/>
           <w:i w:val="0"/>
-          <w:color w:val="0066CC"/>
+          <w:color w:val="0000FF"/>
           <w:sz w:val="24"/>
           <w:u w:val="single"/>
         </w:rPr>
@@ -3814,7 +3879,7 @@
           <w:rFonts w:ascii="Charis SIL Regular" w:hAnsi="Charis SIL Regular" w:eastAsia="Charis SIL Regular"/>
           <w:b w:val="0"/>
           <w:i w:val="0"/>
-          <w:color w:val="0066CC"/>
+          <w:color w:val="0000FF"/>
           <w:sz w:val="24"/>
           <w:u w:val="single"/>
         </w:rPr>
@@ -3838,7 +3903,7 @@
           <w:rFonts w:ascii="Charis SIL Regular" w:hAnsi="Charis SIL Regular" w:eastAsia="Charis SIL Regular"/>
           <w:b w:val="0"/>
           <w:i w:val="0"/>
-          <w:color w:val="0066CC"/>
+          <w:color w:val="0000FF"/>
           <w:sz w:val="24"/>
           <w:u w:val="single"/>
         </w:rPr>
@@ -3862,7 +3927,7 @@
           <w:rFonts w:ascii="Charis SIL Regular" w:hAnsi="Charis SIL Regular" w:eastAsia="Charis SIL Regular"/>
           <w:b w:val="0"/>
           <w:i w:val="0"/>
-          <w:color w:val="0066CC"/>
+          <w:color w:val="0000FF"/>
           <w:sz w:val="24"/>
           <w:u w:val="single"/>
         </w:rPr>
@@ -3873,7 +3938,7 @@
           <w:rFonts w:ascii="Charis SIL Regular" w:hAnsi="Charis SIL Regular" w:eastAsia="Charis SIL Regular"/>
           <w:b w:val="0"/>
           <w:i w:val="0"/>
-          <w:color w:val="0066CC"/>
+          <w:color w:val="0000FF"/>
           <w:sz w:val="24"/>
           <w:u w:val="single"/>
         </w:rPr>
@@ -3897,7 +3962,7 @@
           <w:rFonts w:ascii="Charis SIL Regular" w:hAnsi="Charis SIL Regular" w:eastAsia="Charis SIL Regular"/>
           <w:b w:val="0"/>
           <w:i w:val="0"/>
-          <w:color w:val="0066CC"/>
+          <w:color w:val="0000FF"/>
           <w:sz w:val="24"/>
           <w:u w:val="single"/>
         </w:rPr>
@@ -3921,7 +3986,7 @@
           <w:rFonts w:ascii="Charis SIL Regular" w:hAnsi="Charis SIL Regular" w:eastAsia="Charis SIL Regular"/>
           <w:b w:val="0"/>
           <w:i w:val="0"/>
-          <w:color w:val="0066CC"/>
+          <w:color w:val="0000FF"/>
           <w:sz w:val="24"/>
           <w:u w:val="single"/>
         </w:rPr>
@@ -3932,7 +3997,7 @@
           <w:rFonts w:ascii="Charis SIL Regular" w:hAnsi="Charis SIL Regular" w:eastAsia="Charis SIL Regular"/>
           <w:b w:val="0"/>
           <w:i w:val="0"/>
-          <w:color w:val="0066CC"/>
+          <w:color w:val="0000FF"/>
           <w:sz w:val="24"/>
           <w:u w:val="single"/>
         </w:rPr>
@@ -3956,7 +4021,7 @@
           <w:rFonts w:ascii="Charis SIL Regular" w:hAnsi="Charis SIL Regular" w:eastAsia="Charis SIL Regular"/>
           <w:b w:val="0"/>
           <w:i w:val="0"/>
-          <w:color w:val="0066CC"/>
+          <w:color w:val="0000FF"/>
           <w:sz w:val="24"/>
           <w:u w:val="single"/>
         </w:rPr>
@@ -3967,7 +4032,7 @@
           <w:rFonts w:ascii="Charis SIL Regular" w:hAnsi="Charis SIL Regular" w:eastAsia="Charis SIL Regular"/>
           <w:b w:val="0"/>
           <w:i w:val="0"/>
-          <w:color w:val="0066CC"/>
+          <w:color w:val="0000FF"/>
           <w:sz w:val="24"/>
           <w:u w:val="single"/>
         </w:rPr>
@@ -3988,7 +4053,7 @@
           <w:rFonts w:ascii="Charis SIL Regular" w:hAnsi="Charis SIL Regular" w:eastAsia="Charis SIL Regular"/>
           <w:b w:val="0"/>
           <w:i w:val="0"/>
-          <w:color w:val="0066CC"/>
+          <w:color w:val="0000FF"/>
           <w:sz w:val="24"/>
           <w:u w:val="single"/>
         </w:rPr>
@@ -4012,7 +4077,7 @@
           <w:rFonts w:ascii="Charis SIL Regular" w:hAnsi="Charis SIL Regular" w:eastAsia="Charis SIL Regular"/>
           <w:b w:val="0"/>
           <w:i w:val="0"/>
-          <w:color w:val="0066CC"/>
+          <w:color w:val="0000FF"/>
           <w:sz w:val="24"/>
           <w:u w:val="single"/>
         </w:rPr>
@@ -4023,7 +4088,7 @@
           <w:rFonts w:ascii="Charis SIL Regular" w:hAnsi="Charis SIL Regular" w:eastAsia="Charis SIL Regular"/>
           <w:b w:val="0"/>
           <w:i w:val="0"/>
-          <w:color w:val="0066CC"/>
+          <w:color w:val="0000FF"/>
           <w:sz w:val="24"/>
           <w:u w:val="single"/>
         </w:rPr>
@@ -4047,7 +4112,7 @@
           <w:rFonts w:ascii="Charis SIL Regular" w:hAnsi="Charis SIL Regular" w:eastAsia="Charis SIL Regular"/>
           <w:b w:val="0"/>
           <w:i w:val="0"/>
-          <w:color w:val="0066CC"/>
+          <w:color w:val="0000FF"/>
           <w:sz w:val="24"/>
           <w:u w:val="single"/>
         </w:rPr>
@@ -4058,7 +4123,7 @@
           <w:rFonts w:ascii="Charis SIL Regular" w:hAnsi="Charis SIL Regular" w:eastAsia="Charis SIL Regular"/>
           <w:b w:val="0"/>
           <w:i w:val="0"/>
-          <w:color w:val="0066CC"/>
+          <w:color w:val="0000FF"/>
           <w:sz w:val="24"/>
           <w:u w:val="single"/>
         </w:rPr>
@@ -4082,7 +4147,7 @@
           <w:rFonts w:ascii="Charis SIL Regular" w:hAnsi="Charis SIL Regular" w:eastAsia="Charis SIL Regular"/>
           <w:b w:val="0"/>
           <w:i w:val="0"/>
-          <w:color w:val="0066CC"/>
+          <w:color w:val="0000FF"/>
           <w:sz w:val="24"/>
           <w:u w:val="single"/>
         </w:rPr>
@@ -4223,7 +4288,7 @@
           <w:rFonts w:ascii="Charis SIL Regular" w:hAnsi="Charis SIL Regular" w:eastAsia="Charis SIL Regular"/>
           <w:b w:val="0"/>
           <w:i w:val="0"/>
-          <w:color w:val="0066CC"/>
+          <w:color w:val="0000FF"/>
           <w:sz w:val="24"/>
           <w:u w:val="single"/>
         </w:rPr>
@@ -4241,7 +4306,7 @@
           <w:rFonts w:ascii="Charis SIL Regular" w:hAnsi="Charis SIL Regular" w:eastAsia="Charis SIL Regular"/>
           <w:b w:val="0"/>
           <w:i w:val="0"/>
-          <w:color w:val="0066CC"/>
+          <w:color w:val="0000FF"/>
           <w:sz w:val="24"/>
           <w:u w:val="single"/>
         </w:rPr>
@@ -4259,7 +4324,7 @@
           <w:rFonts w:ascii="Charis SIL Regular" w:hAnsi="Charis SIL Regular" w:eastAsia="Charis SIL Regular"/>
           <w:b w:val="0"/>
           <w:i w:val="0"/>
-          <w:color w:val="0066CC"/>
+          <w:color w:val="0000FF"/>
           <w:sz w:val="24"/>
           <w:u w:val="single"/>
         </w:rPr>
@@ -4287,7 +4352,7 @@
           <w:rFonts w:ascii="Charis SIL Regular" w:hAnsi="Charis SIL Regular" w:eastAsia="Charis SIL Regular"/>
           <w:b w:val="0"/>
           <w:i w:val="0"/>
-          <w:color w:val="0066CC"/>
+          <w:color w:val="0000FF"/>
           <w:sz w:val="24"/>
           <w:u w:val="single"/>
         </w:rPr>
@@ -4305,7 +4370,7 @@
           <w:rFonts w:ascii="Charis SIL Regular" w:hAnsi="Charis SIL Regular" w:eastAsia="Charis SIL Regular"/>
           <w:b w:val="0"/>
           <w:i w:val="0"/>
-          <w:color w:val="0066CC"/>
+          <w:color w:val="0000FF"/>
           <w:sz w:val="24"/>
           <w:u w:val="single"/>
         </w:rPr>
@@ -4316,7 +4381,7 @@
           <w:rFonts w:ascii="Charis SIL Regular" w:hAnsi="Charis SIL Regular" w:eastAsia="Charis SIL Regular"/>
           <w:b w:val="0"/>
           <w:i w:val="0"/>
-          <w:color w:val="0066CC"/>
+          <w:color w:val="0000FF"/>
           <w:sz w:val="24"/>
           <w:u w:val="single"/>
         </w:rPr>
@@ -4464,7 +4529,7 @@
           <w:rFonts w:ascii="Charis SIL Regular" w:hAnsi="Charis SIL Regular" w:eastAsia="Charis SIL Regular"/>
           <w:b w:val="0"/>
           <w:i w:val="0"/>
-          <w:color w:val="0066CC"/>
+          <w:color w:val="0000FF"/>
           <w:sz w:val="24"/>
           <w:u w:val="single"/>
         </w:rPr>
@@ -4482,7 +4547,7 @@
           <w:rFonts w:ascii="Charis SIL Regular" w:hAnsi="Charis SIL Regular" w:eastAsia="Charis SIL Regular"/>
           <w:b w:val="0"/>
           <w:i w:val="0"/>
-          <w:color w:val="0066CC"/>
+          <w:color w:val="0000FF"/>
           <w:sz w:val="24"/>
           <w:u w:val="single"/>
         </w:rPr>
@@ -4500,7 +4565,7 @@
           <w:rFonts w:ascii="Charis SIL Regular" w:hAnsi="Charis SIL Regular" w:eastAsia="Charis SIL Regular"/>
           <w:b w:val="0"/>
           <w:i w:val="0"/>
-          <w:color w:val="0066CC"/>
+          <w:color w:val="0000FF"/>
           <w:sz w:val="24"/>
           <w:u w:val="single"/>
         </w:rPr>
@@ -4528,7 +4593,7 @@
           <w:rFonts w:ascii="Charis SIL Regular" w:hAnsi="Charis SIL Regular" w:eastAsia="Charis SIL Regular"/>
           <w:b w:val="0"/>
           <w:i w:val="0"/>
-          <w:color w:val="0066CC"/>
+          <w:color w:val="0000FF"/>
           <w:sz w:val="24"/>
           <w:u w:val="single"/>
         </w:rPr>
@@ -4546,7 +4611,7 @@
           <w:rFonts w:ascii="Charis SIL Regular" w:hAnsi="Charis SIL Regular" w:eastAsia="Charis SIL Regular"/>
           <w:b w:val="0"/>
           <w:i w:val="0"/>
-          <w:color w:val="0066CC"/>
+          <w:color w:val="0000FF"/>
           <w:sz w:val="24"/>
           <w:u w:val="single"/>
         </w:rPr>
@@ -4564,7 +4629,7 @@
           <w:rFonts w:ascii="Charis SIL Regular" w:hAnsi="Charis SIL Regular" w:eastAsia="Charis SIL Regular"/>
           <w:b w:val="0"/>
           <w:i w:val="0"/>
-          <w:color w:val="0066CC"/>
+          <w:color w:val="0000FF"/>
           <w:sz w:val="24"/>
           <w:u w:val="single"/>
         </w:rPr>
@@ -4672,7 +4737,7 @@
           <w:rFonts w:ascii="Charis SIL Regular" w:hAnsi="Charis SIL Regular" w:eastAsia="Charis SIL Regular"/>
           <w:b w:val="0"/>
           <w:i w:val="0"/>
-          <w:color w:val="0066CC"/>
+          <w:color w:val="0000FF"/>
           <w:sz w:val="24"/>
           <w:u w:val="single"/>
         </w:rPr>
@@ -4690,7 +4755,7 @@
           <w:rFonts w:ascii="Charis SIL Regular" w:hAnsi="Charis SIL Regular" w:eastAsia="Charis SIL Regular"/>
           <w:b w:val="0"/>
           <w:i w:val="0"/>
-          <w:color w:val="0066CC"/>
+          <w:color w:val="0000FF"/>
           <w:sz w:val="24"/>
           <w:u w:val="single"/>
         </w:rPr>
@@ -4708,7 +4773,7 @@
           <w:rFonts w:ascii="Charis SIL Regular" w:hAnsi="Charis SIL Regular" w:eastAsia="Charis SIL Regular"/>
           <w:b w:val="0"/>
           <w:i w:val="0"/>
-          <w:color w:val="0066CC"/>
+          <w:color w:val="0000FF"/>
           <w:sz w:val="24"/>
           <w:u w:val="single"/>
         </w:rPr>
@@ -4736,7 +4801,7 @@
           <w:rFonts w:ascii="Charis SIL Regular" w:hAnsi="Charis SIL Regular" w:eastAsia="Charis SIL Regular"/>
           <w:b w:val="0"/>
           <w:i w:val="0"/>
-          <w:color w:val="0066CC"/>
+          <w:color w:val="0000FF"/>
           <w:sz w:val="24"/>
           <w:u w:val="single"/>
         </w:rPr>
@@ -4754,7 +4819,7 @@
           <w:rFonts w:ascii="Charis SIL Regular" w:hAnsi="Charis SIL Regular" w:eastAsia="Charis SIL Regular"/>
           <w:b w:val="0"/>
           <w:i w:val="0"/>
-          <w:color w:val="0066CC"/>
+          <w:color w:val="0000FF"/>
           <w:sz w:val="24"/>
           <w:u w:val="single"/>
         </w:rPr>
@@ -4765,7 +4830,7 @@
           <w:rFonts w:ascii="Charis SIL Regular" w:hAnsi="Charis SIL Regular" w:eastAsia="Charis SIL Regular"/>
           <w:b w:val="0"/>
           <w:i w:val="0"/>
-          <w:color w:val="0066CC"/>
+          <w:color w:val="0000FF"/>
           <w:sz w:val="24"/>
           <w:u w:val="single"/>
         </w:rPr>
@@ -4793,7 +4858,7 @@
           <w:rFonts w:ascii="Charis SIL Regular" w:hAnsi="Charis SIL Regular" w:eastAsia="Charis SIL Regular"/>
           <w:b w:val="0"/>
           <w:i w:val="0"/>
-          <w:color w:val="0066CC"/>
+          <w:color w:val="0000FF"/>
           <w:sz w:val="24"/>
           <w:u w:val="single"/>
         </w:rPr>
@@ -4811,7 +4876,7 @@
           <w:rFonts w:ascii="Charis SIL Regular" w:hAnsi="Charis SIL Regular" w:eastAsia="Charis SIL Regular"/>
           <w:b w:val="0"/>
           <w:i w:val="0"/>
-          <w:color w:val="0066CC"/>
+          <w:color w:val="0000FF"/>
           <w:sz w:val="24"/>
           <w:u w:val="single"/>
         </w:rPr>
@@ -4822,7 +4887,7 @@
           <w:rFonts w:ascii="Charis SIL Regular" w:hAnsi="Charis SIL Regular" w:eastAsia="Charis SIL Regular"/>
           <w:b w:val="0"/>
           <w:i w:val="0"/>
-          <w:color w:val="0066CC"/>
+          <w:color w:val="0000FF"/>
           <w:sz w:val="24"/>
           <w:u w:val="single"/>
         </w:rPr>
@@ -4989,7 +5054,7 @@
           <w:rFonts w:ascii="Charis SIL Regular" w:hAnsi="Charis SIL Regular" w:eastAsia="Charis SIL Regular"/>
           <w:b w:val="0"/>
           <w:i w:val="0"/>
-          <w:color w:val="0066CC"/>
+          <w:color w:val="0000FF"/>
           <w:sz w:val="24"/>
           <w:u w:val="single"/>
         </w:rPr>
@@ -5007,7 +5072,7 @@
           <w:rFonts w:ascii="Charis SIL Regular" w:hAnsi="Charis SIL Regular" w:eastAsia="Charis SIL Regular"/>
           <w:b w:val="0"/>
           <w:i w:val="0"/>
-          <w:color w:val="0066CC"/>
+          <w:color w:val="0000FF"/>
           <w:sz w:val="24"/>
           <w:u w:val="single"/>
         </w:rPr>
@@ -5025,7 +5090,7 @@
           <w:rFonts w:ascii="Charis SIL Regular" w:hAnsi="Charis SIL Regular" w:eastAsia="Charis SIL Regular"/>
           <w:b w:val="0"/>
           <w:i w:val="0"/>
-          <w:color w:val="0066CC"/>
+          <w:color w:val="0000FF"/>
           <w:sz w:val="24"/>
           <w:u w:val="single"/>
         </w:rPr>
@@ -5053,7 +5118,7 @@
           <w:rFonts w:ascii="Charis SIL Regular" w:hAnsi="Charis SIL Regular" w:eastAsia="Charis SIL Regular"/>
           <w:b w:val="0"/>
           <w:i w:val="0"/>
-          <w:color w:val="0066CC"/>
+          <w:color w:val="0000FF"/>
           <w:sz w:val="24"/>
           <w:u w:val="single"/>
         </w:rPr>
@@ -5071,7 +5136,7 @@
           <w:rFonts w:ascii="Charis SIL Regular" w:hAnsi="Charis SIL Regular" w:eastAsia="Charis SIL Regular"/>
           <w:b w:val="0"/>
           <w:i w:val="0"/>
-          <w:color w:val="0066CC"/>
+          <w:color w:val="0000FF"/>
           <w:sz w:val="24"/>
           <w:u w:val="single"/>
         </w:rPr>
@@ -5082,7 +5147,7 @@
           <w:rFonts w:ascii="Charis SIL Regular" w:hAnsi="Charis SIL Regular" w:eastAsia="Charis SIL Regular"/>
           <w:b w:val="0"/>
           <w:i w:val="0"/>
-          <w:color w:val="0066CC"/>
+          <w:color w:val="0000FF"/>
           <w:sz w:val="24"/>
           <w:u w:val="single"/>
         </w:rPr>
@@ -5170,7 +5235,7 @@
           <w:rFonts w:ascii="Charis SIL Regular" w:hAnsi="Charis SIL Regular" w:eastAsia="Charis SIL Regular"/>
           <w:b w:val="0"/>
           <w:i w:val="0"/>
-          <w:color w:val="0066CC"/>
+          <w:color w:val="0000FF"/>
           <w:sz w:val="24"/>
           <w:u w:val="single"/>
         </w:rPr>
@@ -5188,7 +5253,7 @@
           <w:rFonts w:ascii="Charis SIL Regular" w:hAnsi="Charis SIL Regular" w:eastAsia="Charis SIL Regular"/>
           <w:b w:val="0"/>
           <w:i w:val="0"/>
-          <w:color w:val="0066CC"/>
+          <w:color w:val="0000FF"/>
           <w:sz w:val="24"/>
           <w:u w:val="single"/>
         </w:rPr>
@@ -5206,7 +5271,7 @@
           <w:rFonts w:ascii="Charis SIL Regular" w:hAnsi="Charis SIL Regular" w:eastAsia="Charis SIL Regular"/>
           <w:b w:val="0"/>
           <w:i w:val="0"/>
-          <w:color w:val="0066CC"/>
+          <w:color w:val="0000FF"/>
           <w:sz w:val="24"/>
           <w:u w:val="single"/>
         </w:rPr>
@@ -5234,7 +5299,7 @@
           <w:rFonts w:ascii="Charis SIL Regular" w:hAnsi="Charis SIL Regular" w:eastAsia="Charis SIL Regular"/>
           <w:b w:val="0"/>
           <w:i w:val="0"/>
-          <w:color w:val="0066CC"/>
+          <w:color w:val="0000FF"/>
           <w:sz w:val="24"/>
           <w:u w:val="single"/>
         </w:rPr>
@@ -5252,7 +5317,7 @@
           <w:rFonts w:ascii="Charis SIL Regular" w:hAnsi="Charis SIL Regular" w:eastAsia="Charis SIL Regular"/>
           <w:b w:val="0"/>
           <w:i w:val="0"/>
-          <w:color w:val="0066CC"/>
+          <w:color w:val="0000FF"/>
           <w:sz w:val="24"/>
           <w:u w:val="single"/>
         </w:rPr>
@@ -5263,7 +5328,7 @@
           <w:rFonts w:ascii="Charis SIL Regular" w:hAnsi="Charis SIL Regular" w:eastAsia="Charis SIL Regular"/>
           <w:b w:val="0"/>
           <w:i w:val="0"/>
-          <w:color w:val="0066CC"/>
+          <w:color w:val="0000FF"/>
           <w:sz w:val="24"/>
           <w:u w:val="single"/>
         </w:rPr>
@@ -5381,7 +5446,7 @@
           <w:rFonts w:ascii="Charis SIL Regular" w:hAnsi="Charis SIL Regular" w:eastAsia="Charis SIL Regular"/>
           <w:b w:val="0"/>
           <w:i w:val="0"/>
-          <w:color w:val="0066CC"/>
+          <w:color w:val="0000FF"/>
           <w:sz w:val="24"/>
           <w:u w:val="single"/>
         </w:rPr>
@@ -5399,7 +5464,7 @@
           <w:rFonts w:ascii="Charis SIL Regular" w:hAnsi="Charis SIL Regular" w:eastAsia="Charis SIL Regular"/>
           <w:b w:val="0"/>
           <w:i w:val="0"/>
-          <w:color w:val="0066CC"/>
+          <w:color w:val="0000FF"/>
           <w:sz w:val="24"/>
           <w:u w:val="single"/>
         </w:rPr>
@@ -5410,7 +5475,7 @@
           <w:rFonts w:ascii="Charis SIL Regular" w:hAnsi="Charis SIL Regular" w:eastAsia="Charis SIL Regular"/>
           <w:b w:val="0"/>
           <w:i w:val="0"/>
-          <w:color w:val="0066CC"/>
+          <w:color w:val="0000FF"/>
           <w:sz w:val="24"/>
           <w:u w:val="single"/>
         </w:rPr>
@@ -5438,7 +5503,7 @@
           <w:rFonts w:ascii="Charis SIL Regular" w:hAnsi="Charis SIL Regular" w:eastAsia="Charis SIL Regular"/>
           <w:b w:val="0"/>
           <w:i w:val="0"/>
-          <w:color w:val="0066CC"/>
+          <w:color w:val="0000FF"/>
           <w:sz w:val="24"/>
           <w:u w:val="single"/>
         </w:rPr>
@@ -5456,7 +5521,7 @@
           <w:rFonts w:ascii="Charis SIL Regular" w:hAnsi="Charis SIL Regular" w:eastAsia="Charis SIL Regular"/>
           <w:b w:val="0"/>
           <w:i w:val="0"/>
-          <w:color w:val="0066CC"/>
+          <w:color w:val="0000FF"/>
           <w:sz w:val="24"/>
           <w:u w:val="single"/>
         </w:rPr>
@@ -5474,7 +5539,7 @@
           <w:rFonts w:ascii="Charis SIL Regular" w:hAnsi="Charis SIL Regular" w:eastAsia="Charis SIL Regular"/>
           <w:b w:val="0"/>
           <w:i w:val="0"/>
-          <w:color w:val="0066CC"/>
+          <w:color w:val="0000FF"/>
           <w:sz w:val="24"/>
           <w:u w:val="single"/>
         </w:rPr>
@@ -5602,7 +5667,7 @@
           <w:rFonts w:ascii="Charis SIL Regular" w:hAnsi="Charis SIL Regular" w:eastAsia="Charis SIL Regular"/>
           <w:b w:val="0"/>
           <w:i w:val="0"/>
-          <w:color w:val="0066CC"/>
+          <w:color w:val="0000FF"/>
           <w:sz w:val="24"/>
           <w:u w:val="single"/>
         </w:rPr>
@@ -5620,7 +5685,7 @@
           <w:rFonts w:ascii="Charis SIL Regular" w:hAnsi="Charis SIL Regular" w:eastAsia="Charis SIL Regular"/>
           <w:b w:val="0"/>
           <w:i w:val="0"/>
-          <w:color w:val="0066CC"/>
+          <w:color w:val="0000FF"/>
           <w:sz w:val="24"/>
           <w:u w:val="single"/>
         </w:rPr>
@@ -5631,7 +5696,7 @@
           <w:rFonts w:ascii="Charis SIL Regular" w:hAnsi="Charis SIL Regular" w:eastAsia="Charis SIL Regular"/>
           <w:b w:val="0"/>
           <w:i w:val="0"/>
-          <w:color w:val="0066CC"/>
+          <w:color w:val="0000FF"/>
           <w:sz w:val="24"/>
           <w:u w:val="single"/>
         </w:rPr>
@@ -5659,7 +5724,7 @@
           <w:rFonts w:ascii="Charis SIL Regular" w:hAnsi="Charis SIL Regular" w:eastAsia="Charis SIL Regular"/>
           <w:b w:val="0"/>
           <w:i w:val="0"/>
-          <w:color w:val="0066CC"/>
+          <w:color w:val="0000FF"/>
           <w:sz w:val="24"/>
           <w:u w:val="single"/>
         </w:rPr>
@@ -5677,7 +5742,7 @@
           <w:rFonts w:ascii="Charis SIL Regular" w:hAnsi="Charis SIL Regular" w:eastAsia="Charis SIL Regular"/>
           <w:b w:val="0"/>
           <w:i w:val="0"/>
-          <w:color w:val="0066CC"/>
+          <w:color w:val="0000FF"/>
           <w:sz w:val="24"/>
           <w:u w:val="single"/>
         </w:rPr>
@@ -5695,7 +5760,7 @@
           <w:rFonts w:ascii="Charis SIL Regular" w:hAnsi="Charis SIL Regular" w:eastAsia="Charis SIL Regular"/>
           <w:b w:val="0"/>
           <w:i w:val="0"/>
-          <w:color w:val="0066CC"/>
+          <w:color w:val="0000FF"/>
           <w:sz w:val="24"/>
           <w:u w:val="single"/>
         </w:rPr>
@@ -5813,7 +5878,7 @@
           <w:rFonts w:ascii="Charis SIL Regular" w:hAnsi="Charis SIL Regular" w:eastAsia="Charis SIL Regular"/>
           <w:b w:val="0"/>
           <w:i w:val="0"/>
-          <w:color w:val="0066CC"/>
+          <w:color w:val="0000FF"/>
           <w:sz w:val="24"/>
           <w:u w:val="single"/>
         </w:rPr>
@@ -5831,7 +5896,7 @@
           <w:rFonts w:ascii="Charis SIL Regular" w:hAnsi="Charis SIL Regular" w:eastAsia="Charis SIL Regular"/>
           <w:b w:val="0"/>
           <w:i w:val="0"/>
-          <w:color w:val="0066CC"/>
+          <w:color w:val="0000FF"/>
           <w:sz w:val="24"/>
           <w:u w:val="single"/>
         </w:rPr>
@@ -5842,7 +5907,7 @@
           <w:rFonts w:ascii="Charis SIL Regular" w:hAnsi="Charis SIL Regular" w:eastAsia="Charis SIL Regular"/>
           <w:b w:val="0"/>
           <w:i w:val="0"/>
-          <w:color w:val="0066CC"/>
+          <w:color w:val="0000FF"/>
           <w:sz w:val="24"/>
           <w:u w:val="single"/>
         </w:rPr>
@@ -5870,7 +5935,7 @@
           <w:rFonts w:ascii="Charis SIL Regular" w:hAnsi="Charis SIL Regular" w:eastAsia="Charis SIL Regular"/>
           <w:b w:val="0"/>
           <w:i w:val="0"/>
-          <w:color w:val="0066CC"/>
+          <w:color w:val="0000FF"/>
           <w:sz w:val="24"/>
           <w:u w:val="single"/>
         </w:rPr>
@@ -5888,7 +5953,7 @@
           <w:rFonts w:ascii="Charis SIL Regular" w:hAnsi="Charis SIL Regular" w:eastAsia="Charis SIL Regular"/>
           <w:b w:val="0"/>
           <w:i w:val="0"/>
-          <w:color w:val="0066CC"/>
+          <w:color w:val="0000FF"/>
           <w:sz w:val="24"/>
           <w:u w:val="single"/>
         </w:rPr>
@@ -5906,7 +5971,7 @@
           <w:rFonts w:ascii="Charis SIL Regular" w:hAnsi="Charis SIL Regular" w:eastAsia="Charis SIL Regular"/>
           <w:b w:val="0"/>
           <w:i w:val="0"/>
-          <w:color w:val="0066CC"/>
+          <w:color w:val="0000FF"/>
           <w:sz w:val="24"/>
           <w:u w:val="single"/>
         </w:rPr>
@@ -5924,7 +5989,7 @@
           <w:rFonts w:ascii="Charis SIL Regular" w:hAnsi="Charis SIL Regular" w:eastAsia="Charis SIL Regular"/>
           <w:b w:val="0"/>
           <w:i w:val="0"/>
-          <w:color w:val="0066CC"/>
+          <w:color w:val="0000FF"/>
           <w:sz w:val="24"/>
           <w:u w:val="single"/>
         </w:rPr>

--- a/EXPORTS/DOCX/published/niveau3/Dutch/Naturalis.docx
+++ b/EXPORTS/DOCX/published/niveau3/Dutch/Naturalis.docx
@@ -390,136 +390,7 @@
           <w:color w:val="000000"/>
           <w:sz w:val="24"/>
         </w:rPr>
-        <w:t xml:space="preserve"> (RMNH) opgericht, sinds 2010 N</w:t>
-      </w:r>
-      <w:r>
-        <w:rPr>
-          <w:u w:val="single" w:color="0000ff"/>
-          <w:rFonts w:ascii="Charis SIL Regular" w:hAnsi="Charis SIL Regular" w:eastAsia="Charis SIL Regular"/>
-          <w:b w:val="0"/>
-          <w:i w:val="0"/>
-          <w:color w:val="000000"/>
-          <w:sz w:val="24"/>
-        </w:rPr>
-        <w:hyperlink r:id="rId9" w:history="1">
-          <w:r>
-            <w:rPr>
-              <w:rStyle w:val="Hyperlink"/>
-            </w:rPr>
-            <w:t>aturali</w:t>
-          </w:r>
-        </w:hyperlink>
-      </w:r>
-      <w:r>
-        <w:rPr>
-          <w:u w:val="single" w:color="0000ff"/>
-          <w:rFonts w:ascii="Charis SIL Regular" w:hAnsi="Charis SIL Regular" w:eastAsia="Charis SIL Regular"/>
-          <w:b w:val="0"/>
-          <w:i w:val="0"/>
-          <w:color w:val="000000"/>
-          <w:sz w:val="24"/>
-        </w:rPr>
-        <w:hyperlink r:id="rId9" w:history="1">
-          <w:r>
-            <w:rPr>
-              <w:rStyle w:val="Hyperlink"/>
-            </w:rPr>
-            <w:t>s</w:t>
-          </w:r>
-        </w:hyperlink>
-      </w:r>
-      <w:r>
-        <w:rPr>
-          <w:u w:val="single" w:color="0000ff"/>
-          <w:rFonts w:ascii="Charis SIL Regular" w:hAnsi="Charis SIL Regular" w:eastAsia="Charis SIL Regular"/>
-          <w:b w:val="0"/>
-          <w:i w:val="0"/>
-          <w:color w:val="000000"/>
-          <w:sz w:val="24"/>
-        </w:rPr>
-        <w:hyperlink r:id="rId9" w:history="1">
-          <w:r>
-            <w:rPr>
-              <w:rStyle w:val="Hyperlink"/>
-            </w:rPr>
-            <w:t xml:space="preserve"> Biodiv</w:t>
-          </w:r>
-        </w:hyperlink>
-      </w:r>
-      <w:r>
-        <w:rPr>
-          <w:u w:val="single" w:color="0000ff"/>
-          <w:rFonts w:ascii="Charis SIL Regular" w:hAnsi="Charis SIL Regular" w:eastAsia="Charis SIL Regular"/>
-          <w:b w:val="0"/>
-          <w:i w:val="0"/>
-          <w:color w:val="000000"/>
-          <w:sz w:val="24"/>
-        </w:rPr>
-        <w:hyperlink r:id="rId9" w:history="1">
-          <w:r>
-            <w:rPr>
-              <w:rStyle w:val="Hyperlink"/>
-            </w:rPr>
-            <w:t>e</w:t>
-          </w:r>
-        </w:hyperlink>
-      </w:r>
-      <w:r>
-        <w:rPr>
-          <w:rFonts w:ascii="Charis SIL Regular" w:hAnsi="Charis SIL Regular" w:eastAsia="Charis SIL Regular"/>
-          <w:b w:val="0"/>
-          <w:i w:val="0"/>
-          <w:color w:val="000000"/>
-          <w:sz w:val="24"/>
-        </w:rPr>
-        <w:t>rsity</w:t>
-      </w:r>
-      <w:r>
-        <w:rPr>
-          <w:u w:val="single" w:color="0000ff"/>
-          <w:rFonts w:ascii="Charis SIL Regular" w:hAnsi="Charis SIL Regular" w:eastAsia="Charis SIL Regular"/>
-          <w:b w:val="0"/>
-          <w:i w:val="0"/>
-          <w:color w:val="000000"/>
-          <w:sz w:val="24"/>
-        </w:rPr>
-        <w:t xml:space="preserve"> </w:t>
-      </w:r>
-      <w:r>
-        <w:rPr>
-          <w:u w:val="single" w:color="0000ff"/>
-          <w:rFonts w:ascii="Charis SIL Regular" w:hAnsi="Charis SIL Regular" w:eastAsia="Charis SIL Regular"/>
-          <w:b w:val="0"/>
-          <w:i w:val="0"/>
-          <w:color w:val="000000"/>
-          <w:sz w:val="24"/>
-        </w:rPr>
-        <w:hyperlink r:id="rId10" w:history="1">
-          <w:r>
-            <w:rPr>
-              <w:rStyle w:val="Hyperlink"/>
-            </w:rPr>
-            <w:t>C</w:t>
-          </w:r>
-        </w:hyperlink>
-      </w:r>
-      <w:r>
-        <w:rPr>
-          <w:u w:val="single" w:color="0000ff"/>
-          <w:rFonts w:ascii="Charis SIL Regular" w:hAnsi="Charis SIL Regular" w:eastAsia="Charis SIL Regular"/>
-          <w:b w:val="0"/>
-          <w:i w:val="0"/>
-          <w:color w:val="000000"/>
-          <w:sz w:val="24"/>
-        </w:rPr>
-        <w:hyperlink r:id="rId10" w:history="1">
-          <w:r>
-            <w:rPr>
-              <w:rStyle w:val="Hyperlink"/>
-            </w:rPr>
-            <w:t>enter genaam</w:t>
-          </w:r>
-        </w:hyperlink>
+        <w:t xml:space="preserve"> (RMNH) opgericht, sinds 2010 Naturalis Biodiversity Center genaam</w:t>
       </w:r>
       <w:r>
         <w:rPr>
@@ -975,43 +846,7 @@
           <w:color w:val="000000"/>
           <w:sz w:val="24"/>
         </w:rPr>
-        <w:t>etnografische</w:t>
-      </w:r>
-      <w:r>
-        <w:rPr>
-          <w:u w:val="single" w:color="0000ff"/>
-          <w:rFonts w:ascii="Charis SIL Regular" w:hAnsi="Charis SIL Regular" w:eastAsia="Charis SIL Regular"/>
-          <w:b w:val="0"/>
-          <w:i w:val="0"/>
-          <w:color w:val="000000"/>
-          <w:sz w:val="24"/>
-        </w:rPr>
-        <w:hyperlink r:id="rId12" w:history="1">
-          <w:r>
-            <w:rPr>
-              <w:rStyle w:val="Hyperlink"/>
-            </w:rPr>
-            <w:t xml:space="preserve"> verzam</w:t>
-          </w:r>
-        </w:hyperlink>
-      </w:r>
-      <w:r>
-        <w:rPr>
-          <w:u w:val="single" w:color="0000ff"/>
-          <w:rFonts w:ascii="Charis SIL Regular" w:hAnsi="Charis SIL Regular" w:eastAsia="Charis SIL Regular"/>
-          <w:b w:val="0"/>
-          <w:i w:val="0"/>
-          <w:color w:val="000000"/>
-          <w:sz w:val="24"/>
-        </w:rPr>
-        <w:hyperlink r:id="rId12" w:history="1">
-          <w:r>
-            <w:rPr>
-              <w:rStyle w:val="Hyperlink"/>
-            </w:rPr>
-            <w:t xml:space="preserve">eling </w:t>
-          </w:r>
-        </w:hyperlink>
+        <w:t xml:space="preserve">etnografische verzameling </w:t>
       </w:r>
       <w:r>
         <w:rPr>
@@ -1271,18 +1106,7 @@
           <w:color w:val="000000"/>
           <w:sz w:val="24"/>
         </w:rPr>
-        <w:t>die zijn stand</w:t>
-      </w:r>
-      <w:r>
-        <w:rPr>
-          <w:u w:val="single" w:color="0000ff"/>
-          <w:rFonts w:ascii="Charis SIL Regular" w:hAnsi="Charis SIL Regular" w:eastAsia="Charis SIL Regular"/>
-          <w:b w:val="0"/>
-          <w:i w:val="0"/>
-          <w:color w:val="000000"/>
-          <w:sz w:val="24"/>
-        </w:rPr>
-        <w:t xml:space="preserve">plaats had in </w:t>
+        <w:t xml:space="preserve">die zijn standplaats had in </w:t>
       </w:r>
       <w:r>
         <w:rPr>
@@ -1293,7 +1117,7 @@
           <w:sz w:val="24"/>
           <w:u w:val="single"/>
         </w:rPr>
-        <w:hyperlink r:id="rId14" w:history="1">
+        <w:hyperlink r:id="rId13" w:history="1">
           <w:r>
             <w:rPr>
               <w:rStyle w:val="Hyperlink"/>
@@ -1322,7 +1146,7 @@
           <w:sz w:val="24"/>
           <w:u w:val="single"/>
         </w:rPr>
-        <w:hyperlink r:id="rId13" w:history="1">
+        <w:hyperlink r:id="rId14" w:history="1">
           <w:r>
             <w:rPr>
               <w:rStyle w:val="Hyperlink"/>
@@ -1351,7 +1175,7 @@
           <w:sz w:val="24"/>
           <w:u w:val="single"/>
         </w:rPr>
-        <w:hyperlink r:id="rId13" w:history="1">
+        <w:hyperlink r:id="rId14" w:history="1">
           <w:r>
             <w:rPr>
               <w:rStyle w:val="Hyperlink"/>
@@ -1369,7 +1193,7 @@
           <w:sz w:val="24"/>
           <w:u w:val="single"/>
         </w:rPr>
-        <w:hyperlink r:id="rId13" w:history="1">
+        <w:hyperlink r:id="rId14" w:history="1">
           <w:r>
             <w:rPr>
               <w:rStyle w:val="Hyperlink"/>
@@ -1387,7 +1211,7 @@
           <w:sz w:val="24"/>
           <w:u w:val="single"/>
         </w:rPr>
-        <w:hyperlink r:id="rId13" w:history="1">
+        <w:hyperlink r:id="rId14" w:history="1">
           <w:r>
             <w:rPr>
               <w:rStyle w:val="Hyperlink"/>
@@ -1405,7 +1229,7 @@
           <w:sz w:val="24"/>
           <w:u w:val="single"/>
         </w:rPr>
-        <w:hyperlink r:id="rId13" w:history="1">
+        <w:hyperlink r:id="rId14" w:history="1">
           <w:r>
             <w:rPr>
               <w:rStyle w:val="Hyperlink"/>
@@ -1423,7 +1247,7 @@
           <w:sz w:val="24"/>
           <w:u w:val="single"/>
         </w:rPr>
-        <w:hyperlink r:id="rId13" w:history="1">
+        <w:hyperlink r:id="rId14" w:history="1">
           <w:r>
             <w:rPr>
               <w:rStyle w:val="Hyperlink"/>
@@ -1508,6 +1332,7 @@
       </w:r>
       <w:r>
         <w:rPr>
+          <w:u w:val="single" w:color="0000ff"/>
           <w:rFonts w:ascii="Charis SIL Regular" w:hAnsi="Charis SIL Regular" w:eastAsia="Charis SIL Regular"/>
           <w:b w:val="0"/>
           <w:i w:val="0"/>
@@ -1584,7 +1409,7 @@
             <w:rPr>
               <w:rStyle w:val="Hyperlink"/>
             </w:rPr>
-            <w:t xml:space="preserve">et in kaart </w:t>
+            <w:t>et in kaart</w:t>
           </w:r>
         </w:hyperlink>
       </w:r>
@@ -1596,7 +1421,7 @@
           <w:color w:val="000000"/>
           <w:sz w:val="24"/>
         </w:rPr>
-        <w:t xml:space="preserve">brengen van de plaatselijke flora en fauna. De </w:t>
+        <w:t xml:space="preserve"> brengen van de plaatselijke flora en fauna. De </w:t>
       </w:r>
       <w:r>
         <w:rPr>
@@ -1984,97 +1809,7 @@
           <w:color w:val="000000"/>
           <w:sz w:val="24"/>
         </w:rPr>
-        <w:t>apart blijven bestaan tot</w:t>
-      </w:r>
-      <w:r>
-        <w:rPr>
-          <w:u w:val="single" w:color="0000ff"/>
-          <w:rFonts w:ascii="Charis SIL Regular" w:hAnsi="Charis SIL Regular" w:eastAsia="Charis SIL Regular"/>
-          <w:b w:val="0"/>
-          <w:i w:val="0"/>
-          <w:color w:val="000000"/>
-          <w:sz w:val="24"/>
-        </w:rPr>
-        <w:hyperlink r:id="rId15" w:history="1">
-          <w:r>
-            <w:rPr>
-              <w:rStyle w:val="Hyperlink"/>
-            </w:rPr>
-            <w:t>dat het in 19</w:t>
-          </w:r>
-        </w:hyperlink>
-      </w:r>
-      <w:r>
-        <w:rPr>
-          <w:u w:val="single" w:color="0000ff"/>
-          <w:rFonts w:ascii="Charis SIL Regular" w:hAnsi="Charis SIL Regular" w:eastAsia="Charis SIL Regular"/>
-          <w:b w:val="0"/>
-          <w:i w:val="0"/>
-          <w:color w:val="000000"/>
-          <w:sz w:val="24"/>
-        </w:rPr>
-        <w:hyperlink r:id="rId15" w:history="1">
-          <w:r>
-            <w:rPr>
-              <w:rStyle w:val="Hyperlink"/>
-            </w:rPr>
-            <w:t>8</w:t>
-          </w:r>
-        </w:hyperlink>
-      </w:r>
-      <w:r>
-        <w:rPr>
-          <w:u w:val="single" w:color="0000ff"/>
-          <w:rFonts w:ascii="Charis SIL Regular" w:hAnsi="Charis SIL Regular" w:eastAsia="Charis SIL Regular"/>
-          <w:b w:val="0"/>
-          <w:i w:val="0"/>
-          <w:color w:val="000000"/>
-          <w:sz w:val="24"/>
-        </w:rPr>
-        <w:hyperlink r:id="rId15" w:history="1">
-          <w:r>
-            <w:rPr>
-              <w:rStyle w:val="Hyperlink"/>
-            </w:rPr>
-            <w:t>4 we</w:t>
-          </w:r>
-        </w:hyperlink>
-      </w:r>
-      <w:r>
-        <w:rPr>
-          <w:u w:val="single" w:color="0000ff"/>
-          <w:rFonts w:ascii="Charis SIL Regular" w:hAnsi="Charis SIL Regular" w:eastAsia="Charis SIL Regular"/>
-          <w:b w:val="0"/>
-          <w:i w:val="0"/>
-          <w:color w:val="000000"/>
-          <w:sz w:val="24"/>
-        </w:rPr>
-        <w:hyperlink r:id="rId15" w:history="1">
-          <w:r>
-            <w:rPr>
-              <w:rStyle w:val="Hyperlink"/>
-            </w:rPr>
-            <w:t>er werd s</w:t>
-          </w:r>
-        </w:hyperlink>
-      </w:r>
-      <w:r>
-        <w:rPr>
-          <w:u w:val="single" w:color="0000ff"/>
-          <w:rFonts w:ascii="Charis SIL Regular" w:hAnsi="Charis SIL Regular" w:eastAsia="Charis SIL Regular"/>
-          <w:b w:val="0"/>
-          <w:i w:val="0"/>
-          <w:color w:val="000000"/>
-          <w:sz w:val="24"/>
-        </w:rPr>
-        <w:hyperlink r:id="rId15" w:history="1">
-          <w:r>
-            <w:rPr>
-              <w:rStyle w:val="Hyperlink"/>
-            </w:rPr>
-            <w:t>am</w:t>
-          </w:r>
-        </w:hyperlink>
+        <w:t>apart blijven bestaan totdat het in 1984 weer werd sam</w:t>
       </w:r>
       <w:r>
         <w:rPr>
@@ -4615,7 +4350,7 @@
           <w:sz w:val="24"/>
           <w:u w:val="single"/>
         </w:rPr>
-        <w:hyperlink r:id="rId28" w:history="1">
+        <w:hyperlink r:id="rId29" w:history="1">
           <w:r>
             <w:rPr>
               <w:rStyle w:val="Hyperlink"/>
@@ -4633,7 +4368,7 @@
           <w:sz w:val="24"/>
           <w:u w:val="single"/>
         </w:rPr>
-        <w:hyperlink r:id="rId28" w:history="1">
+        <w:hyperlink r:id="rId29" w:history="1">
           <w:r>
             <w:rPr>
               <w:rStyle w:val="Hyperlink"/>

--- a/EXPORTS/DOCX/published/niveau3/Dutch/Naturalis.docx
+++ b/EXPORTS/DOCX/published/niveau3/Dutch/Naturalis.docx
@@ -390,7 +390,136 @@
           <w:color w:val="000000"/>
           <w:sz w:val="24"/>
         </w:rPr>
-        <w:t xml:space="preserve"> (RMNH) opgericht, sinds 2010 Naturalis Biodiversity Center genaam</w:t>
+        <w:t xml:space="preserve"> (RMNH) opgericht, sinds 2010 N</w:t>
+      </w:r>
+      <w:r>
+        <w:rPr>
+          <w:u w:val="single" w:color="0000ff"/>
+          <w:rFonts w:ascii="Charis SIL Regular" w:hAnsi="Charis SIL Regular" w:eastAsia="Charis SIL Regular"/>
+          <w:b w:val="0"/>
+          <w:i w:val="0"/>
+          <w:color w:val="000000"/>
+          <w:sz w:val="24"/>
+        </w:rPr>
+        <w:hyperlink r:id="rId9" w:history="1">
+          <w:r>
+            <w:rPr>
+              <w:rStyle w:val="Hyperlink"/>
+            </w:rPr>
+            <w:t>aturali</w:t>
+          </w:r>
+        </w:hyperlink>
+      </w:r>
+      <w:r>
+        <w:rPr>
+          <w:u w:val="single" w:color="0000ff"/>
+          <w:rFonts w:ascii="Charis SIL Regular" w:hAnsi="Charis SIL Regular" w:eastAsia="Charis SIL Regular"/>
+          <w:b w:val="0"/>
+          <w:i w:val="0"/>
+          <w:color w:val="000000"/>
+          <w:sz w:val="24"/>
+        </w:rPr>
+        <w:hyperlink r:id="rId9" w:history="1">
+          <w:r>
+            <w:rPr>
+              <w:rStyle w:val="Hyperlink"/>
+            </w:rPr>
+            <w:t>s</w:t>
+          </w:r>
+        </w:hyperlink>
+      </w:r>
+      <w:r>
+        <w:rPr>
+          <w:u w:val="single" w:color="0000ff"/>
+          <w:rFonts w:ascii="Charis SIL Regular" w:hAnsi="Charis SIL Regular" w:eastAsia="Charis SIL Regular"/>
+          <w:b w:val="0"/>
+          <w:i w:val="0"/>
+          <w:color w:val="000000"/>
+          <w:sz w:val="24"/>
+        </w:rPr>
+        <w:hyperlink r:id="rId9" w:history="1">
+          <w:r>
+            <w:rPr>
+              <w:rStyle w:val="Hyperlink"/>
+            </w:rPr>
+            <w:t xml:space="preserve"> Biodiv</w:t>
+          </w:r>
+        </w:hyperlink>
+      </w:r>
+      <w:r>
+        <w:rPr>
+          <w:u w:val="single" w:color="0000ff"/>
+          <w:rFonts w:ascii="Charis SIL Regular" w:hAnsi="Charis SIL Regular" w:eastAsia="Charis SIL Regular"/>
+          <w:b w:val="0"/>
+          <w:i w:val="0"/>
+          <w:color w:val="000000"/>
+          <w:sz w:val="24"/>
+        </w:rPr>
+        <w:hyperlink r:id="rId9" w:history="1">
+          <w:r>
+            <w:rPr>
+              <w:rStyle w:val="Hyperlink"/>
+            </w:rPr>
+            <w:t>e</w:t>
+          </w:r>
+        </w:hyperlink>
+      </w:r>
+      <w:r>
+        <w:rPr>
+          <w:rFonts w:ascii="Charis SIL Regular" w:hAnsi="Charis SIL Regular" w:eastAsia="Charis SIL Regular"/>
+          <w:b w:val="0"/>
+          <w:i w:val="0"/>
+          <w:color w:val="000000"/>
+          <w:sz w:val="24"/>
+        </w:rPr>
+        <w:t>rsity</w:t>
+      </w:r>
+      <w:r>
+        <w:rPr>
+          <w:u w:val="single" w:color="0000ff"/>
+          <w:rFonts w:ascii="Charis SIL Regular" w:hAnsi="Charis SIL Regular" w:eastAsia="Charis SIL Regular"/>
+          <w:b w:val="0"/>
+          <w:i w:val="0"/>
+          <w:color w:val="000000"/>
+          <w:sz w:val="24"/>
+        </w:rPr>
+        <w:t xml:space="preserve"> </w:t>
+      </w:r>
+      <w:r>
+        <w:rPr>
+          <w:u w:val="single" w:color="0000ff"/>
+          <w:rFonts w:ascii="Charis SIL Regular" w:hAnsi="Charis SIL Regular" w:eastAsia="Charis SIL Regular"/>
+          <w:b w:val="0"/>
+          <w:i w:val="0"/>
+          <w:color w:val="000000"/>
+          <w:sz w:val="24"/>
+        </w:rPr>
+        <w:hyperlink r:id="rId10" w:history="1">
+          <w:r>
+            <w:rPr>
+              <w:rStyle w:val="Hyperlink"/>
+            </w:rPr>
+            <w:t>C</w:t>
+          </w:r>
+        </w:hyperlink>
+      </w:r>
+      <w:r>
+        <w:rPr>
+          <w:u w:val="single" w:color="0000ff"/>
+          <w:rFonts w:ascii="Charis SIL Regular" w:hAnsi="Charis SIL Regular" w:eastAsia="Charis SIL Regular"/>
+          <w:b w:val="0"/>
+          <w:i w:val="0"/>
+          <w:color w:val="000000"/>
+          <w:sz w:val="24"/>
+        </w:rPr>
+        <w:hyperlink r:id="rId10" w:history="1">
+          <w:r>
+            <w:rPr>
+              <w:rStyle w:val="Hyperlink"/>
+            </w:rPr>
+            <w:t>enter genaam</w:t>
+          </w:r>
+        </w:hyperlink>
       </w:r>
       <w:r>
         <w:rPr>
@@ -846,7 +975,43 @@
           <w:color w:val="000000"/>
           <w:sz w:val="24"/>
         </w:rPr>
-        <w:t xml:space="preserve">etnografische verzameling </w:t>
+        <w:t>etnografische</w:t>
+      </w:r>
+      <w:r>
+        <w:rPr>
+          <w:u w:val="single" w:color="0000ff"/>
+          <w:rFonts w:ascii="Charis SIL Regular" w:hAnsi="Charis SIL Regular" w:eastAsia="Charis SIL Regular"/>
+          <w:b w:val="0"/>
+          <w:i w:val="0"/>
+          <w:color w:val="000000"/>
+          <w:sz w:val="24"/>
+        </w:rPr>
+        <w:hyperlink r:id="rId12" w:history="1">
+          <w:r>
+            <w:rPr>
+              <w:rStyle w:val="Hyperlink"/>
+            </w:rPr>
+            <w:t xml:space="preserve"> verzam</w:t>
+          </w:r>
+        </w:hyperlink>
+      </w:r>
+      <w:r>
+        <w:rPr>
+          <w:u w:val="single" w:color="0000ff"/>
+          <w:rFonts w:ascii="Charis SIL Regular" w:hAnsi="Charis SIL Regular" w:eastAsia="Charis SIL Regular"/>
+          <w:b w:val="0"/>
+          <w:i w:val="0"/>
+          <w:color w:val="000000"/>
+          <w:sz w:val="24"/>
+        </w:rPr>
+        <w:hyperlink r:id="rId12" w:history="1">
+          <w:r>
+            <w:rPr>
+              <w:rStyle w:val="Hyperlink"/>
+            </w:rPr>
+            <w:t xml:space="preserve">eling </w:t>
+          </w:r>
+        </w:hyperlink>
       </w:r>
       <w:r>
         <w:rPr>
@@ -1106,7 +1271,25 @@
           <w:color w:val="000000"/>
           <w:sz w:val="24"/>
         </w:rPr>
-        <w:t xml:space="preserve">die zijn standplaats had in </w:t>
+        <w:t>die zijn stand</w:t>
+      </w:r>
+      <w:r>
+        <w:rPr>
+          <w:u w:val="single" w:color="0000ff"/>
+          <w:rFonts w:ascii="Charis SIL Regular" w:hAnsi="Charis SIL Regular" w:eastAsia="Charis SIL Regular"/>
+          <w:b w:val="0"/>
+          <w:i w:val="0"/>
+          <w:color w:val="000000"/>
+          <w:sz w:val="24"/>
+        </w:rPr>
+        <w:hyperlink r:id="rId13" w:history="1">
+          <w:r>
+            <w:rPr>
+              <w:rStyle w:val="Hyperlink"/>
+            </w:rPr>
+            <w:t xml:space="preserve">plaats had in </w:t>
+          </w:r>
+        </w:hyperlink>
       </w:r>
       <w:r>
         <w:rPr>
@@ -1146,7 +1329,7 @@
           <w:sz w:val="24"/>
           <w:u w:val="single"/>
         </w:rPr>
-        <w:hyperlink r:id="rId14" w:history="1">
+        <w:hyperlink r:id="rId13" w:history="1">
           <w:r>
             <w:rPr>
               <w:rStyle w:val="Hyperlink"/>
@@ -1175,7 +1358,7 @@
           <w:sz w:val="24"/>
           <w:u w:val="single"/>
         </w:rPr>
-        <w:hyperlink r:id="rId14" w:history="1">
+        <w:hyperlink r:id="rId13" w:history="1">
           <w:r>
             <w:rPr>
               <w:rStyle w:val="Hyperlink"/>
@@ -1193,7 +1376,7 @@
           <w:sz w:val="24"/>
           <w:u w:val="single"/>
         </w:rPr>
-        <w:hyperlink r:id="rId14" w:history="1">
+        <w:hyperlink r:id="rId13" w:history="1">
           <w:r>
             <w:rPr>
               <w:rStyle w:val="Hyperlink"/>
@@ -1211,7 +1394,7 @@
           <w:sz w:val="24"/>
           <w:u w:val="single"/>
         </w:rPr>
-        <w:hyperlink r:id="rId14" w:history="1">
+        <w:hyperlink r:id="rId13" w:history="1">
           <w:r>
             <w:rPr>
               <w:rStyle w:val="Hyperlink"/>
@@ -1229,7 +1412,7 @@
           <w:sz w:val="24"/>
           <w:u w:val="single"/>
         </w:rPr>
-        <w:hyperlink r:id="rId14" w:history="1">
+        <w:hyperlink r:id="rId13" w:history="1">
           <w:r>
             <w:rPr>
               <w:rStyle w:val="Hyperlink"/>
@@ -1247,7 +1430,7 @@
           <w:sz w:val="24"/>
           <w:u w:val="single"/>
         </w:rPr>
-        <w:hyperlink r:id="rId14" w:history="1">
+        <w:hyperlink r:id="rId13" w:history="1">
           <w:r>
             <w:rPr>
               <w:rStyle w:val="Hyperlink"/>
@@ -1332,7 +1515,6 @@
       </w:r>
       <w:r>
         <w:rPr>
-          <w:u w:val="single" w:color="0000ff"/>
           <w:rFonts w:ascii="Charis SIL Regular" w:hAnsi="Charis SIL Regular" w:eastAsia="Charis SIL Regular"/>
           <w:b w:val="0"/>
           <w:i w:val="0"/>
@@ -1409,7 +1591,7 @@
             <w:rPr>
               <w:rStyle w:val="Hyperlink"/>
             </w:rPr>
-            <w:t>et in kaart</w:t>
+            <w:t xml:space="preserve">et in kaart </w:t>
           </w:r>
         </w:hyperlink>
       </w:r>
@@ -1421,7 +1603,7 @@
           <w:color w:val="000000"/>
           <w:sz w:val="24"/>
         </w:rPr>
-        <w:t xml:space="preserve"> brengen van de plaatselijke flora en fauna. De </w:t>
+        <w:t xml:space="preserve">brengen van de plaatselijke flora en fauna. De </w:t>
       </w:r>
       <w:r>
         <w:rPr>
@@ -1809,7 +1991,97 @@
           <w:color w:val="000000"/>
           <w:sz w:val="24"/>
         </w:rPr>
-        <w:t>apart blijven bestaan totdat het in 1984 weer werd sam</w:t>
+        <w:t>apart blijven bestaan tot</w:t>
+      </w:r>
+      <w:r>
+        <w:rPr>
+          <w:u w:val="single" w:color="0000ff"/>
+          <w:rFonts w:ascii="Charis SIL Regular" w:hAnsi="Charis SIL Regular" w:eastAsia="Charis SIL Regular"/>
+          <w:b w:val="0"/>
+          <w:i w:val="0"/>
+          <w:color w:val="000000"/>
+          <w:sz w:val="24"/>
+        </w:rPr>
+        <w:hyperlink r:id="rId15" w:history="1">
+          <w:r>
+            <w:rPr>
+              <w:rStyle w:val="Hyperlink"/>
+            </w:rPr>
+            <w:t>dat het in 19</w:t>
+          </w:r>
+        </w:hyperlink>
+      </w:r>
+      <w:r>
+        <w:rPr>
+          <w:u w:val="single" w:color="0000ff"/>
+          <w:rFonts w:ascii="Charis SIL Regular" w:hAnsi="Charis SIL Regular" w:eastAsia="Charis SIL Regular"/>
+          <w:b w:val="0"/>
+          <w:i w:val="0"/>
+          <w:color w:val="000000"/>
+          <w:sz w:val="24"/>
+        </w:rPr>
+        <w:hyperlink r:id="rId15" w:history="1">
+          <w:r>
+            <w:rPr>
+              <w:rStyle w:val="Hyperlink"/>
+            </w:rPr>
+            <w:t>8</w:t>
+          </w:r>
+        </w:hyperlink>
+      </w:r>
+      <w:r>
+        <w:rPr>
+          <w:u w:val="single" w:color="0000ff"/>
+          <w:rFonts w:ascii="Charis SIL Regular" w:hAnsi="Charis SIL Regular" w:eastAsia="Charis SIL Regular"/>
+          <w:b w:val="0"/>
+          <w:i w:val="0"/>
+          <w:color w:val="000000"/>
+          <w:sz w:val="24"/>
+        </w:rPr>
+        <w:hyperlink r:id="rId15" w:history="1">
+          <w:r>
+            <w:rPr>
+              <w:rStyle w:val="Hyperlink"/>
+            </w:rPr>
+            <w:t>4 we</w:t>
+          </w:r>
+        </w:hyperlink>
+      </w:r>
+      <w:r>
+        <w:rPr>
+          <w:u w:val="single" w:color="0000ff"/>
+          <w:rFonts w:ascii="Charis SIL Regular" w:hAnsi="Charis SIL Regular" w:eastAsia="Charis SIL Regular"/>
+          <w:b w:val="0"/>
+          <w:i w:val="0"/>
+          <w:color w:val="000000"/>
+          <w:sz w:val="24"/>
+        </w:rPr>
+        <w:hyperlink r:id="rId15" w:history="1">
+          <w:r>
+            <w:rPr>
+              <w:rStyle w:val="Hyperlink"/>
+            </w:rPr>
+            <w:t>er werd s</w:t>
+          </w:r>
+        </w:hyperlink>
+      </w:r>
+      <w:r>
+        <w:rPr>
+          <w:u w:val="single" w:color="0000ff"/>
+          <w:rFonts w:ascii="Charis SIL Regular" w:hAnsi="Charis SIL Regular" w:eastAsia="Charis SIL Regular"/>
+          <w:b w:val="0"/>
+          <w:i w:val="0"/>
+          <w:color w:val="000000"/>
+          <w:sz w:val="24"/>
+        </w:rPr>
+        <w:hyperlink r:id="rId15" w:history="1">
+          <w:r>
+            <w:rPr>
+              <w:rStyle w:val="Hyperlink"/>
+            </w:rPr>
+            <w:t>am</w:t>
+          </w:r>
+        </w:hyperlink>
       </w:r>
       <w:r>
         <w:rPr>

--- a/EXPORTS/DOCX/published/niveau3/Dutch/Naturalis.docx
+++ b/EXPORTS/DOCX/published/niveau3/Dutch/Naturalis.docx
@@ -1282,14 +1282,7 @@
           <w:color w:val="000000"/>
           <w:sz w:val="24"/>
         </w:rPr>
-        <w:hyperlink r:id="rId13" w:history="1">
-          <w:r>
-            <w:rPr>
-              <w:rStyle w:val="Hyperlink"/>
-            </w:rPr>
-            <w:t xml:space="preserve">plaats had in </w:t>
-          </w:r>
-        </w:hyperlink>
+        <w:t xml:space="preserve">plaats had in </w:t>
       </w:r>
       <w:r>
         <w:rPr>
@@ -1300,7 +1293,7 @@
           <w:sz w:val="24"/>
           <w:u w:val="single"/>
         </w:rPr>
-        <w:hyperlink r:id="rId13" w:history="1">
+        <w:hyperlink r:id="rId14" w:history="1">
           <w:r>
             <w:rPr>
               <w:rStyle w:val="Hyperlink"/>

--- a/EXPORTS/DOCX/published/niveau3/Dutch/Naturalis.docx
+++ b/EXPORTS/DOCX/published/niveau3/Dutch/Naturalis.docx
@@ -4615,7 +4615,7 @@
           <w:sz w:val="24"/>
           <w:u w:val="single"/>
         </w:rPr>
-        <w:hyperlink r:id="rId29" w:history="1">
+        <w:hyperlink r:id="rId28" w:history="1">
           <w:r>
             <w:rPr>
               <w:rStyle w:val="Hyperlink"/>
@@ -4633,7 +4633,7 @@
           <w:sz w:val="24"/>
           <w:u w:val="single"/>
         </w:rPr>
-        <w:hyperlink r:id="rId29" w:history="1">
+        <w:hyperlink r:id="rId28" w:history="1">
           <w:r>
             <w:rPr>
               <w:rStyle w:val="Hyperlink"/>

--- a/EXPORTS/DOCX/published/niveau3/Dutch/Naturalis.docx
+++ b/EXPORTS/DOCX/published/niveau3/Dutch/Naturalis.docx
@@ -1322,7 +1322,7 @@
           <w:sz w:val="24"/>
           <w:u w:val="single"/>
         </w:rPr>
-        <w:hyperlink r:id="rId13" w:history="1">
+        <w:hyperlink r:id="rId14" w:history="1">
           <w:r>
             <w:rPr>
               <w:rStyle w:val="Hyperlink"/>
@@ -1351,7 +1351,7 @@
           <w:sz w:val="24"/>
           <w:u w:val="single"/>
         </w:rPr>
-        <w:hyperlink r:id="rId13" w:history="1">
+        <w:hyperlink r:id="rId14" w:history="1">
           <w:r>
             <w:rPr>
               <w:rStyle w:val="Hyperlink"/>
@@ -1369,7 +1369,7 @@
           <w:sz w:val="24"/>
           <w:u w:val="single"/>
         </w:rPr>
-        <w:hyperlink r:id="rId13" w:history="1">
+        <w:hyperlink r:id="rId14" w:history="1">
           <w:r>
             <w:rPr>
               <w:rStyle w:val="Hyperlink"/>

--- a/EXPORTS/DOCX/published/niveau3/Dutch/Naturalis.docx
+++ b/EXPORTS/DOCX/published/niveau3/Dutch/Naturalis.docx
@@ -390,136 +390,7 @@
           <w:color w:val="000000"/>
           <w:sz w:val="24"/>
         </w:rPr>
-        <w:t xml:space="preserve"> (RMNH) opgericht, sinds 2010 N</w:t>
-      </w:r>
-      <w:r>
-        <w:rPr>
-          <w:u w:val="single" w:color="0000ff"/>
-          <w:rFonts w:ascii="Charis SIL Regular" w:hAnsi="Charis SIL Regular" w:eastAsia="Charis SIL Regular"/>
-          <w:b w:val="0"/>
-          <w:i w:val="0"/>
-          <w:color w:val="000000"/>
-          <w:sz w:val="24"/>
-        </w:rPr>
-        <w:hyperlink r:id="rId9" w:history="1">
-          <w:r>
-            <w:rPr>
-              <w:rStyle w:val="Hyperlink"/>
-            </w:rPr>
-            <w:t>aturali</w:t>
-          </w:r>
-        </w:hyperlink>
-      </w:r>
-      <w:r>
-        <w:rPr>
-          <w:u w:val="single" w:color="0000ff"/>
-          <w:rFonts w:ascii="Charis SIL Regular" w:hAnsi="Charis SIL Regular" w:eastAsia="Charis SIL Regular"/>
-          <w:b w:val="0"/>
-          <w:i w:val="0"/>
-          <w:color w:val="000000"/>
-          <w:sz w:val="24"/>
-        </w:rPr>
-        <w:hyperlink r:id="rId9" w:history="1">
-          <w:r>
-            <w:rPr>
-              <w:rStyle w:val="Hyperlink"/>
-            </w:rPr>
-            <w:t>s</w:t>
-          </w:r>
-        </w:hyperlink>
-      </w:r>
-      <w:r>
-        <w:rPr>
-          <w:u w:val="single" w:color="0000ff"/>
-          <w:rFonts w:ascii="Charis SIL Regular" w:hAnsi="Charis SIL Regular" w:eastAsia="Charis SIL Regular"/>
-          <w:b w:val="0"/>
-          <w:i w:val="0"/>
-          <w:color w:val="000000"/>
-          <w:sz w:val="24"/>
-        </w:rPr>
-        <w:hyperlink r:id="rId9" w:history="1">
-          <w:r>
-            <w:rPr>
-              <w:rStyle w:val="Hyperlink"/>
-            </w:rPr>
-            <w:t xml:space="preserve"> Biodiv</w:t>
-          </w:r>
-        </w:hyperlink>
-      </w:r>
-      <w:r>
-        <w:rPr>
-          <w:u w:val="single" w:color="0000ff"/>
-          <w:rFonts w:ascii="Charis SIL Regular" w:hAnsi="Charis SIL Regular" w:eastAsia="Charis SIL Regular"/>
-          <w:b w:val="0"/>
-          <w:i w:val="0"/>
-          <w:color w:val="000000"/>
-          <w:sz w:val="24"/>
-        </w:rPr>
-        <w:hyperlink r:id="rId9" w:history="1">
-          <w:r>
-            <w:rPr>
-              <w:rStyle w:val="Hyperlink"/>
-            </w:rPr>
-            <w:t>e</w:t>
-          </w:r>
-        </w:hyperlink>
-      </w:r>
-      <w:r>
-        <w:rPr>
-          <w:rFonts w:ascii="Charis SIL Regular" w:hAnsi="Charis SIL Regular" w:eastAsia="Charis SIL Regular"/>
-          <w:b w:val="0"/>
-          <w:i w:val="0"/>
-          <w:color w:val="000000"/>
-          <w:sz w:val="24"/>
-        </w:rPr>
-        <w:t>rsity</w:t>
-      </w:r>
-      <w:r>
-        <w:rPr>
-          <w:u w:val="single" w:color="0000ff"/>
-          <w:rFonts w:ascii="Charis SIL Regular" w:hAnsi="Charis SIL Regular" w:eastAsia="Charis SIL Regular"/>
-          <w:b w:val="0"/>
-          <w:i w:val="0"/>
-          <w:color w:val="000000"/>
-          <w:sz w:val="24"/>
-        </w:rPr>
-        <w:t xml:space="preserve"> </w:t>
-      </w:r>
-      <w:r>
-        <w:rPr>
-          <w:u w:val="single" w:color="0000ff"/>
-          <w:rFonts w:ascii="Charis SIL Regular" w:hAnsi="Charis SIL Regular" w:eastAsia="Charis SIL Regular"/>
-          <w:b w:val="0"/>
-          <w:i w:val="0"/>
-          <w:color w:val="000000"/>
-          <w:sz w:val="24"/>
-        </w:rPr>
-        <w:hyperlink r:id="rId10" w:history="1">
-          <w:r>
-            <w:rPr>
-              <w:rStyle w:val="Hyperlink"/>
-            </w:rPr>
-            <w:t>C</w:t>
-          </w:r>
-        </w:hyperlink>
-      </w:r>
-      <w:r>
-        <w:rPr>
-          <w:u w:val="single" w:color="0000ff"/>
-          <w:rFonts w:ascii="Charis SIL Regular" w:hAnsi="Charis SIL Regular" w:eastAsia="Charis SIL Regular"/>
-          <w:b w:val="0"/>
-          <w:i w:val="0"/>
-          <w:color w:val="000000"/>
-          <w:sz w:val="24"/>
-        </w:rPr>
-        <w:hyperlink r:id="rId10" w:history="1">
-          <w:r>
-            <w:rPr>
-              <w:rStyle w:val="Hyperlink"/>
-            </w:rPr>
-            <w:t>enter genaam</w:t>
-          </w:r>
-        </w:hyperlink>
+        <w:t xml:space="preserve"> (RMNH) opgericht, sinds 2010 Naturalis Biodiversity Center genaam</w:t>
       </w:r>
       <w:r>
         <w:rPr>
@@ -975,43 +846,7 @@
           <w:color w:val="000000"/>
           <w:sz w:val="24"/>
         </w:rPr>
-        <w:t>etnografische</w:t>
-      </w:r>
-      <w:r>
-        <w:rPr>
-          <w:u w:val="single" w:color="0000ff"/>
-          <w:rFonts w:ascii="Charis SIL Regular" w:hAnsi="Charis SIL Regular" w:eastAsia="Charis SIL Regular"/>
-          <w:b w:val="0"/>
-          <w:i w:val="0"/>
-          <w:color w:val="000000"/>
-          <w:sz w:val="24"/>
-        </w:rPr>
-        <w:hyperlink r:id="rId12" w:history="1">
-          <w:r>
-            <w:rPr>
-              <w:rStyle w:val="Hyperlink"/>
-            </w:rPr>
-            <w:t xml:space="preserve"> verzam</w:t>
-          </w:r>
-        </w:hyperlink>
-      </w:r>
-      <w:r>
-        <w:rPr>
-          <w:u w:val="single" w:color="0000ff"/>
-          <w:rFonts w:ascii="Charis SIL Regular" w:hAnsi="Charis SIL Regular" w:eastAsia="Charis SIL Regular"/>
-          <w:b w:val="0"/>
-          <w:i w:val="0"/>
-          <w:color w:val="000000"/>
-          <w:sz w:val="24"/>
-        </w:rPr>
-        <w:hyperlink r:id="rId12" w:history="1">
-          <w:r>
-            <w:rPr>
-              <w:rStyle w:val="Hyperlink"/>
-            </w:rPr>
-            <w:t xml:space="preserve">eling </w:t>
-          </w:r>
-        </w:hyperlink>
+        <w:t xml:space="preserve">etnografische verzameling </w:t>
       </w:r>
       <w:r>
         <w:rPr>
@@ -1282,7 +1117,14 @@
           <w:color w:val="000000"/>
           <w:sz w:val="24"/>
         </w:rPr>
-        <w:t xml:space="preserve">plaats had in </w:t>
+        <w:hyperlink r:id="rId13" w:history="1">
+          <w:r>
+            <w:rPr>
+              <w:rStyle w:val="Hyperlink"/>
+            </w:rPr>
+            <w:t xml:space="preserve">plaats had in </w:t>
+          </w:r>
+        </w:hyperlink>
       </w:r>
       <w:r>
         <w:rPr>
@@ -1293,7 +1135,7 @@
           <w:sz w:val="24"/>
           <w:u w:val="single"/>
         </w:rPr>
-        <w:hyperlink r:id="rId14" w:history="1">
+        <w:hyperlink r:id="rId13" w:history="1">
           <w:r>
             <w:rPr>
               <w:rStyle w:val="Hyperlink"/>
@@ -1387,7 +1229,7 @@
           <w:sz w:val="24"/>
           <w:u w:val="single"/>
         </w:rPr>
-        <w:hyperlink r:id="rId13" w:history="1">
+        <w:hyperlink r:id="rId14" w:history="1">
           <w:r>
             <w:rPr>
               <w:rStyle w:val="Hyperlink"/>
@@ -1405,7 +1247,7 @@
           <w:sz w:val="24"/>
           <w:u w:val="single"/>
         </w:rPr>
-        <w:hyperlink r:id="rId13" w:history="1">
+        <w:hyperlink r:id="rId14" w:history="1">
           <w:r>
             <w:rPr>
               <w:rStyle w:val="Hyperlink"/>
@@ -1423,7 +1265,7 @@
           <w:sz w:val="24"/>
           <w:u w:val="single"/>
         </w:rPr>
-        <w:hyperlink r:id="rId13" w:history="1">
+        <w:hyperlink r:id="rId14" w:history="1">
           <w:r>
             <w:rPr>
               <w:rStyle w:val="Hyperlink"/>
@@ -4615,7 +4457,7 @@
           <w:sz w:val="24"/>
           <w:u w:val="single"/>
         </w:rPr>
-        <w:hyperlink r:id="rId28" w:history="1">
+        <w:hyperlink r:id="rId29" w:history="1">
           <w:r>
             <w:rPr>
               <w:rStyle w:val="Hyperlink"/>
@@ -4633,7 +4475,7 @@
           <w:sz w:val="24"/>
           <w:u w:val="single"/>
         </w:rPr>
-        <w:hyperlink r:id="rId28" w:history="1">
+        <w:hyperlink r:id="rId29" w:history="1">
           <w:r>
             <w:rPr>
               <w:rStyle w:val="Hyperlink"/>

--- a/EXPORTS/DOCX/published/niveau3/Dutch/Naturalis.docx
+++ b/EXPORTS/DOCX/published/niveau3/Dutch/Naturalis.docx
@@ -390,7 +390,136 @@
           <w:color w:val="000000"/>
           <w:sz w:val="24"/>
         </w:rPr>
-        <w:t xml:space="preserve"> (RMNH) opgericht, sinds 2010 Naturalis Biodiversity Center genaam</w:t>
+        <w:t xml:space="preserve"> (RMNH) opgericht, sinds 2010 N</w:t>
+      </w:r>
+      <w:r>
+        <w:rPr>
+          <w:u w:val="single" w:color="0000ff"/>
+          <w:rFonts w:ascii="Charis SIL Regular" w:hAnsi="Charis SIL Regular" w:eastAsia="Charis SIL Regular"/>
+          <w:b w:val="0"/>
+          <w:i w:val="0"/>
+          <w:color w:val="000000"/>
+          <w:sz w:val="24"/>
+        </w:rPr>
+        <w:hyperlink r:id="rId9" w:history="1">
+          <w:r>
+            <w:rPr>
+              <w:rStyle w:val="Hyperlink"/>
+            </w:rPr>
+            <w:t>aturali</w:t>
+          </w:r>
+        </w:hyperlink>
+      </w:r>
+      <w:r>
+        <w:rPr>
+          <w:u w:val="single" w:color="0000ff"/>
+          <w:rFonts w:ascii="Charis SIL Regular" w:hAnsi="Charis SIL Regular" w:eastAsia="Charis SIL Regular"/>
+          <w:b w:val="0"/>
+          <w:i w:val="0"/>
+          <w:color w:val="000000"/>
+          <w:sz w:val="24"/>
+        </w:rPr>
+        <w:hyperlink r:id="rId9" w:history="1">
+          <w:r>
+            <w:rPr>
+              <w:rStyle w:val="Hyperlink"/>
+            </w:rPr>
+            <w:t>s</w:t>
+          </w:r>
+        </w:hyperlink>
+      </w:r>
+      <w:r>
+        <w:rPr>
+          <w:u w:val="single" w:color="0000ff"/>
+          <w:rFonts w:ascii="Charis SIL Regular" w:hAnsi="Charis SIL Regular" w:eastAsia="Charis SIL Regular"/>
+          <w:b w:val="0"/>
+          <w:i w:val="0"/>
+          <w:color w:val="000000"/>
+          <w:sz w:val="24"/>
+        </w:rPr>
+        <w:hyperlink r:id="rId9" w:history="1">
+          <w:r>
+            <w:rPr>
+              <w:rStyle w:val="Hyperlink"/>
+            </w:rPr>
+            <w:t xml:space="preserve"> Biodiv</w:t>
+          </w:r>
+        </w:hyperlink>
+      </w:r>
+      <w:r>
+        <w:rPr>
+          <w:u w:val="single" w:color="0000ff"/>
+          <w:rFonts w:ascii="Charis SIL Regular" w:hAnsi="Charis SIL Regular" w:eastAsia="Charis SIL Regular"/>
+          <w:b w:val="0"/>
+          <w:i w:val="0"/>
+          <w:color w:val="000000"/>
+          <w:sz w:val="24"/>
+        </w:rPr>
+        <w:hyperlink r:id="rId9" w:history="1">
+          <w:r>
+            <w:rPr>
+              <w:rStyle w:val="Hyperlink"/>
+            </w:rPr>
+            <w:t>e</w:t>
+          </w:r>
+        </w:hyperlink>
+      </w:r>
+      <w:r>
+        <w:rPr>
+          <w:rFonts w:ascii="Charis SIL Regular" w:hAnsi="Charis SIL Regular" w:eastAsia="Charis SIL Regular"/>
+          <w:b w:val="0"/>
+          <w:i w:val="0"/>
+          <w:color w:val="000000"/>
+          <w:sz w:val="24"/>
+        </w:rPr>
+        <w:t>rsity</w:t>
+      </w:r>
+      <w:r>
+        <w:rPr>
+          <w:u w:val="single" w:color="0000ff"/>
+          <w:rFonts w:ascii="Charis SIL Regular" w:hAnsi="Charis SIL Regular" w:eastAsia="Charis SIL Regular"/>
+          <w:b w:val="0"/>
+          <w:i w:val="0"/>
+          <w:color w:val="000000"/>
+          <w:sz w:val="24"/>
+        </w:rPr>
+        <w:t xml:space="preserve"> </w:t>
+      </w:r>
+      <w:r>
+        <w:rPr>
+          <w:u w:val="single" w:color="0000ff"/>
+          <w:rFonts w:ascii="Charis SIL Regular" w:hAnsi="Charis SIL Regular" w:eastAsia="Charis SIL Regular"/>
+          <w:b w:val="0"/>
+          <w:i w:val="0"/>
+          <w:color w:val="000000"/>
+          <w:sz w:val="24"/>
+        </w:rPr>
+        <w:hyperlink r:id="rId10" w:history="1">
+          <w:r>
+            <w:rPr>
+              <w:rStyle w:val="Hyperlink"/>
+            </w:rPr>
+            <w:t>C</w:t>
+          </w:r>
+        </w:hyperlink>
+      </w:r>
+      <w:r>
+        <w:rPr>
+          <w:u w:val="single" w:color="0000ff"/>
+          <w:rFonts w:ascii="Charis SIL Regular" w:hAnsi="Charis SIL Regular" w:eastAsia="Charis SIL Regular"/>
+          <w:b w:val="0"/>
+          <w:i w:val="0"/>
+          <w:color w:val="000000"/>
+          <w:sz w:val="24"/>
+        </w:rPr>
+        <w:hyperlink r:id="rId10" w:history="1">
+          <w:r>
+            <w:rPr>
+              <w:rStyle w:val="Hyperlink"/>
+            </w:rPr>
+            <w:t>enter genaam</w:t>
+          </w:r>
+        </w:hyperlink>
       </w:r>
       <w:r>
         <w:rPr>
@@ -846,7 +975,43 @@
           <w:color w:val="000000"/>
           <w:sz w:val="24"/>
         </w:rPr>
-        <w:t xml:space="preserve">etnografische verzameling </w:t>
+        <w:t>etnografische</w:t>
+      </w:r>
+      <w:r>
+        <w:rPr>
+          <w:u w:val="single" w:color="0000ff"/>
+          <w:rFonts w:ascii="Charis SIL Regular" w:hAnsi="Charis SIL Regular" w:eastAsia="Charis SIL Regular"/>
+          <w:b w:val="0"/>
+          <w:i w:val="0"/>
+          <w:color w:val="000000"/>
+          <w:sz w:val="24"/>
+        </w:rPr>
+        <w:hyperlink r:id="rId12" w:history="1">
+          <w:r>
+            <w:rPr>
+              <w:rStyle w:val="Hyperlink"/>
+            </w:rPr>
+            <w:t xml:space="preserve"> verzam</w:t>
+          </w:r>
+        </w:hyperlink>
+      </w:r>
+      <w:r>
+        <w:rPr>
+          <w:u w:val="single" w:color="0000ff"/>
+          <w:rFonts w:ascii="Charis SIL Regular" w:hAnsi="Charis SIL Regular" w:eastAsia="Charis SIL Regular"/>
+          <w:b w:val="0"/>
+          <w:i w:val="0"/>
+          <w:color w:val="000000"/>
+          <w:sz w:val="24"/>
+        </w:rPr>
+        <w:hyperlink r:id="rId12" w:history="1">
+          <w:r>
+            <w:rPr>
+              <w:rStyle w:val="Hyperlink"/>
+            </w:rPr>
+            <w:t xml:space="preserve">eling </w:t>
+          </w:r>
+        </w:hyperlink>
       </w:r>
       <w:r>
         <w:rPr>
@@ -1117,14 +1282,7 @@
           <w:color w:val="000000"/>
           <w:sz w:val="24"/>
         </w:rPr>
-        <w:hyperlink r:id="rId13" w:history="1">
-          <w:r>
-            <w:rPr>
-              <w:rStyle w:val="Hyperlink"/>
-            </w:rPr>
-            <w:t xml:space="preserve">plaats had in </w:t>
-          </w:r>
-        </w:hyperlink>
+        <w:t xml:space="preserve">plaats had in </w:t>
       </w:r>
       <w:r>
         <w:rPr>
@@ -1135,7 +1293,7 @@
           <w:sz w:val="24"/>
           <w:u w:val="single"/>
         </w:rPr>
-        <w:hyperlink r:id="rId13" w:history="1">
+        <w:hyperlink r:id="rId14" w:history="1">
           <w:r>
             <w:rPr>
               <w:rStyle w:val="Hyperlink"/>
@@ -1826,79 +1984,7 @@
           <w:color w:val="000000"/>
           <w:sz w:val="24"/>
         </w:rPr>
-        <w:t>apart blijven bestaan tot</w:t>
-      </w:r>
-      <w:r>
-        <w:rPr>
-          <w:u w:val="single" w:color="0000ff"/>
-          <w:rFonts w:ascii="Charis SIL Regular" w:hAnsi="Charis SIL Regular" w:eastAsia="Charis SIL Regular"/>
-          <w:b w:val="0"/>
-          <w:i w:val="0"/>
-          <w:color w:val="000000"/>
-          <w:sz w:val="24"/>
-        </w:rPr>
-        <w:hyperlink r:id="rId15" w:history="1">
-          <w:r>
-            <w:rPr>
-              <w:rStyle w:val="Hyperlink"/>
-            </w:rPr>
-            <w:t>dat het in 19</w:t>
-          </w:r>
-        </w:hyperlink>
-      </w:r>
-      <w:r>
-        <w:rPr>
-          <w:u w:val="single" w:color="0000ff"/>
-          <w:rFonts w:ascii="Charis SIL Regular" w:hAnsi="Charis SIL Regular" w:eastAsia="Charis SIL Regular"/>
-          <w:b w:val="0"/>
-          <w:i w:val="0"/>
-          <w:color w:val="000000"/>
-          <w:sz w:val="24"/>
-        </w:rPr>
-        <w:hyperlink r:id="rId15" w:history="1">
-          <w:r>
-            <w:rPr>
-              <w:rStyle w:val="Hyperlink"/>
-            </w:rPr>
-            <w:t>8</w:t>
-          </w:r>
-        </w:hyperlink>
-      </w:r>
-      <w:r>
-        <w:rPr>
-          <w:u w:val="single" w:color="0000ff"/>
-          <w:rFonts w:ascii="Charis SIL Regular" w:hAnsi="Charis SIL Regular" w:eastAsia="Charis SIL Regular"/>
-          <w:b w:val="0"/>
-          <w:i w:val="0"/>
-          <w:color w:val="000000"/>
-          <w:sz w:val="24"/>
-        </w:rPr>
-        <w:hyperlink r:id="rId15" w:history="1">
-          <w:r>
-            <w:rPr>
-              <w:rStyle w:val="Hyperlink"/>
-            </w:rPr>
-            <w:t>4 we</w:t>
-          </w:r>
-        </w:hyperlink>
-      </w:r>
-      <w:r>
-        <w:rPr>
-          <w:u w:val="single" w:color="0000ff"/>
-          <w:rFonts w:ascii="Charis SIL Regular" w:hAnsi="Charis SIL Regular" w:eastAsia="Charis SIL Regular"/>
-          <w:b w:val="0"/>
-          <w:i w:val="0"/>
-          <w:color w:val="000000"/>
-          <w:sz w:val="24"/>
-        </w:rPr>
-        <w:hyperlink r:id="rId15" w:history="1">
-          <w:r>
-            <w:rPr>
-              <w:rStyle w:val="Hyperlink"/>
-            </w:rPr>
-            <w:t>er werd s</w:t>
-          </w:r>
-        </w:hyperlink>
+        <w:t>apart blijven bestaan totdat het in 1984 weer werd s</w:t>
       </w:r>
       <w:r>
         <w:rPr>
@@ -2935,85 +3021,13 @@
       </w:r>
       <w:r>
         <w:rPr>
-          <w:u w:val="single" w:color="0000ff"/>
           <w:rFonts w:ascii="Charis SIL Regular" w:hAnsi="Charis SIL Regular" w:eastAsia="Charis SIL Regular"/>
           <w:b w:val="0"/>
           <w:i w:val="0"/>
           <w:color w:val="000000"/>
           <w:sz w:val="24"/>
         </w:rPr>
-        <w:hyperlink r:id="rId18" w:history="1">
-          <w:r>
-            <w:rPr>
-              <w:rStyle w:val="Hyperlink"/>
-            </w:rPr>
-            <w:t>Het Nat</w:t>
-          </w:r>
-        </w:hyperlink>
-      </w:r>
-      <w:r>
-        <w:rPr>
-          <w:u w:val="single" w:color="0000ff"/>
-          <w:rFonts w:ascii="Charis SIL Regular" w:hAnsi="Charis SIL Regular" w:eastAsia="Charis SIL Regular"/>
-          <w:b w:val="0"/>
-          <w:i w:val="0"/>
-          <w:color w:val="000000"/>
-          <w:sz w:val="24"/>
-        </w:rPr>
-        <w:hyperlink r:id="rId18" w:history="1">
-          <w:r>
-            <w:rPr>
-              <w:rStyle w:val="Hyperlink"/>
-            </w:rPr>
-            <w:t>ural</w:t>
-          </w:r>
-        </w:hyperlink>
-      </w:r>
-      <w:r>
-        <w:rPr>
-          <w:u w:val="single" w:color="0000ff"/>
-          <w:rFonts w:ascii="Charis SIL Regular" w:hAnsi="Charis SIL Regular" w:eastAsia="Charis SIL Regular"/>
-          <w:b w:val="0"/>
-          <w:i w:val="0"/>
-          <w:color w:val="000000"/>
-          <w:sz w:val="24"/>
-        </w:rPr>
-        <w:hyperlink r:id="rId18" w:history="1">
-          <w:r>
-            <w:rPr>
-              <w:rStyle w:val="Hyperlink"/>
-            </w:rPr>
-            <w:t>i</w:t>
-          </w:r>
-        </w:hyperlink>
-      </w:r>
-      <w:r>
-        <w:rPr>
-          <w:u w:val="single" w:color="0000ff"/>
-          <w:rFonts w:ascii="Charis SIL Regular" w:hAnsi="Charis SIL Regular" w:eastAsia="Charis SIL Regular"/>
-          <w:b w:val="0"/>
-          <w:i w:val="0"/>
-          <w:color w:val="000000"/>
-          <w:sz w:val="24"/>
-        </w:rPr>
-        <w:hyperlink r:id="rId18" w:history="1">
-          <w:r>
-            <w:rPr>
-              <w:rStyle w:val="Hyperlink"/>
-            </w:rPr>
-            <w:t xml:space="preserve">s-archief </w:t>
-          </w:r>
-        </w:hyperlink>
-      </w:r>
-      <w:r>
-        <w:rPr>
-          <w:rFonts w:ascii="Charis SIL Regular" w:hAnsi="Charis SIL Regular" w:eastAsia="Charis SIL Regular"/>
-          <w:b w:val="0"/>
-          <w:i w:val="0"/>
-          <w:color w:val="000000"/>
-          <w:sz w:val="24"/>
-        </w:rPr>
-        <w:t>bevat w</w:t>
+        <w:t>Het Naturalis-archief bevat w</w:t>
       </w:r>
       <w:r>
         <w:rPr>

--- a/EXPORTS/DOCX/published/niveau3/Dutch/Naturalis.docx
+++ b/EXPORTS/DOCX/published/niveau3/Dutch/Naturalis.docx
@@ -1984,7 +1984,79 @@
           <w:color w:val="000000"/>
           <w:sz w:val="24"/>
         </w:rPr>
-        <w:t>apart blijven bestaan totdat het in 1984 weer werd s</w:t>
+        <w:t>apart blijven bestaan tot</w:t>
+      </w:r>
+      <w:r>
+        <w:rPr>
+          <w:u w:val="single" w:color="0000ff"/>
+          <w:rFonts w:ascii="Charis SIL Regular" w:hAnsi="Charis SIL Regular" w:eastAsia="Charis SIL Regular"/>
+          <w:b w:val="0"/>
+          <w:i w:val="0"/>
+          <w:color w:val="000000"/>
+          <w:sz w:val="24"/>
+        </w:rPr>
+        <w:hyperlink r:id="rId15" w:history="1">
+          <w:r>
+            <w:rPr>
+              <w:rStyle w:val="Hyperlink"/>
+            </w:rPr>
+            <w:t>dat het in 19</w:t>
+          </w:r>
+        </w:hyperlink>
+      </w:r>
+      <w:r>
+        <w:rPr>
+          <w:u w:val="single" w:color="0000ff"/>
+          <w:rFonts w:ascii="Charis SIL Regular" w:hAnsi="Charis SIL Regular" w:eastAsia="Charis SIL Regular"/>
+          <w:b w:val="0"/>
+          <w:i w:val="0"/>
+          <w:color w:val="000000"/>
+          <w:sz w:val="24"/>
+        </w:rPr>
+        <w:hyperlink r:id="rId15" w:history="1">
+          <w:r>
+            <w:rPr>
+              <w:rStyle w:val="Hyperlink"/>
+            </w:rPr>
+            <w:t>8</w:t>
+          </w:r>
+        </w:hyperlink>
+      </w:r>
+      <w:r>
+        <w:rPr>
+          <w:u w:val="single" w:color="0000ff"/>
+          <w:rFonts w:ascii="Charis SIL Regular" w:hAnsi="Charis SIL Regular" w:eastAsia="Charis SIL Regular"/>
+          <w:b w:val="0"/>
+          <w:i w:val="0"/>
+          <w:color w:val="000000"/>
+          <w:sz w:val="24"/>
+        </w:rPr>
+        <w:hyperlink r:id="rId15" w:history="1">
+          <w:r>
+            <w:rPr>
+              <w:rStyle w:val="Hyperlink"/>
+            </w:rPr>
+            <w:t>4 we</w:t>
+          </w:r>
+        </w:hyperlink>
+      </w:r>
+      <w:r>
+        <w:rPr>
+          <w:u w:val="single" w:color="0000ff"/>
+          <w:rFonts w:ascii="Charis SIL Regular" w:hAnsi="Charis SIL Regular" w:eastAsia="Charis SIL Regular"/>
+          <w:b w:val="0"/>
+          <w:i w:val="0"/>
+          <w:color w:val="000000"/>
+          <w:sz w:val="24"/>
+        </w:rPr>
+        <w:hyperlink r:id="rId15" w:history="1">
+          <w:r>
+            <w:rPr>
+              <w:rStyle w:val="Hyperlink"/>
+            </w:rPr>
+            <w:t>er werd s</w:t>
+          </w:r>
+        </w:hyperlink>
       </w:r>
       <w:r>
         <w:rPr>
@@ -3021,13 +3093,85 @@
       </w:r>
       <w:r>
         <w:rPr>
+          <w:u w:val="single" w:color="0000ff"/>
           <w:rFonts w:ascii="Charis SIL Regular" w:hAnsi="Charis SIL Regular" w:eastAsia="Charis SIL Regular"/>
           <w:b w:val="0"/>
           <w:i w:val="0"/>
           <w:color w:val="000000"/>
           <w:sz w:val="24"/>
         </w:rPr>
-        <w:t>Het Naturalis-archief bevat w</w:t>
+        <w:hyperlink r:id="rId18" w:history="1">
+          <w:r>
+            <w:rPr>
+              <w:rStyle w:val="Hyperlink"/>
+            </w:rPr>
+            <w:t>Het Nat</w:t>
+          </w:r>
+        </w:hyperlink>
+      </w:r>
+      <w:r>
+        <w:rPr>
+          <w:u w:val="single" w:color="0000ff"/>
+          <w:rFonts w:ascii="Charis SIL Regular" w:hAnsi="Charis SIL Regular" w:eastAsia="Charis SIL Regular"/>
+          <w:b w:val="0"/>
+          <w:i w:val="0"/>
+          <w:color w:val="000000"/>
+          <w:sz w:val="24"/>
+        </w:rPr>
+        <w:hyperlink r:id="rId18" w:history="1">
+          <w:r>
+            <w:rPr>
+              <w:rStyle w:val="Hyperlink"/>
+            </w:rPr>
+            <w:t>ural</w:t>
+          </w:r>
+        </w:hyperlink>
+      </w:r>
+      <w:r>
+        <w:rPr>
+          <w:u w:val="single" w:color="0000ff"/>
+          <w:rFonts w:ascii="Charis SIL Regular" w:hAnsi="Charis SIL Regular" w:eastAsia="Charis SIL Regular"/>
+          <w:b w:val="0"/>
+          <w:i w:val="0"/>
+          <w:color w:val="000000"/>
+          <w:sz w:val="24"/>
+        </w:rPr>
+        <w:hyperlink r:id="rId18" w:history="1">
+          <w:r>
+            <w:rPr>
+              <w:rStyle w:val="Hyperlink"/>
+            </w:rPr>
+            <w:t>i</w:t>
+          </w:r>
+        </w:hyperlink>
+      </w:r>
+      <w:r>
+        <w:rPr>
+          <w:u w:val="single" w:color="0000ff"/>
+          <w:rFonts w:ascii="Charis SIL Regular" w:hAnsi="Charis SIL Regular" w:eastAsia="Charis SIL Regular"/>
+          <w:b w:val="0"/>
+          <w:i w:val="0"/>
+          <w:color w:val="000000"/>
+          <w:sz w:val="24"/>
+        </w:rPr>
+        <w:hyperlink r:id="rId18" w:history="1">
+          <w:r>
+            <w:rPr>
+              <w:rStyle w:val="Hyperlink"/>
+            </w:rPr>
+            <w:t xml:space="preserve">s-archief </w:t>
+          </w:r>
+        </w:hyperlink>
+      </w:r>
+      <w:r>
+        <w:rPr>
+          <w:rFonts w:ascii="Charis SIL Regular" w:hAnsi="Charis SIL Regular" w:eastAsia="Charis SIL Regular"/>
+          <w:b w:val="0"/>
+          <w:i w:val="0"/>
+          <w:color w:val="000000"/>
+          <w:sz w:val="24"/>
+        </w:rPr>
+        <w:t>bevat w</w:t>
       </w:r>
       <w:r>
         <w:rPr>
@@ -4471,7 +4615,7 @@
           <w:sz w:val="24"/>
           <w:u w:val="single"/>
         </w:rPr>
-        <w:hyperlink r:id="rId29" w:history="1">
+        <w:hyperlink r:id="rId28" w:history="1">
           <w:r>
             <w:rPr>
               <w:rStyle w:val="Hyperlink"/>
@@ -4489,7 +4633,7 @@
           <w:sz w:val="24"/>
           <w:u w:val="single"/>
         </w:rPr>
-        <w:hyperlink r:id="rId29" w:history="1">
+        <w:hyperlink r:id="rId28" w:history="1">
           <w:r>
             <w:rPr>
               <w:rStyle w:val="Hyperlink"/>

--- a/EXPORTS/DOCX/published/niveau3/Dutch/Naturalis.docx
+++ b/EXPORTS/DOCX/published/niveau3/Dutch/Naturalis.docx
@@ -1282,7 +1282,14 @@
           <w:color w:val="000000"/>
           <w:sz w:val="24"/>
         </w:rPr>
-        <w:t xml:space="preserve">plaats had in </w:t>
+        <w:hyperlink r:id="rId13" w:history="1">
+          <w:r>
+            <w:rPr>
+              <w:rStyle w:val="Hyperlink"/>
+            </w:rPr>
+            <w:t xml:space="preserve">plaats had in </w:t>
+          </w:r>
+        </w:hyperlink>
       </w:r>
       <w:r>
         <w:rPr>
@@ -1293,7 +1300,7 @@
           <w:sz w:val="24"/>
           <w:u w:val="single"/>
         </w:rPr>
-        <w:hyperlink r:id="rId14" w:history="1">
+        <w:hyperlink r:id="rId13" w:history="1">
           <w:r>
             <w:rPr>
               <w:rStyle w:val="Hyperlink"/>
@@ -1322,7 +1329,7 @@
           <w:sz w:val="24"/>
           <w:u w:val="single"/>
         </w:rPr>
-        <w:hyperlink r:id="rId14" w:history="1">
+        <w:hyperlink r:id="rId13" w:history="1">
           <w:r>
             <w:rPr>
               <w:rStyle w:val="Hyperlink"/>
@@ -1351,7 +1358,7 @@
           <w:sz w:val="24"/>
           <w:u w:val="single"/>
         </w:rPr>
-        <w:hyperlink r:id="rId14" w:history="1">
+        <w:hyperlink r:id="rId13" w:history="1">
           <w:r>
             <w:rPr>
               <w:rStyle w:val="Hyperlink"/>
@@ -1369,7 +1376,7 @@
           <w:sz w:val="24"/>
           <w:u w:val="single"/>
         </w:rPr>
-        <w:hyperlink r:id="rId14" w:history="1">
+        <w:hyperlink r:id="rId13" w:history="1">
           <w:r>
             <w:rPr>
               <w:rStyle w:val="Hyperlink"/>
@@ -1387,7 +1394,7 @@
           <w:sz w:val="24"/>
           <w:u w:val="single"/>
         </w:rPr>
-        <w:hyperlink r:id="rId14" w:history="1">
+        <w:hyperlink r:id="rId13" w:history="1">
           <w:r>
             <w:rPr>
               <w:rStyle w:val="Hyperlink"/>
@@ -1405,7 +1412,7 @@
           <w:sz w:val="24"/>
           <w:u w:val="single"/>
         </w:rPr>
-        <w:hyperlink r:id="rId14" w:history="1">
+        <w:hyperlink r:id="rId13" w:history="1">
           <w:r>
             <w:rPr>
               <w:rStyle w:val="Hyperlink"/>
@@ -1423,7 +1430,7 @@
           <w:sz w:val="24"/>
           <w:u w:val="single"/>
         </w:rPr>
-        <w:hyperlink r:id="rId14" w:history="1">
+        <w:hyperlink r:id="rId13" w:history="1">
           <w:r>
             <w:rPr>
               <w:rStyle w:val="Hyperlink"/>

--- a/EXPORTS/DOCX/published/niveau3/Dutch/Naturalis.docx
+++ b/EXPORTS/DOCX/published/niveau3/Dutch/Naturalis.docx
@@ -472,36 +472,7 @@
           <w:color w:val="000000"/>
           <w:sz w:val="24"/>
         </w:rPr>
-        <w:t>rsity</w:t>
-      </w:r>
-      <w:r>
-        <w:rPr>
-          <w:u w:val="single" w:color="0000ff"/>
-          <w:rFonts w:ascii="Charis SIL Regular" w:hAnsi="Charis SIL Regular" w:eastAsia="Charis SIL Regular"/>
-          <w:b w:val="0"/>
-          <w:i w:val="0"/>
-          <w:color w:val="000000"/>
-          <w:sz w:val="24"/>
-        </w:rPr>
-        <w:t xml:space="preserve"> </w:t>
-      </w:r>
-      <w:r>
-        <w:rPr>
-          <w:u w:val="single" w:color="0000ff"/>
-          <w:rFonts w:ascii="Charis SIL Regular" w:hAnsi="Charis SIL Regular" w:eastAsia="Charis SIL Regular"/>
-          <w:b w:val="0"/>
-          <w:i w:val="0"/>
-          <w:color w:val="000000"/>
-          <w:sz w:val="24"/>
-        </w:rPr>
-        <w:hyperlink r:id="rId10" w:history="1">
-          <w:r>
-            <w:rPr>
-              <w:rStyle w:val="Hyperlink"/>
-            </w:rPr>
-            <w:t>C</w:t>
-          </w:r>
-        </w:hyperlink>
+        <w:t>rsity C</w:t>
       </w:r>
       <w:r>
         <w:rPr>
@@ -1271,25 +1242,7 @@
           <w:color w:val="000000"/>
           <w:sz w:val="24"/>
         </w:rPr>
-        <w:t>die zijn stand</w:t>
-      </w:r>
-      <w:r>
-        <w:rPr>
-          <w:u w:val="single" w:color="0000ff"/>
-          <w:rFonts w:ascii="Charis SIL Regular" w:hAnsi="Charis SIL Regular" w:eastAsia="Charis SIL Regular"/>
-          <w:b w:val="0"/>
-          <w:i w:val="0"/>
-          <w:color w:val="000000"/>
-          <w:sz w:val="24"/>
-        </w:rPr>
-        <w:hyperlink r:id="rId13" w:history="1">
-          <w:r>
-            <w:rPr>
-              <w:rStyle w:val="Hyperlink"/>
-            </w:rPr>
-            <w:t xml:space="preserve">plaats had in </w:t>
-          </w:r>
-        </w:hyperlink>
+        <w:t xml:space="preserve">die zijn standplaats had in </w:t>
       </w:r>
       <w:r>
         <w:rPr>
@@ -1300,7 +1253,7 @@
           <w:sz w:val="24"/>
           <w:u w:val="single"/>
         </w:rPr>
-        <w:hyperlink r:id="rId13" w:history="1">
+        <w:hyperlink r:id="rId14" w:history="1">
           <w:r>
             <w:rPr>
               <w:rStyle w:val="Hyperlink"/>
@@ -1515,6 +1468,7 @@
       </w:r>
       <w:r>
         <w:rPr>
+          <w:u w:val="single" w:color="0000ff"/>
           <w:rFonts w:ascii="Charis SIL Regular" w:hAnsi="Charis SIL Regular" w:eastAsia="Charis SIL Regular"/>
           <w:b w:val="0"/>
           <w:i w:val="0"/>
@@ -1591,7 +1545,7 @@
             <w:rPr>
               <w:rStyle w:val="Hyperlink"/>
             </w:rPr>
-            <w:t xml:space="preserve">et in kaart </w:t>
+            <w:t>et in kaart</w:t>
           </w:r>
         </w:hyperlink>
       </w:r>
@@ -1603,7 +1557,7 @@
           <w:color w:val="000000"/>
           <w:sz w:val="24"/>
         </w:rPr>
-        <w:t xml:space="preserve">brengen van de plaatselijke flora en fauna. De </w:t>
+        <w:t xml:space="preserve"> brengen van de plaatselijke flora en fauna. De </w:t>
       </w:r>
       <w:r>
         <w:rPr>
@@ -3306,50 +3260,13 @@
       </w:r>
       <w:r>
         <w:rPr>
-          <w:u w:val="single" w:color="0000ff"/>
           <w:rFonts w:ascii="Charis SIL Regular" w:hAnsi="Charis SIL Regular" w:eastAsia="Charis SIL Regular"/>
           <w:b w:val="0"/>
           <w:i w:val="0"/>
           <w:color w:val="000000"/>
           <w:sz w:val="24"/>
         </w:rPr>
-        <w:hyperlink r:id="rId20" w:history="1">
-          <w:r>
-            <w:rPr>
-              <w:rStyle w:val="Hyperlink"/>
-            </w:rPr>
-            <w:t>van de</w:t>
-          </w:r>
-        </w:hyperlink>
-      </w:r>
-      <w:r>
-        <w:rPr>
-          <w:u w:val="single" w:color="0000ff"/>
-          <w:rFonts w:ascii="Charis SIL Regular" w:hAnsi="Charis SIL Regular" w:eastAsia="Charis SIL Regular"/>
-          <w:b w:val="0"/>
-          <w:i w:val="0"/>
-          <w:color w:val="000000"/>
-          <w:sz w:val="24"/>
-        </w:rPr>
-        <w:t xml:space="preserve"> </w:t>
-      </w:r>
-      <w:r>
-        <w:rPr>
-          <w:u w:val="single" w:color="0000ff"/>
-          <w:rFonts w:ascii="Charis SIL Regular" w:hAnsi="Charis SIL Regular" w:eastAsia="Charis SIL Regular"/>
-          <w:b w:val="0"/>
-          <w:i w:val="0"/>
-          <w:color w:val="000000"/>
-          <w:sz w:val="24"/>
-        </w:rPr>
-        <w:hyperlink r:id="rId20" w:history="1">
-          <w:r>
-            <w:rPr>
-              <w:rStyle w:val="Hyperlink"/>
-            </w:rPr>
-            <w:t>plaa</w:t>
-          </w:r>
-        </w:hyperlink>
+        <w:t>van de plaa</w:t>
       </w:r>
       <w:r>
         <w:rPr>

--- a/EXPORTS/DOCX/published/niveau3/Dutch/Naturalis.docx
+++ b/EXPORTS/DOCX/published/niveau3/Dutch/Naturalis.docx
@@ -472,7 +472,36 @@
           <w:color w:val="000000"/>
           <w:sz w:val="24"/>
         </w:rPr>
-        <w:t>rsity C</w:t>
+        <w:t>rsity</w:t>
+      </w:r>
+      <w:r>
+        <w:rPr>
+          <w:u w:val="single" w:color="0000ff"/>
+          <w:rFonts w:ascii="Charis SIL Regular" w:hAnsi="Charis SIL Regular" w:eastAsia="Charis SIL Regular"/>
+          <w:b w:val="0"/>
+          <w:i w:val="0"/>
+          <w:color w:val="000000"/>
+          <w:sz w:val="24"/>
+        </w:rPr>
+        <w:t xml:space="preserve"> </w:t>
+      </w:r>
+      <w:r>
+        <w:rPr>
+          <w:u w:val="single" w:color="0000ff"/>
+          <w:rFonts w:ascii="Charis SIL Regular" w:hAnsi="Charis SIL Regular" w:eastAsia="Charis SIL Regular"/>
+          <w:b w:val="0"/>
+          <w:i w:val="0"/>
+          <w:color w:val="000000"/>
+          <w:sz w:val="24"/>
+        </w:rPr>
+        <w:hyperlink r:id="rId10" w:history="1">
+          <w:r>
+            <w:rPr>
+              <w:rStyle w:val="Hyperlink"/>
+            </w:rPr>
+            <w:t>C</w:t>
+          </w:r>
+        </w:hyperlink>
       </w:r>
       <w:r>
         <w:rPr>
@@ -1242,7 +1271,24 @@
           <w:color w:val="000000"/>
           <w:sz w:val="24"/>
         </w:rPr>
-        <w:t xml:space="preserve">die zijn standplaats had in </w:t>
+        <w:t>die zijn stand</w:t>
+      </w:r>
+      <w:r>
+        <w:rPr>
+          <w:rFonts w:ascii="Charis SIL Regular" w:hAnsi="Charis SIL Regular" w:eastAsia="Charis SIL Regular"/>
+          <w:b w:val="0"/>
+          <w:i w:val="0"/>
+          <w:color w:val="000000"/>
+          <w:sz w:val="24"/>
+        </w:rPr>
+        <w:hyperlink r:id="rId13" w:history="1">
+          <w:r>
+            <w:rPr>
+              <w:rStyle w:val="Hyperlink"/>
+            </w:rPr>
+            <w:t xml:space="preserve">plaats had in </w:t>
+          </w:r>
+        </w:hyperlink>
       </w:r>
       <w:r>
         <w:rPr>
@@ -1253,7 +1299,7 @@
           <w:sz w:val="24"/>
           <w:u w:val="single"/>
         </w:rPr>
-        <w:hyperlink r:id="rId14" w:history="1">
+        <w:hyperlink r:id="rId13" w:history="1">
           <w:r>
             <w:rPr>
               <w:rStyle w:val="Hyperlink"/>
@@ -1282,7 +1328,7 @@
           <w:sz w:val="24"/>
           <w:u w:val="single"/>
         </w:rPr>
-        <w:hyperlink r:id="rId13" w:history="1">
+        <w:hyperlink r:id="rId14" w:history="1">
           <w:r>
             <w:rPr>
               <w:rStyle w:val="Hyperlink"/>
@@ -1311,7 +1357,7 @@
           <w:sz w:val="24"/>
           <w:u w:val="single"/>
         </w:rPr>
-        <w:hyperlink r:id="rId13" w:history="1">
+        <w:hyperlink r:id="rId14" w:history="1">
           <w:r>
             <w:rPr>
               <w:rStyle w:val="Hyperlink"/>
@@ -1329,7 +1375,7 @@
           <w:sz w:val="24"/>
           <w:u w:val="single"/>
         </w:rPr>
-        <w:hyperlink r:id="rId13" w:history="1">
+        <w:hyperlink r:id="rId14" w:history="1">
           <w:r>
             <w:rPr>
               <w:rStyle w:val="Hyperlink"/>
@@ -1347,7 +1393,7 @@
           <w:sz w:val="24"/>
           <w:u w:val="single"/>
         </w:rPr>
-        <w:hyperlink r:id="rId13" w:history="1">
+        <w:hyperlink r:id="rId14" w:history="1">
           <w:r>
             <w:rPr>
               <w:rStyle w:val="Hyperlink"/>
@@ -1365,7 +1411,7 @@
           <w:sz w:val="24"/>
           <w:u w:val="single"/>
         </w:rPr>
-        <w:hyperlink r:id="rId13" w:history="1">
+        <w:hyperlink r:id="rId14" w:history="1">
           <w:r>
             <w:rPr>
               <w:rStyle w:val="Hyperlink"/>
@@ -1383,7 +1429,7 @@
           <w:sz w:val="24"/>
           <w:u w:val="single"/>
         </w:rPr>
-        <w:hyperlink r:id="rId13" w:history="1">
+        <w:hyperlink r:id="rId14" w:history="1">
           <w:r>
             <w:rPr>
               <w:rStyle w:val="Hyperlink"/>
@@ -1468,7 +1514,6 @@
       </w:r>
       <w:r>
         <w:rPr>
-          <w:u w:val="single" w:color="0000ff"/>
           <w:rFonts w:ascii="Charis SIL Regular" w:hAnsi="Charis SIL Regular" w:eastAsia="Charis SIL Regular"/>
           <w:b w:val="0"/>
           <w:i w:val="0"/>
@@ -1545,7 +1590,7 @@
             <w:rPr>
               <w:rStyle w:val="Hyperlink"/>
             </w:rPr>
-            <w:t>et in kaart</w:t>
+            <w:t xml:space="preserve">et in kaart </w:t>
           </w:r>
         </w:hyperlink>
       </w:r>
@@ -1557,7 +1602,7 @@
           <w:color w:val="000000"/>
           <w:sz w:val="24"/>
         </w:rPr>
-        <w:t xml:space="preserve"> brengen van de plaatselijke flora en fauna. De </w:t>
+        <w:t xml:space="preserve">brengen van de plaatselijke flora en fauna. De </w:t>
       </w:r>
       <w:r>
         <w:rPr>
@@ -3260,13 +3305,50 @@
       </w:r>
       <w:r>
         <w:rPr>
+          <w:u w:val="single" w:color="0000ff"/>
           <w:rFonts w:ascii="Charis SIL Regular" w:hAnsi="Charis SIL Regular" w:eastAsia="Charis SIL Regular"/>
           <w:b w:val="0"/>
           <w:i w:val="0"/>
           <w:color w:val="000000"/>
           <w:sz w:val="24"/>
         </w:rPr>
-        <w:t>van de plaa</w:t>
+        <w:hyperlink r:id="rId20" w:history="1">
+          <w:r>
+            <w:rPr>
+              <w:rStyle w:val="Hyperlink"/>
+            </w:rPr>
+            <w:t>van de</w:t>
+          </w:r>
+        </w:hyperlink>
+      </w:r>
+      <w:r>
+        <w:rPr>
+          <w:u w:val="single" w:color="0000ff"/>
+          <w:rFonts w:ascii="Charis SIL Regular" w:hAnsi="Charis SIL Regular" w:eastAsia="Charis SIL Regular"/>
+          <w:b w:val="0"/>
+          <w:i w:val="0"/>
+          <w:color w:val="000000"/>
+          <w:sz w:val="24"/>
+        </w:rPr>
+        <w:t xml:space="preserve"> </w:t>
+      </w:r>
+      <w:r>
+        <w:rPr>
+          <w:u w:val="single" w:color="0000ff"/>
+          <w:rFonts w:ascii="Charis SIL Regular" w:hAnsi="Charis SIL Regular" w:eastAsia="Charis SIL Regular"/>
+          <w:b w:val="0"/>
+          <w:i w:val="0"/>
+          <w:color w:val="000000"/>
+          <w:sz w:val="24"/>
+        </w:rPr>
+        <w:hyperlink r:id="rId20" w:history="1">
+          <w:r>
+            <w:rPr>
+              <w:rStyle w:val="Hyperlink"/>
+            </w:rPr>
+            <w:t>plaa</w:t>
+          </w:r>
+        </w:hyperlink>
       </w:r>
       <w:r>
         <w:rPr>

--- a/EXPORTS/DOCX/published/niveau3/Dutch/Naturalis.docx
+++ b/EXPORTS/DOCX/published/niveau3/Dutch/Naturalis.docx
@@ -1275,20 +1275,14 @@
       </w:r>
       <w:r>
         <w:rPr>
+          <w:u w:val="single" w:color="0000ff"/>
           <w:rFonts w:ascii="Charis SIL Regular" w:hAnsi="Charis SIL Regular" w:eastAsia="Charis SIL Regular"/>
           <w:b w:val="0"/>
           <w:i w:val="0"/>
           <w:color w:val="000000"/>
           <w:sz w:val="24"/>
         </w:rPr>
-        <w:hyperlink r:id="rId13" w:history="1">
-          <w:r>
-            <w:rPr>
-              <w:rStyle w:val="Hyperlink"/>
-            </w:rPr>
-            <w:t xml:space="preserve">plaats had in </w:t>
-          </w:r>
-        </w:hyperlink>
+        <w:t xml:space="preserve">plaats had in </w:t>
       </w:r>
       <w:r>
         <w:rPr>
@@ -1299,7 +1293,7 @@
           <w:sz w:val="24"/>
           <w:u w:val="single"/>
         </w:rPr>
-        <w:hyperlink r:id="rId13" w:history="1">
+        <w:hyperlink r:id="rId14" w:history="1">
           <w:r>
             <w:rPr>
               <w:rStyle w:val="Hyperlink"/>
@@ -1375,7 +1369,7 @@
           <w:sz w:val="24"/>
           <w:u w:val="single"/>
         </w:rPr>
-        <w:hyperlink r:id="rId14" w:history="1">
+        <w:hyperlink r:id="rId13" w:history="1">
           <w:r>
             <w:rPr>
               <w:rStyle w:val="Hyperlink"/>
@@ -1393,7 +1387,7 @@
           <w:sz w:val="24"/>
           <w:u w:val="single"/>
         </w:rPr>
-        <w:hyperlink r:id="rId14" w:history="1">
+        <w:hyperlink r:id="rId13" w:history="1">
           <w:r>
             <w:rPr>
               <w:rStyle w:val="Hyperlink"/>
@@ -1411,7 +1405,7 @@
           <w:sz w:val="24"/>
           <w:u w:val="single"/>
         </w:rPr>
-        <w:hyperlink r:id="rId14" w:history="1">
+        <w:hyperlink r:id="rId13" w:history="1">
           <w:r>
             <w:rPr>
               <w:rStyle w:val="Hyperlink"/>
@@ -1429,7 +1423,7 @@
           <w:sz w:val="24"/>
           <w:u w:val="single"/>
         </w:rPr>
-        <w:hyperlink r:id="rId14" w:history="1">
+        <w:hyperlink r:id="rId13" w:history="1">
           <w:r>
             <w:rPr>
               <w:rStyle w:val="Hyperlink"/>
@@ -3305,50 +3299,13 @@
       </w:r>
       <w:r>
         <w:rPr>
-          <w:u w:val="single" w:color="0000ff"/>
           <w:rFonts w:ascii="Charis SIL Regular" w:hAnsi="Charis SIL Regular" w:eastAsia="Charis SIL Regular"/>
           <w:b w:val="0"/>
           <w:i w:val="0"/>
           <w:color w:val="000000"/>
           <w:sz w:val="24"/>
         </w:rPr>
-        <w:hyperlink r:id="rId20" w:history="1">
-          <w:r>
-            <w:rPr>
-              <w:rStyle w:val="Hyperlink"/>
-            </w:rPr>
-            <w:t>van de</w:t>
-          </w:r>
-        </w:hyperlink>
-      </w:r>
-      <w:r>
-        <w:rPr>
-          <w:u w:val="single" w:color="0000ff"/>
-          <w:rFonts w:ascii="Charis SIL Regular" w:hAnsi="Charis SIL Regular" w:eastAsia="Charis SIL Regular"/>
-          <w:b w:val="0"/>
-          <w:i w:val="0"/>
-          <w:color w:val="000000"/>
-          <w:sz w:val="24"/>
-        </w:rPr>
-        <w:t xml:space="preserve"> </w:t>
-      </w:r>
-      <w:r>
-        <w:rPr>
-          <w:u w:val="single" w:color="0000ff"/>
-          <w:rFonts w:ascii="Charis SIL Regular" w:hAnsi="Charis SIL Regular" w:eastAsia="Charis SIL Regular"/>
-          <w:b w:val="0"/>
-          <w:i w:val="0"/>
-          <w:color w:val="000000"/>
-          <w:sz w:val="24"/>
-        </w:rPr>
-        <w:hyperlink r:id="rId20" w:history="1">
-          <w:r>
-            <w:rPr>
-              <w:rStyle w:val="Hyperlink"/>
-            </w:rPr>
-            <w:t>plaa</w:t>
-          </w:r>
-        </w:hyperlink>
+        <w:t>van de plaa</w:t>
       </w:r>
       <w:r>
         <w:rPr>
@@ -4621,7 +4578,7 @@
           <w:sz w:val="24"/>
           <w:u w:val="single"/>
         </w:rPr>
-        <w:hyperlink r:id="rId28" w:history="1">
+        <w:hyperlink r:id="rId29" w:history="1">
           <w:r>
             <w:rPr>
               <w:rStyle w:val="Hyperlink"/>
@@ -4639,7 +4596,7 @@
           <w:sz w:val="24"/>
           <w:u w:val="single"/>
         </w:rPr>
-        <w:hyperlink r:id="rId28" w:history="1">
+        <w:hyperlink r:id="rId29" w:history="1">
           <w:r>
             <w:rPr>
               <w:rStyle w:val="Hyperlink"/>

--- a/EXPORTS/DOCX/published/niveau3/Dutch/Naturalis.docx
+++ b/EXPORTS/DOCX/published/niveau3/Dutch/Naturalis.docx
@@ -3299,13 +3299,50 @@
       </w:r>
       <w:r>
         <w:rPr>
+          <w:u w:val="single" w:color="0000ff"/>
           <w:rFonts w:ascii="Charis SIL Regular" w:hAnsi="Charis SIL Regular" w:eastAsia="Charis SIL Regular"/>
           <w:b w:val="0"/>
           <w:i w:val="0"/>
           <w:color w:val="000000"/>
           <w:sz w:val="24"/>
         </w:rPr>
-        <w:t>van de plaa</w:t>
+        <w:hyperlink r:id="rId20" w:history="1">
+          <w:r>
+            <w:rPr>
+              <w:rStyle w:val="Hyperlink"/>
+            </w:rPr>
+            <w:t>van de</w:t>
+          </w:r>
+        </w:hyperlink>
+      </w:r>
+      <w:r>
+        <w:rPr>
+          <w:u w:val="single" w:color="0000ff"/>
+          <w:rFonts w:ascii="Charis SIL Regular" w:hAnsi="Charis SIL Regular" w:eastAsia="Charis SIL Regular"/>
+          <w:b w:val="0"/>
+          <w:i w:val="0"/>
+          <w:color w:val="000000"/>
+          <w:sz w:val="24"/>
+        </w:rPr>
+        <w:t xml:space="preserve"> </w:t>
+      </w:r>
+      <w:r>
+        <w:rPr>
+          <w:u w:val="single" w:color="0000ff"/>
+          <w:rFonts w:ascii="Charis SIL Regular" w:hAnsi="Charis SIL Regular" w:eastAsia="Charis SIL Regular"/>
+          <w:b w:val="0"/>
+          <w:i w:val="0"/>
+          <w:color w:val="000000"/>
+          <w:sz w:val="24"/>
+        </w:rPr>
+        <w:hyperlink r:id="rId20" w:history="1">
+          <w:r>
+            <w:rPr>
+              <w:rStyle w:val="Hyperlink"/>
+            </w:rPr>
+            <w:t>plaa</w:t>
+          </w:r>
+        </w:hyperlink>
       </w:r>
       <w:r>
         <w:rPr>
@@ -4578,7 +4615,7 @@
           <w:sz w:val="24"/>
           <w:u w:val="single"/>
         </w:rPr>
-        <w:hyperlink r:id="rId29" w:history="1">
+        <w:hyperlink r:id="rId28" w:history="1">
           <w:r>
             <w:rPr>
               <w:rStyle w:val="Hyperlink"/>
@@ -4596,7 +4633,7 @@
           <w:sz w:val="24"/>
           <w:u w:val="single"/>
         </w:rPr>
-        <w:hyperlink r:id="rId29" w:history="1">
+        <w:hyperlink r:id="rId28" w:history="1">
           <w:r>
             <w:rPr>
               <w:rStyle w:val="Hyperlink"/>

--- a/EXPORTS/DOCX/published/niveau3/Dutch/Naturalis.docx
+++ b/EXPORTS/DOCX/published/niveau3/Dutch/Naturalis.docx
@@ -1293,7 +1293,7 @@
           <w:sz w:val="24"/>
           <w:u w:val="single"/>
         </w:rPr>
-        <w:hyperlink r:id="rId14" w:history="1">
+        <w:hyperlink r:id="rId13" w:history="1">
           <w:r>
             <w:rPr>
               <w:rStyle w:val="Hyperlink"/>
@@ -1351,7 +1351,7 @@
           <w:sz w:val="24"/>
           <w:u w:val="single"/>
         </w:rPr>
-        <w:hyperlink r:id="rId14" w:history="1">
+        <w:hyperlink r:id="rId13" w:history="1">
           <w:r>
             <w:rPr>
               <w:rStyle w:val="Hyperlink"/>
@@ -1369,7 +1369,7 @@
           <w:sz w:val="24"/>
           <w:u w:val="single"/>
         </w:rPr>
-        <w:hyperlink r:id="rId13" w:history="1">
+        <w:hyperlink r:id="rId14" w:history="1">
           <w:r>
             <w:rPr>
               <w:rStyle w:val="Hyperlink"/>
@@ -1387,7 +1387,7 @@
           <w:sz w:val="24"/>
           <w:u w:val="single"/>
         </w:rPr>
-        <w:hyperlink r:id="rId13" w:history="1">
+        <w:hyperlink r:id="rId14" w:history="1">
           <w:r>
             <w:rPr>
               <w:rStyle w:val="Hyperlink"/>
@@ -1405,7 +1405,7 @@
           <w:sz w:val="24"/>
           <w:u w:val="single"/>
         </w:rPr>
-        <w:hyperlink r:id="rId13" w:history="1">
+        <w:hyperlink r:id="rId14" w:history="1">
           <w:r>
             <w:rPr>
               <w:rStyle w:val="Hyperlink"/>
@@ -1423,7 +1423,7 @@
           <w:sz w:val="24"/>
           <w:u w:val="single"/>
         </w:rPr>
-        <w:hyperlink r:id="rId13" w:history="1">
+        <w:hyperlink r:id="rId14" w:history="1">
           <w:r>
             <w:rPr>
               <w:rStyle w:val="Hyperlink"/>
@@ -1984,61 +1984,7 @@
           <w:color w:val="000000"/>
           <w:sz w:val="24"/>
         </w:rPr>
-        <w:t>apart blijven bestaan tot</w:t>
-      </w:r>
-      <w:r>
-        <w:rPr>
-          <w:u w:val="single" w:color="0000ff"/>
-          <w:rFonts w:ascii="Charis SIL Regular" w:hAnsi="Charis SIL Regular" w:eastAsia="Charis SIL Regular"/>
-          <w:b w:val="0"/>
-          <w:i w:val="0"/>
-          <w:color w:val="000000"/>
-          <w:sz w:val="24"/>
-        </w:rPr>
-        <w:hyperlink r:id="rId15" w:history="1">
-          <w:r>
-            <w:rPr>
-              <w:rStyle w:val="Hyperlink"/>
-            </w:rPr>
-            <w:t>dat het in 19</w:t>
-          </w:r>
-        </w:hyperlink>
-      </w:r>
-      <w:r>
-        <w:rPr>
-          <w:u w:val="single" w:color="0000ff"/>
-          <w:rFonts w:ascii="Charis SIL Regular" w:hAnsi="Charis SIL Regular" w:eastAsia="Charis SIL Regular"/>
-          <w:b w:val="0"/>
-          <w:i w:val="0"/>
-          <w:color w:val="000000"/>
-          <w:sz w:val="24"/>
-        </w:rPr>
-        <w:hyperlink r:id="rId15" w:history="1">
-          <w:r>
-            <w:rPr>
-              <w:rStyle w:val="Hyperlink"/>
-            </w:rPr>
-            <w:t>8</w:t>
-          </w:r>
-        </w:hyperlink>
-      </w:r>
-      <w:r>
-        <w:rPr>
-          <w:u w:val="single" w:color="0000ff"/>
-          <w:rFonts w:ascii="Charis SIL Regular" w:hAnsi="Charis SIL Regular" w:eastAsia="Charis SIL Regular"/>
-          <w:b w:val="0"/>
-          <w:i w:val="0"/>
-          <w:color w:val="000000"/>
-          <w:sz w:val="24"/>
-        </w:rPr>
-        <w:hyperlink r:id="rId15" w:history="1">
-          <w:r>
-            <w:rPr>
-              <w:rStyle w:val="Hyperlink"/>
-            </w:rPr>
-            <w:t>4 we</w:t>
-          </w:r>
-        </w:hyperlink>
+        <w:t>apart blijven bestaan totdat het in 1984 we</w:t>
       </w:r>
       <w:r>
         <w:rPr>
@@ -3299,50 +3245,13 @@
       </w:r>
       <w:r>
         <w:rPr>
-          <w:u w:val="single" w:color="0000ff"/>
           <w:rFonts w:ascii="Charis SIL Regular" w:hAnsi="Charis SIL Regular" w:eastAsia="Charis SIL Regular"/>
           <w:b w:val="0"/>
           <w:i w:val="0"/>
           <w:color w:val="000000"/>
           <w:sz w:val="24"/>
         </w:rPr>
-        <w:hyperlink r:id="rId20" w:history="1">
-          <w:r>
-            <w:rPr>
-              <w:rStyle w:val="Hyperlink"/>
-            </w:rPr>
-            <w:t>van de</w:t>
-          </w:r>
-        </w:hyperlink>
-      </w:r>
-      <w:r>
-        <w:rPr>
-          <w:u w:val="single" w:color="0000ff"/>
-          <w:rFonts w:ascii="Charis SIL Regular" w:hAnsi="Charis SIL Regular" w:eastAsia="Charis SIL Regular"/>
-          <w:b w:val="0"/>
-          <w:i w:val="0"/>
-          <w:color w:val="000000"/>
-          <w:sz w:val="24"/>
-        </w:rPr>
-        <w:t xml:space="preserve"> </w:t>
-      </w:r>
-      <w:r>
-        <w:rPr>
-          <w:u w:val="single" w:color="0000ff"/>
-          <w:rFonts w:ascii="Charis SIL Regular" w:hAnsi="Charis SIL Regular" w:eastAsia="Charis SIL Regular"/>
-          <w:b w:val="0"/>
-          <w:i w:val="0"/>
-          <w:color w:val="000000"/>
-          <w:sz w:val="24"/>
-        </w:rPr>
-        <w:hyperlink r:id="rId20" w:history="1">
-          <w:r>
-            <w:rPr>
-              <w:rStyle w:val="Hyperlink"/>
-            </w:rPr>
-            <w:t>plaa</w:t>
-          </w:r>
-        </w:hyperlink>
+        <w:t>van de plaa</w:t>
       </w:r>
       <w:r>
         <w:rPr>
@@ -4615,7 +4524,7 @@
           <w:sz w:val="24"/>
           <w:u w:val="single"/>
         </w:rPr>
-        <w:hyperlink r:id="rId28" w:history="1">
+        <w:hyperlink r:id="rId29" w:history="1">
           <w:r>
             <w:rPr>
               <w:rStyle w:val="Hyperlink"/>
@@ -4633,7 +4542,7 @@
           <w:sz w:val="24"/>
           <w:u w:val="single"/>
         </w:rPr>
-        <w:hyperlink r:id="rId28" w:history="1">
+        <w:hyperlink r:id="rId29" w:history="1">
           <w:r>
             <w:rPr>
               <w:rStyle w:val="Hyperlink"/>

--- a/EXPORTS/DOCX/published/niveau3/Dutch/Naturalis.docx
+++ b/EXPORTS/DOCX/published/niveau3/Dutch/Naturalis.docx
@@ -986,32 +986,7 @@
           <w:color w:val="000000"/>
           <w:sz w:val="24"/>
         </w:rPr>
-        <w:hyperlink r:id="rId12" w:history="1">
-          <w:r>
-            <w:rPr>
-              <w:rStyle w:val="Hyperlink"/>
-            </w:rPr>
-            <w:t xml:space="preserve"> verzam</w:t>
-          </w:r>
-        </w:hyperlink>
-      </w:r>
-      <w:r>
-        <w:rPr>
-          <w:u w:val="single" w:color="0000ff"/>
-          <w:rFonts w:ascii="Charis SIL Regular" w:hAnsi="Charis SIL Regular" w:eastAsia="Charis SIL Regular"/>
-          <w:b w:val="0"/>
-          <w:i w:val="0"/>
-          <w:color w:val="000000"/>
-          <w:sz w:val="24"/>
-        </w:rPr>
-        <w:hyperlink r:id="rId12" w:history="1">
-          <w:r>
-            <w:rPr>
-              <w:rStyle w:val="Hyperlink"/>
-            </w:rPr>
-            <w:t xml:space="preserve">eling </w:t>
-          </w:r>
-        </w:hyperlink>
+        <w:t xml:space="preserve"> verzameling </w:t>
       </w:r>
       <w:r>
         <w:rPr>
@@ -1275,14 +1250,20 @@
       </w:r>
       <w:r>
         <w:rPr>
-          <w:u w:val="single" w:color="0000ff"/>
           <w:rFonts w:ascii="Charis SIL Regular" w:hAnsi="Charis SIL Regular" w:eastAsia="Charis SIL Regular"/>
           <w:b w:val="0"/>
           <w:i w:val="0"/>
           <w:color w:val="000000"/>
           <w:sz w:val="24"/>
         </w:rPr>
-        <w:t xml:space="preserve">plaats had in </w:t>
+        <w:hyperlink r:id="rId13" w:history="1">
+          <w:r>
+            <w:rPr>
+              <w:rStyle w:val="Hyperlink"/>
+            </w:rPr>
+            <w:t xml:space="preserve">plaats had in </w:t>
+          </w:r>
+        </w:hyperlink>
       </w:r>
       <w:r>
         <w:rPr>
@@ -1322,7 +1303,7 @@
           <w:sz w:val="24"/>
           <w:u w:val="single"/>
         </w:rPr>
-        <w:hyperlink r:id="rId14" w:history="1">
+        <w:hyperlink r:id="rId13" w:history="1">
           <w:r>
             <w:rPr>
               <w:rStyle w:val="Hyperlink"/>
@@ -1351,7 +1332,7 @@
           <w:sz w:val="24"/>
           <w:u w:val="single"/>
         </w:rPr>
-        <w:hyperlink r:id="rId13" w:history="1">
+        <w:hyperlink r:id="rId14" w:history="1">
           <w:r>
             <w:rPr>
               <w:rStyle w:val="Hyperlink"/>
@@ -1508,6 +1489,7 @@
       </w:r>
       <w:r>
         <w:rPr>
+          <w:u w:val="single" w:color="0000ff"/>
           <w:rFonts w:ascii="Charis SIL Regular" w:hAnsi="Charis SIL Regular" w:eastAsia="Charis SIL Regular"/>
           <w:b w:val="0"/>
           <w:i w:val="0"/>
@@ -1548,9 +1530,19 @@
             <w:rPr>
               <w:rStyle w:val="Hyperlink"/>
             </w:rPr>
-            <w:t xml:space="preserve">n en </w:t>
+            <w:t>n en</w:t>
           </w:r>
         </w:hyperlink>
+      </w:r>
+      <w:r>
+        <w:rPr>
+          <w:rFonts w:ascii="Charis SIL Regular" w:hAnsi="Charis SIL Regular" w:eastAsia="Charis SIL Regular"/>
+          <w:b w:val="0"/>
+          <w:i w:val="0"/>
+          <w:color w:val="000000"/>
+          <w:sz w:val="24"/>
+        </w:rPr>
+        <w:t xml:space="preserve"> </w:t>
       </w:r>
       <w:r>
         <w:rPr>
@@ -1984,7 +1976,61 @@
           <w:color w:val="000000"/>
           <w:sz w:val="24"/>
         </w:rPr>
-        <w:t>apart blijven bestaan totdat het in 1984 we</w:t>
+        <w:t>apart blijven bestaan tot</w:t>
+      </w:r>
+      <w:r>
+        <w:rPr>
+          <w:u w:val="single" w:color="0000ff"/>
+          <w:rFonts w:ascii="Charis SIL Regular" w:hAnsi="Charis SIL Regular" w:eastAsia="Charis SIL Regular"/>
+          <w:b w:val="0"/>
+          <w:i w:val="0"/>
+          <w:color w:val="000000"/>
+          <w:sz w:val="24"/>
+        </w:rPr>
+        <w:hyperlink r:id="rId15" w:history="1">
+          <w:r>
+            <w:rPr>
+              <w:rStyle w:val="Hyperlink"/>
+            </w:rPr>
+            <w:t>dat het in 19</w:t>
+          </w:r>
+        </w:hyperlink>
+      </w:r>
+      <w:r>
+        <w:rPr>
+          <w:u w:val="single" w:color="0000ff"/>
+          <w:rFonts w:ascii="Charis SIL Regular" w:hAnsi="Charis SIL Regular" w:eastAsia="Charis SIL Regular"/>
+          <w:b w:val="0"/>
+          <w:i w:val="0"/>
+          <w:color w:val="000000"/>
+          <w:sz w:val="24"/>
+        </w:rPr>
+        <w:hyperlink r:id="rId15" w:history="1">
+          <w:r>
+            <w:rPr>
+              <w:rStyle w:val="Hyperlink"/>
+            </w:rPr>
+            <w:t>8</w:t>
+          </w:r>
+        </w:hyperlink>
+      </w:r>
+      <w:r>
+        <w:rPr>
+          <w:u w:val="single" w:color="0000ff"/>
+          <w:rFonts w:ascii="Charis SIL Regular" w:hAnsi="Charis SIL Regular" w:eastAsia="Charis SIL Regular"/>
+          <w:b w:val="0"/>
+          <w:i w:val="0"/>
+          <w:color w:val="000000"/>
+          <w:sz w:val="24"/>
+        </w:rPr>
+        <w:hyperlink r:id="rId15" w:history="1">
+          <w:r>
+            <w:rPr>
+              <w:rStyle w:val="Hyperlink"/>
+            </w:rPr>
+            <w:t>4 we</w:t>
+          </w:r>
+        </w:hyperlink>
       </w:r>
       <w:r>
         <w:rPr>
@@ -3245,13 +3291,50 @@
       </w:r>
       <w:r>
         <w:rPr>
+          <w:u w:val="single" w:color="0000ff"/>
           <w:rFonts w:ascii="Charis SIL Regular" w:hAnsi="Charis SIL Regular" w:eastAsia="Charis SIL Regular"/>
           <w:b w:val="0"/>
           <w:i w:val="0"/>
           <w:color w:val="000000"/>
           <w:sz w:val="24"/>
         </w:rPr>
-        <w:t>van de plaa</w:t>
+        <w:hyperlink r:id="rId20" w:history="1">
+          <w:r>
+            <w:rPr>
+              <w:rStyle w:val="Hyperlink"/>
+            </w:rPr>
+            <w:t>van de</w:t>
+          </w:r>
+        </w:hyperlink>
+      </w:r>
+      <w:r>
+        <w:rPr>
+          <w:u w:val="single" w:color="0000ff"/>
+          <w:rFonts w:ascii="Charis SIL Regular" w:hAnsi="Charis SIL Regular" w:eastAsia="Charis SIL Regular"/>
+          <w:b w:val="0"/>
+          <w:i w:val="0"/>
+          <w:color w:val="000000"/>
+          <w:sz w:val="24"/>
+        </w:rPr>
+        <w:t xml:space="preserve"> </w:t>
+      </w:r>
+      <w:r>
+        <w:rPr>
+          <w:u w:val="single" w:color="0000ff"/>
+          <w:rFonts w:ascii="Charis SIL Regular" w:hAnsi="Charis SIL Regular" w:eastAsia="Charis SIL Regular"/>
+          <w:b w:val="0"/>
+          <w:i w:val="0"/>
+          <w:color w:val="000000"/>
+          <w:sz w:val="24"/>
+        </w:rPr>
+        <w:hyperlink r:id="rId20" w:history="1">
+          <w:r>
+            <w:rPr>
+              <w:rStyle w:val="Hyperlink"/>
+            </w:rPr>
+            <w:t>plaa</w:t>
+          </w:r>
+        </w:hyperlink>
       </w:r>
       <w:r>
         <w:rPr>

--- a/EXPORTS/DOCX/published/niveau3/Dutch/Naturalis.docx
+++ b/EXPORTS/DOCX/published/niveau3/Dutch/Naturalis.docx
@@ -390,118 +390,7 @@
           <w:color w:val="000000"/>
           <w:sz w:val="24"/>
         </w:rPr>
-        <w:t xml:space="preserve"> (RMNH) opgericht, sinds 2010 N</w:t>
-      </w:r>
-      <w:r>
-        <w:rPr>
-          <w:u w:val="single" w:color="0000ff"/>
-          <w:rFonts w:ascii="Charis SIL Regular" w:hAnsi="Charis SIL Regular" w:eastAsia="Charis SIL Regular"/>
-          <w:b w:val="0"/>
-          <w:i w:val="0"/>
-          <w:color w:val="000000"/>
-          <w:sz w:val="24"/>
-        </w:rPr>
-        <w:hyperlink r:id="rId9" w:history="1">
-          <w:r>
-            <w:rPr>
-              <w:rStyle w:val="Hyperlink"/>
-            </w:rPr>
-            <w:t>aturali</w:t>
-          </w:r>
-        </w:hyperlink>
-      </w:r>
-      <w:r>
-        <w:rPr>
-          <w:u w:val="single" w:color="0000ff"/>
-          <w:rFonts w:ascii="Charis SIL Regular" w:hAnsi="Charis SIL Regular" w:eastAsia="Charis SIL Regular"/>
-          <w:b w:val="0"/>
-          <w:i w:val="0"/>
-          <w:color w:val="000000"/>
-          <w:sz w:val="24"/>
-        </w:rPr>
-        <w:hyperlink r:id="rId9" w:history="1">
-          <w:r>
-            <w:rPr>
-              <w:rStyle w:val="Hyperlink"/>
-            </w:rPr>
-            <w:t>s</w:t>
-          </w:r>
-        </w:hyperlink>
-      </w:r>
-      <w:r>
-        <w:rPr>
-          <w:u w:val="single" w:color="0000ff"/>
-          <w:rFonts w:ascii="Charis SIL Regular" w:hAnsi="Charis SIL Regular" w:eastAsia="Charis SIL Regular"/>
-          <w:b w:val="0"/>
-          <w:i w:val="0"/>
-          <w:color w:val="000000"/>
-          <w:sz w:val="24"/>
-        </w:rPr>
-        <w:hyperlink r:id="rId9" w:history="1">
-          <w:r>
-            <w:rPr>
-              <w:rStyle w:val="Hyperlink"/>
-            </w:rPr>
-            <w:t xml:space="preserve"> Biodiv</w:t>
-          </w:r>
-        </w:hyperlink>
-      </w:r>
-      <w:r>
-        <w:rPr>
-          <w:u w:val="single" w:color="0000ff"/>
-          <w:rFonts w:ascii="Charis SIL Regular" w:hAnsi="Charis SIL Regular" w:eastAsia="Charis SIL Regular"/>
-          <w:b w:val="0"/>
-          <w:i w:val="0"/>
-          <w:color w:val="000000"/>
-          <w:sz w:val="24"/>
-        </w:rPr>
-        <w:hyperlink r:id="rId9" w:history="1">
-          <w:r>
-            <w:rPr>
-              <w:rStyle w:val="Hyperlink"/>
-            </w:rPr>
-            <w:t>e</w:t>
-          </w:r>
-        </w:hyperlink>
-      </w:r>
-      <w:r>
-        <w:rPr>
-          <w:rFonts w:ascii="Charis SIL Regular" w:hAnsi="Charis SIL Regular" w:eastAsia="Charis SIL Regular"/>
-          <w:b w:val="0"/>
-          <w:i w:val="0"/>
-          <w:color w:val="000000"/>
-          <w:sz w:val="24"/>
-        </w:rPr>
-        <w:t>rsity</w:t>
-      </w:r>
-      <w:r>
-        <w:rPr>
-          <w:u w:val="single" w:color="0000ff"/>
-          <w:rFonts w:ascii="Charis SIL Regular" w:hAnsi="Charis SIL Regular" w:eastAsia="Charis SIL Regular"/>
-          <w:b w:val="0"/>
-          <w:i w:val="0"/>
-          <w:color w:val="000000"/>
-          <w:sz w:val="24"/>
-        </w:rPr>
-        <w:t xml:space="preserve"> </w:t>
-      </w:r>
-      <w:r>
-        <w:rPr>
-          <w:u w:val="single" w:color="0000ff"/>
-          <w:rFonts w:ascii="Charis SIL Regular" w:hAnsi="Charis SIL Regular" w:eastAsia="Charis SIL Regular"/>
-          <w:b w:val="0"/>
-          <w:i w:val="0"/>
-          <w:color w:val="000000"/>
-          <w:sz w:val="24"/>
-        </w:rPr>
-        <w:hyperlink r:id="rId10" w:history="1">
-          <w:r>
-            <w:rPr>
-              <w:rStyle w:val="Hyperlink"/>
-            </w:rPr>
-            <w:t>C</w:t>
-          </w:r>
-        </w:hyperlink>
+        <w:t xml:space="preserve"> (RMNH) opgericht, sinds 2010 Naturalis Biodiversity C</w:t>
       </w:r>
       <w:r>
         <w:rPr>
@@ -986,7 +875,32 @@
           <w:color w:val="000000"/>
           <w:sz w:val="24"/>
         </w:rPr>
-        <w:t xml:space="preserve"> verzameling </w:t>
+        <w:hyperlink r:id="rId12" w:history="1">
+          <w:r>
+            <w:rPr>
+              <w:rStyle w:val="Hyperlink"/>
+            </w:rPr>
+            <w:t xml:space="preserve"> verzam</w:t>
+          </w:r>
+        </w:hyperlink>
+      </w:r>
+      <w:r>
+        <w:rPr>
+          <w:u w:val="single" w:color="0000ff"/>
+          <w:rFonts w:ascii="Charis SIL Regular" w:hAnsi="Charis SIL Regular" w:eastAsia="Charis SIL Regular"/>
+          <w:b w:val="0"/>
+          <w:i w:val="0"/>
+          <w:color w:val="000000"/>
+          <w:sz w:val="24"/>
+        </w:rPr>
+        <w:hyperlink r:id="rId12" w:history="1">
+          <w:r>
+            <w:rPr>
+              <w:rStyle w:val="Hyperlink"/>
+            </w:rPr>
+            <w:t xml:space="preserve">eling </w:t>
+          </w:r>
+        </w:hyperlink>
       </w:r>
       <w:r>
         <w:rPr>
@@ -1250,20 +1164,14 @@
       </w:r>
       <w:r>
         <w:rPr>
+          <w:u w:val="single" w:color="0000ff"/>
           <w:rFonts w:ascii="Charis SIL Regular" w:hAnsi="Charis SIL Regular" w:eastAsia="Charis SIL Regular"/>
           <w:b w:val="0"/>
           <w:i w:val="0"/>
           <w:color w:val="000000"/>
           <w:sz w:val="24"/>
         </w:rPr>
-        <w:hyperlink r:id="rId13" w:history="1">
-          <w:r>
-            <w:rPr>
-              <w:rStyle w:val="Hyperlink"/>
-            </w:rPr>
-            <w:t xml:space="preserve">plaats had in </w:t>
-          </w:r>
-        </w:hyperlink>
+        <w:t xml:space="preserve">plaats had in </w:t>
       </w:r>
       <w:r>
         <w:rPr>
@@ -1274,7 +1182,7 @@
           <w:sz w:val="24"/>
           <w:u w:val="single"/>
         </w:rPr>
-        <w:hyperlink r:id="rId13" w:history="1">
+        <w:hyperlink r:id="rId14" w:history="1">
           <w:r>
             <w:rPr>
               <w:rStyle w:val="Hyperlink"/>
@@ -1303,7 +1211,7 @@
           <w:sz w:val="24"/>
           <w:u w:val="single"/>
         </w:rPr>
-        <w:hyperlink r:id="rId13" w:history="1">
+        <w:hyperlink r:id="rId14" w:history="1">
           <w:r>
             <w:rPr>
               <w:rStyle w:val="Hyperlink"/>
@@ -1489,7 +1397,6 @@
       </w:r>
       <w:r>
         <w:rPr>
-          <w:u w:val="single" w:color="0000ff"/>
           <w:rFonts w:ascii="Charis SIL Regular" w:hAnsi="Charis SIL Regular" w:eastAsia="Charis SIL Regular"/>
           <w:b w:val="0"/>
           <w:i w:val="0"/>
@@ -1530,19 +1437,9 @@
             <w:rPr>
               <w:rStyle w:val="Hyperlink"/>
             </w:rPr>
-            <w:t>n en</w:t>
+            <w:t xml:space="preserve">n en </w:t>
           </w:r>
         </w:hyperlink>
-      </w:r>
-      <w:r>
-        <w:rPr>
-          <w:rFonts w:ascii="Charis SIL Regular" w:hAnsi="Charis SIL Regular" w:eastAsia="Charis SIL Regular"/>
-          <w:b w:val="0"/>
-          <w:i w:val="0"/>
-          <w:color w:val="000000"/>
-          <w:sz w:val="24"/>
-        </w:rPr>
-        <w:t xml:space="preserve"> </w:t>
       </w:r>
       <w:r>
         <w:rPr>
@@ -1987,86 +1884,7 @@
           <w:color w:val="000000"/>
           <w:sz w:val="24"/>
         </w:rPr>
-        <w:hyperlink r:id="rId15" w:history="1">
-          <w:r>
-            <w:rPr>
-              <w:rStyle w:val="Hyperlink"/>
-            </w:rPr>
-            <w:t>dat het in 19</w:t>
-          </w:r>
-        </w:hyperlink>
-      </w:r>
-      <w:r>
-        <w:rPr>
-          <w:u w:val="single" w:color="0000ff"/>
-          <w:rFonts w:ascii="Charis SIL Regular" w:hAnsi="Charis SIL Regular" w:eastAsia="Charis SIL Regular"/>
-          <w:b w:val="0"/>
-          <w:i w:val="0"/>
-          <w:color w:val="000000"/>
-          <w:sz w:val="24"/>
-        </w:rPr>
-        <w:hyperlink r:id="rId15" w:history="1">
-          <w:r>
-            <w:rPr>
-              <w:rStyle w:val="Hyperlink"/>
-            </w:rPr>
-            <w:t>8</w:t>
-          </w:r>
-        </w:hyperlink>
-      </w:r>
-      <w:r>
-        <w:rPr>
-          <w:u w:val="single" w:color="0000ff"/>
-          <w:rFonts w:ascii="Charis SIL Regular" w:hAnsi="Charis SIL Regular" w:eastAsia="Charis SIL Regular"/>
-          <w:b w:val="0"/>
-          <w:i w:val="0"/>
-          <w:color w:val="000000"/>
-          <w:sz w:val="24"/>
-        </w:rPr>
-        <w:hyperlink r:id="rId15" w:history="1">
-          <w:r>
-            <w:rPr>
-              <w:rStyle w:val="Hyperlink"/>
-            </w:rPr>
-            <w:t>4 we</w:t>
-          </w:r>
-        </w:hyperlink>
-      </w:r>
-      <w:r>
-        <w:rPr>
-          <w:u w:val="single" w:color="0000ff"/>
-          <w:rFonts w:ascii="Charis SIL Regular" w:hAnsi="Charis SIL Regular" w:eastAsia="Charis SIL Regular"/>
-          <w:b w:val="0"/>
-          <w:i w:val="0"/>
-          <w:color w:val="000000"/>
-          <w:sz w:val="24"/>
-        </w:rPr>
-        <w:hyperlink r:id="rId15" w:history="1">
-          <w:r>
-            <w:rPr>
-              <w:rStyle w:val="Hyperlink"/>
-            </w:rPr>
-            <w:t>er werd s</w:t>
-          </w:r>
-        </w:hyperlink>
-      </w:r>
-      <w:r>
-        <w:rPr>
-          <w:u w:val="single" w:color="0000ff"/>
-          <w:rFonts w:ascii="Charis SIL Regular" w:hAnsi="Charis SIL Regular" w:eastAsia="Charis SIL Regular"/>
-          <w:b w:val="0"/>
-          <w:i w:val="0"/>
-          <w:color w:val="000000"/>
-          <w:sz w:val="24"/>
-        </w:rPr>
-        <w:hyperlink r:id="rId15" w:history="1">
-          <w:r>
-            <w:rPr>
-              <w:rStyle w:val="Hyperlink"/>
-            </w:rPr>
-            <w:t>am</w:t>
-          </w:r>
-        </w:hyperlink>
+        <w:t>dat het in 1984 weer werd sam</w:t>
       </w:r>
       <w:r>
         <w:rPr>
@@ -4607,7 +4425,7 @@
           <w:sz w:val="24"/>
           <w:u w:val="single"/>
         </w:rPr>
-        <w:hyperlink r:id="rId29" w:history="1">
+        <w:hyperlink r:id="rId28" w:history="1">
           <w:r>
             <w:rPr>
               <w:rStyle w:val="Hyperlink"/>
@@ -4625,7 +4443,7 @@
           <w:sz w:val="24"/>
           <w:u w:val="single"/>
         </w:rPr>
-        <w:hyperlink r:id="rId29" w:history="1">
+        <w:hyperlink r:id="rId28" w:history="1">
           <w:r>
             <w:rPr>
               <w:rStyle w:val="Hyperlink"/>

--- a/EXPORTS/DOCX/published/niveau3/Dutch/Naturalis.docx
+++ b/EXPORTS/DOCX/published/niveau3/Dutch/Naturalis.docx
@@ -390,7 +390,118 @@
           <w:color w:val="000000"/>
           <w:sz w:val="24"/>
         </w:rPr>
-        <w:t xml:space="preserve"> (RMNH) opgericht, sinds 2010 Naturalis Biodiversity C</w:t>
+        <w:t xml:space="preserve"> (RMNH) opgericht, sinds 2010 N</w:t>
+      </w:r>
+      <w:r>
+        <w:rPr>
+          <w:u w:val="single" w:color="0000ff"/>
+          <w:rFonts w:ascii="Charis SIL Regular" w:hAnsi="Charis SIL Regular" w:eastAsia="Charis SIL Regular"/>
+          <w:b w:val="0"/>
+          <w:i w:val="0"/>
+          <w:color w:val="000000"/>
+          <w:sz w:val="24"/>
+        </w:rPr>
+        <w:hyperlink r:id="rId9" w:history="1">
+          <w:r>
+            <w:rPr>
+              <w:rStyle w:val="Hyperlink"/>
+            </w:rPr>
+            <w:t>aturali</w:t>
+          </w:r>
+        </w:hyperlink>
+      </w:r>
+      <w:r>
+        <w:rPr>
+          <w:u w:val="single" w:color="0000ff"/>
+          <w:rFonts w:ascii="Charis SIL Regular" w:hAnsi="Charis SIL Regular" w:eastAsia="Charis SIL Regular"/>
+          <w:b w:val="0"/>
+          <w:i w:val="0"/>
+          <w:color w:val="000000"/>
+          <w:sz w:val="24"/>
+        </w:rPr>
+        <w:hyperlink r:id="rId9" w:history="1">
+          <w:r>
+            <w:rPr>
+              <w:rStyle w:val="Hyperlink"/>
+            </w:rPr>
+            <w:t>s</w:t>
+          </w:r>
+        </w:hyperlink>
+      </w:r>
+      <w:r>
+        <w:rPr>
+          <w:u w:val="single" w:color="0000ff"/>
+          <w:rFonts w:ascii="Charis SIL Regular" w:hAnsi="Charis SIL Regular" w:eastAsia="Charis SIL Regular"/>
+          <w:b w:val="0"/>
+          <w:i w:val="0"/>
+          <w:color w:val="000000"/>
+          <w:sz w:val="24"/>
+        </w:rPr>
+        <w:hyperlink r:id="rId9" w:history="1">
+          <w:r>
+            <w:rPr>
+              <w:rStyle w:val="Hyperlink"/>
+            </w:rPr>
+            <w:t xml:space="preserve"> Biodiv</w:t>
+          </w:r>
+        </w:hyperlink>
+      </w:r>
+      <w:r>
+        <w:rPr>
+          <w:u w:val="single" w:color="0000ff"/>
+          <w:rFonts w:ascii="Charis SIL Regular" w:hAnsi="Charis SIL Regular" w:eastAsia="Charis SIL Regular"/>
+          <w:b w:val="0"/>
+          <w:i w:val="0"/>
+          <w:color w:val="000000"/>
+          <w:sz w:val="24"/>
+        </w:rPr>
+        <w:hyperlink r:id="rId9" w:history="1">
+          <w:r>
+            <w:rPr>
+              <w:rStyle w:val="Hyperlink"/>
+            </w:rPr>
+            <w:t>e</w:t>
+          </w:r>
+        </w:hyperlink>
+      </w:r>
+      <w:r>
+        <w:rPr>
+          <w:rFonts w:ascii="Charis SIL Regular" w:hAnsi="Charis SIL Regular" w:eastAsia="Charis SIL Regular"/>
+          <w:b w:val="0"/>
+          <w:i w:val="0"/>
+          <w:color w:val="000000"/>
+          <w:sz w:val="24"/>
+        </w:rPr>
+        <w:t>rsity</w:t>
+      </w:r>
+      <w:r>
+        <w:rPr>
+          <w:u w:val="single" w:color="0000ff"/>
+          <w:rFonts w:ascii="Charis SIL Regular" w:hAnsi="Charis SIL Regular" w:eastAsia="Charis SIL Regular"/>
+          <w:b w:val="0"/>
+          <w:i w:val="0"/>
+          <w:color w:val="000000"/>
+          <w:sz w:val="24"/>
+        </w:rPr>
+        <w:t xml:space="preserve"> </w:t>
+      </w:r>
+      <w:r>
+        <w:rPr>
+          <w:u w:val="single" w:color="0000ff"/>
+          <w:rFonts w:ascii="Charis SIL Regular" w:hAnsi="Charis SIL Regular" w:eastAsia="Charis SIL Regular"/>
+          <w:b w:val="0"/>
+          <w:i w:val="0"/>
+          <w:color w:val="000000"/>
+          <w:sz w:val="24"/>
+        </w:rPr>
+        <w:hyperlink r:id="rId10" w:history="1">
+          <w:r>
+            <w:rPr>
+              <w:rStyle w:val="Hyperlink"/>
+            </w:rPr>
+            <w:t>C</w:t>
+          </w:r>
+        </w:hyperlink>
       </w:r>
       <w:r>
         <w:rPr>
@@ -1171,7 +1282,14 @@
           <w:color w:val="000000"/>
           <w:sz w:val="24"/>
         </w:rPr>
-        <w:t xml:space="preserve">plaats had in </w:t>
+        <w:hyperlink r:id="rId13" w:history="1">
+          <w:r>
+            <w:rPr>
+              <w:rStyle w:val="Hyperlink"/>
+            </w:rPr>
+            <w:t xml:space="preserve">plaats had in </w:t>
+          </w:r>
+        </w:hyperlink>
       </w:r>
       <w:r>
         <w:rPr>
@@ -1182,7 +1300,7 @@
           <w:sz w:val="24"/>
           <w:u w:val="single"/>
         </w:rPr>
-        <w:hyperlink r:id="rId14" w:history="1">
+        <w:hyperlink r:id="rId13" w:history="1">
           <w:r>
             <w:rPr>
               <w:rStyle w:val="Hyperlink"/>
@@ -1211,7 +1329,7 @@
           <w:sz w:val="24"/>
           <w:u w:val="single"/>
         </w:rPr>
-        <w:hyperlink r:id="rId14" w:history="1">
+        <w:hyperlink r:id="rId13" w:history="1">
           <w:r>
             <w:rPr>
               <w:rStyle w:val="Hyperlink"/>
@@ -1884,7 +2002,86 @@
           <w:color w:val="000000"/>
           <w:sz w:val="24"/>
         </w:rPr>
-        <w:t>dat het in 1984 weer werd sam</w:t>
+        <w:hyperlink r:id="rId15" w:history="1">
+          <w:r>
+            <w:rPr>
+              <w:rStyle w:val="Hyperlink"/>
+            </w:rPr>
+            <w:t>dat het in 19</w:t>
+          </w:r>
+        </w:hyperlink>
+      </w:r>
+      <w:r>
+        <w:rPr>
+          <w:u w:val="single" w:color="0000ff"/>
+          <w:rFonts w:ascii="Charis SIL Regular" w:hAnsi="Charis SIL Regular" w:eastAsia="Charis SIL Regular"/>
+          <w:b w:val="0"/>
+          <w:i w:val="0"/>
+          <w:color w:val="000000"/>
+          <w:sz w:val="24"/>
+        </w:rPr>
+        <w:hyperlink r:id="rId15" w:history="1">
+          <w:r>
+            <w:rPr>
+              <w:rStyle w:val="Hyperlink"/>
+            </w:rPr>
+            <w:t>8</w:t>
+          </w:r>
+        </w:hyperlink>
+      </w:r>
+      <w:r>
+        <w:rPr>
+          <w:u w:val="single" w:color="0000ff"/>
+          <w:rFonts w:ascii="Charis SIL Regular" w:hAnsi="Charis SIL Regular" w:eastAsia="Charis SIL Regular"/>
+          <w:b w:val="0"/>
+          <w:i w:val="0"/>
+          <w:color w:val="000000"/>
+          <w:sz w:val="24"/>
+        </w:rPr>
+        <w:hyperlink r:id="rId15" w:history="1">
+          <w:r>
+            <w:rPr>
+              <w:rStyle w:val="Hyperlink"/>
+            </w:rPr>
+            <w:t>4 we</w:t>
+          </w:r>
+        </w:hyperlink>
+      </w:r>
+      <w:r>
+        <w:rPr>
+          <w:u w:val="single" w:color="0000ff"/>
+          <w:rFonts w:ascii="Charis SIL Regular" w:hAnsi="Charis SIL Regular" w:eastAsia="Charis SIL Regular"/>
+          <w:b w:val="0"/>
+          <w:i w:val="0"/>
+          <w:color w:val="000000"/>
+          <w:sz w:val="24"/>
+        </w:rPr>
+        <w:hyperlink r:id="rId15" w:history="1">
+          <w:r>
+            <w:rPr>
+              <w:rStyle w:val="Hyperlink"/>
+            </w:rPr>
+            <w:t>er werd s</w:t>
+          </w:r>
+        </w:hyperlink>
+      </w:r>
+      <w:r>
+        <w:rPr>
+          <w:u w:val="single" w:color="0000ff"/>
+          <w:rFonts w:ascii="Charis SIL Regular" w:hAnsi="Charis SIL Regular" w:eastAsia="Charis SIL Regular"/>
+          <w:b w:val="0"/>
+          <w:i w:val="0"/>
+          <w:color w:val="000000"/>
+          <w:sz w:val="24"/>
+        </w:rPr>
+        <w:hyperlink r:id="rId15" w:history="1">
+          <w:r>
+            <w:rPr>
+              <w:rStyle w:val="Hyperlink"/>
+            </w:rPr>
+            <w:t>am</w:t>
+          </w:r>
+        </w:hyperlink>
       </w:r>
       <w:r>
         <w:rPr>

--- a/EXPORTS/DOCX/published/niveau3/Dutch/Naturalis.docx
+++ b/EXPORTS/DOCX/published/niveau3/Dutch/Naturalis.docx
@@ -1275,7 +1275,6 @@
       </w:r>
       <w:r>
         <w:rPr>
-          <w:u w:val="single" w:color="0000ff"/>
           <w:rFonts w:ascii="Charis SIL Regular" w:hAnsi="Charis SIL Regular" w:eastAsia="Charis SIL Regular"/>
           <w:b w:val="0"/>
           <w:i w:val="0"/>
@@ -1329,7 +1328,7 @@
           <w:sz w:val="24"/>
           <w:u w:val="single"/>
         </w:rPr>
-        <w:hyperlink r:id="rId13" w:history="1">
+        <w:hyperlink r:id="rId14" w:history="1">
           <w:r>
             <w:rPr>
               <w:rStyle w:val="Hyperlink"/>
@@ -1376,7 +1375,7 @@
           <w:sz w:val="24"/>
           <w:u w:val="single"/>
         </w:rPr>
-        <w:hyperlink r:id="rId14" w:history="1">
+        <w:hyperlink r:id="rId13" w:history="1">
           <w:r>
             <w:rPr>
               <w:rStyle w:val="Hyperlink"/>
@@ -1394,7 +1393,7 @@
           <w:sz w:val="24"/>
           <w:u w:val="single"/>
         </w:rPr>
-        <w:hyperlink r:id="rId14" w:history="1">
+        <w:hyperlink r:id="rId13" w:history="1">
           <w:r>
             <w:rPr>
               <w:rStyle w:val="Hyperlink"/>
@@ -1515,6 +1514,7 @@
       </w:r>
       <w:r>
         <w:rPr>
+          <w:u w:val="single" w:color="0000ff"/>
           <w:rFonts w:ascii="Charis SIL Regular" w:hAnsi="Charis SIL Regular" w:eastAsia="Charis SIL Regular"/>
           <w:b w:val="0"/>
           <w:i w:val="0"/>
@@ -1525,21 +1525,13 @@
       </w:r>
       <w:r>
         <w:rPr>
-          <w:u w:val="single" w:color="0000ff"/>
           <w:rFonts w:ascii="Charis SIL Regular" w:hAnsi="Charis SIL Regular" w:eastAsia="Charis SIL Regular"/>
           <w:b w:val="0"/>
           <w:i w:val="0"/>
           <w:color w:val="000000"/>
           <w:sz w:val="24"/>
         </w:rPr>
-        <w:hyperlink r:id="rId14" w:history="1">
-          <w:r>
-            <w:rPr>
-              <w:rStyle w:val="Hyperlink"/>
-            </w:rPr>
-            <w:t>e</w:t>
-          </w:r>
-        </w:hyperlink>
+        <w:t>e</w:t>
       </w:r>
       <w:r>
         <w:rPr>
@@ -1991,97 +1983,7 @@
           <w:color w:val="000000"/>
           <w:sz w:val="24"/>
         </w:rPr>
-        <w:t>apart blijven bestaan tot</w:t>
-      </w:r>
-      <w:r>
-        <w:rPr>
-          <w:u w:val="single" w:color="0000ff"/>
-          <w:rFonts w:ascii="Charis SIL Regular" w:hAnsi="Charis SIL Regular" w:eastAsia="Charis SIL Regular"/>
-          <w:b w:val="0"/>
-          <w:i w:val="0"/>
-          <w:color w:val="000000"/>
-          <w:sz w:val="24"/>
-        </w:rPr>
-        <w:hyperlink r:id="rId15" w:history="1">
-          <w:r>
-            <w:rPr>
-              <w:rStyle w:val="Hyperlink"/>
-            </w:rPr>
-            <w:t>dat het in 19</w:t>
-          </w:r>
-        </w:hyperlink>
-      </w:r>
-      <w:r>
-        <w:rPr>
-          <w:u w:val="single" w:color="0000ff"/>
-          <w:rFonts w:ascii="Charis SIL Regular" w:hAnsi="Charis SIL Regular" w:eastAsia="Charis SIL Regular"/>
-          <w:b w:val="0"/>
-          <w:i w:val="0"/>
-          <w:color w:val="000000"/>
-          <w:sz w:val="24"/>
-        </w:rPr>
-        <w:hyperlink r:id="rId15" w:history="1">
-          <w:r>
-            <w:rPr>
-              <w:rStyle w:val="Hyperlink"/>
-            </w:rPr>
-            <w:t>8</w:t>
-          </w:r>
-        </w:hyperlink>
-      </w:r>
-      <w:r>
-        <w:rPr>
-          <w:u w:val="single" w:color="0000ff"/>
-          <w:rFonts w:ascii="Charis SIL Regular" w:hAnsi="Charis SIL Regular" w:eastAsia="Charis SIL Regular"/>
-          <w:b w:val="0"/>
-          <w:i w:val="0"/>
-          <w:color w:val="000000"/>
-          <w:sz w:val="24"/>
-        </w:rPr>
-        <w:hyperlink r:id="rId15" w:history="1">
-          <w:r>
-            <w:rPr>
-              <w:rStyle w:val="Hyperlink"/>
-            </w:rPr>
-            <w:t>4 we</w:t>
-          </w:r>
-        </w:hyperlink>
-      </w:r>
-      <w:r>
-        <w:rPr>
-          <w:u w:val="single" w:color="0000ff"/>
-          <w:rFonts w:ascii="Charis SIL Regular" w:hAnsi="Charis SIL Regular" w:eastAsia="Charis SIL Regular"/>
-          <w:b w:val="0"/>
-          <w:i w:val="0"/>
-          <w:color w:val="000000"/>
-          <w:sz w:val="24"/>
-        </w:rPr>
-        <w:hyperlink r:id="rId15" w:history="1">
-          <w:r>
-            <w:rPr>
-              <w:rStyle w:val="Hyperlink"/>
-            </w:rPr>
-            <w:t>er werd s</w:t>
-          </w:r>
-        </w:hyperlink>
-      </w:r>
-      <w:r>
-        <w:rPr>
-          <w:u w:val="single" w:color="0000ff"/>
-          <w:rFonts w:ascii="Charis SIL Regular" w:hAnsi="Charis SIL Regular" w:eastAsia="Charis SIL Regular"/>
-          <w:b w:val="0"/>
-          <w:i w:val="0"/>
-          <w:color w:val="000000"/>
-          <w:sz w:val="24"/>
-        </w:rPr>
-        <w:hyperlink r:id="rId15" w:history="1">
-          <w:r>
-            <w:rPr>
-              <w:rStyle w:val="Hyperlink"/>
-            </w:rPr>
-            <w:t>am</w:t>
-          </w:r>
-        </w:hyperlink>
+        <w:t>apart blijven bestaan totdat het in 1984 weer werd sam</w:t>
       </w:r>
       <w:r>
         <w:rPr>

--- a/EXPORTS/DOCX/published/niveau3/Dutch/Naturalis.docx
+++ b/EXPORTS/DOCX/published/niveau3/Dutch/Naturalis.docx
@@ -1275,6 +1275,7 @@
       </w:r>
       <w:r>
         <w:rPr>
+          <w:u w:val="single" w:color="0000ff"/>
           <w:rFonts w:ascii="Charis SIL Regular" w:hAnsi="Charis SIL Regular" w:eastAsia="Charis SIL Regular"/>
           <w:b w:val="0"/>
           <w:i w:val="0"/>
@@ -1299,7 +1300,7 @@
           <w:sz w:val="24"/>
           <w:u w:val="single"/>
         </w:rPr>
-        <w:hyperlink r:id="rId13" w:history="1">
+        <w:hyperlink r:id="rId14" w:history="1">
           <w:r>
             <w:rPr>
               <w:rStyle w:val="Hyperlink"/>
@@ -1411,7 +1412,7 @@
           <w:sz w:val="24"/>
           <w:u w:val="single"/>
         </w:rPr>
-        <w:hyperlink r:id="rId14" w:history="1">
+        <w:hyperlink r:id="rId13" w:history="1">
           <w:r>
             <w:rPr>
               <w:rStyle w:val="Hyperlink"/>
@@ -1429,7 +1430,7 @@
           <w:sz w:val="24"/>
           <w:u w:val="single"/>
         </w:rPr>
-        <w:hyperlink r:id="rId14" w:history="1">
+        <w:hyperlink r:id="rId13" w:history="1">
           <w:r>
             <w:rPr>
               <w:rStyle w:val="Hyperlink"/>
@@ -1514,6 +1515,16 @@
       </w:r>
       <w:r>
         <w:rPr>
+          <w:rFonts w:ascii="Charis SIL Regular" w:hAnsi="Charis SIL Regular" w:eastAsia="Charis SIL Regular"/>
+          <w:b w:val="0"/>
+          <w:i w:val="0"/>
+          <w:color w:val="000000"/>
+          <w:sz w:val="24"/>
+        </w:rPr>
+        <w:t>f</w:t>
+      </w:r>
+      <w:r>
+        <w:rPr>
           <w:u w:val="single" w:color="0000ff"/>
           <w:rFonts w:ascii="Charis SIL Regular" w:hAnsi="Charis SIL Regular" w:eastAsia="Charis SIL Regular"/>
           <w:b w:val="0"/>
@@ -1521,17 +1532,14 @@
           <w:color w:val="000000"/>
           <w:sz w:val="24"/>
         </w:rPr>
-        <w:t>f</w:t>
-      </w:r>
-      <w:r>
-        <w:rPr>
-          <w:rFonts w:ascii="Charis SIL Regular" w:hAnsi="Charis SIL Regular" w:eastAsia="Charis SIL Regular"/>
-          <w:b w:val="0"/>
-          <w:i w:val="0"/>
-          <w:color w:val="000000"/>
-          <w:sz w:val="24"/>
-        </w:rPr>
-        <w:t>e</w:t>
+        <w:hyperlink r:id="rId14" w:history="1">
+          <w:r>
+            <w:rPr>
+              <w:rStyle w:val="Hyperlink"/>
+            </w:rPr>
+            <w:t>e</w:t>
+          </w:r>
+        </w:hyperlink>
       </w:r>
       <w:r>
         <w:rPr>
@@ -1983,7 +1991,43 @@
           <w:color w:val="000000"/>
           <w:sz w:val="24"/>
         </w:rPr>
-        <w:t>apart blijven bestaan totdat het in 1984 weer werd sam</w:t>
+        <w:t>apart blijven bestaan totdat het in 1984 we</w:t>
+      </w:r>
+      <w:r>
+        <w:rPr>
+          <w:u w:val="single" w:color="0000ff"/>
+          <w:rFonts w:ascii="Charis SIL Regular" w:hAnsi="Charis SIL Regular" w:eastAsia="Charis SIL Regular"/>
+          <w:b w:val="0"/>
+          <w:i w:val="0"/>
+          <w:color w:val="000000"/>
+          <w:sz w:val="24"/>
+        </w:rPr>
+        <w:hyperlink r:id="rId15" w:history="1">
+          <w:r>
+            <w:rPr>
+              <w:rStyle w:val="Hyperlink"/>
+            </w:rPr>
+            <w:t>er werd s</w:t>
+          </w:r>
+        </w:hyperlink>
+      </w:r>
+      <w:r>
+        <w:rPr>
+          <w:u w:val="single" w:color="0000ff"/>
+          <w:rFonts w:ascii="Charis SIL Regular" w:hAnsi="Charis SIL Regular" w:eastAsia="Charis SIL Regular"/>
+          <w:b w:val="0"/>
+          <w:i w:val="0"/>
+          <w:color w:val="000000"/>
+          <w:sz w:val="24"/>
+        </w:rPr>
+        <w:hyperlink r:id="rId15" w:history="1">
+          <w:r>
+            <w:rPr>
+              <w:rStyle w:val="Hyperlink"/>
+            </w:rPr>
+            <w:t>am</w:t>
+          </w:r>
+        </w:hyperlink>
       </w:r>
       <w:r>
         <w:rPr>

--- a/EXPORTS/DOCX/published/niveau3/Dutch/Naturalis.docx
+++ b/EXPORTS/DOCX/published/niveau3/Dutch/Naturalis.docx
@@ -975,43 +975,7 @@
           <w:color w:val="000000"/>
           <w:sz w:val="24"/>
         </w:rPr>
-        <w:t>etnografische</w:t>
-      </w:r>
-      <w:r>
-        <w:rPr>
-          <w:u w:val="single" w:color="0000ff"/>
-          <w:rFonts w:ascii="Charis SIL Regular" w:hAnsi="Charis SIL Regular" w:eastAsia="Charis SIL Regular"/>
-          <w:b w:val="0"/>
-          <w:i w:val="0"/>
-          <w:color w:val="000000"/>
-          <w:sz w:val="24"/>
-        </w:rPr>
-        <w:hyperlink r:id="rId12" w:history="1">
-          <w:r>
-            <w:rPr>
-              <w:rStyle w:val="Hyperlink"/>
-            </w:rPr>
-            <w:t xml:space="preserve"> verzam</w:t>
-          </w:r>
-        </w:hyperlink>
-      </w:r>
-      <w:r>
-        <w:rPr>
-          <w:u w:val="single" w:color="0000ff"/>
-          <w:rFonts w:ascii="Charis SIL Regular" w:hAnsi="Charis SIL Regular" w:eastAsia="Charis SIL Regular"/>
-          <w:b w:val="0"/>
-          <w:i w:val="0"/>
-          <w:color w:val="000000"/>
-          <w:sz w:val="24"/>
-        </w:rPr>
-        <w:hyperlink r:id="rId12" w:history="1">
-          <w:r>
-            <w:rPr>
-              <w:rStyle w:val="Hyperlink"/>
-            </w:rPr>
-            <w:t xml:space="preserve">eling </w:t>
-          </w:r>
-        </w:hyperlink>
+        <w:t xml:space="preserve">etnografische verzameling </w:t>
       </w:r>
       <w:r>
         <w:rPr>
@@ -1376,7 +1340,7 @@
           <w:sz w:val="24"/>
           <w:u w:val="single"/>
         </w:rPr>
-        <w:hyperlink r:id="rId13" w:history="1">
+        <w:hyperlink r:id="rId14" w:history="1">
           <w:r>
             <w:rPr>
               <w:rStyle w:val="Hyperlink"/>
@@ -1394,7 +1358,7 @@
           <w:sz w:val="24"/>
           <w:u w:val="single"/>
         </w:rPr>
-        <w:hyperlink r:id="rId13" w:history="1">
+        <w:hyperlink r:id="rId14" w:history="1">
           <w:r>
             <w:rPr>
               <w:rStyle w:val="Hyperlink"/>
@@ -1412,7 +1376,7 @@
           <w:sz w:val="24"/>
           <w:u w:val="single"/>
         </w:rPr>
-        <w:hyperlink r:id="rId13" w:history="1">
+        <w:hyperlink r:id="rId14" w:history="1">
           <w:r>
             <w:rPr>
               <w:rStyle w:val="Hyperlink"/>
@@ -1430,7 +1394,7 @@
           <w:sz w:val="24"/>
           <w:u w:val="single"/>
         </w:rPr>
-        <w:hyperlink r:id="rId13" w:history="1">
+        <w:hyperlink r:id="rId14" w:history="1">
           <w:r>
             <w:rPr>
               <w:rStyle w:val="Hyperlink"/>
@@ -1991,7 +1955,61 @@
           <w:color w:val="000000"/>
           <w:sz w:val="24"/>
         </w:rPr>
-        <w:t>apart blijven bestaan totdat het in 1984 we</w:t>
+        <w:t>apart blijven bestaan tot</w:t>
+      </w:r>
+      <w:r>
+        <w:rPr>
+          <w:u w:val="single" w:color="0000ff"/>
+          <w:rFonts w:ascii="Charis SIL Regular" w:hAnsi="Charis SIL Regular" w:eastAsia="Charis SIL Regular"/>
+          <w:b w:val="0"/>
+          <w:i w:val="0"/>
+          <w:color w:val="000000"/>
+          <w:sz w:val="24"/>
+        </w:rPr>
+        <w:hyperlink r:id="rId15" w:history="1">
+          <w:r>
+            <w:rPr>
+              <w:rStyle w:val="Hyperlink"/>
+            </w:rPr>
+            <w:t>dat het in 19</w:t>
+          </w:r>
+        </w:hyperlink>
+      </w:r>
+      <w:r>
+        <w:rPr>
+          <w:u w:val="single" w:color="0000ff"/>
+          <w:rFonts w:ascii="Charis SIL Regular" w:hAnsi="Charis SIL Regular" w:eastAsia="Charis SIL Regular"/>
+          <w:b w:val="0"/>
+          <w:i w:val="0"/>
+          <w:color w:val="000000"/>
+          <w:sz w:val="24"/>
+        </w:rPr>
+        <w:hyperlink r:id="rId15" w:history="1">
+          <w:r>
+            <w:rPr>
+              <w:rStyle w:val="Hyperlink"/>
+            </w:rPr>
+            <w:t>8</w:t>
+          </w:r>
+        </w:hyperlink>
+      </w:r>
+      <w:r>
+        <w:rPr>
+          <w:u w:val="single" w:color="0000ff"/>
+          <w:rFonts w:ascii="Charis SIL Regular" w:hAnsi="Charis SIL Regular" w:eastAsia="Charis SIL Regular"/>
+          <w:b w:val="0"/>
+          <w:i w:val="0"/>
+          <w:color w:val="000000"/>
+          <w:sz w:val="24"/>
+        </w:rPr>
+        <w:hyperlink r:id="rId15" w:history="1">
+          <w:r>
+            <w:rPr>
+              <w:rStyle w:val="Hyperlink"/>
+            </w:rPr>
+            <w:t>4 we</w:t>
+          </w:r>
+        </w:hyperlink>
       </w:r>
       <w:r>
         <w:rPr>
@@ -4568,7 +4586,7 @@
           <w:sz w:val="24"/>
           <w:u w:val="single"/>
         </w:rPr>
-        <w:hyperlink r:id="rId28" w:history="1">
+        <w:hyperlink r:id="rId29" w:history="1">
           <w:r>
             <w:rPr>
               <w:rStyle w:val="Hyperlink"/>
@@ -4586,7 +4604,7 @@
           <w:sz w:val="24"/>
           <w:u w:val="single"/>
         </w:rPr>
-        <w:hyperlink r:id="rId28" w:history="1">
+        <w:hyperlink r:id="rId29" w:history="1">
           <w:r>
             <w:rPr>
               <w:rStyle w:val="Hyperlink"/>

--- a/EXPORTS/DOCX/published/niveau3/Dutch/Naturalis.docx
+++ b/EXPORTS/DOCX/published/niveau3/Dutch/Naturalis.docx
@@ -401,68 +401,7 @@
           <w:color w:val="000000"/>
           <w:sz w:val="24"/>
         </w:rPr>
-        <w:hyperlink r:id="rId9" w:history="1">
-          <w:r>
-            <w:rPr>
-              <w:rStyle w:val="Hyperlink"/>
-            </w:rPr>
-            <w:t>aturali</w:t>
-          </w:r>
-        </w:hyperlink>
-      </w:r>
-      <w:r>
-        <w:rPr>
-          <w:u w:val="single" w:color="0000ff"/>
-          <w:rFonts w:ascii="Charis SIL Regular" w:hAnsi="Charis SIL Regular" w:eastAsia="Charis SIL Regular"/>
-          <w:b w:val="0"/>
-          <w:i w:val="0"/>
-          <w:color w:val="000000"/>
-          <w:sz w:val="24"/>
-        </w:rPr>
-        <w:hyperlink r:id="rId9" w:history="1">
-          <w:r>
-            <w:rPr>
-              <w:rStyle w:val="Hyperlink"/>
-            </w:rPr>
-            <w:t>s</w:t>
-          </w:r>
-        </w:hyperlink>
-      </w:r>
-      <w:r>
-        <w:rPr>
-          <w:u w:val="single" w:color="0000ff"/>
-          <w:rFonts w:ascii="Charis SIL Regular" w:hAnsi="Charis SIL Regular" w:eastAsia="Charis SIL Regular"/>
-          <w:b w:val="0"/>
-          <w:i w:val="0"/>
-          <w:color w:val="000000"/>
-          <w:sz w:val="24"/>
-        </w:rPr>
-        <w:hyperlink r:id="rId9" w:history="1">
-          <w:r>
-            <w:rPr>
-              <w:rStyle w:val="Hyperlink"/>
-            </w:rPr>
-            <w:t xml:space="preserve"> Biodiv</w:t>
-          </w:r>
-        </w:hyperlink>
-      </w:r>
-      <w:r>
-        <w:rPr>
-          <w:u w:val="single" w:color="0000ff"/>
-          <w:rFonts w:ascii="Charis SIL Regular" w:hAnsi="Charis SIL Regular" w:eastAsia="Charis SIL Regular"/>
-          <w:b w:val="0"/>
-          <w:i w:val="0"/>
-          <w:color w:val="000000"/>
-          <w:sz w:val="24"/>
-        </w:rPr>
-        <w:hyperlink r:id="rId9" w:history="1">
-          <w:r>
-            <w:rPr>
-              <w:rStyle w:val="Hyperlink"/>
-            </w:rPr>
-            <w:t>e</w:t>
-          </w:r>
-        </w:hyperlink>
+        <w:t>aturalis Biodive</w:t>
       </w:r>
       <w:r>
         <w:rPr>
@@ -975,7 +914,43 @@
           <w:color w:val="000000"/>
           <w:sz w:val="24"/>
         </w:rPr>
-        <w:t xml:space="preserve">etnografische verzameling </w:t>
+        <w:t>etnografische</w:t>
+      </w:r>
+      <w:r>
+        <w:rPr>
+          <w:u w:val="single" w:color="0000ff"/>
+          <w:rFonts w:ascii="Charis SIL Regular" w:hAnsi="Charis SIL Regular" w:eastAsia="Charis SIL Regular"/>
+          <w:b w:val="0"/>
+          <w:i w:val="0"/>
+          <w:color w:val="000000"/>
+          <w:sz w:val="24"/>
+        </w:rPr>
+        <w:hyperlink r:id="rId12" w:history="1">
+          <w:r>
+            <w:rPr>
+              <w:rStyle w:val="Hyperlink"/>
+            </w:rPr>
+            <w:t xml:space="preserve"> verzam</w:t>
+          </w:r>
+        </w:hyperlink>
+      </w:r>
+      <w:r>
+        <w:rPr>
+          <w:u w:val="single" w:color="0000ff"/>
+          <w:rFonts w:ascii="Charis SIL Regular" w:hAnsi="Charis SIL Regular" w:eastAsia="Charis SIL Regular"/>
+          <w:b w:val="0"/>
+          <w:i w:val="0"/>
+          <w:color w:val="000000"/>
+          <w:sz w:val="24"/>
+        </w:rPr>
+        <w:hyperlink r:id="rId12" w:history="1">
+          <w:r>
+            <w:rPr>
+              <w:rStyle w:val="Hyperlink"/>
+            </w:rPr>
+            <w:t xml:space="preserve">eling </w:t>
+          </w:r>
+        </w:hyperlink>
       </w:r>
       <w:r>
         <w:rPr>
@@ -1246,14 +1221,7 @@
           <w:color w:val="000000"/>
           <w:sz w:val="24"/>
         </w:rPr>
-        <w:hyperlink r:id="rId13" w:history="1">
-          <w:r>
-            <w:rPr>
-              <w:rStyle w:val="Hyperlink"/>
-            </w:rPr>
-            <w:t xml:space="preserve">plaats had in </w:t>
-          </w:r>
-        </w:hyperlink>
+        <w:t xml:space="preserve">plaats had in </w:t>
       </w:r>
       <w:r>
         <w:rPr>
@@ -1955,61 +1923,7 @@
           <w:color w:val="000000"/>
           <w:sz w:val="24"/>
         </w:rPr>
-        <w:t>apart blijven bestaan tot</w:t>
-      </w:r>
-      <w:r>
-        <w:rPr>
-          <w:u w:val="single" w:color="0000ff"/>
-          <w:rFonts w:ascii="Charis SIL Regular" w:hAnsi="Charis SIL Regular" w:eastAsia="Charis SIL Regular"/>
-          <w:b w:val="0"/>
-          <w:i w:val="0"/>
-          <w:color w:val="000000"/>
-          <w:sz w:val="24"/>
-        </w:rPr>
-        <w:hyperlink r:id="rId15" w:history="1">
-          <w:r>
-            <w:rPr>
-              <w:rStyle w:val="Hyperlink"/>
-            </w:rPr>
-            <w:t>dat het in 19</w:t>
-          </w:r>
-        </w:hyperlink>
-      </w:r>
-      <w:r>
-        <w:rPr>
-          <w:u w:val="single" w:color="0000ff"/>
-          <w:rFonts w:ascii="Charis SIL Regular" w:hAnsi="Charis SIL Regular" w:eastAsia="Charis SIL Regular"/>
-          <w:b w:val="0"/>
-          <w:i w:val="0"/>
-          <w:color w:val="000000"/>
-          <w:sz w:val="24"/>
-        </w:rPr>
-        <w:hyperlink r:id="rId15" w:history="1">
-          <w:r>
-            <w:rPr>
-              <w:rStyle w:val="Hyperlink"/>
-            </w:rPr>
-            <w:t>8</w:t>
-          </w:r>
-        </w:hyperlink>
-      </w:r>
-      <w:r>
-        <w:rPr>
-          <w:u w:val="single" w:color="0000ff"/>
-          <w:rFonts w:ascii="Charis SIL Regular" w:hAnsi="Charis SIL Regular" w:eastAsia="Charis SIL Regular"/>
-          <w:b w:val="0"/>
-          <w:i w:val="0"/>
-          <w:color w:val="000000"/>
-          <w:sz w:val="24"/>
-        </w:rPr>
-        <w:hyperlink r:id="rId15" w:history="1">
-          <w:r>
-            <w:rPr>
-              <w:rStyle w:val="Hyperlink"/>
-            </w:rPr>
-            <w:t>4 we</w:t>
-          </w:r>
-        </w:hyperlink>
+        <w:t>apart blijven bestaan totdat het in 1984 we</w:t>
       </w:r>
       <w:r>
         <w:rPr>

--- a/EXPORTS/DOCX/published/niveau3/Dutch/Naturalis.docx
+++ b/EXPORTS/DOCX/published/niveau3/Dutch/Naturalis.docx
@@ -401,7 +401,68 @@
           <w:color w:val="000000"/>
           <w:sz w:val="24"/>
         </w:rPr>
-        <w:t>aturalis Biodive</w:t>
+        <w:hyperlink r:id="rId9" w:history="1">
+          <w:r>
+            <w:rPr>
+              <w:rStyle w:val="Hyperlink"/>
+            </w:rPr>
+            <w:t>aturali</w:t>
+          </w:r>
+        </w:hyperlink>
+      </w:r>
+      <w:r>
+        <w:rPr>
+          <w:u w:val="single" w:color="0000ff"/>
+          <w:rFonts w:ascii="Charis SIL Regular" w:hAnsi="Charis SIL Regular" w:eastAsia="Charis SIL Regular"/>
+          <w:b w:val="0"/>
+          <w:i w:val="0"/>
+          <w:color w:val="000000"/>
+          <w:sz w:val="24"/>
+        </w:rPr>
+        <w:hyperlink r:id="rId9" w:history="1">
+          <w:r>
+            <w:rPr>
+              <w:rStyle w:val="Hyperlink"/>
+            </w:rPr>
+            <w:t>s</w:t>
+          </w:r>
+        </w:hyperlink>
+      </w:r>
+      <w:r>
+        <w:rPr>
+          <w:u w:val="single" w:color="0000ff"/>
+          <w:rFonts w:ascii="Charis SIL Regular" w:hAnsi="Charis SIL Regular" w:eastAsia="Charis SIL Regular"/>
+          <w:b w:val="0"/>
+          <w:i w:val="0"/>
+          <w:color w:val="000000"/>
+          <w:sz w:val="24"/>
+        </w:rPr>
+        <w:hyperlink r:id="rId9" w:history="1">
+          <w:r>
+            <w:rPr>
+              <w:rStyle w:val="Hyperlink"/>
+            </w:rPr>
+            <w:t xml:space="preserve"> Biodiv</w:t>
+          </w:r>
+        </w:hyperlink>
+      </w:r>
+      <w:r>
+        <w:rPr>
+          <w:u w:val="single" w:color="0000ff"/>
+          <w:rFonts w:ascii="Charis SIL Regular" w:hAnsi="Charis SIL Regular" w:eastAsia="Charis SIL Regular"/>
+          <w:b w:val="0"/>
+          <w:i w:val="0"/>
+          <w:color w:val="000000"/>
+          <w:sz w:val="24"/>
+        </w:rPr>
+        <w:hyperlink r:id="rId9" w:history="1">
+          <w:r>
+            <w:rPr>
+              <w:rStyle w:val="Hyperlink"/>
+            </w:rPr>
+            <w:t>e</w:t>
+          </w:r>
+        </w:hyperlink>
       </w:r>
       <w:r>
         <w:rPr>
@@ -925,14 +986,7 @@
           <w:color w:val="000000"/>
           <w:sz w:val="24"/>
         </w:rPr>
-        <w:hyperlink r:id="rId12" w:history="1">
-          <w:r>
-            <w:rPr>
-              <w:rStyle w:val="Hyperlink"/>
-            </w:rPr>
-            <w:t xml:space="preserve"> verzam</w:t>
-          </w:r>
-        </w:hyperlink>
+        <w:t xml:space="preserve"> verzam</w:t>
       </w:r>
       <w:r>
         <w:rPr>
@@ -1923,7 +1977,61 @@
           <w:color w:val="000000"/>
           <w:sz w:val="24"/>
         </w:rPr>
-        <w:t>apart blijven bestaan totdat het in 1984 we</w:t>
+        <w:t>apart blijven bestaan tot</w:t>
+      </w:r>
+      <w:r>
+        <w:rPr>
+          <w:u w:val="single" w:color="0000ff"/>
+          <w:rFonts w:ascii="Charis SIL Regular" w:hAnsi="Charis SIL Regular" w:eastAsia="Charis SIL Regular"/>
+          <w:b w:val="0"/>
+          <w:i w:val="0"/>
+          <w:color w:val="000000"/>
+          <w:sz w:val="24"/>
+        </w:rPr>
+        <w:hyperlink r:id="rId15" w:history="1">
+          <w:r>
+            <w:rPr>
+              <w:rStyle w:val="Hyperlink"/>
+            </w:rPr>
+            <w:t>dat het in 19</w:t>
+          </w:r>
+        </w:hyperlink>
+      </w:r>
+      <w:r>
+        <w:rPr>
+          <w:u w:val="single" w:color="0000ff"/>
+          <w:rFonts w:ascii="Charis SIL Regular" w:hAnsi="Charis SIL Regular" w:eastAsia="Charis SIL Regular"/>
+          <w:b w:val="0"/>
+          <w:i w:val="0"/>
+          <w:color w:val="000000"/>
+          <w:sz w:val="24"/>
+        </w:rPr>
+        <w:hyperlink r:id="rId15" w:history="1">
+          <w:r>
+            <w:rPr>
+              <w:rStyle w:val="Hyperlink"/>
+            </w:rPr>
+            <w:t>8</w:t>
+          </w:r>
+        </w:hyperlink>
+      </w:r>
+      <w:r>
+        <w:rPr>
+          <w:u w:val="single" w:color="0000ff"/>
+          <w:rFonts w:ascii="Charis SIL Regular" w:hAnsi="Charis SIL Regular" w:eastAsia="Charis SIL Regular"/>
+          <w:b w:val="0"/>
+          <w:i w:val="0"/>
+          <w:color w:val="000000"/>
+          <w:sz w:val="24"/>
+        </w:rPr>
+        <w:hyperlink r:id="rId15" w:history="1">
+          <w:r>
+            <w:rPr>
+              <w:rStyle w:val="Hyperlink"/>
+            </w:rPr>
+            <w:t>4 we</w:t>
+          </w:r>
+        </w:hyperlink>
       </w:r>
       <w:r>
         <w:rPr>

--- a/EXPORTS/DOCX/published/niveau3/Dutch/Naturalis.docx
+++ b/EXPORTS/DOCX/published/niveau3/Dutch/Naturalis.docx
@@ -975,36 +975,7 @@
           <w:color w:val="000000"/>
           <w:sz w:val="24"/>
         </w:rPr>
-        <w:t>etnografische</w:t>
-      </w:r>
-      <w:r>
-        <w:rPr>
-          <w:u w:val="single" w:color="0000ff"/>
-          <w:rFonts w:ascii="Charis SIL Regular" w:hAnsi="Charis SIL Regular" w:eastAsia="Charis SIL Regular"/>
-          <w:b w:val="0"/>
-          <w:i w:val="0"/>
-          <w:color w:val="000000"/>
-          <w:sz w:val="24"/>
-        </w:rPr>
-        <w:t xml:space="preserve"> verzam</w:t>
-      </w:r>
-      <w:r>
-        <w:rPr>
-          <w:u w:val="single" w:color="0000ff"/>
-          <w:rFonts w:ascii="Charis SIL Regular" w:hAnsi="Charis SIL Regular" w:eastAsia="Charis SIL Regular"/>
-          <w:b w:val="0"/>
-          <w:i w:val="0"/>
-          <w:color w:val="000000"/>
-          <w:sz w:val="24"/>
-        </w:rPr>
-        <w:hyperlink r:id="rId12" w:history="1">
-          <w:r>
-            <w:rPr>
-              <w:rStyle w:val="Hyperlink"/>
-            </w:rPr>
-            <w:t xml:space="preserve">eling </w:t>
-          </w:r>
-        </w:hyperlink>
+        <w:t xml:space="preserve">etnografische verzameling </w:t>
       </w:r>
       <w:r>
         <w:rPr>
@@ -1264,18 +1235,7 @@
           <w:color w:val="000000"/>
           <w:sz w:val="24"/>
         </w:rPr>
-        <w:t>die zijn stand</w:t>
-      </w:r>
-      <w:r>
-        <w:rPr>
-          <w:u w:val="single" w:color="0000ff"/>
-          <w:rFonts w:ascii="Charis SIL Regular" w:hAnsi="Charis SIL Regular" w:eastAsia="Charis SIL Regular"/>
-          <w:b w:val="0"/>
-          <w:i w:val="0"/>
-          <w:color w:val="000000"/>
-          <w:sz w:val="24"/>
-        </w:rPr>
-        <w:t xml:space="preserve">plaats had in </w:t>
+        <w:t xml:space="preserve">die zijn standplaats had in </w:t>
       </w:r>
       <w:r>
         <w:rPr>
@@ -1286,7 +1246,7 @@
           <w:sz w:val="24"/>
           <w:u w:val="single"/>
         </w:rPr>
-        <w:hyperlink r:id="rId14" w:history="1">
+        <w:hyperlink r:id="rId13" w:history="1">
           <w:r>
             <w:rPr>
               <w:rStyle w:val="Hyperlink"/>
@@ -1501,6 +1461,7 @@
       </w:r>
       <w:r>
         <w:rPr>
+          <w:u w:val="single" w:color="0000ff"/>
           <w:rFonts w:ascii="Charis SIL Regular" w:hAnsi="Charis SIL Regular" w:eastAsia="Charis SIL Regular"/>
           <w:b w:val="0"/>
           <w:i w:val="0"/>
@@ -1577,7 +1538,7 @@
             <w:rPr>
               <w:rStyle w:val="Hyperlink"/>
             </w:rPr>
-            <w:t xml:space="preserve">et in kaart </w:t>
+            <w:t>et in kaart</w:t>
           </w:r>
         </w:hyperlink>
       </w:r>
@@ -1589,7 +1550,7 @@
           <w:color w:val="000000"/>
           <w:sz w:val="24"/>
         </w:rPr>
-        <w:t xml:space="preserve">brengen van de plaatselijke flora en fauna. De </w:t>
+        <w:t xml:space="preserve"> brengen van de plaatselijke flora en fauna. De </w:t>
       </w:r>
       <w:r>
         <w:rPr>
@@ -1977,97 +1938,7 @@
           <w:color w:val="000000"/>
           <w:sz w:val="24"/>
         </w:rPr>
-        <w:t>apart blijven bestaan tot</w:t>
-      </w:r>
-      <w:r>
-        <w:rPr>
-          <w:u w:val="single" w:color="0000ff"/>
-          <w:rFonts w:ascii="Charis SIL Regular" w:hAnsi="Charis SIL Regular" w:eastAsia="Charis SIL Regular"/>
-          <w:b w:val="0"/>
-          <w:i w:val="0"/>
-          <w:color w:val="000000"/>
-          <w:sz w:val="24"/>
-        </w:rPr>
-        <w:hyperlink r:id="rId15" w:history="1">
-          <w:r>
-            <w:rPr>
-              <w:rStyle w:val="Hyperlink"/>
-            </w:rPr>
-            <w:t>dat het in 19</w:t>
-          </w:r>
-        </w:hyperlink>
-      </w:r>
-      <w:r>
-        <w:rPr>
-          <w:u w:val="single" w:color="0000ff"/>
-          <w:rFonts w:ascii="Charis SIL Regular" w:hAnsi="Charis SIL Regular" w:eastAsia="Charis SIL Regular"/>
-          <w:b w:val="0"/>
-          <w:i w:val="0"/>
-          <w:color w:val="000000"/>
-          <w:sz w:val="24"/>
-        </w:rPr>
-        <w:hyperlink r:id="rId15" w:history="1">
-          <w:r>
-            <w:rPr>
-              <w:rStyle w:val="Hyperlink"/>
-            </w:rPr>
-            <w:t>8</w:t>
-          </w:r>
-        </w:hyperlink>
-      </w:r>
-      <w:r>
-        <w:rPr>
-          <w:u w:val="single" w:color="0000ff"/>
-          <w:rFonts w:ascii="Charis SIL Regular" w:hAnsi="Charis SIL Regular" w:eastAsia="Charis SIL Regular"/>
-          <w:b w:val="0"/>
-          <w:i w:val="0"/>
-          <w:color w:val="000000"/>
-          <w:sz w:val="24"/>
-        </w:rPr>
-        <w:hyperlink r:id="rId15" w:history="1">
-          <w:r>
-            <w:rPr>
-              <w:rStyle w:val="Hyperlink"/>
-            </w:rPr>
-            <w:t>4 we</w:t>
-          </w:r>
-        </w:hyperlink>
-      </w:r>
-      <w:r>
-        <w:rPr>
-          <w:u w:val="single" w:color="0000ff"/>
-          <w:rFonts w:ascii="Charis SIL Regular" w:hAnsi="Charis SIL Regular" w:eastAsia="Charis SIL Regular"/>
-          <w:b w:val="0"/>
-          <w:i w:val="0"/>
-          <w:color w:val="000000"/>
-          <w:sz w:val="24"/>
-        </w:rPr>
-        <w:hyperlink r:id="rId15" w:history="1">
-          <w:r>
-            <w:rPr>
-              <w:rStyle w:val="Hyperlink"/>
-            </w:rPr>
-            <w:t>er werd s</w:t>
-          </w:r>
-        </w:hyperlink>
-      </w:r>
-      <w:r>
-        <w:rPr>
-          <w:u w:val="single" w:color="0000ff"/>
-          <w:rFonts w:ascii="Charis SIL Regular" w:hAnsi="Charis SIL Regular" w:eastAsia="Charis SIL Regular"/>
-          <w:b w:val="0"/>
-          <w:i w:val="0"/>
-          <w:color w:val="000000"/>
-          <w:sz w:val="24"/>
-        </w:rPr>
-        <w:hyperlink r:id="rId15" w:history="1">
-          <w:r>
-            <w:rPr>
-              <w:rStyle w:val="Hyperlink"/>
-            </w:rPr>
-            <w:t>am</w:t>
-          </w:r>
-        </w:hyperlink>
+        <w:t>apart blijven bestaan totdat het in 1984 weer werd sam</w:t>
       </w:r>
       <w:r>
         <w:rPr>
@@ -4626,7 +4497,7 @@
           <w:sz w:val="24"/>
           <w:u w:val="single"/>
         </w:rPr>
-        <w:hyperlink r:id="rId29" w:history="1">
+        <w:hyperlink r:id="rId28" w:history="1">
           <w:r>
             <w:rPr>
               <w:rStyle w:val="Hyperlink"/>

--- a/EXPORTS/DOCX/published/niveau3/Dutch/Naturalis.docx
+++ b/EXPORTS/DOCX/published/niveau3/Dutch/Naturalis.docx
@@ -975,7 +975,43 @@
           <w:color w:val="000000"/>
           <w:sz w:val="24"/>
         </w:rPr>
-        <w:t xml:space="preserve">etnografische verzameling </w:t>
+        <w:t>etnografische</w:t>
+      </w:r>
+      <w:r>
+        <w:rPr>
+          <w:u w:val="single" w:color="0000ff"/>
+          <w:rFonts w:ascii="Charis SIL Regular" w:hAnsi="Charis SIL Regular" w:eastAsia="Charis SIL Regular"/>
+          <w:b w:val="0"/>
+          <w:i w:val="0"/>
+          <w:color w:val="000000"/>
+          <w:sz w:val="24"/>
+        </w:rPr>
+        <w:hyperlink r:id="rId12" w:history="1">
+          <w:r>
+            <w:rPr>
+              <w:rStyle w:val="Hyperlink"/>
+            </w:rPr>
+            <w:t xml:space="preserve"> verzam</w:t>
+          </w:r>
+        </w:hyperlink>
+      </w:r>
+      <w:r>
+        <w:rPr>
+          <w:u w:val="single" w:color="0000ff"/>
+          <w:rFonts w:ascii="Charis SIL Regular" w:hAnsi="Charis SIL Regular" w:eastAsia="Charis SIL Regular"/>
+          <w:b w:val="0"/>
+          <w:i w:val="0"/>
+          <w:color w:val="000000"/>
+          <w:sz w:val="24"/>
+        </w:rPr>
+        <w:hyperlink r:id="rId12" w:history="1">
+          <w:r>
+            <w:rPr>
+              <w:rStyle w:val="Hyperlink"/>
+            </w:rPr>
+            <w:t xml:space="preserve">eling </w:t>
+          </w:r>
+        </w:hyperlink>
       </w:r>
       <w:r>
         <w:rPr>
@@ -1235,7 +1271,18 @@
           <w:color w:val="000000"/>
           <w:sz w:val="24"/>
         </w:rPr>
-        <w:t xml:space="preserve">die zijn standplaats had in </w:t>
+        <w:t>die zijn stand</w:t>
+      </w:r>
+      <w:r>
+        <w:rPr>
+          <w:u w:val="single" w:color="0000ff"/>
+          <w:rFonts w:ascii="Charis SIL Regular" w:hAnsi="Charis SIL Regular" w:eastAsia="Charis SIL Regular"/>
+          <w:b w:val="0"/>
+          <w:i w:val="0"/>
+          <w:color w:val="000000"/>
+          <w:sz w:val="24"/>
+        </w:rPr>
+        <w:t xml:space="preserve">plaats had in </w:t>
       </w:r>
       <w:r>
         <w:rPr>
@@ -1246,7 +1293,7 @@
           <w:sz w:val="24"/>
           <w:u w:val="single"/>
         </w:rPr>
-        <w:hyperlink r:id="rId13" w:history="1">
+        <w:hyperlink r:id="rId14" w:history="1">
           <w:r>
             <w:rPr>
               <w:rStyle w:val="Hyperlink"/>
@@ -1322,7 +1369,7 @@
           <w:sz w:val="24"/>
           <w:u w:val="single"/>
         </w:rPr>
-        <w:hyperlink r:id="rId14" w:history="1">
+        <w:hyperlink r:id="rId13" w:history="1">
           <w:r>
             <w:rPr>
               <w:rStyle w:val="Hyperlink"/>
@@ -1340,7 +1387,7 @@
           <w:sz w:val="24"/>
           <w:u w:val="single"/>
         </w:rPr>
-        <w:hyperlink r:id="rId14" w:history="1">
+        <w:hyperlink r:id="rId13" w:history="1">
           <w:r>
             <w:rPr>
               <w:rStyle w:val="Hyperlink"/>
@@ -1358,7 +1405,7 @@
           <w:sz w:val="24"/>
           <w:u w:val="single"/>
         </w:rPr>
-        <w:hyperlink r:id="rId14" w:history="1">
+        <w:hyperlink r:id="rId13" w:history="1">
           <w:r>
             <w:rPr>
               <w:rStyle w:val="Hyperlink"/>
@@ -1376,7 +1423,7 @@
           <w:sz w:val="24"/>
           <w:u w:val="single"/>
         </w:rPr>
-        <w:hyperlink r:id="rId14" w:history="1">
+        <w:hyperlink r:id="rId13" w:history="1">
           <w:r>
             <w:rPr>
               <w:rStyle w:val="Hyperlink"/>
@@ -1461,7 +1508,6 @@
       </w:r>
       <w:r>
         <w:rPr>
-          <w:u w:val="single" w:color="0000ff"/>
           <w:rFonts w:ascii="Charis SIL Regular" w:hAnsi="Charis SIL Regular" w:eastAsia="Charis SIL Regular"/>
           <w:b w:val="0"/>
           <w:i w:val="0"/>
@@ -1538,7 +1584,7 @@
             <w:rPr>
               <w:rStyle w:val="Hyperlink"/>
             </w:rPr>
-            <w:t>et in kaart</w:t>
+            <w:t xml:space="preserve">et in kaart </w:t>
           </w:r>
         </w:hyperlink>
       </w:r>
@@ -1550,7 +1596,7 @@
           <w:color w:val="000000"/>
           <w:sz w:val="24"/>
         </w:rPr>
-        <w:t xml:space="preserve"> brengen van de plaatselijke flora en fauna. De </w:t>
+        <w:t xml:space="preserve">brengen van de plaatselijke flora en fauna. De </w:t>
       </w:r>
       <w:r>
         <w:rPr>
@@ -1938,7 +1984,35 @@
           <w:color w:val="000000"/>
           <w:sz w:val="24"/>
         </w:rPr>
-        <w:t>apart blijven bestaan totdat het in 1984 weer werd sam</w:t>
+        <w:t>apart blijven bestaan tot</w:t>
+      </w:r>
+      <w:r>
+        <w:rPr>
+          <w:u w:val="single" w:color="0000ff"/>
+          <w:rFonts w:ascii="Charis SIL Regular" w:hAnsi="Charis SIL Regular" w:eastAsia="Charis SIL Regular"/>
+          <w:b w:val="0"/>
+          <w:i w:val="0"/>
+          <w:color w:val="000000"/>
+          <w:sz w:val="24"/>
+        </w:rPr>
+        <w:hyperlink r:id="rId15" w:history="1">
+          <w:r>
+            <w:rPr>
+              <w:rStyle w:val="Hyperlink"/>
+            </w:rPr>
+            <w:t>dat het in 19</w:t>
+          </w:r>
+        </w:hyperlink>
+      </w:r>
+      <w:r>
+        <w:rPr>
+          <w:rFonts w:ascii="Charis SIL Regular" w:hAnsi="Charis SIL Regular" w:eastAsia="Charis SIL Regular"/>
+          <w:b w:val="0"/>
+          <w:i w:val="0"/>
+          <w:color w:val="000000"/>
+          <w:sz w:val="24"/>
+        </w:rPr>
+        <w:t>84 weer werd sam</w:t>
       </w:r>
       <w:r>
         <w:rPr>
@@ -2957,21 +3031,13 @@
       </w:r>
       <w:r>
         <w:rPr>
-          <w:u w:val="single" w:color="0000ff"/>
           <w:rFonts w:ascii="Charis SIL Regular" w:hAnsi="Charis SIL Regular" w:eastAsia="Charis SIL Regular"/>
           <w:b w:val="0"/>
           <w:i w:val="0"/>
           <w:color w:val="000000"/>
           <w:sz w:val="24"/>
         </w:rPr>
-        <w:hyperlink r:id="rId18" w:history="1">
-          <w:r>
-            <w:rPr>
-              <w:rStyle w:val="Hyperlink"/>
-            </w:rPr>
-            <w:t>Het Nat</w:t>
-          </w:r>
-        </w:hyperlink>
+        <w:t>Het Nat</w:t>
       </w:r>
       <w:r>
         <w:rPr>
@@ -4479,7 +4545,7 @@
           <w:sz w:val="24"/>
           <w:u w:val="single"/>
         </w:rPr>
-        <w:hyperlink r:id="rId29" w:history="1">
+        <w:hyperlink r:id="rId28" w:history="1">
           <w:r>
             <w:rPr>
               <w:rStyle w:val="Hyperlink"/>

--- a/EXPORTS/DOCX/published/niveau3/Dutch/Naturalis.docx
+++ b/EXPORTS/DOCX/published/niveau3/Dutch/Naturalis.docx
@@ -1322,7 +1322,7 @@
           <w:sz w:val="24"/>
           <w:u w:val="single"/>
         </w:rPr>
-        <w:hyperlink r:id="rId14" w:history="1">
+        <w:hyperlink r:id="rId13" w:history="1">
           <w:r>
             <w:rPr>
               <w:rStyle w:val="Hyperlink"/>
@@ -1351,7 +1351,7 @@
           <w:sz w:val="24"/>
           <w:u w:val="single"/>
         </w:rPr>
-        <w:hyperlink r:id="rId14" w:history="1">
+        <w:hyperlink r:id="rId13" w:history="1">
           <w:r>
             <w:rPr>
               <w:rStyle w:val="Hyperlink"/>
@@ -2006,13 +2006,75 @@
       </w:r>
       <w:r>
         <w:rPr>
+          <w:u w:val="single" w:color="0000ff"/>
           <w:rFonts w:ascii="Charis SIL Regular" w:hAnsi="Charis SIL Regular" w:eastAsia="Charis SIL Regular"/>
           <w:b w:val="0"/>
           <w:i w:val="0"/>
           <w:color w:val="000000"/>
           <w:sz w:val="24"/>
         </w:rPr>
-        <w:t>84 weer werd sam</w:t>
+        <w:hyperlink r:id="rId15" w:history="1">
+          <w:r>
+            <w:rPr>
+              <w:rStyle w:val="Hyperlink"/>
+            </w:rPr>
+            <w:t>8</w:t>
+          </w:r>
+        </w:hyperlink>
+      </w:r>
+      <w:r>
+        <w:rPr>
+          <w:u w:val="single" w:color="0000ff"/>
+          <w:rFonts w:ascii="Charis SIL Regular" w:hAnsi="Charis SIL Regular" w:eastAsia="Charis SIL Regular"/>
+          <w:b w:val="0"/>
+          <w:i w:val="0"/>
+          <w:color w:val="000000"/>
+          <w:sz w:val="24"/>
+        </w:rPr>
+        <w:hyperlink r:id="rId15" w:history="1">
+          <w:r>
+            <w:rPr>
+              <w:rStyle w:val="Hyperlink"/>
+            </w:rPr>
+            <w:t>4 we</w:t>
+          </w:r>
+        </w:hyperlink>
+      </w:r>
+      <w:r>
+        <w:rPr>
+          <w:u w:val="single" w:color="0000ff"/>
+          <w:rFonts w:ascii="Charis SIL Regular" w:hAnsi="Charis SIL Regular" w:eastAsia="Charis SIL Regular"/>
+          <w:b w:val="0"/>
+          <w:i w:val="0"/>
+          <w:color w:val="000000"/>
+          <w:sz w:val="24"/>
+        </w:rPr>
+        <w:hyperlink r:id="rId15" w:history="1">
+          <w:r>
+            <w:rPr>
+              <w:rStyle w:val="Hyperlink"/>
+            </w:rPr>
+            <w:t>er werd s</w:t>
+          </w:r>
+        </w:hyperlink>
+      </w:r>
+      <w:r>
+        <w:rPr>
+          <w:u w:val="single" w:color="0000ff"/>
+          <w:rFonts w:ascii="Charis SIL Regular" w:hAnsi="Charis SIL Regular" w:eastAsia="Charis SIL Regular"/>
+          <w:b w:val="0"/>
+          <w:i w:val="0"/>
+          <w:color w:val="000000"/>
+          <w:sz w:val="24"/>
+        </w:rPr>
+        <w:hyperlink r:id="rId15" w:history="1">
+          <w:r>
+            <w:rPr>
+              <w:rStyle w:val="Hyperlink"/>
+            </w:rPr>
+            <w:t>am</w:t>
+          </w:r>
+        </w:hyperlink>
       </w:r>
       <w:r>
         <w:rPr>
@@ -3031,13 +3093,21 @@
       </w:r>
       <w:r>
         <w:rPr>
+          <w:u w:val="single" w:color="0000ff"/>
           <w:rFonts w:ascii="Charis SIL Regular" w:hAnsi="Charis SIL Regular" w:eastAsia="Charis SIL Regular"/>
           <w:b w:val="0"/>
           <w:i w:val="0"/>
           <w:color w:val="000000"/>
           <w:sz w:val="24"/>
         </w:rPr>
-        <w:t>Het Nat</w:t>
+        <w:hyperlink r:id="rId18" w:history="1">
+          <w:r>
+            <w:rPr>
+              <w:rStyle w:val="Hyperlink"/>
+            </w:rPr>
+            <w:t>Het Nat</w:t>
+          </w:r>
+        </w:hyperlink>
       </w:r>
       <w:r>
         <w:rPr>
@@ -3229,50 +3299,13 @@
       </w:r>
       <w:r>
         <w:rPr>
-          <w:u w:val="single" w:color="0000ff"/>
           <w:rFonts w:ascii="Charis SIL Regular" w:hAnsi="Charis SIL Regular" w:eastAsia="Charis SIL Regular"/>
           <w:b w:val="0"/>
           <w:i w:val="0"/>
           <w:color w:val="000000"/>
           <w:sz w:val="24"/>
         </w:rPr>
-        <w:hyperlink r:id="rId20" w:history="1">
-          <w:r>
-            <w:rPr>
-              <w:rStyle w:val="Hyperlink"/>
-            </w:rPr>
-            <w:t>van de</w:t>
-          </w:r>
-        </w:hyperlink>
-      </w:r>
-      <w:r>
-        <w:rPr>
-          <w:u w:val="single" w:color="0000ff"/>
-          <w:rFonts w:ascii="Charis SIL Regular" w:hAnsi="Charis SIL Regular" w:eastAsia="Charis SIL Regular"/>
-          <w:b w:val="0"/>
-          <w:i w:val="0"/>
-          <w:color w:val="000000"/>
-          <w:sz w:val="24"/>
-        </w:rPr>
-        <w:t xml:space="preserve"> </w:t>
-      </w:r>
-      <w:r>
-        <w:rPr>
-          <w:u w:val="single" w:color="0000ff"/>
-          <w:rFonts w:ascii="Charis SIL Regular" w:hAnsi="Charis SIL Regular" w:eastAsia="Charis SIL Regular"/>
-          <w:b w:val="0"/>
-          <w:i w:val="0"/>
-          <w:color w:val="000000"/>
-          <w:sz w:val="24"/>
-        </w:rPr>
-        <w:hyperlink r:id="rId20" w:history="1">
-          <w:r>
-            <w:rPr>
-              <w:rStyle w:val="Hyperlink"/>
-            </w:rPr>
-            <w:t>plaa</w:t>
-          </w:r>
-        </w:hyperlink>
+        <w:t>van de plaa</w:t>
       </w:r>
       <w:r>
         <w:rPr>

--- a/EXPORTS/DOCX/published/niveau3/Dutch/Naturalis.docx
+++ b/EXPORTS/DOCX/published/niveau3/Dutch/Naturalis.docx
@@ -1271,7 +1271,25 @@
           <w:color w:val="000000"/>
           <w:sz w:val="24"/>
         </w:rPr>
-        <w:t xml:space="preserve">die zijn standplaats had in </w:t>
+        <w:t>die zijn stand</w:t>
+      </w:r>
+      <w:r>
+        <w:rPr>
+          <w:u w:val="single" w:color="0000ff"/>
+          <w:rFonts w:ascii="Charis SIL Regular" w:hAnsi="Charis SIL Regular" w:eastAsia="Charis SIL Regular"/>
+          <w:b w:val="0"/>
+          <w:i w:val="0"/>
+          <w:color w:val="000000"/>
+          <w:sz w:val="24"/>
+        </w:rPr>
+        <w:hyperlink r:id="rId13" w:history="1">
+          <w:r>
+            <w:rPr>
+              <w:rStyle w:val="Hyperlink"/>
+            </w:rPr>
+            <w:t xml:space="preserve">plaats had in </w:t>
+          </w:r>
+        </w:hyperlink>
       </w:r>
       <w:r>
         <w:rPr>
@@ -1311,7 +1329,7 @@
           <w:sz w:val="24"/>
           <w:u w:val="single"/>
         </w:rPr>
-        <w:hyperlink r:id="rId14" w:history="1">
+        <w:hyperlink r:id="rId13" w:history="1">
           <w:r>
             <w:rPr>
               <w:rStyle w:val="Hyperlink"/>
@@ -1340,7 +1358,7 @@
           <w:sz w:val="24"/>
           <w:u w:val="single"/>
         </w:rPr>
-        <w:hyperlink r:id="rId14" w:history="1">
+        <w:hyperlink r:id="rId13" w:history="1">
           <w:r>
             <w:rPr>
               <w:rStyle w:val="Hyperlink"/>
@@ -1358,7 +1376,7 @@
           <w:sz w:val="24"/>
           <w:u w:val="single"/>
         </w:rPr>
-        <w:hyperlink r:id="rId14" w:history="1">
+        <w:hyperlink r:id="rId13" w:history="1">
           <w:r>
             <w:rPr>
               <w:rStyle w:val="Hyperlink"/>
@@ -1376,7 +1394,7 @@
           <w:sz w:val="24"/>
           <w:u w:val="single"/>
         </w:rPr>
-        <w:hyperlink r:id="rId14" w:history="1">
+        <w:hyperlink r:id="rId13" w:history="1">
           <w:r>
             <w:rPr>
               <w:rStyle w:val="Hyperlink"/>
@@ -1394,7 +1412,7 @@
           <w:sz w:val="24"/>
           <w:u w:val="single"/>
         </w:rPr>
-        <w:hyperlink r:id="rId14" w:history="1">
+        <w:hyperlink r:id="rId13" w:history="1">
           <w:r>
             <w:rPr>
               <w:rStyle w:val="Hyperlink"/>
@@ -1412,7 +1430,7 @@
           <w:sz w:val="24"/>
           <w:u w:val="single"/>
         </w:rPr>
-        <w:hyperlink r:id="rId14" w:history="1">
+        <w:hyperlink r:id="rId13" w:history="1">
           <w:r>
             <w:rPr>
               <w:rStyle w:val="Hyperlink"/>
@@ -2039,7 +2057,14 @@
           <w:color w:val="000000"/>
           <w:sz w:val="24"/>
         </w:rPr>
-        <w:t>er werd s</w:t>
+        <w:hyperlink r:id="rId15" w:history="1">
+          <w:r>
+            <w:rPr>
+              <w:rStyle w:val="Hyperlink"/>
+            </w:rPr>
+            <w:t>er werd s</w:t>
+          </w:r>
+        </w:hyperlink>
       </w:r>
       <w:r>
         <w:rPr>
@@ -3076,21 +3101,13 @@
       </w:r>
       <w:r>
         <w:rPr>
-          <w:u w:val="single" w:color="0000ff"/>
           <w:rFonts w:ascii="Charis SIL Regular" w:hAnsi="Charis SIL Regular" w:eastAsia="Charis SIL Regular"/>
           <w:b w:val="0"/>
           <w:i w:val="0"/>
           <w:color w:val="000000"/>
           <w:sz w:val="24"/>
         </w:rPr>
-        <w:hyperlink r:id="rId18" w:history="1">
-          <w:r>
-            <w:rPr>
-              <w:rStyle w:val="Hyperlink"/>
-            </w:rPr>
-            <w:t>Het Nat</w:t>
-          </w:r>
-        </w:hyperlink>
+        <w:t>Het Nat</w:t>
       </w:r>
       <w:r>
         <w:rPr>
@@ -4598,7 +4615,7 @@
           <w:sz w:val="24"/>
           <w:u w:val="single"/>
         </w:rPr>
-        <w:hyperlink r:id="rId29" w:history="1">
+        <w:hyperlink r:id="rId28" w:history="1">
           <w:r>
             <w:rPr>
               <w:rStyle w:val="Hyperlink"/>
@@ -4616,7 +4633,7 @@
           <w:sz w:val="24"/>
           <w:u w:val="single"/>
         </w:rPr>
-        <w:hyperlink r:id="rId29" w:history="1">
+        <w:hyperlink r:id="rId28" w:history="1">
           <w:r>
             <w:rPr>
               <w:rStyle w:val="Hyperlink"/>

--- a/EXPORTS/DOCX/published/niveau3/Dutch/Naturalis.docx
+++ b/EXPORTS/DOCX/published/niveau3/Dutch/Naturalis.docx
@@ -401,68 +401,7 @@
           <w:color w:val="000000"/>
           <w:sz w:val="24"/>
         </w:rPr>
-        <w:hyperlink r:id="rId9" w:history="1">
-          <w:r>
-            <w:rPr>
-              <w:rStyle w:val="Hyperlink"/>
-            </w:rPr>
-            <w:t>aturali</w:t>
-          </w:r>
-        </w:hyperlink>
-      </w:r>
-      <w:r>
-        <w:rPr>
-          <w:u w:val="single" w:color="0000ff"/>
-          <w:rFonts w:ascii="Charis SIL Regular" w:hAnsi="Charis SIL Regular" w:eastAsia="Charis SIL Regular"/>
-          <w:b w:val="0"/>
-          <w:i w:val="0"/>
-          <w:color w:val="000000"/>
-          <w:sz w:val="24"/>
-        </w:rPr>
-        <w:hyperlink r:id="rId9" w:history="1">
-          <w:r>
-            <w:rPr>
-              <w:rStyle w:val="Hyperlink"/>
-            </w:rPr>
-            <w:t>s</w:t>
-          </w:r>
-        </w:hyperlink>
-      </w:r>
-      <w:r>
-        <w:rPr>
-          <w:u w:val="single" w:color="0000ff"/>
-          <w:rFonts w:ascii="Charis SIL Regular" w:hAnsi="Charis SIL Regular" w:eastAsia="Charis SIL Regular"/>
-          <w:b w:val="0"/>
-          <w:i w:val="0"/>
-          <w:color w:val="000000"/>
-          <w:sz w:val="24"/>
-        </w:rPr>
-        <w:hyperlink r:id="rId9" w:history="1">
-          <w:r>
-            <w:rPr>
-              <w:rStyle w:val="Hyperlink"/>
-            </w:rPr>
-            <w:t xml:space="preserve"> Biodiv</w:t>
-          </w:r>
-        </w:hyperlink>
-      </w:r>
-      <w:r>
-        <w:rPr>
-          <w:u w:val="single" w:color="0000ff"/>
-          <w:rFonts w:ascii="Charis SIL Regular" w:hAnsi="Charis SIL Regular" w:eastAsia="Charis SIL Regular"/>
-          <w:b w:val="0"/>
-          <w:i w:val="0"/>
-          <w:color w:val="000000"/>
-          <w:sz w:val="24"/>
-        </w:rPr>
-        <w:hyperlink r:id="rId9" w:history="1">
-          <w:r>
-            <w:rPr>
-              <w:rStyle w:val="Hyperlink"/>
-            </w:rPr>
-            <w:t>e</w:t>
-          </w:r>
-        </w:hyperlink>
+        <w:t>aturalis Biodive</w:t>
       </w:r>
       <w:r>
         <w:rPr>
@@ -1282,14 +1221,7 @@
           <w:color w:val="000000"/>
           <w:sz w:val="24"/>
         </w:rPr>
-        <w:hyperlink r:id="rId13" w:history="1">
-          <w:r>
-            <w:rPr>
-              <w:rStyle w:val="Hyperlink"/>
-            </w:rPr>
-            <w:t xml:space="preserve">plaats had in </w:t>
-          </w:r>
-        </w:hyperlink>
+        <w:t xml:space="preserve">plaats had in </w:t>
       </w:r>
       <w:r>
         <w:rPr>
@@ -1300,7 +1232,7 @@
           <w:sz w:val="24"/>
           <w:u w:val="single"/>
         </w:rPr>
-        <w:hyperlink r:id="rId13" w:history="1">
+        <w:hyperlink r:id="rId14" w:history="1">
           <w:r>
             <w:rPr>
               <w:rStyle w:val="Hyperlink"/>
@@ -1329,7 +1261,7 @@
           <w:sz w:val="24"/>
           <w:u w:val="single"/>
         </w:rPr>
-        <w:hyperlink r:id="rId13" w:history="1">
+        <w:hyperlink r:id="rId14" w:history="1">
           <w:r>
             <w:rPr>
               <w:rStyle w:val="Hyperlink"/>
@@ -1358,7 +1290,7 @@
           <w:sz w:val="24"/>
           <w:u w:val="single"/>
         </w:rPr>
-        <w:hyperlink r:id="rId13" w:history="1">
+        <w:hyperlink r:id="rId14" w:history="1">
           <w:r>
             <w:rPr>
               <w:rStyle w:val="Hyperlink"/>
@@ -1376,7 +1308,7 @@
           <w:sz w:val="24"/>
           <w:u w:val="single"/>
         </w:rPr>
-        <w:hyperlink r:id="rId13" w:history="1">
+        <w:hyperlink r:id="rId14" w:history="1">
           <w:r>
             <w:rPr>
               <w:rStyle w:val="Hyperlink"/>
@@ -1394,7 +1326,7 @@
           <w:sz w:val="24"/>
           <w:u w:val="single"/>
         </w:rPr>
-        <w:hyperlink r:id="rId13" w:history="1">
+        <w:hyperlink r:id="rId14" w:history="1">
           <w:r>
             <w:rPr>
               <w:rStyle w:val="Hyperlink"/>
@@ -1515,7 +1447,6 @@
       </w:r>
       <w:r>
         <w:rPr>
-          <w:u w:val="single" w:color="0000ff"/>
           <w:rFonts w:ascii="Charis SIL Regular" w:hAnsi="Charis SIL Regular" w:eastAsia="Charis SIL Regular"/>
           <w:b w:val="0"/>
           <w:i w:val="0"/>
@@ -1592,7 +1523,7 @@
             <w:rPr>
               <w:rStyle w:val="Hyperlink"/>
             </w:rPr>
-            <w:t>et in kaart</w:t>
+            <w:t xml:space="preserve">et in kaart </w:t>
           </w:r>
         </w:hyperlink>
       </w:r>
@@ -1604,7 +1535,7 @@
           <w:color w:val="000000"/>
           <w:sz w:val="24"/>
         </w:rPr>
-        <w:t xml:space="preserve"> brengen van de plaatselijke flora en fauna. De </w:t>
+        <w:t xml:space="preserve">brengen van de plaatselijke flora en fauna. De </w:t>
       </w:r>
       <w:r>
         <w:rPr>
@@ -3101,13 +3032,21 @@
       </w:r>
       <w:r>
         <w:rPr>
+          <w:u w:val="single" w:color="0000ff"/>
           <w:rFonts w:ascii="Charis SIL Regular" w:hAnsi="Charis SIL Regular" w:eastAsia="Charis SIL Regular"/>
           <w:b w:val="0"/>
           <w:i w:val="0"/>
           <w:color w:val="000000"/>
           <w:sz w:val="24"/>
         </w:rPr>
-        <w:t>Het Nat</w:t>
+        <w:hyperlink r:id="rId18" w:history="1">
+          <w:r>
+            <w:rPr>
+              <w:rStyle w:val="Hyperlink"/>
+            </w:rPr>
+            <w:t>Het Nat</w:t>
+          </w:r>
+        </w:hyperlink>
       </w:r>
       <w:r>
         <w:rPr>
@@ -4615,7 +4554,7 @@
           <w:sz w:val="24"/>
           <w:u w:val="single"/>
         </w:rPr>
-        <w:hyperlink r:id="rId28" w:history="1">
+        <w:hyperlink r:id="rId29" w:history="1">
           <w:r>
             <w:rPr>
               <w:rStyle w:val="Hyperlink"/>

--- a/EXPORTS/DOCX/published/niveau3/Dutch/Naturalis.docx
+++ b/EXPORTS/DOCX/published/niveau3/Dutch/Naturalis.docx
@@ -390,75 +390,7 @@
           <w:color w:val="000000"/>
           <w:sz w:val="24"/>
         </w:rPr>
-        <w:t xml:space="preserve"> (RMNH) opgericht, sinds 2010 N</w:t>
-      </w:r>
-      <w:r>
-        <w:rPr>
-          <w:u w:val="single" w:color="0000ff"/>
-          <w:rFonts w:ascii="Charis SIL Regular" w:hAnsi="Charis SIL Regular" w:eastAsia="Charis SIL Regular"/>
-          <w:b w:val="0"/>
-          <w:i w:val="0"/>
-          <w:color w:val="000000"/>
-          <w:sz w:val="24"/>
-        </w:rPr>
-        <w:t>aturalis Biodive</w:t>
-      </w:r>
-      <w:r>
-        <w:rPr>
-          <w:rFonts w:ascii="Charis SIL Regular" w:hAnsi="Charis SIL Regular" w:eastAsia="Charis SIL Regular"/>
-          <w:b w:val="0"/>
-          <w:i w:val="0"/>
-          <w:color w:val="000000"/>
-          <w:sz w:val="24"/>
-        </w:rPr>
-        <w:t>rsity</w:t>
-      </w:r>
-      <w:r>
-        <w:rPr>
-          <w:u w:val="single" w:color="0000ff"/>
-          <w:rFonts w:ascii="Charis SIL Regular" w:hAnsi="Charis SIL Regular" w:eastAsia="Charis SIL Regular"/>
-          <w:b w:val="0"/>
-          <w:i w:val="0"/>
-          <w:color w:val="000000"/>
-          <w:sz w:val="24"/>
-        </w:rPr>
-        <w:t xml:space="preserve"> </w:t>
-      </w:r>
-      <w:r>
-        <w:rPr>
-          <w:u w:val="single" w:color="0000ff"/>
-          <w:rFonts w:ascii="Charis SIL Regular" w:hAnsi="Charis SIL Regular" w:eastAsia="Charis SIL Regular"/>
-          <w:b w:val="0"/>
-          <w:i w:val="0"/>
-          <w:color w:val="000000"/>
-          <w:sz w:val="24"/>
-        </w:rPr>
-        <w:hyperlink r:id="rId10" w:history="1">
-          <w:r>
-            <w:rPr>
-              <w:rStyle w:val="Hyperlink"/>
-            </w:rPr>
-            <w:t>C</w:t>
-          </w:r>
-        </w:hyperlink>
-      </w:r>
-      <w:r>
-        <w:rPr>
-          <w:u w:val="single" w:color="0000ff"/>
-          <w:rFonts w:ascii="Charis SIL Regular" w:hAnsi="Charis SIL Regular" w:eastAsia="Charis SIL Regular"/>
-          <w:b w:val="0"/>
-          <w:i w:val="0"/>
-          <w:color w:val="000000"/>
-          <w:sz w:val="24"/>
-        </w:rPr>
-        <w:hyperlink r:id="rId10" w:history="1">
-          <w:r>
-            <w:rPr>
-              <w:rStyle w:val="Hyperlink"/>
-            </w:rPr>
-            <w:t>enter genaam</w:t>
-          </w:r>
-        </w:hyperlink>
+        <w:t xml:space="preserve"> (RMNH) opgericht, sinds 2010 Naturalis Biodiversity Center genaam</w:t>
       </w:r>
       <w:r>
         <w:rPr>
@@ -1210,18 +1142,7 @@
           <w:color w:val="000000"/>
           <w:sz w:val="24"/>
         </w:rPr>
-        <w:t>die zijn stand</w:t>
-      </w:r>
-      <w:r>
-        <w:rPr>
-          <w:u w:val="single" w:color="0000ff"/>
-          <w:rFonts w:ascii="Charis SIL Regular" w:hAnsi="Charis SIL Regular" w:eastAsia="Charis SIL Regular"/>
-          <w:b w:val="0"/>
-          <w:i w:val="0"/>
-          <w:color w:val="000000"/>
-          <w:sz w:val="24"/>
-        </w:rPr>
-        <w:t xml:space="preserve">plaats had in </w:t>
+        <w:t xml:space="preserve">die zijn standplaats had in </w:t>
       </w:r>
       <w:r>
         <w:rPr>
@@ -1232,7 +1153,7 @@
           <w:sz w:val="24"/>
           <w:u w:val="single"/>
         </w:rPr>
-        <w:hyperlink r:id="rId14" w:history="1">
+        <w:hyperlink r:id="rId13" w:history="1">
           <w:r>
             <w:rPr>
               <w:rStyle w:val="Hyperlink"/>
@@ -1344,7 +1265,7 @@
           <w:sz w:val="24"/>
           <w:u w:val="single"/>
         </w:rPr>
-        <w:hyperlink r:id="rId13" w:history="1">
+        <w:hyperlink r:id="rId14" w:history="1">
           <w:r>
             <w:rPr>
               <w:rStyle w:val="Hyperlink"/>
@@ -1362,7 +1283,7 @@
           <w:sz w:val="24"/>
           <w:u w:val="single"/>
         </w:rPr>
-        <w:hyperlink r:id="rId13" w:history="1">
+        <w:hyperlink r:id="rId14" w:history="1">
           <w:r>
             <w:rPr>
               <w:rStyle w:val="Hyperlink"/>
@@ -1447,6 +1368,7 @@
       </w:r>
       <w:r>
         <w:rPr>
+          <w:u w:val="single" w:color="0000ff"/>
           <w:rFonts w:ascii="Charis SIL Regular" w:hAnsi="Charis SIL Regular" w:eastAsia="Charis SIL Regular"/>
           <w:b w:val="0"/>
           <w:i w:val="0"/>
@@ -1523,7 +1445,7 @@
             <w:rPr>
               <w:rStyle w:val="Hyperlink"/>
             </w:rPr>
-            <w:t xml:space="preserve">et in kaart </w:t>
+            <w:t>et in kaart</w:t>
           </w:r>
         </w:hyperlink>
       </w:r>
@@ -1535,7 +1457,7 @@
           <w:color w:val="000000"/>
           <w:sz w:val="24"/>
         </w:rPr>
-        <w:t xml:space="preserve">brengen van de plaatselijke flora en fauna. De </w:t>
+        <w:t xml:space="preserve"> brengen van de plaatselijke flora en fauna. De </w:t>
       </w:r>
       <w:r>
         <w:rPr>
@@ -1923,97 +1845,7 @@
           <w:color w:val="000000"/>
           <w:sz w:val="24"/>
         </w:rPr>
-        <w:t>apart blijven bestaan tot</w:t>
-      </w:r>
-      <w:r>
-        <w:rPr>
-          <w:u w:val="single" w:color="0000ff"/>
-          <w:rFonts w:ascii="Charis SIL Regular" w:hAnsi="Charis SIL Regular" w:eastAsia="Charis SIL Regular"/>
-          <w:b w:val="0"/>
-          <w:i w:val="0"/>
-          <w:color w:val="000000"/>
-          <w:sz w:val="24"/>
-        </w:rPr>
-        <w:hyperlink r:id="rId15" w:history="1">
-          <w:r>
-            <w:rPr>
-              <w:rStyle w:val="Hyperlink"/>
-            </w:rPr>
-            <w:t>dat het in 19</w:t>
-          </w:r>
-        </w:hyperlink>
-      </w:r>
-      <w:r>
-        <w:rPr>
-          <w:u w:val="single" w:color="0000ff"/>
-          <w:rFonts w:ascii="Charis SIL Regular" w:hAnsi="Charis SIL Regular" w:eastAsia="Charis SIL Regular"/>
-          <w:b w:val="0"/>
-          <w:i w:val="0"/>
-          <w:color w:val="000000"/>
-          <w:sz w:val="24"/>
-        </w:rPr>
-        <w:hyperlink r:id="rId15" w:history="1">
-          <w:r>
-            <w:rPr>
-              <w:rStyle w:val="Hyperlink"/>
-            </w:rPr>
-            <w:t>8</w:t>
-          </w:r>
-        </w:hyperlink>
-      </w:r>
-      <w:r>
-        <w:rPr>
-          <w:u w:val="single" w:color="0000ff"/>
-          <w:rFonts w:ascii="Charis SIL Regular" w:hAnsi="Charis SIL Regular" w:eastAsia="Charis SIL Regular"/>
-          <w:b w:val="0"/>
-          <w:i w:val="0"/>
-          <w:color w:val="000000"/>
-          <w:sz w:val="24"/>
-        </w:rPr>
-        <w:hyperlink r:id="rId15" w:history="1">
-          <w:r>
-            <w:rPr>
-              <w:rStyle w:val="Hyperlink"/>
-            </w:rPr>
-            <w:t>4 we</w:t>
-          </w:r>
-        </w:hyperlink>
-      </w:r>
-      <w:r>
-        <w:rPr>
-          <w:u w:val="single" w:color="0000ff"/>
-          <w:rFonts w:ascii="Charis SIL Regular" w:hAnsi="Charis SIL Regular" w:eastAsia="Charis SIL Regular"/>
-          <w:b w:val="0"/>
-          <w:i w:val="0"/>
-          <w:color w:val="000000"/>
-          <w:sz w:val="24"/>
-        </w:rPr>
-        <w:hyperlink r:id="rId15" w:history="1">
-          <w:r>
-            <w:rPr>
-              <w:rStyle w:val="Hyperlink"/>
-            </w:rPr>
-            <w:t>er werd s</w:t>
-          </w:r>
-        </w:hyperlink>
-      </w:r>
-      <w:r>
-        <w:rPr>
-          <w:u w:val="single" w:color="0000ff"/>
-          <w:rFonts w:ascii="Charis SIL Regular" w:hAnsi="Charis SIL Regular" w:eastAsia="Charis SIL Regular"/>
-          <w:b w:val="0"/>
-          <w:i w:val="0"/>
-          <w:color w:val="000000"/>
-          <w:sz w:val="24"/>
-        </w:rPr>
-        <w:hyperlink r:id="rId15" w:history="1">
-          <w:r>
-            <w:rPr>
-              <w:rStyle w:val="Hyperlink"/>
-            </w:rPr>
-            <w:t>am</w:t>
-          </w:r>
-        </w:hyperlink>
+        <w:t>apart blijven bestaan totdat het in 1984 weer werd sam</w:t>
       </w:r>
       <w:r>
         <w:rPr>
@@ -4572,7 +4404,7 @@
           <w:sz w:val="24"/>
           <w:u w:val="single"/>
         </w:rPr>
-        <w:hyperlink r:id="rId28" w:history="1">
+        <w:hyperlink r:id="rId29" w:history="1">
           <w:r>
             <w:rPr>
               <w:rStyle w:val="Hyperlink"/>

--- a/EXPORTS/DOCX/published/niveau3/Dutch/Naturalis.docx
+++ b/EXPORTS/DOCX/published/niveau3/Dutch/Naturalis.docx
@@ -390,7 +390,75 @@
           <w:color w:val="000000"/>
           <w:sz w:val="24"/>
         </w:rPr>
-        <w:t xml:space="preserve"> (RMNH) opgericht, sinds 2010 Naturalis Biodiversity Center genaam</w:t>
+        <w:t xml:space="preserve"> (RMNH) opgericht, sinds 2010 N</w:t>
+      </w:r>
+      <w:r>
+        <w:rPr>
+          <w:u w:val="single" w:color="0000ff"/>
+          <w:rFonts w:ascii="Charis SIL Regular" w:hAnsi="Charis SIL Regular" w:eastAsia="Charis SIL Regular"/>
+          <w:b w:val="0"/>
+          <w:i w:val="0"/>
+          <w:color w:val="000000"/>
+          <w:sz w:val="24"/>
+        </w:rPr>
+        <w:t>aturalis Biodive</w:t>
+      </w:r>
+      <w:r>
+        <w:rPr>
+          <w:rFonts w:ascii="Charis SIL Regular" w:hAnsi="Charis SIL Regular" w:eastAsia="Charis SIL Regular"/>
+          <w:b w:val="0"/>
+          <w:i w:val="0"/>
+          <w:color w:val="000000"/>
+          <w:sz w:val="24"/>
+        </w:rPr>
+        <w:t>rsity</w:t>
+      </w:r>
+      <w:r>
+        <w:rPr>
+          <w:u w:val="single" w:color="0000ff"/>
+          <w:rFonts w:ascii="Charis SIL Regular" w:hAnsi="Charis SIL Regular" w:eastAsia="Charis SIL Regular"/>
+          <w:b w:val="0"/>
+          <w:i w:val="0"/>
+          <w:color w:val="000000"/>
+          <w:sz w:val="24"/>
+        </w:rPr>
+        <w:t xml:space="preserve"> </w:t>
+      </w:r>
+      <w:r>
+        <w:rPr>
+          <w:u w:val="single" w:color="0000ff"/>
+          <w:rFonts w:ascii="Charis SIL Regular" w:hAnsi="Charis SIL Regular" w:eastAsia="Charis SIL Regular"/>
+          <w:b w:val="0"/>
+          <w:i w:val="0"/>
+          <w:color w:val="000000"/>
+          <w:sz w:val="24"/>
+        </w:rPr>
+        <w:hyperlink r:id="rId10" w:history="1">
+          <w:r>
+            <w:rPr>
+              <w:rStyle w:val="Hyperlink"/>
+            </w:rPr>
+            <w:t>C</w:t>
+          </w:r>
+        </w:hyperlink>
+      </w:r>
+      <w:r>
+        <w:rPr>
+          <w:u w:val="single" w:color="0000ff"/>
+          <w:rFonts w:ascii="Charis SIL Regular" w:hAnsi="Charis SIL Regular" w:eastAsia="Charis SIL Regular"/>
+          <w:b w:val="0"/>
+          <w:i w:val="0"/>
+          <w:color w:val="000000"/>
+          <w:sz w:val="24"/>
+        </w:rPr>
+        <w:hyperlink r:id="rId10" w:history="1">
+          <w:r>
+            <w:rPr>
+              <w:rStyle w:val="Hyperlink"/>
+            </w:rPr>
+            <w:t>enter genaam</w:t>
+          </w:r>
+        </w:hyperlink>
       </w:r>
       <w:r>
         <w:rPr>
@@ -1142,7 +1210,18 @@
           <w:color w:val="000000"/>
           <w:sz w:val="24"/>
         </w:rPr>
-        <w:t xml:space="preserve">die zijn standplaats had in </w:t>
+        <w:t>die zijn stand</w:t>
+      </w:r>
+      <w:r>
+        <w:rPr>
+          <w:u w:val="single" w:color="0000ff"/>
+          <w:rFonts w:ascii="Charis SIL Regular" w:hAnsi="Charis SIL Regular" w:eastAsia="Charis SIL Regular"/>
+          <w:b w:val="0"/>
+          <w:i w:val="0"/>
+          <w:color w:val="000000"/>
+          <w:sz w:val="24"/>
+        </w:rPr>
+        <w:t xml:space="preserve">plaats had in </w:t>
       </w:r>
       <w:r>
         <w:rPr>
@@ -1153,7 +1232,7 @@
           <w:sz w:val="24"/>
           <w:u w:val="single"/>
         </w:rPr>
-        <w:hyperlink r:id="rId13" w:history="1">
+        <w:hyperlink r:id="rId14" w:history="1">
           <w:r>
             <w:rPr>
               <w:rStyle w:val="Hyperlink"/>
@@ -1283,7 +1362,7 @@
           <w:sz w:val="24"/>
           <w:u w:val="single"/>
         </w:rPr>
-        <w:hyperlink r:id="rId14" w:history="1">
+        <w:hyperlink r:id="rId13" w:history="1">
           <w:r>
             <w:rPr>
               <w:rStyle w:val="Hyperlink"/>
@@ -1368,7 +1447,6 @@
       </w:r>
       <w:r>
         <w:rPr>
-          <w:u w:val="single" w:color="0000ff"/>
           <w:rFonts w:ascii="Charis SIL Regular" w:hAnsi="Charis SIL Regular" w:eastAsia="Charis SIL Regular"/>
           <w:b w:val="0"/>
           <w:i w:val="0"/>
@@ -1445,7 +1523,7 @@
             <w:rPr>
               <w:rStyle w:val="Hyperlink"/>
             </w:rPr>
-            <w:t>et in kaart</w:t>
+            <w:t xml:space="preserve">et in kaart </w:t>
           </w:r>
         </w:hyperlink>
       </w:r>
@@ -1457,7 +1535,7 @@
           <w:color w:val="000000"/>
           <w:sz w:val="24"/>
         </w:rPr>
-        <w:t xml:space="preserve"> brengen van de plaatselijke flora en fauna. De </w:t>
+        <w:t xml:space="preserve">brengen van de plaatselijke flora en fauna. De </w:t>
       </w:r>
       <w:r>
         <w:rPr>
@@ -1845,7 +1923,36 @@
           <w:color w:val="000000"/>
           <w:sz w:val="24"/>
         </w:rPr>
-        <w:t>apart blijven bestaan totdat het in 1984 weer werd sam</w:t>
+        <w:t>apart blijven bestaan tot</w:t>
+      </w:r>
+      <w:r>
+        <w:rPr>
+          <w:u w:val="single" w:color="0000ff"/>
+          <w:rFonts w:ascii="Charis SIL Regular" w:hAnsi="Charis SIL Regular" w:eastAsia="Charis SIL Regular"/>
+          <w:b w:val="0"/>
+          <w:i w:val="0"/>
+          <w:color w:val="000000"/>
+          <w:sz w:val="24"/>
+        </w:rPr>
+        <w:t>dat het in 1984 weer werd s</w:t>
+      </w:r>
+      <w:r>
+        <w:rPr>
+          <w:u w:val="single" w:color="0000ff"/>
+          <w:rFonts w:ascii="Charis SIL Regular" w:hAnsi="Charis SIL Regular" w:eastAsia="Charis SIL Regular"/>
+          <w:b w:val="0"/>
+          <w:i w:val="0"/>
+          <w:color w:val="000000"/>
+          <w:sz w:val="24"/>
+        </w:rPr>
+        <w:hyperlink r:id="rId15" w:history="1">
+          <w:r>
+            <w:rPr>
+              <w:rStyle w:val="Hyperlink"/>
+            </w:rPr>
+            <w:t>am</w:t>
+          </w:r>
+        </w:hyperlink>
       </w:r>
       <w:r>
         <w:rPr>
@@ -4386,7 +4493,7 @@
           <w:sz w:val="24"/>
           <w:u w:val="single"/>
         </w:rPr>
-        <w:hyperlink r:id="rId29" w:history="1">
+        <w:hyperlink r:id="rId28" w:history="1">
           <w:r>
             <w:rPr>
               <w:rStyle w:val="Hyperlink"/>
@@ -4404,7 +4511,7 @@
           <w:sz w:val="24"/>
           <w:u w:val="single"/>
         </w:rPr>
-        <w:hyperlink r:id="rId29" w:history="1">
+        <w:hyperlink r:id="rId28" w:history="1">
           <w:r>
             <w:rPr>
               <w:rStyle w:val="Hyperlink"/>

--- a/EXPORTS/DOCX/published/niveau3/Dutch/Naturalis.docx
+++ b/EXPORTS/DOCX/published/niveau3/Dutch/Naturalis.docx
@@ -401,7 +401,68 @@
           <w:color w:val="000000"/>
           <w:sz w:val="24"/>
         </w:rPr>
-        <w:t>aturalis Biodive</w:t>
+        <w:hyperlink r:id="rId9" w:history="1">
+          <w:r>
+            <w:rPr>
+              <w:rStyle w:val="Hyperlink"/>
+            </w:rPr>
+            <w:t>aturali</w:t>
+          </w:r>
+        </w:hyperlink>
+      </w:r>
+      <w:r>
+        <w:rPr>
+          <w:u w:val="single" w:color="0000ff"/>
+          <w:rFonts w:ascii="Charis SIL Regular" w:hAnsi="Charis SIL Regular" w:eastAsia="Charis SIL Regular"/>
+          <w:b w:val="0"/>
+          <w:i w:val="0"/>
+          <w:color w:val="000000"/>
+          <w:sz w:val="24"/>
+        </w:rPr>
+        <w:hyperlink r:id="rId9" w:history="1">
+          <w:r>
+            <w:rPr>
+              <w:rStyle w:val="Hyperlink"/>
+            </w:rPr>
+            <w:t>s</w:t>
+          </w:r>
+        </w:hyperlink>
+      </w:r>
+      <w:r>
+        <w:rPr>
+          <w:u w:val="single" w:color="0000ff"/>
+          <w:rFonts w:ascii="Charis SIL Regular" w:hAnsi="Charis SIL Regular" w:eastAsia="Charis SIL Regular"/>
+          <w:b w:val="0"/>
+          <w:i w:val="0"/>
+          <w:color w:val="000000"/>
+          <w:sz w:val="24"/>
+        </w:rPr>
+        <w:hyperlink r:id="rId9" w:history="1">
+          <w:r>
+            <w:rPr>
+              <w:rStyle w:val="Hyperlink"/>
+            </w:rPr>
+            <w:t xml:space="preserve"> Biodiv</w:t>
+          </w:r>
+        </w:hyperlink>
+      </w:r>
+      <w:r>
+        <w:rPr>
+          <w:u w:val="single" w:color="0000ff"/>
+          <w:rFonts w:ascii="Charis SIL Regular" w:hAnsi="Charis SIL Regular" w:eastAsia="Charis SIL Regular"/>
+          <w:b w:val="0"/>
+          <w:i w:val="0"/>
+          <w:color w:val="000000"/>
+          <w:sz w:val="24"/>
+        </w:rPr>
+        <w:hyperlink r:id="rId9" w:history="1">
+          <w:r>
+            <w:rPr>
+              <w:rStyle w:val="Hyperlink"/>
+            </w:rPr>
+            <w:t>e</w:t>
+          </w:r>
+        </w:hyperlink>
       </w:r>
       <w:r>
         <w:rPr>
@@ -1221,7 +1282,14 @@
           <w:color w:val="000000"/>
           <w:sz w:val="24"/>
         </w:rPr>
-        <w:t xml:space="preserve">plaats had in </w:t>
+        <w:hyperlink r:id="rId13" w:history="1">
+          <w:r>
+            <w:rPr>
+              <w:rStyle w:val="Hyperlink"/>
+            </w:rPr>
+            <w:t xml:space="preserve">plaats had in </w:t>
+          </w:r>
+        </w:hyperlink>
       </w:r>
       <w:r>
         <w:rPr>
@@ -1232,7 +1300,7 @@
           <w:sz w:val="24"/>
           <w:u w:val="single"/>
         </w:rPr>
-        <w:hyperlink r:id="rId14" w:history="1">
+        <w:hyperlink r:id="rId13" w:history="1">
           <w:r>
             <w:rPr>
               <w:rStyle w:val="Hyperlink"/>
@@ -1261,7 +1329,7 @@
           <w:sz w:val="24"/>
           <w:u w:val="single"/>
         </w:rPr>
-        <w:hyperlink r:id="rId14" w:history="1">
+        <w:hyperlink r:id="rId13" w:history="1">
           <w:r>
             <w:rPr>
               <w:rStyle w:val="Hyperlink"/>
@@ -1362,7 +1430,7 @@
           <w:sz w:val="24"/>
           <w:u w:val="single"/>
         </w:rPr>
-        <w:hyperlink r:id="rId13" w:history="1">
+        <w:hyperlink r:id="rId14" w:history="1">
           <w:r>
             <w:rPr>
               <w:rStyle w:val="Hyperlink"/>
@@ -1934,7 +2002,68 @@
           <w:color w:val="000000"/>
           <w:sz w:val="24"/>
         </w:rPr>
-        <w:t>dat het in 1984 weer werd s</w:t>
+        <w:hyperlink r:id="rId15" w:history="1">
+          <w:r>
+            <w:rPr>
+              <w:rStyle w:val="Hyperlink"/>
+            </w:rPr>
+            <w:t>dat het in 19</w:t>
+          </w:r>
+        </w:hyperlink>
+      </w:r>
+      <w:r>
+        <w:rPr>
+          <w:u w:val="single" w:color="0000ff"/>
+          <w:rFonts w:ascii="Charis SIL Regular" w:hAnsi="Charis SIL Regular" w:eastAsia="Charis SIL Regular"/>
+          <w:b w:val="0"/>
+          <w:i w:val="0"/>
+          <w:color w:val="000000"/>
+          <w:sz w:val="24"/>
+        </w:rPr>
+        <w:hyperlink r:id="rId15" w:history="1">
+          <w:r>
+            <w:rPr>
+              <w:rStyle w:val="Hyperlink"/>
+            </w:rPr>
+            <w:t>8</w:t>
+          </w:r>
+        </w:hyperlink>
+      </w:r>
+      <w:r>
+        <w:rPr>
+          <w:u w:val="single" w:color="0000ff"/>
+          <w:rFonts w:ascii="Charis SIL Regular" w:hAnsi="Charis SIL Regular" w:eastAsia="Charis SIL Regular"/>
+          <w:b w:val="0"/>
+          <w:i w:val="0"/>
+          <w:color w:val="000000"/>
+          <w:sz w:val="24"/>
+        </w:rPr>
+        <w:hyperlink r:id="rId15" w:history="1">
+          <w:r>
+            <w:rPr>
+              <w:rStyle w:val="Hyperlink"/>
+            </w:rPr>
+            <w:t>4 we</w:t>
+          </w:r>
+        </w:hyperlink>
+      </w:r>
+      <w:r>
+        <w:rPr>
+          <w:u w:val="single" w:color="0000ff"/>
+          <w:rFonts w:ascii="Charis SIL Regular" w:hAnsi="Charis SIL Regular" w:eastAsia="Charis SIL Regular"/>
+          <w:b w:val="0"/>
+          <w:i w:val="0"/>
+          <w:color w:val="000000"/>
+          <w:sz w:val="24"/>
+        </w:rPr>
+        <w:hyperlink r:id="rId15" w:history="1">
+          <w:r>
+            <w:rPr>
+              <w:rStyle w:val="Hyperlink"/>
+            </w:rPr>
+            <w:t>er werd s</w:t>
+          </w:r>
+        </w:hyperlink>
       </w:r>
       <w:r>
         <w:rPr>
@@ -4493,7 +4622,7 @@
           <w:sz w:val="24"/>
           <w:u w:val="single"/>
         </w:rPr>
-        <w:hyperlink r:id="rId28" w:history="1">
+        <w:hyperlink r:id="rId29" w:history="1">
           <w:r>
             <w:rPr>
               <w:rStyle w:val="Hyperlink"/>
@@ -4511,7 +4640,7 @@
           <w:sz w:val="24"/>
           <w:u w:val="single"/>
         </w:rPr>
-        <w:hyperlink r:id="rId28" w:history="1">
+        <w:hyperlink r:id="rId29" w:history="1">
           <w:r>
             <w:rPr>
               <w:rStyle w:val="Hyperlink"/>

--- a/EXPORTS/DOCX/published/niveau3/Dutch/Naturalis.docx
+++ b/EXPORTS/DOCX/published/niveau3/Dutch/Naturalis.docx
@@ -1515,6 +1515,7 @@
       </w:r>
       <w:r>
         <w:rPr>
+          <w:u w:val="single" w:color="0000ff"/>
           <w:rFonts w:ascii="Charis SIL Regular" w:hAnsi="Charis SIL Regular" w:eastAsia="Charis SIL Regular"/>
           <w:b w:val="0"/>
           <w:i w:val="0"/>
@@ -1561,21 +1562,13 @@
       </w:r>
       <w:r>
         <w:rPr>
-          <w:u w:val="single" w:color="0000ff"/>
           <w:rFonts w:ascii="Charis SIL Regular" w:hAnsi="Charis SIL Regular" w:eastAsia="Charis SIL Regular"/>
           <w:b w:val="0"/>
           <w:i w:val="0"/>
           <w:color w:val="000000"/>
           <w:sz w:val="24"/>
         </w:rPr>
-        <w:hyperlink r:id="rId14" w:history="1">
-          <w:r>
-            <w:rPr>
-              <w:rStyle w:val="Hyperlink"/>
-            </w:rPr>
-            <w:t>h</w:t>
-          </w:r>
-        </w:hyperlink>
+        <w:t>h</w:t>
       </w:r>
       <w:r>
         <w:rPr>

--- a/EXPORTS/DOCX/published/niveau3/Dutch/Naturalis.docx
+++ b/EXPORTS/DOCX/published/niveau3/Dutch/Naturalis.docx
@@ -1282,14 +1282,7 @@
           <w:color w:val="000000"/>
           <w:sz w:val="24"/>
         </w:rPr>
-        <w:hyperlink r:id="rId13" w:history="1">
-          <w:r>
-            <w:rPr>
-              <w:rStyle w:val="Hyperlink"/>
-            </w:rPr>
-            <w:t xml:space="preserve">plaats had in </w:t>
-          </w:r>
-        </w:hyperlink>
+        <w:t xml:space="preserve">plaats had in </w:t>
       </w:r>
       <w:r>
         <w:rPr>
@@ -1300,7 +1293,7 @@
           <w:sz w:val="24"/>
           <w:u w:val="single"/>
         </w:rPr>
-        <w:hyperlink r:id="rId13" w:history="1">
+        <w:hyperlink r:id="rId14" w:history="1">
           <w:r>
             <w:rPr>
               <w:rStyle w:val="Hyperlink"/>
@@ -1358,7 +1351,7 @@
           <w:sz w:val="24"/>
           <w:u w:val="single"/>
         </w:rPr>
-        <w:hyperlink r:id="rId14" w:history="1">
+        <w:hyperlink r:id="rId13" w:history="1">
           <w:r>
             <w:rPr>
               <w:rStyle w:val="Hyperlink"/>
@@ -1376,7 +1369,7 @@
           <w:sz w:val="24"/>
           <w:u w:val="single"/>
         </w:rPr>
-        <w:hyperlink r:id="rId14" w:history="1">
+        <w:hyperlink r:id="rId13" w:history="1">
           <w:r>
             <w:rPr>
               <w:rStyle w:val="Hyperlink"/>
@@ -1394,7 +1387,7 @@
           <w:sz w:val="24"/>
           <w:u w:val="single"/>
         </w:rPr>
-        <w:hyperlink r:id="rId14" w:history="1">
+        <w:hyperlink r:id="rId13" w:history="1">
           <w:r>
             <w:rPr>
               <w:rStyle w:val="Hyperlink"/>
@@ -1412,7 +1405,7 @@
           <w:sz w:val="24"/>
           <w:u w:val="single"/>
         </w:rPr>
-        <w:hyperlink r:id="rId14" w:history="1">
+        <w:hyperlink r:id="rId13" w:history="1">
           <w:r>
             <w:rPr>
               <w:rStyle w:val="Hyperlink"/>
@@ -1430,7 +1423,7 @@
           <w:sz w:val="24"/>
           <w:u w:val="single"/>
         </w:rPr>
-        <w:hyperlink r:id="rId14" w:history="1">
+        <w:hyperlink r:id="rId13" w:history="1">
           <w:r>
             <w:rPr>
               <w:rStyle w:val="Hyperlink"/>
@@ -1515,7 +1508,6 @@
       </w:r>
       <w:r>
         <w:rPr>
-          <w:u w:val="single" w:color="0000ff"/>
           <w:rFonts w:ascii="Charis SIL Regular" w:hAnsi="Charis SIL Regular" w:eastAsia="Charis SIL Regular"/>
           <w:b w:val="0"/>
           <w:i w:val="0"/>
@@ -1562,13 +1554,21 @@
       </w:r>
       <w:r>
         <w:rPr>
+          <w:u w:val="single" w:color="0000ff"/>
           <w:rFonts w:ascii="Charis SIL Regular" w:hAnsi="Charis SIL Regular" w:eastAsia="Charis SIL Regular"/>
           <w:b w:val="0"/>
           <w:i w:val="0"/>
           <w:color w:val="000000"/>
           <w:sz w:val="24"/>
         </w:rPr>
-        <w:t>h</w:t>
+        <w:hyperlink r:id="rId14" w:history="1">
+          <w:r>
+            <w:rPr>
+              <w:rStyle w:val="Hyperlink"/>
+            </w:rPr>
+            <w:t>h</w:t>
+          </w:r>
+        </w:hyperlink>
       </w:r>
       <w:r>
         <w:rPr>
@@ -4615,7 +4615,7 @@
           <w:sz w:val="24"/>
           <w:u w:val="single"/>
         </w:rPr>
-        <w:hyperlink r:id="rId29" w:history="1">
+        <w:hyperlink r:id="rId28" w:history="1">
           <w:r>
             <w:rPr>
               <w:rStyle w:val="Hyperlink"/>
@@ -4633,7 +4633,7 @@
           <w:sz w:val="24"/>
           <w:u w:val="single"/>
         </w:rPr>
-        <w:hyperlink r:id="rId29" w:history="1">
+        <w:hyperlink r:id="rId28" w:history="1">
           <w:r>
             <w:rPr>
               <w:rStyle w:val="Hyperlink"/>

--- a/EXPORTS/DOCX/published/niveau3/Dutch/Naturalis.docx
+++ b/EXPORTS/DOCX/published/niveau3/Dutch/Naturalis.docx
@@ -390,136 +390,7 @@
           <w:color w:val="000000"/>
           <w:sz w:val="24"/>
         </w:rPr>
-        <w:t xml:space="preserve"> (RMNH) opgericht, sinds 2010 N</w:t>
-      </w:r>
-      <w:r>
-        <w:rPr>
-          <w:u w:val="single" w:color="0000ff"/>
-          <w:rFonts w:ascii="Charis SIL Regular" w:hAnsi="Charis SIL Regular" w:eastAsia="Charis SIL Regular"/>
-          <w:b w:val="0"/>
-          <w:i w:val="0"/>
-          <w:color w:val="000000"/>
-          <w:sz w:val="24"/>
-        </w:rPr>
-        <w:hyperlink r:id="rId9" w:history="1">
-          <w:r>
-            <w:rPr>
-              <w:rStyle w:val="Hyperlink"/>
-            </w:rPr>
-            <w:t>aturali</w:t>
-          </w:r>
-        </w:hyperlink>
-      </w:r>
-      <w:r>
-        <w:rPr>
-          <w:u w:val="single" w:color="0000ff"/>
-          <w:rFonts w:ascii="Charis SIL Regular" w:hAnsi="Charis SIL Regular" w:eastAsia="Charis SIL Regular"/>
-          <w:b w:val="0"/>
-          <w:i w:val="0"/>
-          <w:color w:val="000000"/>
-          <w:sz w:val="24"/>
-        </w:rPr>
-        <w:hyperlink r:id="rId9" w:history="1">
-          <w:r>
-            <w:rPr>
-              <w:rStyle w:val="Hyperlink"/>
-            </w:rPr>
-            <w:t>s</w:t>
-          </w:r>
-        </w:hyperlink>
-      </w:r>
-      <w:r>
-        <w:rPr>
-          <w:u w:val="single" w:color="0000ff"/>
-          <w:rFonts w:ascii="Charis SIL Regular" w:hAnsi="Charis SIL Regular" w:eastAsia="Charis SIL Regular"/>
-          <w:b w:val="0"/>
-          <w:i w:val="0"/>
-          <w:color w:val="000000"/>
-          <w:sz w:val="24"/>
-        </w:rPr>
-        <w:hyperlink r:id="rId9" w:history="1">
-          <w:r>
-            <w:rPr>
-              <w:rStyle w:val="Hyperlink"/>
-            </w:rPr>
-            <w:t xml:space="preserve"> Biodiv</w:t>
-          </w:r>
-        </w:hyperlink>
-      </w:r>
-      <w:r>
-        <w:rPr>
-          <w:u w:val="single" w:color="0000ff"/>
-          <w:rFonts w:ascii="Charis SIL Regular" w:hAnsi="Charis SIL Regular" w:eastAsia="Charis SIL Regular"/>
-          <w:b w:val="0"/>
-          <w:i w:val="0"/>
-          <w:color w:val="000000"/>
-          <w:sz w:val="24"/>
-        </w:rPr>
-        <w:hyperlink r:id="rId9" w:history="1">
-          <w:r>
-            <w:rPr>
-              <w:rStyle w:val="Hyperlink"/>
-            </w:rPr>
-            <w:t>e</w:t>
-          </w:r>
-        </w:hyperlink>
-      </w:r>
-      <w:r>
-        <w:rPr>
-          <w:rFonts w:ascii="Charis SIL Regular" w:hAnsi="Charis SIL Regular" w:eastAsia="Charis SIL Regular"/>
-          <w:b w:val="0"/>
-          <w:i w:val="0"/>
-          <w:color w:val="000000"/>
-          <w:sz w:val="24"/>
-        </w:rPr>
-        <w:t>rsity</w:t>
-      </w:r>
-      <w:r>
-        <w:rPr>
-          <w:u w:val="single" w:color="0000ff"/>
-          <w:rFonts w:ascii="Charis SIL Regular" w:hAnsi="Charis SIL Regular" w:eastAsia="Charis SIL Regular"/>
-          <w:b w:val="0"/>
-          <w:i w:val="0"/>
-          <w:color w:val="000000"/>
-          <w:sz w:val="24"/>
-        </w:rPr>
-        <w:t xml:space="preserve"> </w:t>
-      </w:r>
-      <w:r>
-        <w:rPr>
-          <w:u w:val="single" w:color="0000ff"/>
-          <w:rFonts w:ascii="Charis SIL Regular" w:hAnsi="Charis SIL Regular" w:eastAsia="Charis SIL Regular"/>
-          <w:b w:val="0"/>
-          <w:i w:val="0"/>
-          <w:color w:val="000000"/>
-          <w:sz w:val="24"/>
-        </w:rPr>
-        <w:hyperlink r:id="rId10" w:history="1">
-          <w:r>
-            <w:rPr>
-              <w:rStyle w:val="Hyperlink"/>
-            </w:rPr>
-            <w:t>C</w:t>
-          </w:r>
-        </w:hyperlink>
-      </w:r>
-      <w:r>
-        <w:rPr>
-          <w:u w:val="single" w:color="0000ff"/>
-          <w:rFonts w:ascii="Charis SIL Regular" w:hAnsi="Charis SIL Regular" w:eastAsia="Charis SIL Regular"/>
-          <w:b w:val="0"/>
-          <w:i w:val="0"/>
-          <w:color w:val="000000"/>
-          <w:sz w:val="24"/>
-        </w:rPr>
-        <w:hyperlink r:id="rId10" w:history="1">
-          <w:r>
-            <w:rPr>
-              <w:rStyle w:val="Hyperlink"/>
-            </w:rPr>
-            <w:t>enter genaam</w:t>
-          </w:r>
-        </w:hyperlink>
+        <w:t xml:space="preserve"> (RMNH) opgericht, sinds 2010 Naturalis Biodiversity Center genaam</w:t>
       </w:r>
       <w:r>
         <w:rPr>
@@ -975,43 +846,7 @@
           <w:color w:val="000000"/>
           <w:sz w:val="24"/>
         </w:rPr>
-        <w:t>etnografische</w:t>
-      </w:r>
-      <w:r>
-        <w:rPr>
-          <w:u w:val="single" w:color="0000ff"/>
-          <w:rFonts w:ascii="Charis SIL Regular" w:hAnsi="Charis SIL Regular" w:eastAsia="Charis SIL Regular"/>
-          <w:b w:val="0"/>
-          <w:i w:val="0"/>
-          <w:color w:val="000000"/>
-          <w:sz w:val="24"/>
-        </w:rPr>
-        <w:hyperlink r:id="rId12" w:history="1">
-          <w:r>
-            <w:rPr>
-              <w:rStyle w:val="Hyperlink"/>
-            </w:rPr>
-            <w:t xml:space="preserve"> verzam</w:t>
-          </w:r>
-        </w:hyperlink>
-      </w:r>
-      <w:r>
-        <w:rPr>
-          <w:u w:val="single" w:color="0000ff"/>
-          <w:rFonts w:ascii="Charis SIL Regular" w:hAnsi="Charis SIL Regular" w:eastAsia="Charis SIL Regular"/>
-          <w:b w:val="0"/>
-          <w:i w:val="0"/>
-          <w:color w:val="000000"/>
-          <w:sz w:val="24"/>
-        </w:rPr>
-        <w:hyperlink r:id="rId12" w:history="1">
-          <w:r>
-            <w:rPr>
-              <w:rStyle w:val="Hyperlink"/>
-            </w:rPr>
-            <w:t xml:space="preserve">eling </w:t>
-          </w:r>
-        </w:hyperlink>
+        <w:t xml:space="preserve">etnografische verzameling </w:t>
       </w:r>
       <w:r>
         <w:rPr>
@@ -1271,18 +1106,7 @@
           <w:color w:val="000000"/>
           <w:sz w:val="24"/>
         </w:rPr>
-        <w:t>die zijn stand</w:t>
-      </w:r>
-      <w:r>
-        <w:rPr>
-          <w:u w:val="single" w:color="0000ff"/>
-          <w:rFonts w:ascii="Charis SIL Regular" w:hAnsi="Charis SIL Regular" w:eastAsia="Charis SIL Regular"/>
-          <w:b w:val="0"/>
-          <w:i w:val="0"/>
-          <w:color w:val="000000"/>
-          <w:sz w:val="24"/>
-        </w:rPr>
-        <w:t xml:space="preserve">plaats had in </w:t>
+        <w:t xml:space="preserve">die zijn standplaats had in </w:t>
       </w:r>
       <w:r>
         <w:rPr>
@@ -1293,7 +1117,7 @@
           <w:sz w:val="24"/>
           <w:u w:val="single"/>
         </w:rPr>
-        <w:hyperlink r:id="rId14" w:history="1">
+        <w:hyperlink r:id="rId13" w:history="1">
           <w:r>
             <w:rPr>
               <w:rStyle w:val="Hyperlink"/>
@@ -1322,7 +1146,7 @@
           <w:sz w:val="24"/>
           <w:u w:val="single"/>
         </w:rPr>
-        <w:hyperlink r:id="rId13" w:history="1">
+        <w:hyperlink r:id="rId14" w:history="1">
           <w:r>
             <w:rPr>
               <w:rStyle w:val="Hyperlink"/>
@@ -1351,7 +1175,7 @@
           <w:sz w:val="24"/>
           <w:u w:val="single"/>
         </w:rPr>
-        <w:hyperlink r:id="rId13" w:history="1">
+        <w:hyperlink r:id="rId14" w:history="1">
           <w:r>
             <w:rPr>
               <w:rStyle w:val="Hyperlink"/>
@@ -1369,7 +1193,7 @@
           <w:sz w:val="24"/>
           <w:u w:val="single"/>
         </w:rPr>
-        <w:hyperlink r:id="rId13" w:history="1">
+        <w:hyperlink r:id="rId14" w:history="1">
           <w:r>
             <w:rPr>
               <w:rStyle w:val="Hyperlink"/>
@@ -1387,7 +1211,7 @@
           <w:sz w:val="24"/>
           <w:u w:val="single"/>
         </w:rPr>
-        <w:hyperlink r:id="rId13" w:history="1">
+        <w:hyperlink r:id="rId14" w:history="1">
           <w:r>
             <w:rPr>
               <w:rStyle w:val="Hyperlink"/>
@@ -1405,7 +1229,7 @@
           <w:sz w:val="24"/>
           <w:u w:val="single"/>
         </w:rPr>
-        <w:hyperlink r:id="rId13" w:history="1">
+        <w:hyperlink r:id="rId14" w:history="1">
           <w:r>
             <w:rPr>
               <w:rStyle w:val="Hyperlink"/>
@@ -1423,7 +1247,7 @@
           <w:sz w:val="24"/>
           <w:u w:val="single"/>
         </w:rPr>
-        <w:hyperlink r:id="rId13" w:history="1">
+        <w:hyperlink r:id="rId14" w:history="1">
           <w:r>
             <w:rPr>
               <w:rStyle w:val="Hyperlink"/>
@@ -1508,6 +1332,7 @@
       </w:r>
       <w:r>
         <w:rPr>
+          <w:u w:val="single" w:color="0000ff"/>
           <w:rFonts w:ascii="Charis SIL Regular" w:hAnsi="Charis SIL Regular" w:eastAsia="Charis SIL Regular"/>
           <w:b w:val="0"/>
           <w:i w:val="0"/>
@@ -1584,7 +1409,7 @@
             <w:rPr>
               <w:rStyle w:val="Hyperlink"/>
             </w:rPr>
-            <w:t xml:space="preserve">et in kaart </w:t>
+            <w:t>et in kaart</w:t>
           </w:r>
         </w:hyperlink>
       </w:r>
@@ -1596,7 +1421,7 @@
           <w:color w:val="000000"/>
           <w:sz w:val="24"/>
         </w:rPr>
-        <w:t xml:space="preserve">brengen van de plaatselijke flora en fauna. De </w:t>
+        <w:t xml:space="preserve"> brengen van de plaatselijke flora en fauna. De </w:t>
       </w:r>
       <w:r>
         <w:rPr>
@@ -1995,86 +1820,7 @@
           <w:color w:val="000000"/>
           <w:sz w:val="24"/>
         </w:rPr>
-        <w:hyperlink r:id="rId15" w:history="1">
-          <w:r>
-            <w:rPr>
-              <w:rStyle w:val="Hyperlink"/>
-            </w:rPr>
-            <w:t>dat het in 19</w:t>
-          </w:r>
-        </w:hyperlink>
-      </w:r>
-      <w:r>
-        <w:rPr>
-          <w:u w:val="single" w:color="0000ff"/>
-          <w:rFonts w:ascii="Charis SIL Regular" w:hAnsi="Charis SIL Regular" w:eastAsia="Charis SIL Regular"/>
-          <w:b w:val="0"/>
-          <w:i w:val="0"/>
-          <w:color w:val="000000"/>
-          <w:sz w:val="24"/>
-        </w:rPr>
-        <w:hyperlink r:id="rId15" w:history="1">
-          <w:r>
-            <w:rPr>
-              <w:rStyle w:val="Hyperlink"/>
-            </w:rPr>
-            <w:t>8</w:t>
-          </w:r>
-        </w:hyperlink>
-      </w:r>
-      <w:r>
-        <w:rPr>
-          <w:u w:val="single" w:color="0000ff"/>
-          <w:rFonts w:ascii="Charis SIL Regular" w:hAnsi="Charis SIL Regular" w:eastAsia="Charis SIL Regular"/>
-          <w:b w:val="0"/>
-          <w:i w:val="0"/>
-          <w:color w:val="000000"/>
-          <w:sz w:val="24"/>
-        </w:rPr>
-        <w:hyperlink r:id="rId15" w:history="1">
-          <w:r>
-            <w:rPr>
-              <w:rStyle w:val="Hyperlink"/>
-            </w:rPr>
-            <w:t>4 we</w:t>
-          </w:r>
-        </w:hyperlink>
-      </w:r>
-      <w:r>
-        <w:rPr>
-          <w:u w:val="single" w:color="0000ff"/>
-          <w:rFonts w:ascii="Charis SIL Regular" w:hAnsi="Charis SIL Regular" w:eastAsia="Charis SIL Regular"/>
-          <w:b w:val="0"/>
-          <w:i w:val="0"/>
-          <w:color w:val="000000"/>
-          <w:sz w:val="24"/>
-        </w:rPr>
-        <w:hyperlink r:id="rId15" w:history="1">
-          <w:r>
-            <w:rPr>
-              <w:rStyle w:val="Hyperlink"/>
-            </w:rPr>
-            <w:t>er werd s</w:t>
-          </w:r>
-        </w:hyperlink>
-      </w:r>
-      <w:r>
-        <w:rPr>
-          <w:u w:val="single" w:color="0000ff"/>
-          <w:rFonts w:ascii="Charis SIL Regular" w:hAnsi="Charis SIL Regular" w:eastAsia="Charis SIL Regular"/>
-          <w:b w:val="0"/>
-          <w:i w:val="0"/>
-          <w:color w:val="000000"/>
-          <w:sz w:val="24"/>
-        </w:rPr>
-        <w:hyperlink r:id="rId15" w:history="1">
-          <w:r>
-            <w:rPr>
-              <w:rStyle w:val="Hyperlink"/>
-            </w:rPr>
-            <w:t>am</w:t>
-          </w:r>
-        </w:hyperlink>
+        <w:t>dat het in 1984 weer werd sam</w:t>
       </w:r>
       <w:r>
         <w:rPr>
@@ -3100,14 +2846,7 @@
           <w:color w:val="000000"/>
           <w:sz w:val="24"/>
         </w:rPr>
-        <w:hyperlink r:id="rId18" w:history="1">
-          <w:r>
-            <w:rPr>
-              <w:rStyle w:val="Hyperlink"/>
-            </w:rPr>
-            <w:t>Het Nat</w:t>
-          </w:r>
-        </w:hyperlink>
+        <w:t>Het Nat</w:t>
       </w:r>
       <w:r>
         <w:rPr>
@@ -4615,7 +4354,7 @@
           <w:sz w:val="24"/>
           <w:u w:val="single"/>
         </w:rPr>
-        <w:hyperlink r:id="rId28" w:history="1">
+        <w:hyperlink r:id="rId29" w:history="1">
           <w:r>
             <w:rPr>
               <w:rStyle w:val="Hyperlink"/>
@@ -4633,7 +4372,7 @@
           <w:sz w:val="24"/>
           <w:u w:val="single"/>
         </w:rPr>
-        <w:hyperlink r:id="rId28" w:history="1">
+        <w:hyperlink r:id="rId29" w:history="1">
           <w:r>
             <w:rPr>
               <w:rStyle w:val="Hyperlink"/>

--- a/EXPORTS/DOCX/published/niveau3/Dutch/Naturalis.docx
+++ b/EXPORTS/DOCX/published/niveau3/Dutch/Naturalis.docx
@@ -1106,7 +1106,25 @@
           <w:color w:val="000000"/>
           <w:sz w:val="24"/>
         </w:rPr>
-        <w:t xml:space="preserve">die zijn standplaats had in </w:t>
+        <w:t>die zijn stand</w:t>
+      </w:r>
+      <w:r>
+        <w:rPr>
+          <w:u w:val="single" w:color="0000ff"/>
+          <w:rFonts w:ascii="Charis SIL Regular" w:hAnsi="Charis SIL Regular" w:eastAsia="Charis SIL Regular"/>
+          <w:b w:val="0"/>
+          <w:i w:val="0"/>
+          <w:color w:val="000000"/>
+          <w:sz w:val="24"/>
+        </w:rPr>
+        <w:hyperlink r:id="rId13" w:history="1">
+          <w:r>
+            <w:rPr>
+              <w:rStyle w:val="Hyperlink"/>
+            </w:rPr>
+            <w:t xml:space="preserve">plaats had in </w:t>
+          </w:r>
+        </w:hyperlink>
       </w:r>
       <w:r>
         <w:rPr>
@@ -1343,21 +1361,13 @@
       </w:r>
       <w:r>
         <w:rPr>
-          <w:u w:val="single" w:color="0000ff"/>
           <w:rFonts w:ascii="Charis SIL Regular" w:hAnsi="Charis SIL Regular" w:eastAsia="Charis SIL Regular"/>
           <w:b w:val="0"/>
           <w:i w:val="0"/>
           <w:color w:val="000000"/>
           <w:sz w:val="24"/>
         </w:rPr>
-        <w:hyperlink r:id="rId14" w:history="1">
-          <w:r>
-            <w:rPr>
-              <w:rStyle w:val="Hyperlink"/>
-            </w:rPr>
-            <w:t>e</w:t>
-          </w:r>
-        </w:hyperlink>
+        <w:t>e</w:t>
       </w:r>
       <w:r>
         <w:rPr>
@@ -1409,7 +1419,7 @@
             <w:rPr>
               <w:rStyle w:val="Hyperlink"/>
             </w:rPr>
-            <w:t>et in kaart</w:t>
+            <w:t xml:space="preserve">et in kaart </w:t>
           </w:r>
         </w:hyperlink>
       </w:r>
@@ -1421,7 +1431,7 @@
           <w:color w:val="000000"/>
           <w:sz w:val="24"/>
         </w:rPr>
-        <w:t xml:space="preserve"> brengen van de plaatselijke flora en fauna. De </w:t>
+        <w:t xml:space="preserve">brengen van de plaatselijke flora en fauna. De </w:t>
       </w:r>
       <w:r>
         <w:rPr>
@@ -1820,7 +1830,86 @@
           <w:color w:val="000000"/>
           <w:sz w:val="24"/>
         </w:rPr>
-        <w:t>dat het in 1984 weer werd sam</w:t>
+        <w:hyperlink r:id="rId15" w:history="1">
+          <w:r>
+            <w:rPr>
+              <w:rStyle w:val="Hyperlink"/>
+            </w:rPr>
+            <w:t>dat het in 19</w:t>
+          </w:r>
+        </w:hyperlink>
+      </w:r>
+      <w:r>
+        <w:rPr>
+          <w:u w:val="single" w:color="0000ff"/>
+          <w:rFonts w:ascii="Charis SIL Regular" w:hAnsi="Charis SIL Regular" w:eastAsia="Charis SIL Regular"/>
+          <w:b w:val="0"/>
+          <w:i w:val="0"/>
+          <w:color w:val="000000"/>
+          <w:sz w:val="24"/>
+        </w:rPr>
+        <w:hyperlink r:id="rId15" w:history="1">
+          <w:r>
+            <w:rPr>
+              <w:rStyle w:val="Hyperlink"/>
+            </w:rPr>
+            <w:t>8</w:t>
+          </w:r>
+        </w:hyperlink>
+      </w:r>
+      <w:r>
+        <w:rPr>
+          <w:u w:val="single" w:color="0000ff"/>
+          <w:rFonts w:ascii="Charis SIL Regular" w:hAnsi="Charis SIL Regular" w:eastAsia="Charis SIL Regular"/>
+          <w:b w:val="0"/>
+          <w:i w:val="0"/>
+          <w:color w:val="000000"/>
+          <w:sz w:val="24"/>
+        </w:rPr>
+        <w:hyperlink r:id="rId15" w:history="1">
+          <w:r>
+            <w:rPr>
+              <w:rStyle w:val="Hyperlink"/>
+            </w:rPr>
+            <w:t>4 we</w:t>
+          </w:r>
+        </w:hyperlink>
+      </w:r>
+      <w:r>
+        <w:rPr>
+          <w:u w:val="single" w:color="0000ff"/>
+          <w:rFonts w:ascii="Charis SIL Regular" w:hAnsi="Charis SIL Regular" w:eastAsia="Charis SIL Regular"/>
+          <w:b w:val="0"/>
+          <w:i w:val="0"/>
+          <w:color w:val="000000"/>
+          <w:sz w:val="24"/>
+        </w:rPr>
+        <w:hyperlink r:id="rId15" w:history="1">
+          <w:r>
+            <w:rPr>
+              <w:rStyle w:val="Hyperlink"/>
+            </w:rPr>
+            <w:t>er werd s</w:t>
+          </w:r>
+        </w:hyperlink>
+      </w:r>
+      <w:r>
+        <w:rPr>
+          <w:u w:val="single" w:color="0000ff"/>
+          <w:rFonts w:ascii="Charis SIL Regular" w:hAnsi="Charis SIL Regular" w:eastAsia="Charis SIL Regular"/>
+          <w:b w:val="0"/>
+          <w:i w:val="0"/>
+          <w:color w:val="000000"/>
+          <w:sz w:val="24"/>
+        </w:rPr>
+        <w:hyperlink r:id="rId15" w:history="1">
+          <w:r>
+            <w:rPr>
+              <w:rStyle w:val="Hyperlink"/>
+            </w:rPr>
+            <w:t>am</w:t>
+          </w:r>
+        </w:hyperlink>
       </w:r>
       <w:r>
         <w:rPr>
@@ -2839,7 +2928,6 @@
       </w:r>
       <w:r>
         <w:rPr>
-          <w:u w:val="single" w:color="0000ff"/>
           <w:rFonts w:ascii="Charis SIL Regular" w:hAnsi="Charis SIL Regular" w:eastAsia="Charis SIL Regular"/>
           <w:b w:val="0"/>
           <w:i w:val="0"/>
@@ -4372,7 +4460,7 @@
           <w:sz w:val="24"/>
           <w:u w:val="single"/>
         </w:rPr>
-        <w:hyperlink r:id="rId29" w:history="1">
+        <w:hyperlink r:id="rId28" w:history="1">
           <w:r>
             <w:rPr>
               <w:rStyle w:val="Hyperlink"/>

--- a/EXPORTS/DOCX/published/niveau3/Dutch/Naturalis.docx
+++ b/EXPORTS/DOCX/published/niveau3/Dutch/Naturalis.docx
@@ -390,7 +390,75 @@
           <w:color w:val="000000"/>
           <w:sz w:val="24"/>
         </w:rPr>
-        <w:t xml:space="preserve"> (RMNH) opgericht, sinds 2010 Naturalis Biodiversity Center genaam</w:t>
+        <w:t xml:space="preserve"> (RMNH) opgericht, sinds 2010 N</w:t>
+      </w:r>
+      <w:r>
+        <w:rPr>
+          <w:u w:val="single" w:color="0000ff"/>
+          <w:rFonts w:ascii="Charis SIL Regular" w:hAnsi="Charis SIL Regular" w:eastAsia="Charis SIL Regular"/>
+          <w:b w:val="0"/>
+          <w:i w:val="0"/>
+          <w:color w:val="000000"/>
+          <w:sz w:val="24"/>
+        </w:rPr>
+        <w:t>aturalis Biodive</w:t>
+      </w:r>
+      <w:r>
+        <w:rPr>
+          <w:rFonts w:ascii="Charis SIL Regular" w:hAnsi="Charis SIL Regular" w:eastAsia="Charis SIL Regular"/>
+          <w:b w:val="0"/>
+          <w:i w:val="0"/>
+          <w:color w:val="000000"/>
+          <w:sz w:val="24"/>
+        </w:rPr>
+        <w:t>rsity</w:t>
+      </w:r>
+      <w:r>
+        <w:rPr>
+          <w:u w:val="single" w:color="0000ff"/>
+          <w:rFonts w:ascii="Charis SIL Regular" w:hAnsi="Charis SIL Regular" w:eastAsia="Charis SIL Regular"/>
+          <w:b w:val="0"/>
+          <w:i w:val="0"/>
+          <w:color w:val="000000"/>
+          <w:sz w:val="24"/>
+        </w:rPr>
+        <w:t xml:space="preserve"> </w:t>
+      </w:r>
+      <w:r>
+        <w:rPr>
+          <w:u w:val="single" w:color="0000ff"/>
+          <w:rFonts w:ascii="Charis SIL Regular" w:hAnsi="Charis SIL Regular" w:eastAsia="Charis SIL Regular"/>
+          <w:b w:val="0"/>
+          <w:i w:val="0"/>
+          <w:color w:val="000000"/>
+          <w:sz w:val="24"/>
+        </w:rPr>
+        <w:hyperlink r:id="rId10" w:history="1">
+          <w:r>
+            <w:rPr>
+              <w:rStyle w:val="Hyperlink"/>
+            </w:rPr>
+            <w:t>C</w:t>
+          </w:r>
+        </w:hyperlink>
+      </w:r>
+      <w:r>
+        <w:rPr>
+          <w:u w:val="single" w:color="0000ff"/>
+          <w:rFonts w:ascii="Charis SIL Regular" w:hAnsi="Charis SIL Regular" w:eastAsia="Charis SIL Regular"/>
+          <w:b w:val="0"/>
+          <w:i w:val="0"/>
+          <w:color w:val="000000"/>
+          <w:sz w:val="24"/>
+        </w:rPr>
+        <w:hyperlink r:id="rId10" w:history="1">
+          <w:r>
+            <w:rPr>
+              <w:rStyle w:val="Hyperlink"/>
+            </w:rPr>
+            <w:t>enter genaam</w:t>
+          </w:r>
+        </w:hyperlink>
       </w:r>
       <w:r>
         <w:rPr>
@@ -846,7 +914,43 @@
           <w:color w:val="000000"/>
           <w:sz w:val="24"/>
         </w:rPr>
-        <w:t xml:space="preserve">etnografische verzameling </w:t>
+        <w:t>etnografische</w:t>
+      </w:r>
+      <w:r>
+        <w:rPr>
+          <w:u w:val="single" w:color="0000ff"/>
+          <w:rFonts w:ascii="Charis SIL Regular" w:hAnsi="Charis SIL Regular" w:eastAsia="Charis SIL Regular"/>
+          <w:b w:val="0"/>
+          <w:i w:val="0"/>
+          <w:color w:val="000000"/>
+          <w:sz w:val="24"/>
+        </w:rPr>
+        <w:hyperlink r:id="rId12" w:history="1">
+          <w:r>
+            <w:rPr>
+              <w:rStyle w:val="Hyperlink"/>
+            </w:rPr>
+            <w:t xml:space="preserve"> verzam</w:t>
+          </w:r>
+        </w:hyperlink>
+      </w:r>
+      <w:r>
+        <w:rPr>
+          <w:u w:val="single" w:color="0000ff"/>
+          <w:rFonts w:ascii="Charis SIL Regular" w:hAnsi="Charis SIL Regular" w:eastAsia="Charis SIL Regular"/>
+          <w:b w:val="0"/>
+          <w:i w:val="0"/>
+          <w:color w:val="000000"/>
+          <w:sz w:val="24"/>
+        </w:rPr>
+        <w:hyperlink r:id="rId12" w:history="1">
+          <w:r>
+            <w:rPr>
+              <w:rStyle w:val="Hyperlink"/>
+            </w:rPr>
+            <w:t xml:space="preserve">eling </w:t>
+          </w:r>
+        </w:hyperlink>
       </w:r>
       <w:r>
         <w:rPr>
@@ -1117,14 +1221,7 @@
           <w:color w:val="000000"/>
           <w:sz w:val="24"/>
         </w:rPr>
-        <w:hyperlink r:id="rId13" w:history="1">
-          <w:r>
-            <w:rPr>
-              <w:rStyle w:val="Hyperlink"/>
-            </w:rPr>
-            <w:t xml:space="preserve">plaats had in </w:t>
-          </w:r>
-        </w:hyperlink>
+        <w:t xml:space="preserve">plaats had in </w:t>
       </w:r>
       <w:r>
         <w:rPr>
@@ -1135,7 +1232,7 @@
           <w:sz w:val="24"/>
           <w:u w:val="single"/>
         </w:rPr>
-        <w:hyperlink r:id="rId13" w:history="1">
+        <w:hyperlink r:id="rId14" w:history="1">
           <w:r>
             <w:rPr>
               <w:rStyle w:val="Hyperlink"/>
@@ -1350,6 +1447,16 @@
       </w:r>
       <w:r>
         <w:rPr>
+          <w:rFonts w:ascii="Charis SIL Regular" w:hAnsi="Charis SIL Regular" w:eastAsia="Charis SIL Regular"/>
+          <w:b w:val="0"/>
+          <w:i w:val="0"/>
+          <w:color w:val="000000"/>
+          <w:sz w:val="24"/>
+        </w:rPr>
+        <w:t>f</w:t>
+      </w:r>
+      <w:r>
+        <w:rPr>
           <w:u w:val="single" w:color="0000ff"/>
           <w:rFonts w:ascii="Charis SIL Regular" w:hAnsi="Charis SIL Regular" w:eastAsia="Charis SIL Regular"/>
           <w:b w:val="0"/>
@@ -1357,17 +1464,14 @@
           <w:color w:val="000000"/>
           <w:sz w:val="24"/>
         </w:rPr>
-        <w:t>f</w:t>
-      </w:r>
-      <w:r>
-        <w:rPr>
-          <w:rFonts w:ascii="Charis SIL Regular" w:hAnsi="Charis SIL Regular" w:eastAsia="Charis SIL Regular"/>
-          <w:b w:val="0"/>
-          <w:i w:val="0"/>
-          <w:color w:val="000000"/>
-          <w:sz w:val="24"/>
-        </w:rPr>
-        <w:t>e</w:t>
+        <w:hyperlink r:id="rId14" w:history="1">
+          <w:r>
+            <w:rPr>
+              <w:rStyle w:val="Hyperlink"/>
+            </w:rPr>
+            <w:t>e</w:t>
+          </w:r>
+        </w:hyperlink>
       </w:r>
       <w:r>
         <w:rPr>
@@ -1819,61 +1923,7 @@
           <w:color w:val="000000"/>
           <w:sz w:val="24"/>
         </w:rPr>
-        <w:t>apart blijven bestaan tot</w:t>
-      </w:r>
-      <w:r>
-        <w:rPr>
-          <w:u w:val="single" w:color="0000ff"/>
-          <w:rFonts w:ascii="Charis SIL Regular" w:hAnsi="Charis SIL Regular" w:eastAsia="Charis SIL Regular"/>
-          <w:b w:val="0"/>
-          <w:i w:val="0"/>
-          <w:color w:val="000000"/>
-          <w:sz w:val="24"/>
-        </w:rPr>
-        <w:hyperlink r:id="rId15" w:history="1">
-          <w:r>
-            <w:rPr>
-              <w:rStyle w:val="Hyperlink"/>
-            </w:rPr>
-            <w:t>dat het in 19</w:t>
-          </w:r>
-        </w:hyperlink>
-      </w:r>
-      <w:r>
-        <w:rPr>
-          <w:u w:val="single" w:color="0000ff"/>
-          <w:rFonts w:ascii="Charis SIL Regular" w:hAnsi="Charis SIL Regular" w:eastAsia="Charis SIL Regular"/>
-          <w:b w:val="0"/>
-          <w:i w:val="0"/>
-          <w:color w:val="000000"/>
-          <w:sz w:val="24"/>
-        </w:rPr>
-        <w:hyperlink r:id="rId15" w:history="1">
-          <w:r>
-            <w:rPr>
-              <w:rStyle w:val="Hyperlink"/>
-            </w:rPr>
-            <w:t>8</w:t>
-          </w:r>
-        </w:hyperlink>
-      </w:r>
-      <w:r>
-        <w:rPr>
-          <w:u w:val="single" w:color="0000ff"/>
-          <w:rFonts w:ascii="Charis SIL Regular" w:hAnsi="Charis SIL Regular" w:eastAsia="Charis SIL Regular"/>
-          <w:b w:val="0"/>
-          <w:i w:val="0"/>
-          <w:color w:val="000000"/>
-          <w:sz w:val="24"/>
-        </w:rPr>
-        <w:hyperlink r:id="rId15" w:history="1">
-          <w:r>
-            <w:rPr>
-              <w:rStyle w:val="Hyperlink"/>
-            </w:rPr>
-            <w:t>4 we</w:t>
-          </w:r>
-        </w:hyperlink>
+        <w:t>apart blijven bestaan totdat het in 1984 we</w:t>
       </w:r>
       <w:r>
         <w:rPr>
@@ -4442,7 +4492,7 @@
           <w:sz w:val="24"/>
           <w:u w:val="single"/>
         </w:rPr>
-        <w:hyperlink r:id="rId29" w:history="1">
+        <w:hyperlink r:id="rId28" w:history="1">
           <w:r>
             <w:rPr>
               <w:rStyle w:val="Hyperlink"/>

--- a/EXPORTS/DOCX/published/niveau3/Dutch/Naturalis.docx
+++ b/EXPORTS/DOCX/published/niveau3/Dutch/Naturalis.docx
@@ -390,75 +390,7 @@
           <w:color w:val="000000"/>
           <w:sz w:val="24"/>
         </w:rPr>
-        <w:t xml:space="preserve"> (RMNH) opgericht, sinds 2010 N</w:t>
-      </w:r>
-      <w:r>
-        <w:rPr>
-          <w:u w:val="single" w:color="0000ff"/>
-          <w:rFonts w:ascii="Charis SIL Regular" w:hAnsi="Charis SIL Regular" w:eastAsia="Charis SIL Regular"/>
-          <w:b w:val="0"/>
-          <w:i w:val="0"/>
-          <w:color w:val="000000"/>
-          <w:sz w:val="24"/>
-        </w:rPr>
-        <w:t>aturalis Biodive</w:t>
-      </w:r>
-      <w:r>
-        <w:rPr>
-          <w:rFonts w:ascii="Charis SIL Regular" w:hAnsi="Charis SIL Regular" w:eastAsia="Charis SIL Regular"/>
-          <w:b w:val="0"/>
-          <w:i w:val="0"/>
-          <w:color w:val="000000"/>
-          <w:sz w:val="24"/>
-        </w:rPr>
-        <w:t>rsity</w:t>
-      </w:r>
-      <w:r>
-        <w:rPr>
-          <w:u w:val="single" w:color="0000ff"/>
-          <w:rFonts w:ascii="Charis SIL Regular" w:hAnsi="Charis SIL Regular" w:eastAsia="Charis SIL Regular"/>
-          <w:b w:val="0"/>
-          <w:i w:val="0"/>
-          <w:color w:val="000000"/>
-          <w:sz w:val="24"/>
-        </w:rPr>
-        <w:t xml:space="preserve"> </w:t>
-      </w:r>
-      <w:r>
-        <w:rPr>
-          <w:u w:val="single" w:color="0000ff"/>
-          <w:rFonts w:ascii="Charis SIL Regular" w:hAnsi="Charis SIL Regular" w:eastAsia="Charis SIL Regular"/>
-          <w:b w:val="0"/>
-          <w:i w:val="0"/>
-          <w:color w:val="000000"/>
-          <w:sz w:val="24"/>
-        </w:rPr>
-        <w:hyperlink r:id="rId10" w:history="1">
-          <w:r>
-            <w:rPr>
-              <w:rStyle w:val="Hyperlink"/>
-            </w:rPr>
-            <w:t>C</w:t>
-          </w:r>
-        </w:hyperlink>
-      </w:r>
-      <w:r>
-        <w:rPr>
-          <w:u w:val="single" w:color="0000ff"/>
-          <w:rFonts w:ascii="Charis SIL Regular" w:hAnsi="Charis SIL Regular" w:eastAsia="Charis SIL Regular"/>
-          <w:b w:val="0"/>
-          <w:i w:val="0"/>
-          <w:color w:val="000000"/>
-          <w:sz w:val="24"/>
-        </w:rPr>
-        <w:hyperlink r:id="rId10" w:history="1">
-          <w:r>
-            <w:rPr>
-              <w:rStyle w:val="Hyperlink"/>
-            </w:rPr>
-            <w:t>enter genaam</w:t>
-          </w:r>
-        </w:hyperlink>
+        <w:t xml:space="preserve"> (RMNH) opgericht, sinds 2010 Naturalis Biodiversity Center genaam</w:t>
       </w:r>
       <w:r>
         <w:rPr>
@@ -1210,18 +1142,7 @@
           <w:color w:val="000000"/>
           <w:sz w:val="24"/>
         </w:rPr>
-        <w:t>die zijn stand</w:t>
-      </w:r>
-      <w:r>
-        <w:rPr>
-          <w:u w:val="single" w:color="0000ff"/>
-          <w:rFonts w:ascii="Charis SIL Regular" w:hAnsi="Charis SIL Regular" w:eastAsia="Charis SIL Regular"/>
-          <w:b w:val="0"/>
-          <w:i w:val="0"/>
-          <w:color w:val="000000"/>
-          <w:sz w:val="24"/>
-        </w:rPr>
-        <w:t xml:space="preserve">plaats had in </w:t>
+        <w:t xml:space="preserve">die zijn standplaats had in </w:t>
       </w:r>
       <w:r>
         <w:rPr>
@@ -1923,7 +1844,61 @@
           <w:color w:val="000000"/>
           <w:sz w:val="24"/>
         </w:rPr>
-        <w:t>apart blijven bestaan totdat het in 1984 we</w:t>
+        <w:t>apart blijven bestaan tot</w:t>
+      </w:r>
+      <w:r>
+        <w:rPr>
+          <w:u w:val="single" w:color="0000ff"/>
+          <w:rFonts w:ascii="Charis SIL Regular" w:hAnsi="Charis SIL Regular" w:eastAsia="Charis SIL Regular"/>
+          <w:b w:val="0"/>
+          <w:i w:val="0"/>
+          <w:color w:val="000000"/>
+          <w:sz w:val="24"/>
+        </w:rPr>
+        <w:hyperlink r:id="rId15" w:history="1">
+          <w:r>
+            <w:rPr>
+              <w:rStyle w:val="Hyperlink"/>
+            </w:rPr>
+            <w:t>dat het in 19</w:t>
+          </w:r>
+        </w:hyperlink>
+      </w:r>
+      <w:r>
+        <w:rPr>
+          <w:u w:val="single" w:color="0000ff"/>
+          <w:rFonts w:ascii="Charis SIL Regular" w:hAnsi="Charis SIL Regular" w:eastAsia="Charis SIL Regular"/>
+          <w:b w:val="0"/>
+          <w:i w:val="0"/>
+          <w:color w:val="000000"/>
+          <w:sz w:val="24"/>
+        </w:rPr>
+        <w:hyperlink r:id="rId15" w:history="1">
+          <w:r>
+            <w:rPr>
+              <w:rStyle w:val="Hyperlink"/>
+            </w:rPr>
+            <w:t>8</w:t>
+          </w:r>
+        </w:hyperlink>
+      </w:r>
+      <w:r>
+        <w:rPr>
+          <w:u w:val="single" w:color="0000ff"/>
+          <w:rFonts w:ascii="Charis SIL Regular" w:hAnsi="Charis SIL Regular" w:eastAsia="Charis SIL Regular"/>
+          <w:b w:val="0"/>
+          <w:i w:val="0"/>
+          <w:color w:val="000000"/>
+          <w:sz w:val="24"/>
+        </w:rPr>
+        <w:hyperlink r:id="rId15" w:history="1">
+          <w:r>
+            <w:rPr>
+              <w:rStyle w:val="Hyperlink"/>
+            </w:rPr>
+            <w:t>4 we</w:t>
+          </w:r>
+        </w:hyperlink>
       </w:r>
       <w:r>
         <w:rPr>
@@ -2978,13 +2953,21 @@
       </w:r>
       <w:r>
         <w:rPr>
+          <w:u w:val="single" w:color="0000ff"/>
           <w:rFonts w:ascii="Charis SIL Regular" w:hAnsi="Charis SIL Regular" w:eastAsia="Charis SIL Regular"/>
           <w:b w:val="0"/>
           <w:i w:val="0"/>
           <w:color w:val="000000"/>
           <w:sz w:val="24"/>
         </w:rPr>
-        <w:t>Het Nat</w:t>
+        <w:hyperlink r:id="rId18" w:history="1">
+          <w:r>
+            <w:rPr>
+              <w:rStyle w:val="Hyperlink"/>
+            </w:rPr>
+            <w:t>Het Nat</w:t>
+          </w:r>
+        </w:hyperlink>
       </w:r>
       <w:r>
         <w:rPr>
@@ -4492,7 +4475,7 @@
           <w:sz w:val="24"/>
           <w:u w:val="single"/>
         </w:rPr>
-        <w:hyperlink r:id="rId28" w:history="1">
+        <w:hyperlink r:id="rId29" w:history="1">
           <w:r>
             <w:rPr>
               <w:rStyle w:val="Hyperlink"/>
@@ -4510,7 +4493,7 @@
           <w:sz w:val="24"/>
           <w:u w:val="single"/>
         </w:rPr>
-        <w:hyperlink r:id="rId28" w:history="1">
+        <w:hyperlink r:id="rId29" w:history="1">
           <w:r>
             <w:rPr>
               <w:rStyle w:val="Hyperlink"/>

--- a/EXPORTS/DOCX/published/niveau3/Dutch/Naturalis.docx
+++ b/EXPORTS/DOCX/published/niveau3/Dutch/Naturalis.docx
@@ -390,7 +390,136 @@
           <w:color w:val="000000"/>
           <w:sz w:val="24"/>
         </w:rPr>
-        <w:t xml:space="preserve"> (RMNH) opgericht, sinds 2010 Naturalis Biodiversity Center genaam</w:t>
+        <w:t xml:space="preserve"> (RMNH) opgericht, sinds 2010 N</w:t>
+      </w:r>
+      <w:r>
+        <w:rPr>
+          <w:u w:val="single" w:color="0000ff"/>
+          <w:rFonts w:ascii="Charis SIL Regular" w:hAnsi="Charis SIL Regular" w:eastAsia="Charis SIL Regular"/>
+          <w:b w:val="0"/>
+          <w:i w:val="0"/>
+          <w:color w:val="000000"/>
+          <w:sz w:val="24"/>
+        </w:rPr>
+        <w:hyperlink r:id="rId9" w:history="1">
+          <w:r>
+            <w:rPr>
+              <w:rStyle w:val="Hyperlink"/>
+            </w:rPr>
+            <w:t>aturali</w:t>
+          </w:r>
+        </w:hyperlink>
+      </w:r>
+      <w:r>
+        <w:rPr>
+          <w:u w:val="single" w:color="0000ff"/>
+          <w:rFonts w:ascii="Charis SIL Regular" w:hAnsi="Charis SIL Regular" w:eastAsia="Charis SIL Regular"/>
+          <w:b w:val="0"/>
+          <w:i w:val="0"/>
+          <w:color w:val="000000"/>
+          <w:sz w:val="24"/>
+        </w:rPr>
+        <w:hyperlink r:id="rId9" w:history="1">
+          <w:r>
+            <w:rPr>
+              <w:rStyle w:val="Hyperlink"/>
+            </w:rPr>
+            <w:t>s</w:t>
+          </w:r>
+        </w:hyperlink>
+      </w:r>
+      <w:r>
+        <w:rPr>
+          <w:u w:val="single" w:color="0000ff"/>
+          <w:rFonts w:ascii="Charis SIL Regular" w:hAnsi="Charis SIL Regular" w:eastAsia="Charis SIL Regular"/>
+          <w:b w:val="0"/>
+          <w:i w:val="0"/>
+          <w:color w:val="000000"/>
+          <w:sz w:val="24"/>
+        </w:rPr>
+        <w:hyperlink r:id="rId9" w:history="1">
+          <w:r>
+            <w:rPr>
+              <w:rStyle w:val="Hyperlink"/>
+            </w:rPr>
+            <w:t xml:space="preserve"> Biodiv</w:t>
+          </w:r>
+        </w:hyperlink>
+      </w:r>
+      <w:r>
+        <w:rPr>
+          <w:u w:val="single" w:color="0000ff"/>
+          <w:rFonts w:ascii="Charis SIL Regular" w:hAnsi="Charis SIL Regular" w:eastAsia="Charis SIL Regular"/>
+          <w:b w:val="0"/>
+          <w:i w:val="0"/>
+          <w:color w:val="000000"/>
+          <w:sz w:val="24"/>
+        </w:rPr>
+        <w:hyperlink r:id="rId9" w:history="1">
+          <w:r>
+            <w:rPr>
+              <w:rStyle w:val="Hyperlink"/>
+            </w:rPr>
+            <w:t>e</w:t>
+          </w:r>
+        </w:hyperlink>
+      </w:r>
+      <w:r>
+        <w:rPr>
+          <w:rFonts w:ascii="Charis SIL Regular" w:hAnsi="Charis SIL Regular" w:eastAsia="Charis SIL Regular"/>
+          <w:b w:val="0"/>
+          <w:i w:val="0"/>
+          <w:color w:val="000000"/>
+          <w:sz w:val="24"/>
+        </w:rPr>
+        <w:t>rsity</w:t>
+      </w:r>
+      <w:r>
+        <w:rPr>
+          <w:u w:val="single" w:color="0000ff"/>
+          <w:rFonts w:ascii="Charis SIL Regular" w:hAnsi="Charis SIL Regular" w:eastAsia="Charis SIL Regular"/>
+          <w:b w:val="0"/>
+          <w:i w:val="0"/>
+          <w:color w:val="000000"/>
+          <w:sz w:val="24"/>
+        </w:rPr>
+        <w:t xml:space="preserve"> </w:t>
+      </w:r>
+      <w:r>
+        <w:rPr>
+          <w:u w:val="single" w:color="0000ff"/>
+          <w:rFonts w:ascii="Charis SIL Regular" w:hAnsi="Charis SIL Regular" w:eastAsia="Charis SIL Regular"/>
+          <w:b w:val="0"/>
+          <w:i w:val="0"/>
+          <w:color w:val="000000"/>
+          <w:sz w:val="24"/>
+        </w:rPr>
+        <w:hyperlink r:id="rId10" w:history="1">
+          <w:r>
+            <w:rPr>
+              <w:rStyle w:val="Hyperlink"/>
+            </w:rPr>
+            <w:t>C</w:t>
+          </w:r>
+        </w:hyperlink>
+      </w:r>
+      <w:r>
+        <w:rPr>
+          <w:u w:val="single" w:color="0000ff"/>
+          <w:rFonts w:ascii="Charis SIL Regular" w:hAnsi="Charis SIL Regular" w:eastAsia="Charis SIL Regular"/>
+          <w:b w:val="0"/>
+          <w:i w:val="0"/>
+          <w:color w:val="000000"/>
+          <w:sz w:val="24"/>
+        </w:rPr>
+        <w:hyperlink r:id="rId10" w:history="1">
+          <w:r>
+            <w:rPr>
+              <w:rStyle w:val="Hyperlink"/>
+            </w:rPr>
+            <w:t>enter genaam</w:t>
+          </w:r>
+        </w:hyperlink>
       </w:r>
       <w:r>
         <w:rPr>
@@ -1142,7 +1271,25 @@
           <w:color w:val="000000"/>
           <w:sz w:val="24"/>
         </w:rPr>
-        <w:t xml:space="preserve">die zijn standplaats had in </w:t>
+        <w:t>die zijn stand</w:t>
+      </w:r>
+      <w:r>
+        <w:rPr>
+          <w:u w:val="single" w:color="0000ff"/>
+          <w:rFonts w:ascii="Charis SIL Regular" w:hAnsi="Charis SIL Regular" w:eastAsia="Charis SIL Regular"/>
+          <w:b w:val="0"/>
+          <w:i w:val="0"/>
+          <w:color w:val="000000"/>
+          <w:sz w:val="24"/>
+        </w:rPr>
+        <w:hyperlink r:id="rId13" w:history="1">
+          <w:r>
+            <w:rPr>
+              <w:rStyle w:val="Hyperlink"/>
+            </w:rPr>
+            <w:t xml:space="preserve">plaats had in </w:t>
+          </w:r>
+        </w:hyperlink>
       </w:r>
       <w:r>
         <w:rPr>
@@ -1153,7 +1300,7 @@
           <w:sz w:val="24"/>
           <w:u w:val="single"/>
         </w:rPr>
-        <w:hyperlink r:id="rId14" w:history="1">
+        <w:hyperlink r:id="rId13" w:history="1">
           <w:r>
             <w:rPr>
               <w:rStyle w:val="Hyperlink"/>
@@ -1182,7 +1329,7 @@
           <w:sz w:val="24"/>
           <w:u w:val="single"/>
         </w:rPr>
-        <w:hyperlink r:id="rId14" w:history="1">
+        <w:hyperlink r:id="rId13" w:history="1">
           <w:r>
             <w:rPr>
               <w:rStyle w:val="Hyperlink"/>
@@ -1211,7 +1358,7 @@
           <w:sz w:val="24"/>
           <w:u w:val="single"/>
         </w:rPr>
-        <w:hyperlink r:id="rId14" w:history="1">
+        <w:hyperlink r:id="rId13" w:history="1">
           <w:r>
             <w:rPr>
               <w:rStyle w:val="Hyperlink"/>
@@ -1229,7 +1376,7 @@
           <w:sz w:val="24"/>
           <w:u w:val="single"/>
         </w:rPr>
-        <w:hyperlink r:id="rId14" w:history="1">
+        <w:hyperlink r:id="rId13" w:history="1">
           <w:r>
             <w:rPr>
               <w:rStyle w:val="Hyperlink"/>
@@ -1247,7 +1394,7 @@
           <w:sz w:val="24"/>
           <w:u w:val="single"/>
         </w:rPr>
-        <w:hyperlink r:id="rId14" w:history="1">
+        <w:hyperlink r:id="rId13" w:history="1">
           <w:r>
             <w:rPr>
               <w:rStyle w:val="Hyperlink"/>
@@ -1265,7 +1412,7 @@
           <w:sz w:val="24"/>
           <w:u w:val="single"/>
         </w:rPr>
-        <w:hyperlink r:id="rId14" w:history="1">
+        <w:hyperlink r:id="rId13" w:history="1">
           <w:r>
             <w:rPr>
               <w:rStyle w:val="Hyperlink"/>
@@ -1283,7 +1430,7 @@
           <w:sz w:val="24"/>
           <w:u w:val="single"/>
         </w:rPr>
-        <w:hyperlink r:id="rId14" w:history="1">
+        <w:hyperlink r:id="rId13" w:history="1">
           <w:r>
             <w:rPr>
               <w:rStyle w:val="Hyperlink"/>

--- a/EXPORTS/DOCX/published/niveau3/Dutch/Naturalis.docx
+++ b/EXPORTS/DOCX/published/niveau3/Dutch/Naturalis.docx
@@ -1358,7 +1358,7 @@
           <w:sz w:val="24"/>
           <w:u w:val="single"/>
         </w:rPr>
-        <w:hyperlink r:id="rId13" w:history="1">
+        <w:hyperlink r:id="rId14" w:history="1">
           <w:r>
             <w:rPr>
               <w:rStyle w:val="Hyperlink"/>
@@ -1376,7 +1376,7 @@
           <w:sz w:val="24"/>
           <w:u w:val="single"/>
         </w:rPr>
-        <w:hyperlink r:id="rId13" w:history="1">
+        <w:hyperlink r:id="rId14" w:history="1">
           <w:r>
             <w:rPr>
               <w:rStyle w:val="Hyperlink"/>
@@ -1394,7 +1394,7 @@
           <w:sz w:val="24"/>
           <w:u w:val="single"/>
         </w:rPr>
-        <w:hyperlink r:id="rId13" w:history="1">
+        <w:hyperlink r:id="rId14" w:history="1">
           <w:r>
             <w:rPr>
               <w:rStyle w:val="Hyperlink"/>
@@ -1412,7 +1412,7 @@
           <w:sz w:val="24"/>
           <w:u w:val="single"/>
         </w:rPr>
-        <w:hyperlink r:id="rId13" w:history="1">
+        <w:hyperlink r:id="rId14" w:history="1">
           <w:r>
             <w:rPr>
               <w:rStyle w:val="Hyperlink"/>
@@ -1430,7 +1430,7 @@
           <w:sz w:val="24"/>
           <w:u w:val="single"/>
         </w:rPr>
-        <w:hyperlink r:id="rId13" w:history="1">
+        <w:hyperlink r:id="rId14" w:history="1">
           <w:r>
             <w:rPr>
               <w:rStyle w:val="Hyperlink"/>
@@ -3100,85 +3100,13 @@
       </w:r>
       <w:r>
         <w:rPr>
-          <w:u w:val="single" w:color="0000ff"/>
           <w:rFonts w:ascii="Charis SIL Regular" w:hAnsi="Charis SIL Regular" w:eastAsia="Charis SIL Regular"/>
           <w:b w:val="0"/>
           <w:i w:val="0"/>
           <w:color w:val="000000"/>
           <w:sz w:val="24"/>
         </w:rPr>
-        <w:hyperlink r:id="rId18" w:history="1">
-          <w:r>
-            <w:rPr>
-              <w:rStyle w:val="Hyperlink"/>
-            </w:rPr>
-            <w:t>Het Nat</w:t>
-          </w:r>
-        </w:hyperlink>
-      </w:r>
-      <w:r>
-        <w:rPr>
-          <w:u w:val="single" w:color="0000ff"/>
-          <w:rFonts w:ascii="Charis SIL Regular" w:hAnsi="Charis SIL Regular" w:eastAsia="Charis SIL Regular"/>
-          <w:b w:val="0"/>
-          <w:i w:val="0"/>
-          <w:color w:val="000000"/>
-          <w:sz w:val="24"/>
-        </w:rPr>
-        <w:hyperlink r:id="rId18" w:history="1">
-          <w:r>
-            <w:rPr>
-              <w:rStyle w:val="Hyperlink"/>
-            </w:rPr>
-            <w:t>ural</w:t>
-          </w:r>
-        </w:hyperlink>
-      </w:r>
-      <w:r>
-        <w:rPr>
-          <w:u w:val="single" w:color="0000ff"/>
-          <w:rFonts w:ascii="Charis SIL Regular" w:hAnsi="Charis SIL Regular" w:eastAsia="Charis SIL Regular"/>
-          <w:b w:val="0"/>
-          <w:i w:val="0"/>
-          <w:color w:val="000000"/>
-          <w:sz w:val="24"/>
-        </w:rPr>
-        <w:hyperlink r:id="rId18" w:history="1">
-          <w:r>
-            <w:rPr>
-              <w:rStyle w:val="Hyperlink"/>
-            </w:rPr>
-            <w:t>i</w:t>
-          </w:r>
-        </w:hyperlink>
-      </w:r>
-      <w:r>
-        <w:rPr>
-          <w:u w:val="single" w:color="0000ff"/>
-          <w:rFonts w:ascii="Charis SIL Regular" w:hAnsi="Charis SIL Regular" w:eastAsia="Charis SIL Regular"/>
-          <w:b w:val="0"/>
-          <w:i w:val="0"/>
-          <w:color w:val="000000"/>
-          <w:sz w:val="24"/>
-        </w:rPr>
-        <w:hyperlink r:id="rId18" w:history="1">
-          <w:r>
-            <w:rPr>
-              <w:rStyle w:val="Hyperlink"/>
-            </w:rPr>
-            <w:t xml:space="preserve">s-archief </w:t>
-          </w:r>
-        </w:hyperlink>
-      </w:r>
-      <w:r>
-        <w:rPr>
-          <w:rFonts w:ascii="Charis SIL Regular" w:hAnsi="Charis SIL Regular" w:eastAsia="Charis SIL Regular"/>
-          <w:b w:val="0"/>
-          <w:i w:val="0"/>
-          <w:color w:val="000000"/>
-          <w:sz w:val="24"/>
-        </w:rPr>
-        <w:t>bevat w</w:t>
+        <w:t>Het Naturalis-archief bevat w</w:t>
       </w:r>
       <w:r>
         <w:rPr>

--- a/EXPORTS/DOCX/published/niveau3/Dutch/Naturalis.docx
+++ b/EXPORTS/DOCX/published/niveau3/Dutch/Naturalis.docx
@@ -390,136 +390,7 @@
           <w:color w:val="000000"/>
           <w:sz w:val="24"/>
         </w:rPr>
-        <w:t xml:space="preserve"> (RMNH) opgericht, sinds 2010 N</w:t>
-      </w:r>
-      <w:r>
-        <w:rPr>
-          <w:u w:val="single" w:color="0000ff"/>
-          <w:rFonts w:ascii="Charis SIL Regular" w:hAnsi="Charis SIL Regular" w:eastAsia="Charis SIL Regular"/>
-          <w:b w:val="0"/>
-          <w:i w:val="0"/>
-          <w:color w:val="000000"/>
-          <w:sz w:val="24"/>
-        </w:rPr>
-        <w:hyperlink r:id="rId9" w:history="1">
-          <w:r>
-            <w:rPr>
-              <w:rStyle w:val="Hyperlink"/>
-            </w:rPr>
-            <w:t>aturali</w:t>
-          </w:r>
-        </w:hyperlink>
-      </w:r>
-      <w:r>
-        <w:rPr>
-          <w:u w:val="single" w:color="0000ff"/>
-          <w:rFonts w:ascii="Charis SIL Regular" w:hAnsi="Charis SIL Regular" w:eastAsia="Charis SIL Regular"/>
-          <w:b w:val="0"/>
-          <w:i w:val="0"/>
-          <w:color w:val="000000"/>
-          <w:sz w:val="24"/>
-        </w:rPr>
-        <w:hyperlink r:id="rId9" w:history="1">
-          <w:r>
-            <w:rPr>
-              <w:rStyle w:val="Hyperlink"/>
-            </w:rPr>
-            <w:t>s</w:t>
-          </w:r>
-        </w:hyperlink>
-      </w:r>
-      <w:r>
-        <w:rPr>
-          <w:u w:val="single" w:color="0000ff"/>
-          <w:rFonts w:ascii="Charis SIL Regular" w:hAnsi="Charis SIL Regular" w:eastAsia="Charis SIL Regular"/>
-          <w:b w:val="0"/>
-          <w:i w:val="0"/>
-          <w:color w:val="000000"/>
-          <w:sz w:val="24"/>
-        </w:rPr>
-        <w:hyperlink r:id="rId9" w:history="1">
-          <w:r>
-            <w:rPr>
-              <w:rStyle w:val="Hyperlink"/>
-            </w:rPr>
-            <w:t xml:space="preserve"> Biodiv</w:t>
-          </w:r>
-        </w:hyperlink>
-      </w:r>
-      <w:r>
-        <w:rPr>
-          <w:u w:val="single" w:color="0000ff"/>
-          <w:rFonts w:ascii="Charis SIL Regular" w:hAnsi="Charis SIL Regular" w:eastAsia="Charis SIL Regular"/>
-          <w:b w:val="0"/>
-          <w:i w:val="0"/>
-          <w:color w:val="000000"/>
-          <w:sz w:val="24"/>
-        </w:rPr>
-        <w:hyperlink r:id="rId9" w:history="1">
-          <w:r>
-            <w:rPr>
-              <w:rStyle w:val="Hyperlink"/>
-            </w:rPr>
-            <w:t>e</w:t>
-          </w:r>
-        </w:hyperlink>
-      </w:r>
-      <w:r>
-        <w:rPr>
-          <w:rFonts w:ascii="Charis SIL Regular" w:hAnsi="Charis SIL Regular" w:eastAsia="Charis SIL Regular"/>
-          <w:b w:val="0"/>
-          <w:i w:val="0"/>
-          <w:color w:val="000000"/>
-          <w:sz w:val="24"/>
-        </w:rPr>
-        <w:t>rsity</w:t>
-      </w:r>
-      <w:r>
-        <w:rPr>
-          <w:u w:val="single" w:color="0000ff"/>
-          <w:rFonts w:ascii="Charis SIL Regular" w:hAnsi="Charis SIL Regular" w:eastAsia="Charis SIL Regular"/>
-          <w:b w:val="0"/>
-          <w:i w:val="0"/>
-          <w:color w:val="000000"/>
-          <w:sz w:val="24"/>
-        </w:rPr>
-        <w:t xml:space="preserve"> </w:t>
-      </w:r>
-      <w:r>
-        <w:rPr>
-          <w:u w:val="single" w:color="0000ff"/>
-          <w:rFonts w:ascii="Charis SIL Regular" w:hAnsi="Charis SIL Regular" w:eastAsia="Charis SIL Regular"/>
-          <w:b w:val="0"/>
-          <w:i w:val="0"/>
-          <w:color w:val="000000"/>
-          <w:sz w:val="24"/>
-        </w:rPr>
-        <w:hyperlink r:id="rId10" w:history="1">
-          <w:r>
-            <w:rPr>
-              <w:rStyle w:val="Hyperlink"/>
-            </w:rPr>
-            <w:t>C</w:t>
-          </w:r>
-        </w:hyperlink>
-      </w:r>
-      <w:r>
-        <w:rPr>
-          <w:u w:val="single" w:color="0000ff"/>
-          <w:rFonts w:ascii="Charis SIL Regular" w:hAnsi="Charis SIL Regular" w:eastAsia="Charis SIL Regular"/>
-          <w:b w:val="0"/>
-          <w:i w:val="0"/>
-          <w:color w:val="000000"/>
-          <w:sz w:val="24"/>
-        </w:rPr>
-        <w:hyperlink r:id="rId10" w:history="1">
-          <w:r>
-            <w:rPr>
-              <w:rStyle w:val="Hyperlink"/>
-            </w:rPr>
-            <w:t>enter genaam</w:t>
-          </w:r>
-        </w:hyperlink>
+        <w:t xml:space="preserve"> (RMNH) opgericht, sinds 2010 Naturalis Biodiversity Center genaam</w:t>
       </w:r>
       <w:r>
         <w:rPr>
@@ -1300,7 +1171,7 @@
           <w:sz w:val="24"/>
           <w:u w:val="single"/>
         </w:rPr>
-        <w:hyperlink r:id="rId13" w:history="1">
+        <w:hyperlink r:id="rId14" w:history="1">
           <w:r>
             <w:rPr>
               <w:rStyle w:val="Hyperlink"/>
@@ -1329,7 +1200,7 @@
           <w:sz w:val="24"/>
           <w:u w:val="single"/>
         </w:rPr>
-        <w:hyperlink r:id="rId13" w:history="1">
+        <w:hyperlink r:id="rId14" w:history="1">
           <w:r>
             <w:rPr>
               <w:rStyle w:val="Hyperlink"/>
@@ -3100,13 +2971,85 @@
       </w:r>
       <w:r>
         <w:rPr>
+          <w:u w:val="single" w:color="0000ff"/>
           <w:rFonts w:ascii="Charis SIL Regular" w:hAnsi="Charis SIL Regular" w:eastAsia="Charis SIL Regular"/>
           <w:b w:val="0"/>
           <w:i w:val="0"/>
           <w:color w:val="000000"/>
           <w:sz w:val="24"/>
         </w:rPr>
-        <w:t>Het Naturalis-archief bevat w</w:t>
+        <w:hyperlink r:id="rId18" w:history="1">
+          <w:r>
+            <w:rPr>
+              <w:rStyle w:val="Hyperlink"/>
+            </w:rPr>
+            <w:t>Het Nat</w:t>
+          </w:r>
+        </w:hyperlink>
+      </w:r>
+      <w:r>
+        <w:rPr>
+          <w:u w:val="single" w:color="0000ff"/>
+          <w:rFonts w:ascii="Charis SIL Regular" w:hAnsi="Charis SIL Regular" w:eastAsia="Charis SIL Regular"/>
+          <w:b w:val="0"/>
+          <w:i w:val="0"/>
+          <w:color w:val="000000"/>
+          <w:sz w:val="24"/>
+        </w:rPr>
+        <w:hyperlink r:id="rId18" w:history="1">
+          <w:r>
+            <w:rPr>
+              <w:rStyle w:val="Hyperlink"/>
+            </w:rPr>
+            <w:t>ural</w:t>
+          </w:r>
+        </w:hyperlink>
+      </w:r>
+      <w:r>
+        <w:rPr>
+          <w:u w:val="single" w:color="0000ff"/>
+          <w:rFonts w:ascii="Charis SIL Regular" w:hAnsi="Charis SIL Regular" w:eastAsia="Charis SIL Regular"/>
+          <w:b w:val="0"/>
+          <w:i w:val="0"/>
+          <w:color w:val="000000"/>
+          <w:sz w:val="24"/>
+        </w:rPr>
+        <w:hyperlink r:id="rId18" w:history="1">
+          <w:r>
+            <w:rPr>
+              <w:rStyle w:val="Hyperlink"/>
+            </w:rPr>
+            <w:t>i</w:t>
+          </w:r>
+        </w:hyperlink>
+      </w:r>
+      <w:r>
+        <w:rPr>
+          <w:u w:val="single" w:color="0000ff"/>
+          <w:rFonts w:ascii="Charis SIL Regular" w:hAnsi="Charis SIL Regular" w:eastAsia="Charis SIL Regular"/>
+          <w:b w:val="0"/>
+          <w:i w:val="0"/>
+          <w:color w:val="000000"/>
+          <w:sz w:val="24"/>
+        </w:rPr>
+        <w:hyperlink r:id="rId18" w:history="1">
+          <w:r>
+            <w:rPr>
+              <w:rStyle w:val="Hyperlink"/>
+            </w:rPr>
+            <w:t xml:space="preserve">s-archief </w:t>
+          </w:r>
+        </w:hyperlink>
+      </w:r>
+      <w:r>
+        <w:rPr>
+          <w:rFonts w:ascii="Charis SIL Regular" w:hAnsi="Charis SIL Regular" w:eastAsia="Charis SIL Regular"/>
+          <w:b w:val="0"/>
+          <w:i w:val="0"/>
+          <w:color w:val="000000"/>
+          <w:sz w:val="24"/>
+        </w:rPr>
+        <w:t>bevat w</w:t>
       </w:r>
       <w:r>
         <w:rPr>

--- a/EXPORTS/DOCX/published/niveau3/Dutch/Naturalis.docx
+++ b/EXPORTS/DOCX/published/niveau3/Dutch/Naturalis.docx
@@ -390,7 +390,136 @@
           <w:color w:val="000000"/>
           <w:sz w:val="24"/>
         </w:rPr>
-        <w:t xml:space="preserve"> (RMNH) opgericht, sinds 2010 Naturalis Biodiversity Center genaam</w:t>
+        <w:t xml:space="preserve"> (RMNH) opgericht, sinds 2010 N</w:t>
+      </w:r>
+      <w:r>
+        <w:rPr>
+          <w:u w:val="single" w:color="0000ff"/>
+          <w:rFonts w:ascii="Charis SIL Regular" w:hAnsi="Charis SIL Regular" w:eastAsia="Charis SIL Regular"/>
+          <w:b w:val="0"/>
+          <w:i w:val="0"/>
+          <w:color w:val="000000"/>
+          <w:sz w:val="24"/>
+        </w:rPr>
+        <w:hyperlink r:id="rId9" w:history="1">
+          <w:r>
+            <w:rPr>
+              <w:rStyle w:val="Hyperlink"/>
+            </w:rPr>
+            <w:t>aturali</w:t>
+          </w:r>
+        </w:hyperlink>
+      </w:r>
+      <w:r>
+        <w:rPr>
+          <w:u w:val="single" w:color="0000ff"/>
+          <w:rFonts w:ascii="Charis SIL Regular" w:hAnsi="Charis SIL Regular" w:eastAsia="Charis SIL Regular"/>
+          <w:b w:val="0"/>
+          <w:i w:val="0"/>
+          <w:color w:val="000000"/>
+          <w:sz w:val="24"/>
+        </w:rPr>
+        <w:hyperlink r:id="rId9" w:history="1">
+          <w:r>
+            <w:rPr>
+              <w:rStyle w:val="Hyperlink"/>
+            </w:rPr>
+            <w:t>s</w:t>
+          </w:r>
+        </w:hyperlink>
+      </w:r>
+      <w:r>
+        <w:rPr>
+          <w:u w:val="single" w:color="0000ff"/>
+          <w:rFonts w:ascii="Charis SIL Regular" w:hAnsi="Charis SIL Regular" w:eastAsia="Charis SIL Regular"/>
+          <w:b w:val="0"/>
+          <w:i w:val="0"/>
+          <w:color w:val="000000"/>
+          <w:sz w:val="24"/>
+        </w:rPr>
+        <w:hyperlink r:id="rId9" w:history="1">
+          <w:r>
+            <w:rPr>
+              <w:rStyle w:val="Hyperlink"/>
+            </w:rPr>
+            <w:t xml:space="preserve"> Biodiv</w:t>
+          </w:r>
+        </w:hyperlink>
+      </w:r>
+      <w:r>
+        <w:rPr>
+          <w:u w:val="single" w:color="0000ff"/>
+          <w:rFonts w:ascii="Charis SIL Regular" w:hAnsi="Charis SIL Regular" w:eastAsia="Charis SIL Regular"/>
+          <w:b w:val="0"/>
+          <w:i w:val="0"/>
+          <w:color w:val="000000"/>
+          <w:sz w:val="24"/>
+        </w:rPr>
+        <w:hyperlink r:id="rId9" w:history="1">
+          <w:r>
+            <w:rPr>
+              <w:rStyle w:val="Hyperlink"/>
+            </w:rPr>
+            <w:t>e</w:t>
+          </w:r>
+        </w:hyperlink>
+      </w:r>
+      <w:r>
+        <w:rPr>
+          <w:rFonts w:ascii="Charis SIL Regular" w:hAnsi="Charis SIL Regular" w:eastAsia="Charis SIL Regular"/>
+          <w:b w:val="0"/>
+          <w:i w:val="0"/>
+          <w:color w:val="000000"/>
+          <w:sz w:val="24"/>
+        </w:rPr>
+        <w:t>rsity</w:t>
+      </w:r>
+      <w:r>
+        <w:rPr>
+          <w:u w:val="single" w:color="0000ff"/>
+          <w:rFonts w:ascii="Charis SIL Regular" w:hAnsi="Charis SIL Regular" w:eastAsia="Charis SIL Regular"/>
+          <w:b w:val="0"/>
+          <w:i w:val="0"/>
+          <w:color w:val="000000"/>
+          <w:sz w:val="24"/>
+        </w:rPr>
+        <w:t xml:space="preserve"> </w:t>
+      </w:r>
+      <w:r>
+        <w:rPr>
+          <w:u w:val="single" w:color="0000ff"/>
+          <w:rFonts w:ascii="Charis SIL Regular" w:hAnsi="Charis SIL Regular" w:eastAsia="Charis SIL Regular"/>
+          <w:b w:val="0"/>
+          <w:i w:val="0"/>
+          <w:color w:val="000000"/>
+          <w:sz w:val="24"/>
+        </w:rPr>
+        <w:hyperlink r:id="rId10" w:history="1">
+          <w:r>
+            <w:rPr>
+              <w:rStyle w:val="Hyperlink"/>
+            </w:rPr>
+            <w:t>C</w:t>
+          </w:r>
+        </w:hyperlink>
+      </w:r>
+      <w:r>
+        <w:rPr>
+          <w:u w:val="single" w:color="0000ff"/>
+          <w:rFonts w:ascii="Charis SIL Regular" w:hAnsi="Charis SIL Regular" w:eastAsia="Charis SIL Regular"/>
+          <w:b w:val="0"/>
+          <w:i w:val="0"/>
+          <w:color w:val="000000"/>
+          <w:sz w:val="24"/>
+        </w:rPr>
+        <w:hyperlink r:id="rId10" w:history="1">
+          <w:r>
+            <w:rPr>
+              <w:rStyle w:val="Hyperlink"/>
+            </w:rPr>
+            <w:t>enter genaam</w:t>
+          </w:r>
+        </w:hyperlink>
       </w:r>
       <w:r>
         <w:rPr>
@@ -1142,25 +1271,7 @@
           <w:color w:val="000000"/>
           <w:sz w:val="24"/>
         </w:rPr>
-        <w:t>die zijn stand</w:t>
-      </w:r>
-      <w:r>
-        <w:rPr>
-          <w:u w:val="single" w:color="0000ff"/>
-          <w:rFonts w:ascii="Charis SIL Regular" w:hAnsi="Charis SIL Regular" w:eastAsia="Charis SIL Regular"/>
-          <w:b w:val="0"/>
-          <w:i w:val="0"/>
-          <w:color w:val="000000"/>
-          <w:sz w:val="24"/>
-        </w:rPr>
-        <w:hyperlink r:id="rId13" w:history="1">
-          <w:r>
-            <w:rPr>
-              <w:rStyle w:val="Hyperlink"/>
-            </w:rPr>
-            <w:t xml:space="preserve">plaats had in </w:t>
-          </w:r>
-        </w:hyperlink>
+        <w:t xml:space="preserve">die zijn standplaats had in </w:t>
       </w:r>
       <w:r>
         <w:rPr>
@@ -1873,86 +1984,7 @@
           <w:color w:val="000000"/>
           <w:sz w:val="24"/>
         </w:rPr>
-        <w:hyperlink r:id="rId15" w:history="1">
-          <w:r>
-            <w:rPr>
-              <w:rStyle w:val="Hyperlink"/>
-            </w:rPr>
-            <w:t>dat het in 19</w:t>
-          </w:r>
-        </w:hyperlink>
-      </w:r>
-      <w:r>
-        <w:rPr>
-          <w:u w:val="single" w:color="0000ff"/>
-          <w:rFonts w:ascii="Charis SIL Regular" w:hAnsi="Charis SIL Regular" w:eastAsia="Charis SIL Regular"/>
-          <w:b w:val="0"/>
-          <w:i w:val="0"/>
-          <w:color w:val="000000"/>
-          <w:sz w:val="24"/>
-        </w:rPr>
-        <w:hyperlink r:id="rId15" w:history="1">
-          <w:r>
-            <w:rPr>
-              <w:rStyle w:val="Hyperlink"/>
-            </w:rPr>
-            <w:t>8</w:t>
-          </w:r>
-        </w:hyperlink>
-      </w:r>
-      <w:r>
-        <w:rPr>
-          <w:u w:val="single" w:color="0000ff"/>
-          <w:rFonts w:ascii="Charis SIL Regular" w:hAnsi="Charis SIL Regular" w:eastAsia="Charis SIL Regular"/>
-          <w:b w:val="0"/>
-          <w:i w:val="0"/>
-          <w:color w:val="000000"/>
-          <w:sz w:val="24"/>
-        </w:rPr>
-        <w:hyperlink r:id="rId15" w:history="1">
-          <w:r>
-            <w:rPr>
-              <w:rStyle w:val="Hyperlink"/>
-            </w:rPr>
-            <w:t>4 we</w:t>
-          </w:r>
-        </w:hyperlink>
-      </w:r>
-      <w:r>
-        <w:rPr>
-          <w:u w:val="single" w:color="0000ff"/>
-          <w:rFonts w:ascii="Charis SIL Regular" w:hAnsi="Charis SIL Regular" w:eastAsia="Charis SIL Regular"/>
-          <w:b w:val="0"/>
-          <w:i w:val="0"/>
-          <w:color w:val="000000"/>
-          <w:sz w:val="24"/>
-        </w:rPr>
-        <w:hyperlink r:id="rId15" w:history="1">
-          <w:r>
-            <w:rPr>
-              <w:rStyle w:val="Hyperlink"/>
-            </w:rPr>
-            <w:t>er werd s</w:t>
-          </w:r>
-        </w:hyperlink>
-      </w:r>
-      <w:r>
-        <w:rPr>
-          <w:u w:val="single" w:color="0000ff"/>
-          <w:rFonts w:ascii="Charis SIL Regular" w:hAnsi="Charis SIL Regular" w:eastAsia="Charis SIL Regular"/>
-          <w:b w:val="0"/>
-          <w:i w:val="0"/>
-          <w:color w:val="000000"/>
-          <w:sz w:val="24"/>
-        </w:rPr>
-        <w:hyperlink r:id="rId15" w:history="1">
-          <w:r>
-            <w:rPr>
-              <w:rStyle w:val="Hyperlink"/>
-            </w:rPr>
-            <w:t>am</w:t>
-          </w:r>
-        </w:hyperlink>
+        <w:t>dat het in 1984 weer werd sam</w:t>
       </w:r>
       <w:r>
         <w:rPr>

--- a/EXPORTS/DOCX/published/niveau3/Dutch/Naturalis.docx
+++ b/EXPORTS/DOCX/published/niveau3/Dutch/Naturalis.docx
@@ -1271,7 +1271,18 @@
           <w:color w:val="000000"/>
           <w:sz w:val="24"/>
         </w:rPr>
-        <w:t xml:space="preserve">die zijn standplaats had in </w:t>
+        <w:t>die zijn stand</w:t>
+      </w:r>
+      <w:r>
+        <w:rPr>
+          <w:u w:val="single" w:color="0000ff"/>
+          <w:rFonts w:ascii="Charis SIL Regular" w:hAnsi="Charis SIL Regular" w:eastAsia="Charis SIL Regular"/>
+          <w:b w:val="0"/>
+          <w:i w:val="0"/>
+          <w:color w:val="000000"/>
+          <w:sz w:val="24"/>
+        </w:rPr>
+        <w:t xml:space="preserve">plaats had in </w:t>
       </w:r>
       <w:r>
         <w:rPr>
@@ -1412,7 +1423,7 @@
           <w:sz w:val="24"/>
           <w:u w:val="single"/>
         </w:rPr>
-        <w:hyperlink r:id="rId14" w:history="1">
+        <w:hyperlink r:id="rId13" w:history="1">
           <w:r>
             <w:rPr>
               <w:rStyle w:val="Hyperlink"/>
@@ -1973,7 +1984,7 @@
           <w:color w:val="000000"/>
           <w:sz w:val="24"/>
         </w:rPr>
-        <w:t>apart blijven bestaan tot</w:t>
+        <w:t>apart blijven bestaan totdat het in 1984 we</w:t>
       </w:r>
       <w:r>
         <w:rPr>
@@ -1984,7 +1995,32 @@
           <w:color w:val="000000"/>
           <w:sz w:val="24"/>
         </w:rPr>
-        <w:t>dat het in 1984 weer werd sam</w:t>
+        <w:hyperlink r:id="rId15" w:history="1">
+          <w:r>
+            <w:rPr>
+              <w:rStyle w:val="Hyperlink"/>
+            </w:rPr>
+            <w:t>er werd s</w:t>
+          </w:r>
+        </w:hyperlink>
+      </w:r>
+      <w:r>
+        <w:rPr>
+          <w:u w:val="single" w:color="0000ff"/>
+          <w:rFonts w:ascii="Charis SIL Regular" w:hAnsi="Charis SIL Regular" w:eastAsia="Charis SIL Regular"/>
+          <w:b w:val="0"/>
+          <w:i w:val="0"/>
+          <w:color w:val="000000"/>
+          <w:sz w:val="24"/>
+        </w:rPr>
+        <w:hyperlink r:id="rId15" w:history="1">
+          <w:r>
+            <w:rPr>
+              <w:rStyle w:val="Hyperlink"/>
+            </w:rPr>
+            <w:t>am</w:t>
+          </w:r>
+        </w:hyperlink>
       </w:r>
       <w:r>
         <w:rPr>
@@ -4525,7 +4561,7 @@
           <w:sz w:val="24"/>
           <w:u w:val="single"/>
         </w:rPr>
-        <w:hyperlink r:id="rId29" w:history="1">
+        <w:hyperlink r:id="rId28" w:history="1">
           <w:r>
             <w:rPr>
               <w:rStyle w:val="Hyperlink"/>
@@ -4543,7 +4579,7 @@
           <w:sz w:val="24"/>
           <w:u w:val="single"/>
         </w:rPr>
-        <w:hyperlink r:id="rId29" w:history="1">
+        <w:hyperlink r:id="rId28" w:history="1">
           <w:r>
             <w:rPr>
               <w:rStyle w:val="Hyperlink"/>

--- a/EXPORTS/DOCX/published/niveau3/Dutch/Naturalis.docx
+++ b/EXPORTS/DOCX/published/niveau3/Dutch/Naturalis.docx
@@ -1275,14 +1275,20 @@
       </w:r>
       <w:r>
         <w:rPr>
-          <w:u w:val="single" w:color="0000ff"/>
           <w:rFonts w:ascii="Charis SIL Regular" w:hAnsi="Charis SIL Regular" w:eastAsia="Charis SIL Regular"/>
           <w:b w:val="0"/>
           <w:i w:val="0"/>
           <w:color w:val="000000"/>
           <w:sz w:val="24"/>
         </w:rPr>
-        <w:t xml:space="preserve">plaats had in </w:t>
+        <w:hyperlink r:id="rId13" w:history="1">
+          <w:r>
+            <w:rPr>
+              <w:rStyle w:val="Hyperlink"/>
+            </w:rPr>
+            <w:t xml:space="preserve">plaats had in </w:t>
+          </w:r>
+        </w:hyperlink>
       </w:r>
       <w:r>
         <w:rPr>
@@ -1293,7 +1299,7 @@
           <w:sz w:val="24"/>
           <w:u w:val="single"/>
         </w:rPr>
-        <w:hyperlink r:id="rId14" w:history="1">
+        <w:hyperlink r:id="rId13" w:history="1">
           <w:r>
             <w:rPr>
               <w:rStyle w:val="Hyperlink"/>
@@ -1322,7 +1328,7 @@
           <w:sz w:val="24"/>
           <w:u w:val="single"/>
         </w:rPr>
-        <w:hyperlink r:id="rId14" w:history="1">
+        <w:hyperlink r:id="rId13" w:history="1">
           <w:r>
             <w:rPr>
               <w:rStyle w:val="Hyperlink"/>
@@ -1423,7 +1429,7 @@
           <w:sz w:val="24"/>
           <w:u w:val="single"/>
         </w:rPr>
-        <w:hyperlink r:id="rId13" w:history="1">
+        <w:hyperlink r:id="rId14" w:history="1">
           <w:r>
             <w:rPr>
               <w:rStyle w:val="Hyperlink"/>
@@ -1508,6 +1514,7 @@
       </w:r>
       <w:r>
         <w:rPr>
+          <w:u w:val="single" w:color="0000ff"/>
           <w:rFonts w:ascii="Charis SIL Regular" w:hAnsi="Charis SIL Regular" w:eastAsia="Charis SIL Regular"/>
           <w:b w:val="0"/>
           <w:i w:val="0"/>
@@ -1548,9 +1555,19 @@
             <w:rPr>
               <w:rStyle w:val="Hyperlink"/>
             </w:rPr>
-            <w:t xml:space="preserve">n en </w:t>
+            <w:t>n en</w:t>
           </w:r>
         </w:hyperlink>
+      </w:r>
+      <w:r>
+        <w:rPr>
+          <w:rFonts w:ascii="Charis SIL Regular" w:hAnsi="Charis SIL Regular" w:eastAsia="Charis SIL Regular"/>
+          <w:b w:val="0"/>
+          <w:i w:val="0"/>
+          <w:color w:val="000000"/>
+          <w:sz w:val="24"/>
+        </w:rPr>
+        <w:t xml:space="preserve"> </w:t>
       </w:r>
       <w:r>
         <w:rPr>
@@ -1984,7 +2001,61 @@
           <w:color w:val="000000"/>
           <w:sz w:val="24"/>
         </w:rPr>
-        <w:t>apart blijven bestaan totdat het in 1984 we</w:t>
+        <w:t>apart blijven bestaan tot</w:t>
+      </w:r>
+      <w:r>
+        <w:rPr>
+          <w:u w:val="single" w:color="0000ff"/>
+          <w:rFonts w:ascii="Charis SIL Regular" w:hAnsi="Charis SIL Regular" w:eastAsia="Charis SIL Regular"/>
+          <w:b w:val="0"/>
+          <w:i w:val="0"/>
+          <w:color w:val="000000"/>
+          <w:sz w:val="24"/>
+        </w:rPr>
+        <w:hyperlink r:id="rId15" w:history="1">
+          <w:r>
+            <w:rPr>
+              <w:rStyle w:val="Hyperlink"/>
+            </w:rPr>
+            <w:t>dat het in 19</w:t>
+          </w:r>
+        </w:hyperlink>
+      </w:r>
+      <w:r>
+        <w:rPr>
+          <w:u w:val="single" w:color="0000ff"/>
+          <w:rFonts w:ascii="Charis SIL Regular" w:hAnsi="Charis SIL Regular" w:eastAsia="Charis SIL Regular"/>
+          <w:b w:val="0"/>
+          <w:i w:val="0"/>
+          <w:color w:val="000000"/>
+          <w:sz w:val="24"/>
+        </w:rPr>
+        <w:hyperlink r:id="rId15" w:history="1">
+          <w:r>
+            <w:rPr>
+              <w:rStyle w:val="Hyperlink"/>
+            </w:rPr>
+            <w:t>8</w:t>
+          </w:r>
+        </w:hyperlink>
+      </w:r>
+      <w:r>
+        <w:rPr>
+          <w:u w:val="single" w:color="0000ff"/>
+          <w:rFonts w:ascii="Charis SIL Regular" w:hAnsi="Charis SIL Regular" w:eastAsia="Charis SIL Regular"/>
+          <w:b w:val="0"/>
+          <w:i w:val="0"/>
+          <w:color w:val="000000"/>
+          <w:sz w:val="24"/>
+        </w:rPr>
+        <w:hyperlink r:id="rId15" w:history="1">
+          <w:r>
+            <w:rPr>
+              <w:rStyle w:val="Hyperlink"/>
+            </w:rPr>
+            <w:t>4 we</w:t>
+          </w:r>
+        </w:hyperlink>
       </w:r>
       <w:r>
         <w:rPr>

--- a/EXPORTS/DOCX/published/niveau3/Dutch/Naturalis.docx
+++ b/EXPORTS/DOCX/published/niveau3/Dutch/Naturalis.docx
@@ -975,25 +975,7 @@
           <w:color w:val="000000"/>
           <w:sz w:val="24"/>
         </w:rPr>
-        <w:t>etnografische</w:t>
-      </w:r>
-      <w:r>
-        <w:rPr>
-          <w:u w:val="single" w:color="0000ff"/>
-          <w:rFonts w:ascii="Charis SIL Regular" w:hAnsi="Charis SIL Regular" w:eastAsia="Charis SIL Regular"/>
-          <w:b w:val="0"/>
-          <w:i w:val="0"/>
-          <w:color w:val="000000"/>
-          <w:sz w:val="24"/>
-        </w:rPr>
-        <w:hyperlink r:id="rId12" w:history="1">
-          <w:r>
-            <w:rPr>
-              <w:rStyle w:val="Hyperlink"/>
-            </w:rPr>
-            <w:t xml:space="preserve"> verzam</w:t>
-          </w:r>
-        </w:hyperlink>
+        <w:t>etnografische verzam</w:t>
       </w:r>
       <w:r>
         <w:rPr>
@@ -1275,20 +1257,14 @@
       </w:r>
       <w:r>
         <w:rPr>
+          <w:u w:val="single" w:color="0000ff"/>
           <w:rFonts w:ascii="Charis SIL Regular" w:hAnsi="Charis SIL Regular" w:eastAsia="Charis SIL Regular"/>
           <w:b w:val="0"/>
           <w:i w:val="0"/>
           <w:color w:val="000000"/>
           <w:sz w:val="24"/>
         </w:rPr>
-        <w:hyperlink r:id="rId13" w:history="1">
-          <w:r>
-            <w:rPr>
-              <w:rStyle w:val="Hyperlink"/>
-            </w:rPr>
-            <w:t xml:space="preserve">plaats had in </w:t>
-          </w:r>
-        </w:hyperlink>
+        <w:t xml:space="preserve">plaats had in </w:t>
       </w:r>
       <w:r>
         <w:rPr>
@@ -1299,7 +1275,7 @@
           <w:sz w:val="24"/>
           <w:u w:val="single"/>
         </w:rPr>
-        <w:hyperlink r:id="rId13" w:history="1">
+        <w:hyperlink r:id="rId14" w:history="1">
           <w:r>
             <w:rPr>
               <w:rStyle w:val="Hyperlink"/>
@@ -1328,7 +1304,7 @@
           <w:sz w:val="24"/>
           <w:u w:val="single"/>
         </w:rPr>
-        <w:hyperlink r:id="rId13" w:history="1">
+        <w:hyperlink r:id="rId14" w:history="1">
           <w:r>
             <w:rPr>
               <w:rStyle w:val="Hyperlink"/>
@@ -1514,7 +1490,6 @@
       </w:r>
       <w:r>
         <w:rPr>
-          <w:u w:val="single" w:color="0000ff"/>
           <w:rFonts w:ascii="Charis SIL Regular" w:hAnsi="Charis SIL Regular" w:eastAsia="Charis SIL Regular"/>
           <w:b w:val="0"/>
           <w:i w:val="0"/>
@@ -1555,19 +1530,9 @@
             <w:rPr>
               <w:rStyle w:val="Hyperlink"/>
             </w:rPr>
-            <w:t>n en</w:t>
+            <w:t xml:space="preserve">n en </w:t>
           </w:r>
         </w:hyperlink>
-      </w:r>
-      <w:r>
-        <w:rPr>
-          <w:rFonts w:ascii="Charis SIL Regular" w:hAnsi="Charis SIL Regular" w:eastAsia="Charis SIL Regular"/>
-          <w:b w:val="0"/>
-          <w:i w:val="0"/>
-          <w:color w:val="000000"/>
-          <w:sz w:val="24"/>
-        </w:rPr>
-        <w:t xml:space="preserve"> </w:t>
       </w:r>
       <w:r>
         <w:rPr>
@@ -2001,79 +1966,7 @@
           <w:color w:val="000000"/>
           <w:sz w:val="24"/>
         </w:rPr>
-        <w:t>apart blijven bestaan tot</w:t>
-      </w:r>
-      <w:r>
-        <w:rPr>
-          <w:u w:val="single" w:color="0000ff"/>
-          <w:rFonts w:ascii="Charis SIL Regular" w:hAnsi="Charis SIL Regular" w:eastAsia="Charis SIL Regular"/>
-          <w:b w:val="0"/>
-          <w:i w:val="0"/>
-          <w:color w:val="000000"/>
-          <w:sz w:val="24"/>
-        </w:rPr>
-        <w:hyperlink r:id="rId15" w:history="1">
-          <w:r>
-            <w:rPr>
-              <w:rStyle w:val="Hyperlink"/>
-            </w:rPr>
-            <w:t>dat het in 19</w:t>
-          </w:r>
-        </w:hyperlink>
-      </w:r>
-      <w:r>
-        <w:rPr>
-          <w:u w:val="single" w:color="0000ff"/>
-          <w:rFonts w:ascii="Charis SIL Regular" w:hAnsi="Charis SIL Regular" w:eastAsia="Charis SIL Regular"/>
-          <w:b w:val="0"/>
-          <w:i w:val="0"/>
-          <w:color w:val="000000"/>
-          <w:sz w:val="24"/>
-        </w:rPr>
-        <w:hyperlink r:id="rId15" w:history="1">
-          <w:r>
-            <w:rPr>
-              <w:rStyle w:val="Hyperlink"/>
-            </w:rPr>
-            <w:t>8</w:t>
-          </w:r>
-        </w:hyperlink>
-      </w:r>
-      <w:r>
-        <w:rPr>
-          <w:u w:val="single" w:color="0000ff"/>
-          <w:rFonts w:ascii="Charis SIL Regular" w:hAnsi="Charis SIL Regular" w:eastAsia="Charis SIL Regular"/>
-          <w:b w:val="0"/>
-          <w:i w:val="0"/>
-          <w:color w:val="000000"/>
-          <w:sz w:val="24"/>
-        </w:rPr>
-        <w:hyperlink r:id="rId15" w:history="1">
-          <w:r>
-            <w:rPr>
-              <w:rStyle w:val="Hyperlink"/>
-            </w:rPr>
-            <w:t>4 we</w:t>
-          </w:r>
-        </w:hyperlink>
-      </w:r>
-      <w:r>
-        <w:rPr>
-          <w:u w:val="single" w:color="0000ff"/>
-          <w:rFonts w:ascii="Charis SIL Regular" w:hAnsi="Charis SIL Regular" w:eastAsia="Charis SIL Regular"/>
-          <w:b w:val="0"/>
-          <w:i w:val="0"/>
-          <w:color w:val="000000"/>
-          <w:sz w:val="24"/>
-        </w:rPr>
-        <w:hyperlink r:id="rId15" w:history="1">
-          <w:r>
-            <w:rPr>
-              <w:rStyle w:val="Hyperlink"/>
-            </w:rPr>
-            <w:t>er werd s</w:t>
-          </w:r>
-        </w:hyperlink>
+        <w:t>apart blijven bestaan totdat het in 1984 weer werd s</w:t>
       </w:r>
       <w:r>
         <w:rPr>

--- a/EXPORTS/DOCX/published/niveau3/Dutch/Naturalis.docx
+++ b/EXPORTS/DOCX/published/niveau3/Dutch/Naturalis.docx
@@ -975,7 +975,25 @@
           <w:color w:val="000000"/>
           <w:sz w:val="24"/>
         </w:rPr>
-        <w:t>etnografische verzam</w:t>
+        <w:t>etnografische</w:t>
+      </w:r>
+      <w:r>
+        <w:rPr>
+          <w:u w:val="single" w:color="0000ff"/>
+          <w:rFonts w:ascii="Charis SIL Regular" w:hAnsi="Charis SIL Regular" w:eastAsia="Charis SIL Regular"/>
+          <w:b w:val="0"/>
+          <w:i w:val="0"/>
+          <w:color w:val="000000"/>
+          <w:sz w:val="24"/>
+        </w:rPr>
+        <w:hyperlink r:id="rId12" w:history="1">
+          <w:r>
+            <w:rPr>
+              <w:rStyle w:val="Hyperlink"/>
+            </w:rPr>
+            <w:t xml:space="preserve"> verzam</w:t>
+          </w:r>
+        </w:hyperlink>
       </w:r>
       <w:r>
         <w:rPr>
@@ -1304,7 +1322,7 @@
           <w:sz w:val="24"/>
           <w:u w:val="single"/>
         </w:rPr>
-        <w:hyperlink r:id="rId14" w:history="1">
+        <w:hyperlink r:id="rId13" w:history="1">
           <w:r>
             <w:rPr>
               <w:rStyle w:val="Hyperlink"/>
@@ -1333,7 +1351,7 @@
           <w:sz w:val="24"/>
           <w:u w:val="single"/>
         </w:rPr>
-        <w:hyperlink r:id="rId14" w:history="1">
+        <w:hyperlink r:id="rId13" w:history="1">
           <w:r>
             <w:rPr>
               <w:rStyle w:val="Hyperlink"/>
@@ -1351,7 +1369,7 @@
           <w:sz w:val="24"/>
           <w:u w:val="single"/>
         </w:rPr>
-        <w:hyperlink r:id="rId14" w:history="1">
+        <w:hyperlink r:id="rId13" w:history="1">
           <w:r>
             <w:rPr>
               <w:rStyle w:val="Hyperlink"/>
@@ -1369,7 +1387,7 @@
           <w:sz w:val="24"/>
           <w:u w:val="single"/>
         </w:rPr>
-        <w:hyperlink r:id="rId14" w:history="1">
+        <w:hyperlink r:id="rId13" w:history="1">
           <w:r>
             <w:rPr>
               <w:rStyle w:val="Hyperlink"/>
@@ -1387,7 +1405,7 @@
           <w:sz w:val="24"/>
           <w:u w:val="single"/>
         </w:rPr>
-        <w:hyperlink r:id="rId14" w:history="1">
+        <w:hyperlink r:id="rId13" w:history="1">
           <w:r>
             <w:rPr>
               <w:rStyle w:val="Hyperlink"/>
@@ -1405,7 +1423,7 @@
           <w:sz w:val="24"/>
           <w:u w:val="single"/>
         </w:rPr>
-        <w:hyperlink r:id="rId14" w:history="1">
+        <w:hyperlink r:id="rId13" w:history="1">
           <w:r>
             <w:rPr>
               <w:rStyle w:val="Hyperlink"/>
@@ -1966,7 +1984,79 @@
           <w:color w:val="000000"/>
           <w:sz w:val="24"/>
         </w:rPr>
-        <w:t>apart blijven bestaan totdat het in 1984 weer werd s</w:t>
+        <w:t>apart blijven bestaan tot</w:t>
+      </w:r>
+      <w:r>
+        <w:rPr>
+          <w:u w:val="single" w:color="0000ff"/>
+          <w:rFonts w:ascii="Charis SIL Regular" w:hAnsi="Charis SIL Regular" w:eastAsia="Charis SIL Regular"/>
+          <w:b w:val="0"/>
+          <w:i w:val="0"/>
+          <w:color w:val="000000"/>
+          <w:sz w:val="24"/>
+        </w:rPr>
+        <w:hyperlink r:id="rId15" w:history="1">
+          <w:r>
+            <w:rPr>
+              <w:rStyle w:val="Hyperlink"/>
+            </w:rPr>
+            <w:t>dat het in 19</w:t>
+          </w:r>
+        </w:hyperlink>
+      </w:r>
+      <w:r>
+        <w:rPr>
+          <w:u w:val="single" w:color="0000ff"/>
+          <w:rFonts w:ascii="Charis SIL Regular" w:hAnsi="Charis SIL Regular" w:eastAsia="Charis SIL Regular"/>
+          <w:b w:val="0"/>
+          <w:i w:val="0"/>
+          <w:color w:val="000000"/>
+          <w:sz w:val="24"/>
+        </w:rPr>
+        <w:hyperlink r:id="rId15" w:history="1">
+          <w:r>
+            <w:rPr>
+              <w:rStyle w:val="Hyperlink"/>
+            </w:rPr>
+            <w:t>8</w:t>
+          </w:r>
+        </w:hyperlink>
+      </w:r>
+      <w:r>
+        <w:rPr>
+          <w:u w:val="single" w:color="0000ff"/>
+          <w:rFonts w:ascii="Charis SIL Regular" w:hAnsi="Charis SIL Regular" w:eastAsia="Charis SIL Regular"/>
+          <w:b w:val="0"/>
+          <w:i w:val="0"/>
+          <w:color w:val="000000"/>
+          <w:sz w:val="24"/>
+        </w:rPr>
+        <w:hyperlink r:id="rId15" w:history="1">
+          <w:r>
+            <w:rPr>
+              <w:rStyle w:val="Hyperlink"/>
+            </w:rPr>
+            <w:t>4 we</w:t>
+          </w:r>
+        </w:hyperlink>
+      </w:r>
+      <w:r>
+        <w:rPr>
+          <w:u w:val="single" w:color="0000ff"/>
+          <w:rFonts w:ascii="Charis SIL Regular" w:hAnsi="Charis SIL Regular" w:eastAsia="Charis SIL Regular"/>
+          <w:b w:val="0"/>
+          <w:i w:val="0"/>
+          <w:color w:val="000000"/>
+          <w:sz w:val="24"/>
+        </w:rPr>
+        <w:hyperlink r:id="rId15" w:history="1">
+          <w:r>
+            <w:rPr>
+              <w:rStyle w:val="Hyperlink"/>
+            </w:rPr>
+            <w:t>er werd s</w:t>
+          </w:r>
+        </w:hyperlink>
       </w:r>
       <w:r>
         <w:rPr>
@@ -3209,50 +3299,13 @@
       </w:r>
       <w:r>
         <w:rPr>
-          <w:u w:val="single" w:color="0000ff"/>
           <w:rFonts w:ascii="Charis SIL Regular" w:hAnsi="Charis SIL Regular" w:eastAsia="Charis SIL Regular"/>
           <w:b w:val="0"/>
           <w:i w:val="0"/>
           <w:color w:val="000000"/>
           <w:sz w:val="24"/>
         </w:rPr>
-        <w:hyperlink r:id="rId20" w:history="1">
-          <w:r>
-            <w:rPr>
-              <w:rStyle w:val="Hyperlink"/>
-            </w:rPr>
-            <w:t>van de</w:t>
-          </w:r>
-        </w:hyperlink>
-      </w:r>
-      <w:r>
-        <w:rPr>
-          <w:u w:val="single" w:color="0000ff"/>
-          <w:rFonts w:ascii="Charis SIL Regular" w:hAnsi="Charis SIL Regular" w:eastAsia="Charis SIL Regular"/>
-          <w:b w:val="0"/>
-          <w:i w:val="0"/>
-          <w:color w:val="000000"/>
-          <w:sz w:val="24"/>
-        </w:rPr>
-        <w:t xml:space="preserve"> </w:t>
-      </w:r>
-      <w:r>
-        <w:rPr>
-          <w:u w:val="single" w:color="0000ff"/>
-          <w:rFonts w:ascii="Charis SIL Regular" w:hAnsi="Charis SIL Regular" w:eastAsia="Charis SIL Regular"/>
-          <w:b w:val="0"/>
-          <w:i w:val="0"/>
-          <w:color w:val="000000"/>
-          <w:sz w:val="24"/>
-        </w:rPr>
-        <w:hyperlink r:id="rId20" w:history="1">
-          <w:r>
-            <w:rPr>
-              <w:rStyle w:val="Hyperlink"/>
-            </w:rPr>
-            <w:t>plaa</w:t>
-          </w:r>
-        </w:hyperlink>
+        <w:t>van de plaa</w:t>
       </w:r>
       <w:r>
         <w:rPr>

--- a/EXPORTS/DOCX/published/niveau3/Dutch/Naturalis.docx
+++ b/EXPORTS/DOCX/published/niveau3/Dutch/Naturalis.docx
@@ -390,136 +390,7 @@
           <w:color w:val="000000"/>
           <w:sz w:val="24"/>
         </w:rPr>
-        <w:t xml:space="preserve"> (RMNH) opgericht, sinds 2010 N</w:t>
-      </w:r>
-      <w:r>
-        <w:rPr>
-          <w:u w:val="single" w:color="0000ff"/>
-          <w:rFonts w:ascii="Charis SIL Regular" w:hAnsi="Charis SIL Regular" w:eastAsia="Charis SIL Regular"/>
-          <w:b w:val="0"/>
-          <w:i w:val="0"/>
-          <w:color w:val="000000"/>
-          <w:sz w:val="24"/>
-        </w:rPr>
-        <w:hyperlink r:id="rId9" w:history="1">
-          <w:r>
-            <w:rPr>
-              <w:rStyle w:val="Hyperlink"/>
-            </w:rPr>
-            <w:t>aturali</w:t>
-          </w:r>
-        </w:hyperlink>
-      </w:r>
-      <w:r>
-        <w:rPr>
-          <w:u w:val="single" w:color="0000ff"/>
-          <w:rFonts w:ascii="Charis SIL Regular" w:hAnsi="Charis SIL Regular" w:eastAsia="Charis SIL Regular"/>
-          <w:b w:val="0"/>
-          <w:i w:val="0"/>
-          <w:color w:val="000000"/>
-          <w:sz w:val="24"/>
-        </w:rPr>
-        <w:hyperlink r:id="rId9" w:history="1">
-          <w:r>
-            <w:rPr>
-              <w:rStyle w:val="Hyperlink"/>
-            </w:rPr>
-            <w:t>s</w:t>
-          </w:r>
-        </w:hyperlink>
-      </w:r>
-      <w:r>
-        <w:rPr>
-          <w:u w:val="single" w:color="0000ff"/>
-          <w:rFonts w:ascii="Charis SIL Regular" w:hAnsi="Charis SIL Regular" w:eastAsia="Charis SIL Regular"/>
-          <w:b w:val="0"/>
-          <w:i w:val="0"/>
-          <w:color w:val="000000"/>
-          <w:sz w:val="24"/>
-        </w:rPr>
-        <w:hyperlink r:id="rId9" w:history="1">
-          <w:r>
-            <w:rPr>
-              <w:rStyle w:val="Hyperlink"/>
-            </w:rPr>
-            <w:t xml:space="preserve"> Biodiv</w:t>
-          </w:r>
-        </w:hyperlink>
-      </w:r>
-      <w:r>
-        <w:rPr>
-          <w:u w:val="single" w:color="0000ff"/>
-          <w:rFonts w:ascii="Charis SIL Regular" w:hAnsi="Charis SIL Regular" w:eastAsia="Charis SIL Regular"/>
-          <w:b w:val="0"/>
-          <w:i w:val="0"/>
-          <w:color w:val="000000"/>
-          <w:sz w:val="24"/>
-        </w:rPr>
-        <w:hyperlink r:id="rId9" w:history="1">
-          <w:r>
-            <w:rPr>
-              <w:rStyle w:val="Hyperlink"/>
-            </w:rPr>
-            <w:t>e</w:t>
-          </w:r>
-        </w:hyperlink>
-      </w:r>
-      <w:r>
-        <w:rPr>
-          <w:rFonts w:ascii="Charis SIL Regular" w:hAnsi="Charis SIL Regular" w:eastAsia="Charis SIL Regular"/>
-          <w:b w:val="0"/>
-          <w:i w:val="0"/>
-          <w:color w:val="000000"/>
-          <w:sz w:val="24"/>
-        </w:rPr>
-        <w:t>rsity</w:t>
-      </w:r>
-      <w:r>
-        <w:rPr>
-          <w:u w:val="single" w:color="0000ff"/>
-          <w:rFonts w:ascii="Charis SIL Regular" w:hAnsi="Charis SIL Regular" w:eastAsia="Charis SIL Regular"/>
-          <w:b w:val="0"/>
-          <w:i w:val="0"/>
-          <w:color w:val="000000"/>
-          <w:sz w:val="24"/>
-        </w:rPr>
-        <w:t xml:space="preserve"> </w:t>
-      </w:r>
-      <w:r>
-        <w:rPr>
-          <w:u w:val="single" w:color="0000ff"/>
-          <w:rFonts w:ascii="Charis SIL Regular" w:hAnsi="Charis SIL Regular" w:eastAsia="Charis SIL Regular"/>
-          <w:b w:val="0"/>
-          <w:i w:val="0"/>
-          <w:color w:val="000000"/>
-          <w:sz w:val="24"/>
-        </w:rPr>
-        <w:hyperlink r:id="rId10" w:history="1">
-          <w:r>
-            <w:rPr>
-              <w:rStyle w:val="Hyperlink"/>
-            </w:rPr>
-            <w:t>C</w:t>
-          </w:r>
-        </w:hyperlink>
-      </w:r>
-      <w:r>
-        <w:rPr>
-          <w:u w:val="single" w:color="0000ff"/>
-          <w:rFonts w:ascii="Charis SIL Regular" w:hAnsi="Charis SIL Regular" w:eastAsia="Charis SIL Regular"/>
-          <w:b w:val="0"/>
-          <w:i w:val="0"/>
-          <w:color w:val="000000"/>
-          <w:sz w:val="24"/>
-        </w:rPr>
-        <w:hyperlink r:id="rId10" w:history="1">
-          <w:r>
-            <w:rPr>
-              <w:rStyle w:val="Hyperlink"/>
-            </w:rPr>
-            <w:t>enter genaam</w:t>
-          </w:r>
-        </w:hyperlink>
+        <w:t xml:space="preserve"> (RMNH) opgericht, sinds 2010 Naturalis Biodiversity Center genaam</w:t>
       </w:r>
       <w:r>
         <w:rPr>
@@ -975,43 +846,7 @@
           <w:color w:val="000000"/>
           <w:sz w:val="24"/>
         </w:rPr>
-        <w:t>etnografische</w:t>
-      </w:r>
-      <w:r>
-        <w:rPr>
-          <w:u w:val="single" w:color="0000ff"/>
-          <w:rFonts w:ascii="Charis SIL Regular" w:hAnsi="Charis SIL Regular" w:eastAsia="Charis SIL Regular"/>
-          <w:b w:val="0"/>
-          <w:i w:val="0"/>
-          <w:color w:val="000000"/>
-          <w:sz w:val="24"/>
-        </w:rPr>
-        <w:hyperlink r:id="rId12" w:history="1">
-          <w:r>
-            <w:rPr>
-              <w:rStyle w:val="Hyperlink"/>
-            </w:rPr>
-            <w:t xml:space="preserve"> verzam</w:t>
-          </w:r>
-        </w:hyperlink>
-      </w:r>
-      <w:r>
-        <w:rPr>
-          <w:u w:val="single" w:color="0000ff"/>
-          <w:rFonts w:ascii="Charis SIL Regular" w:hAnsi="Charis SIL Regular" w:eastAsia="Charis SIL Regular"/>
-          <w:b w:val="0"/>
-          <w:i w:val="0"/>
-          <w:color w:val="000000"/>
-          <w:sz w:val="24"/>
-        </w:rPr>
-        <w:hyperlink r:id="rId12" w:history="1">
-          <w:r>
-            <w:rPr>
-              <w:rStyle w:val="Hyperlink"/>
-            </w:rPr>
-            <w:t xml:space="preserve">eling </w:t>
-          </w:r>
-        </w:hyperlink>
+        <w:t xml:space="preserve">etnografische verzameling </w:t>
       </w:r>
       <w:r>
         <w:rPr>
@@ -1271,18 +1106,7 @@
           <w:color w:val="000000"/>
           <w:sz w:val="24"/>
         </w:rPr>
-        <w:t>die zijn stand</w:t>
-      </w:r>
-      <w:r>
-        <w:rPr>
-          <w:u w:val="single" w:color="0000ff"/>
-          <w:rFonts w:ascii="Charis SIL Regular" w:hAnsi="Charis SIL Regular" w:eastAsia="Charis SIL Regular"/>
-          <w:b w:val="0"/>
-          <w:i w:val="0"/>
-          <w:color w:val="000000"/>
-          <w:sz w:val="24"/>
-        </w:rPr>
-        <w:t xml:space="preserve">plaats had in </w:t>
+        <w:t xml:space="preserve">die zijn standplaats had in </w:t>
       </w:r>
       <w:r>
         <w:rPr>
@@ -1293,7 +1117,7 @@
           <w:sz w:val="24"/>
           <w:u w:val="single"/>
         </w:rPr>
-        <w:hyperlink r:id="rId14" w:history="1">
+        <w:hyperlink r:id="rId13" w:history="1">
           <w:r>
             <w:rPr>
               <w:rStyle w:val="Hyperlink"/>
@@ -1322,7 +1146,7 @@
           <w:sz w:val="24"/>
           <w:u w:val="single"/>
         </w:rPr>
-        <w:hyperlink r:id="rId13" w:history="1">
+        <w:hyperlink r:id="rId14" w:history="1">
           <w:r>
             <w:rPr>
               <w:rStyle w:val="Hyperlink"/>
@@ -1351,7 +1175,7 @@
           <w:sz w:val="24"/>
           <w:u w:val="single"/>
         </w:rPr>
-        <w:hyperlink r:id="rId13" w:history="1">
+        <w:hyperlink r:id="rId14" w:history="1">
           <w:r>
             <w:rPr>
               <w:rStyle w:val="Hyperlink"/>
@@ -1369,7 +1193,7 @@
           <w:sz w:val="24"/>
           <w:u w:val="single"/>
         </w:rPr>
-        <w:hyperlink r:id="rId13" w:history="1">
+        <w:hyperlink r:id="rId14" w:history="1">
           <w:r>
             <w:rPr>
               <w:rStyle w:val="Hyperlink"/>
@@ -1387,7 +1211,7 @@
           <w:sz w:val="24"/>
           <w:u w:val="single"/>
         </w:rPr>
-        <w:hyperlink r:id="rId13" w:history="1">
+        <w:hyperlink r:id="rId14" w:history="1">
           <w:r>
             <w:rPr>
               <w:rStyle w:val="Hyperlink"/>
@@ -1405,7 +1229,7 @@
           <w:sz w:val="24"/>
           <w:u w:val="single"/>
         </w:rPr>
-        <w:hyperlink r:id="rId13" w:history="1">
+        <w:hyperlink r:id="rId14" w:history="1">
           <w:r>
             <w:rPr>
               <w:rStyle w:val="Hyperlink"/>
@@ -1423,7 +1247,7 @@
           <w:sz w:val="24"/>
           <w:u w:val="single"/>
         </w:rPr>
-        <w:hyperlink r:id="rId13" w:history="1">
+        <w:hyperlink r:id="rId14" w:history="1">
           <w:r>
             <w:rPr>
               <w:rStyle w:val="Hyperlink"/>
@@ -4596,7 +4420,7 @@
           <w:sz w:val="24"/>
           <w:u w:val="single"/>
         </w:rPr>
-        <w:hyperlink r:id="rId28" w:history="1">
+        <w:hyperlink r:id="rId29" w:history="1">
           <w:r>
             <w:rPr>
               <w:rStyle w:val="Hyperlink"/>

--- a/EXPORTS/DOCX/published/niveau3/Dutch/Naturalis.docx
+++ b/EXPORTS/DOCX/published/niveau3/Dutch/Naturalis.docx
@@ -390,7 +390,136 @@
           <w:color w:val="000000"/>
           <w:sz w:val="24"/>
         </w:rPr>
-        <w:t xml:space="preserve"> (RMNH) opgericht, sinds 2010 Naturalis Biodiversity Center genaam</w:t>
+        <w:t xml:space="preserve"> (RMNH) opgericht, sinds 2010 N</w:t>
+      </w:r>
+      <w:r>
+        <w:rPr>
+          <w:u w:val="single" w:color="0000ff"/>
+          <w:rFonts w:ascii="Charis SIL Regular" w:hAnsi="Charis SIL Regular" w:eastAsia="Charis SIL Regular"/>
+          <w:b w:val="0"/>
+          <w:i w:val="0"/>
+          <w:color w:val="000000"/>
+          <w:sz w:val="24"/>
+        </w:rPr>
+        <w:hyperlink r:id="rId9" w:history="1">
+          <w:r>
+            <w:rPr>
+              <w:rStyle w:val="Hyperlink"/>
+            </w:rPr>
+            <w:t>aturali</w:t>
+          </w:r>
+        </w:hyperlink>
+      </w:r>
+      <w:r>
+        <w:rPr>
+          <w:u w:val="single" w:color="0000ff"/>
+          <w:rFonts w:ascii="Charis SIL Regular" w:hAnsi="Charis SIL Regular" w:eastAsia="Charis SIL Regular"/>
+          <w:b w:val="0"/>
+          <w:i w:val="0"/>
+          <w:color w:val="000000"/>
+          <w:sz w:val="24"/>
+        </w:rPr>
+        <w:hyperlink r:id="rId9" w:history="1">
+          <w:r>
+            <w:rPr>
+              <w:rStyle w:val="Hyperlink"/>
+            </w:rPr>
+            <w:t>s</w:t>
+          </w:r>
+        </w:hyperlink>
+      </w:r>
+      <w:r>
+        <w:rPr>
+          <w:u w:val="single" w:color="0000ff"/>
+          <w:rFonts w:ascii="Charis SIL Regular" w:hAnsi="Charis SIL Regular" w:eastAsia="Charis SIL Regular"/>
+          <w:b w:val="0"/>
+          <w:i w:val="0"/>
+          <w:color w:val="000000"/>
+          <w:sz w:val="24"/>
+        </w:rPr>
+        <w:hyperlink r:id="rId9" w:history="1">
+          <w:r>
+            <w:rPr>
+              <w:rStyle w:val="Hyperlink"/>
+            </w:rPr>
+            <w:t xml:space="preserve"> Biodiv</w:t>
+          </w:r>
+        </w:hyperlink>
+      </w:r>
+      <w:r>
+        <w:rPr>
+          <w:u w:val="single" w:color="0000ff"/>
+          <w:rFonts w:ascii="Charis SIL Regular" w:hAnsi="Charis SIL Regular" w:eastAsia="Charis SIL Regular"/>
+          <w:b w:val="0"/>
+          <w:i w:val="0"/>
+          <w:color w:val="000000"/>
+          <w:sz w:val="24"/>
+        </w:rPr>
+        <w:hyperlink r:id="rId9" w:history="1">
+          <w:r>
+            <w:rPr>
+              <w:rStyle w:val="Hyperlink"/>
+            </w:rPr>
+            <w:t>e</w:t>
+          </w:r>
+        </w:hyperlink>
+      </w:r>
+      <w:r>
+        <w:rPr>
+          <w:rFonts w:ascii="Charis SIL Regular" w:hAnsi="Charis SIL Regular" w:eastAsia="Charis SIL Regular"/>
+          <w:b w:val="0"/>
+          <w:i w:val="0"/>
+          <w:color w:val="000000"/>
+          <w:sz w:val="24"/>
+        </w:rPr>
+        <w:t>rsity</w:t>
+      </w:r>
+      <w:r>
+        <w:rPr>
+          <w:u w:val="single" w:color="0000ff"/>
+          <w:rFonts w:ascii="Charis SIL Regular" w:hAnsi="Charis SIL Regular" w:eastAsia="Charis SIL Regular"/>
+          <w:b w:val="0"/>
+          <w:i w:val="0"/>
+          <w:color w:val="000000"/>
+          <w:sz w:val="24"/>
+        </w:rPr>
+        <w:t xml:space="preserve"> </w:t>
+      </w:r>
+      <w:r>
+        <w:rPr>
+          <w:u w:val="single" w:color="0000ff"/>
+          <w:rFonts w:ascii="Charis SIL Regular" w:hAnsi="Charis SIL Regular" w:eastAsia="Charis SIL Regular"/>
+          <w:b w:val="0"/>
+          <w:i w:val="0"/>
+          <w:color w:val="000000"/>
+          <w:sz w:val="24"/>
+        </w:rPr>
+        <w:hyperlink r:id="rId10" w:history="1">
+          <w:r>
+            <w:rPr>
+              <w:rStyle w:val="Hyperlink"/>
+            </w:rPr>
+            <w:t>C</w:t>
+          </w:r>
+        </w:hyperlink>
+      </w:r>
+      <w:r>
+        <w:rPr>
+          <w:u w:val="single" w:color="0000ff"/>
+          <w:rFonts w:ascii="Charis SIL Regular" w:hAnsi="Charis SIL Regular" w:eastAsia="Charis SIL Regular"/>
+          <w:b w:val="0"/>
+          <w:i w:val="0"/>
+          <w:color w:val="000000"/>
+          <w:sz w:val="24"/>
+        </w:rPr>
+        <w:hyperlink r:id="rId10" w:history="1">
+          <w:r>
+            <w:rPr>
+              <w:rStyle w:val="Hyperlink"/>
+            </w:rPr>
+            <w:t>enter genaam</w:t>
+          </w:r>
+        </w:hyperlink>
       </w:r>
       <w:r>
         <w:rPr>
@@ -846,7 +975,43 @@
           <w:color w:val="000000"/>
           <w:sz w:val="24"/>
         </w:rPr>
-        <w:t xml:space="preserve">etnografische verzameling </w:t>
+        <w:t>etnografische</w:t>
+      </w:r>
+      <w:r>
+        <w:rPr>
+          <w:u w:val="single" w:color="0000ff"/>
+          <w:rFonts w:ascii="Charis SIL Regular" w:hAnsi="Charis SIL Regular" w:eastAsia="Charis SIL Regular"/>
+          <w:b w:val="0"/>
+          <w:i w:val="0"/>
+          <w:color w:val="000000"/>
+          <w:sz w:val="24"/>
+        </w:rPr>
+        <w:hyperlink r:id="rId12" w:history="1">
+          <w:r>
+            <w:rPr>
+              <w:rStyle w:val="Hyperlink"/>
+            </w:rPr>
+            <w:t xml:space="preserve"> verzam</w:t>
+          </w:r>
+        </w:hyperlink>
+      </w:r>
+      <w:r>
+        <w:rPr>
+          <w:u w:val="single" w:color="0000ff"/>
+          <w:rFonts w:ascii="Charis SIL Regular" w:hAnsi="Charis SIL Regular" w:eastAsia="Charis SIL Regular"/>
+          <w:b w:val="0"/>
+          <w:i w:val="0"/>
+          <w:color w:val="000000"/>
+          <w:sz w:val="24"/>
+        </w:rPr>
+        <w:hyperlink r:id="rId12" w:history="1">
+          <w:r>
+            <w:rPr>
+              <w:rStyle w:val="Hyperlink"/>
+            </w:rPr>
+            <w:t xml:space="preserve">eling </w:t>
+          </w:r>
+        </w:hyperlink>
       </w:r>
       <w:r>
         <w:rPr>
@@ -1106,7 +1271,25 @@
           <w:color w:val="000000"/>
           <w:sz w:val="24"/>
         </w:rPr>
-        <w:t xml:space="preserve">die zijn standplaats had in </w:t>
+        <w:t>die zijn stand</w:t>
+      </w:r>
+      <w:r>
+        <w:rPr>
+          <w:u w:val="single" w:color="0000ff"/>
+          <w:rFonts w:ascii="Charis SIL Regular" w:hAnsi="Charis SIL Regular" w:eastAsia="Charis SIL Regular"/>
+          <w:b w:val="0"/>
+          <w:i w:val="0"/>
+          <w:color w:val="000000"/>
+          <w:sz w:val="24"/>
+        </w:rPr>
+        <w:hyperlink r:id="rId13" w:history="1">
+          <w:r>
+            <w:rPr>
+              <w:rStyle w:val="Hyperlink"/>
+            </w:rPr>
+            <w:t xml:space="preserve">plaats had in </w:t>
+          </w:r>
+        </w:hyperlink>
       </w:r>
       <w:r>
         <w:rPr>
@@ -1146,7 +1329,7 @@
           <w:sz w:val="24"/>
           <w:u w:val="single"/>
         </w:rPr>
-        <w:hyperlink r:id="rId14" w:history="1">
+        <w:hyperlink r:id="rId13" w:history="1">
           <w:r>
             <w:rPr>
               <w:rStyle w:val="Hyperlink"/>
@@ -3123,13 +3306,50 @@
       </w:r>
       <w:r>
         <w:rPr>
+          <w:u w:val="single" w:color="0000ff"/>
           <w:rFonts w:ascii="Charis SIL Regular" w:hAnsi="Charis SIL Regular" w:eastAsia="Charis SIL Regular"/>
           <w:b w:val="0"/>
           <w:i w:val="0"/>
           <w:color w:val="000000"/>
           <w:sz w:val="24"/>
         </w:rPr>
-        <w:t>van de plaa</w:t>
+        <w:hyperlink r:id="rId20" w:history="1">
+          <w:r>
+            <w:rPr>
+              <w:rStyle w:val="Hyperlink"/>
+            </w:rPr>
+            <w:t>van de</w:t>
+          </w:r>
+        </w:hyperlink>
+      </w:r>
+      <w:r>
+        <w:rPr>
+          <w:u w:val="single" w:color="0000ff"/>
+          <w:rFonts w:ascii="Charis SIL Regular" w:hAnsi="Charis SIL Regular" w:eastAsia="Charis SIL Regular"/>
+          <w:b w:val="0"/>
+          <w:i w:val="0"/>
+          <w:color w:val="000000"/>
+          <w:sz w:val="24"/>
+        </w:rPr>
+        <w:t xml:space="preserve"> </w:t>
+      </w:r>
+      <w:r>
+        <w:rPr>
+          <w:u w:val="single" w:color="0000ff"/>
+          <w:rFonts w:ascii="Charis SIL Regular" w:hAnsi="Charis SIL Regular" w:eastAsia="Charis SIL Regular"/>
+          <w:b w:val="0"/>
+          <w:i w:val="0"/>
+          <w:color w:val="000000"/>
+          <w:sz w:val="24"/>
+        </w:rPr>
+        <w:hyperlink r:id="rId20" w:history="1">
+          <w:r>
+            <w:rPr>
+              <w:rStyle w:val="Hyperlink"/>
+            </w:rPr>
+            <w:t>plaa</w:t>
+          </w:r>
+        </w:hyperlink>
       </w:r>
       <w:r>
         <w:rPr>
@@ -4402,7 +4622,7 @@
           <w:sz w:val="24"/>
           <w:u w:val="single"/>
         </w:rPr>
-        <w:hyperlink r:id="rId28" w:history="1">
+        <w:hyperlink r:id="rId29" w:history="1">
           <w:r>
             <w:rPr>
               <w:rStyle w:val="Hyperlink"/>

--- a/EXPORTS/DOCX/published/niveau3/Dutch/Naturalis.docx
+++ b/EXPORTS/DOCX/published/niveau3/Dutch/Naturalis.docx
@@ -1282,14 +1282,7 @@
           <w:color w:val="000000"/>
           <w:sz w:val="24"/>
         </w:rPr>
-        <w:hyperlink r:id="rId13" w:history="1">
-          <w:r>
-            <w:rPr>
-              <w:rStyle w:val="Hyperlink"/>
-            </w:rPr>
-            <w:t xml:space="preserve">plaats had in </w:t>
-          </w:r>
-        </w:hyperlink>
+        <w:t xml:space="preserve">plaats had in </w:t>
       </w:r>
       <w:r>
         <w:rPr>
@@ -1300,7 +1293,7 @@
           <w:sz w:val="24"/>
           <w:u w:val="single"/>
         </w:rPr>
-        <w:hyperlink r:id="rId13" w:history="1">
+        <w:hyperlink r:id="rId14" w:history="1">
           <w:r>
             <w:rPr>
               <w:rStyle w:val="Hyperlink"/>
@@ -1329,7 +1322,7 @@
           <w:sz w:val="24"/>
           <w:u w:val="single"/>
         </w:rPr>
-        <w:hyperlink r:id="rId13" w:history="1">
+        <w:hyperlink r:id="rId14" w:history="1">
           <w:r>
             <w:rPr>
               <w:rStyle w:val="Hyperlink"/>
@@ -1376,7 +1369,7 @@
           <w:sz w:val="24"/>
           <w:u w:val="single"/>
         </w:rPr>
-        <w:hyperlink r:id="rId14" w:history="1">
+        <w:hyperlink r:id="rId13" w:history="1">
           <w:r>
             <w:rPr>
               <w:rStyle w:val="Hyperlink"/>
@@ -1394,7 +1387,7 @@
           <w:sz w:val="24"/>
           <w:u w:val="single"/>
         </w:rPr>
-        <w:hyperlink r:id="rId14" w:history="1">
+        <w:hyperlink r:id="rId13" w:history="1">
           <w:r>
             <w:rPr>
               <w:rStyle w:val="Hyperlink"/>
@@ -1412,7 +1405,7 @@
           <w:sz w:val="24"/>
           <w:u w:val="single"/>
         </w:rPr>
-        <w:hyperlink r:id="rId14" w:history="1">
+        <w:hyperlink r:id="rId13" w:history="1">
           <w:r>
             <w:rPr>
               <w:rStyle w:val="Hyperlink"/>
@@ -1430,7 +1423,7 @@
           <w:sz w:val="24"/>
           <w:u w:val="single"/>
         </w:rPr>
-        <w:hyperlink r:id="rId14" w:history="1">
+        <w:hyperlink r:id="rId13" w:history="1">
           <w:r>
             <w:rPr>
               <w:rStyle w:val="Hyperlink"/>

--- a/EXPORTS/DOCX/published/niveau3/Dutch/Naturalis.docx
+++ b/EXPORTS/DOCX/published/niveau3/Dutch/Naturalis.docx
@@ -390,136 +390,7 @@
           <w:color w:val="000000"/>
           <w:sz w:val="24"/>
         </w:rPr>
-        <w:t xml:space="preserve"> (RMNH) opgericht, sinds 2010 N</w:t>
-      </w:r>
-      <w:r>
-        <w:rPr>
-          <w:u w:val="single" w:color="0000ff"/>
-          <w:rFonts w:ascii="Charis SIL Regular" w:hAnsi="Charis SIL Regular" w:eastAsia="Charis SIL Regular"/>
-          <w:b w:val="0"/>
-          <w:i w:val="0"/>
-          <w:color w:val="000000"/>
-          <w:sz w:val="24"/>
-        </w:rPr>
-        <w:hyperlink r:id="rId9" w:history="1">
-          <w:r>
-            <w:rPr>
-              <w:rStyle w:val="Hyperlink"/>
-            </w:rPr>
-            <w:t>aturali</w:t>
-          </w:r>
-        </w:hyperlink>
-      </w:r>
-      <w:r>
-        <w:rPr>
-          <w:u w:val="single" w:color="0000ff"/>
-          <w:rFonts w:ascii="Charis SIL Regular" w:hAnsi="Charis SIL Regular" w:eastAsia="Charis SIL Regular"/>
-          <w:b w:val="0"/>
-          <w:i w:val="0"/>
-          <w:color w:val="000000"/>
-          <w:sz w:val="24"/>
-        </w:rPr>
-        <w:hyperlink r:id="rId9" w:history="1">
-          <w:r>
-            <w:rPr>
-              <w:rStyle w:val="Hyperlink"/>
-            </w:rPr>
-            <w:t>s</w:t>
-          </w:r>
-        </w:hyperlink>
-      </w:r>
-      <w:r>
-        <w:rPr>
-          <w:u w:val="single" w:color="0000ff"/>
-          <w:rFonts w:ascii="Charis SIL Regular" w:hAnsi="Charis SIL Regular" w:eastAsia="Charis SIL Regular"/>
-          <w:b w:val="0"/>
-          <w:i w:val="0"/>
-          <w:color w:val="000000"/>
-          <w:sz w:val="24"/>
-        </w:rPr>
-        <w:hyperlink r:id="rId9" w:history="1">
-          <w:r>
-            <w:rPr>
-              <w:rStyle w:val="Hyperlink"/>
-            </w:rPr>
-            <w:t xml:space="preserve"> Biodiv</w:t>
-          </w:r>
-        </w:hyperlink>
-      </w:r>
-      <w:r>
-        <w:rPr>
-          <w:u w:val="single" w:color="0000ff"/>
-          <w:rFonts w:ascii="Charis SIL Regular" w:hAnsi="Charis SIL Regular" w:eastAsia="Charis SIL Regular"/>
-          <w:b w:val="0"/>
-          <w:i w:val="0"/>
-          <w:color w:val="000000"/>
-          <w:sz w:val="24"/>
-        </w:rPr>
-        <w:hyperlink r:id="rId9" w:history="1">
-          <w:r>
-            <w:rPr>
-              <w:rStyle w:val="Hyperlink"/>
-            </w:rPr>
-            <w:t>e</w:t>
-          </w:r>
-        </w:hyperlink>
-      </w:r>
-      <w:r>
-        <w:rPr>
-          <w:rFonts w:ascii="Charis SIL Regular" w:hAnsi="Charis SIL Regular" w:eastAsia="Charis SIL Regular"/>
-          <w:b w:val="0"/>
-          <w:i w:val="0"/>
-          <w:color w:val="000000"/>
-          <w:sz w:val="24"/>
-        </w:rPr>
-        <w:t>rsity</w:t>
-      </w:r>
-      <w:r>
-        <w:rPr>
-          <w:u w:val="single" w:color="0000ff"/>
-          <w:rFonts w:ascii="Charis SIL Regular" w:hAnsi="Charis SIL Regular" w:eastAsia="Charis SIL Regular"/>
-          <w:b w:val="0"/>
-          <w:i w:val="0"/>
-          <w:color w:val="000000"/>
-          <w:sz w:val="24"/>
-        </w:rPr>
-        <w:t xml:space="preserve"> </w:t>
-      </w:r>
-      <w:r>
-        <w:rPr>
-          <w:u w:val="single" w:color="0000ff"/>
-          <w:rFonts w:ascii="Charis SIL Regular" w:hAnsi="Charis SIL Regular" w:eastAsia="Charis SIL Regular"/>
-          <w:b w:val="0"/>
-          <w:i w:val="0"/>
-          <w:color w:val="000000"/>
-          <w:sz w:val="24"/>
-        </w:rPr>
-        <w:hyperlink r:id="rId10" w:history="1">
-          <w:r>
-            <w:rPr>
-              <w:rStyle w:val="Hyperlink"/>
-            </w:rPr>
-            <w:t>C</w:t>
-          </w:r>
-        </w:hyperlink>
-      </w:r>
-      <w:r>
-        <w:rPr>
-          <w:u w:val="single" w:color="0000ff"/>
-          <w:rFonts w:ascii="Charis SIL Regular" w:hAnsi="Charis SIL Regular" w:eastAsia="Charis SIL Regular"/>
-          <w:b w:val="0"/>
-          <w:i w:val="0"/>
-          <w:color w:val="000000"/>
-          <w:sz w:val="24"/>
-        </w:rPr>
-        <w:hyperlink r:id="rId10" w:history="1">
-          <w:r>
-            <w:rPr>
-              <w:rStyle w:val="Hyperlink"/>
-            </w:rPr>
-            <w:t>enter genaam</w:t>
-          </w:r>
-        </w:hyperlink>
+        <w:t xml:space="preserve"> (RMNH) opgericht, sinds 2010 Naturalis Biodiversity Center genaam</w:t>
       </w:r>
       <w:r>
         <w:rPr>
@@ -975,43 +846,7 @@
           <w:color w:val="000000"/>
           <w:sz w:val="24"/>
         </w:rPr>
-        <w:t>etnografische</w:t>
-      </w:r>
-      <w:r>
-        <w:rPr>
-          <w:u w:val="single" w:color="0000ff"/>
-          <w:rFonts w:ascii="Charis SIL Regular" w:hAnsi="Charis SIL Regular" w:eastAsia="Charis SIL Regular"/>
-          <w:b w:val="0"/>
-          <w:i w:val="0"/>
-          <w:color w:val="000000"/>
-          <w:sz w:val="24"/>
-        </w:rPr>
-        <w:hyperlink r:id="rId12" w:history="1">
-          <w:r>
-            <w:rPr>
-              <w:rStyle w:val="Hyperlink"/>
-            </w:rPr>
-            <w:t xml:space="preserve"> verzam</w:t>
-          </w:r>
-        </w:hyperlink>
-      </w:r>
-      <w:r>
-        <w:rPr>
-          <w:u w:val="single" w:color="0000ff"/>
-          <w:rFonts w:ascii="Charis SIL Regular" w:hAnsi="Charis SIL Regular" w:eastAsia="Charis SIL Regular"/>
-          <w:b w:val="0"/>
-          <w:i w:val="0"/>
-          <w:color w:val="000000"/>
-          <w:sz w:val="24"/>
-        </w:rPr>
-        <w:hyperlink r:id="rId12" w:history="1">
-          <w:r>
-            <w:rPr>
-              <w:rStyle w:val="Hyperlink"/>
-            </w:rPr>
-            <w:t xml:space="preserve">eling </w:t>
-          </w:r>
-        </w:hyperlink>
+        <w:t xml:space="preserve">etnografische verzameling </w:t>
       </w:r>
       <w:r>
         <w:rPr>
@@ -1271,18 +1106,7 @@
           <w:color w:val="000000"/>
           <w:sz w:val="24"/>
         </w:rPr>
-        <w:t>die zijn stand</w:t>
-      </w:r>
-      <w:r>
-        <w:rPr>
-          <w:u w:val="single" w:color="0000ff"/>
-          <w:rFonts w:ascii="Charis SIL Regular" w:hAnsi="Charis SIL Regular" w:eastAsia="Charis SIL Regular"/>
-          <w:b w:val="0"/>
-          <w:i w:val="0"/>
-          <w:color w:val="000000"/>
-          <w:sz w:val="24"/>
-        </w:rPr>
-        <w:t xml:space="preserve">plaats had in </w:t>
+        <w:t xml:space="preserve">die zijn standplaats had in </w:t>
       </w:r>
       <w:r>
         <w:rPr>
@@ -1293,7 +1117,7 @@
           <w:sz w:val="24"/>
           <w:u w:val="single"/>
         </w:rPr>
-        <w:hyperlink r:id="rId14" w:history="1">
+        <w:hyperlink r:id="rId13" w:history="1">
           <w:r>
             <w:rPr>
               <w:rStyle w:val="Hyperlink"/>
@@ -1369,7 +1193,7 @@
           <w:sz w:val="24"/>
           <w:u w:val="single"/>
         </w:rPr>
-        <w:hyperlink r:id="rId13" w:history="1">
+        <w:hyperlink r:id="rId14" w:history="1">
           <w:r>
             <w:rPr>
               <w:rStyle w:val="Hyperlink"/>
@@ -1387,7 +1211,7 @@
           <w:sz w:val="24"/>
           <w:u w:val="single"/>
         </w:rPr>
-        <w:hyperlink r:id="rId13" w:history="1">
+        <w:hyperlink r:id="rId14" w:history="1">
           <w:r>
             <w:rPr>
               <w:rStyle w:val="Hyperlink"/>
@@ -1405,7 +1229,7 @@
           <w:sz w:val="24"/>
           <w:u w:val="single"/>
         </w:rPr>
-        <w:hyperlink r:id="rId13" w:history="1">
+        <w:hyperlink r:id="rId14" w:history="1">
           <w:r>
             <w:rPr>
               <w:rStyle w:val="Hyperlink"/>
@@ -1423,7 +1247,7 @@
           <w:sz w:val="24"/>
           <w:u w:val="single"/>
         </w:rPr>
-        <w:hyperlink r:id="rId13" w:history="1">
+        <w:hyperlink r:id="rId14" w:history="1">
           <w:r>
             <w:rPr>
               <w:rStyle w:val="Hyperlink"/>
@@ -1508,6 +1332,7 @@
       </w:r>
       <w:r>
         <w:rPr>
+          <w:u w:val="single" w:color="0000ff"/>
           <w:rFonts w:ascii="Charis SIL Regular" w:hAnsi="Charis SIL Regular" w:eastAsia="Charis SIL Regular"/>
           <w:b w:val="0"/>
           <w:i w:val="0"/>
@@ -1584,7 +1409,7 @@
             <w:rPr>
               <w:rStyle w:val="Hyperlink"/>
             </w:rPr>
-            <w:t xml:space="preserve">et in kaart </w:t>
+            <w:t>et in kaart</w:t>
           </w:r>
         </w:hyperlink>
       </w:r>
@@ -1596,7 +1421,7 @@
           <w:color w:val="000000"/>
           <w:sz w:val="24"/>
         </w:rPr>
-        <w:t xml:space="preserve">brengen van de plaatselijke flora en fauna. De </w:t>
+        <w:t xml:space="preserve"> brengen van de plaatselijke flora en fauna. De </w:t>
       </w:r>
       <w:r>
         <w:rPr>
@@ -4615,7 +4440,7 @@
           <w:sz w:val="24"/>
           <w:u w:val="single"/>
         </w:rPr>
-        <w:hyperlink r:id="rId29" w:history="1">
+        <w:hyperlink r:id="rId28" w:history="1">
           <w:r>
             <w:rPr>
               <w:rStyle w:val="Hyperlink"/>
@@ -4633,7 +4458,7 @@
           <w:sz w:val="24"/>
           <w:u w:val="single"/>
         </w:rPr>
-        <w:hyperlink r:id="rId29" w:history="1">
+        <w:hyperlink r:id="rId28" w:history="1">
           <w:r>
             <w:rPr>
               <w:rStyle w:val="Hyperlink"/>

--- a/EXPORTS/DOCX/published/niveau3/Dutch/Naturalis.docx
+++ b/EXPORTS/DOCX/published/niveau3/Dutch/Naturalis.docx
@@ -390,7 +390,136 @@
           <w:color w:val="000000"/>
           <w:sz w:val="24"/>
         </w:rPr>
-        <w:t xml:space="preserve"> (RMNH) opgericht, sinds 2010 Naturalis Biodiversity Center genaam</w:t>
+        <w:t xml:space="preserve"> (RMNH) opgericht, sinds 2010 N</w:t>
+      </w:r>
+      <w:r>
+        <w:rPr>
+          <w:u w:val="single" w:color="0000ff"/>
+          <w:rFonts w:ascii="Charis SIL Regular" w:hAnsi="Charis SIL Regular" w:eastAsia="Charis SIL Regular"/>
+          <w:b w:val="0"/>
+          <w:i w:val="0"/>
+          <w:color w:val="000000"/>
+          <w:sz w:val="24"/>
+        </w:rPr>
+        <w:hyperlink r:id="rId9" w:history="1">
+          <w:r>
+            <w:rPr>
+              <w:rStyle w:val="Hyperlink"/>
+            </w:rPr>
+            <w:t>aturali</w:t>
+          </w:r>
+        </w:hyperlink>
+      </w:r>
+      <w:r>
+        <w:rPr>
+          <w:u w:val="single" w:color="0000ff"/>
+          <w:rFonts w:ascii="Charis SIL Regular" w:hAnsi="Charis SIL Regular" w:eastAsia="Charis SIL Regular"/>
+          <w:b w:val="0"/>
+          <w:i w:val="0"/>
+          <w:color w:val="000000"/>
+          <w:sz w:val="24"/>
+        </w:rPr>
+        <w:hyperlink r:id="rId9" w:history="1">
+          <w:r>
+            <w:rPr>
+              <w:rStyle w:val="Hyperlink"/>
+            </w:rPr>
+            <w:t>s</w:t>
+          </w:r>
+        </w:hyperlink>
+      </w:r>
+      <w:r>
+        <w:rPr>
+          <w:u w:val="single" w:color="0000ff"/>
+          <w:rFonts w:ascii="Charis SIL Regular" w:hAnsi="Charis SIL Regular" w:eastAsia="Charis SIL Regular"/>
+          <w:b w:val="0"/>
+          <w:i w:val="0"/>
+          <w:color w:val="000000"/>
+          <w:sz w:val="24"/>
+        </w:rPr>
+        <w:hyperlink r:id="rId9" w:history="1">
+          <w:r>
+            <w:rPr>
+              <w:rStyle w:val="Hyperlink"/>
+            </w:rPr>
+            <w:t xml:space="preserve"> Biodiv</w:t>
+          </w:r>
+        </w:hyperlink>
+      </w:r>
+      <w:r>
+        <w:rPr>
+          <w:u w:val="single" w:color="0000ff"/>
+          <w:rFonts w:ascii="Charis SIL Regular" w:hAnsi="Charis SIL Regular" w:eastAsia="Charis SIL Regular"/>
+          <w:b w:val="0"/>
+          <w:i w:val="0"/>
+          <w:color w:val="000000"/>
+          <w:sz w:val="24"/>
+        </w:rPr>
+        <w:hyperlink r:id="rId9" w:history="1">
+          <w:r>
+            <w:rPr>
+              <w:rStyle w:val="Hyperlink"/>
+            </w:rPr>
+            <w:t>e</w:t>
+          </w:r>
+        </w:hyperlink>
+      </w:r>
+      <w:r>
+        <w:rPr>
+          <w:rFonts w:ascii="Charis SIL Regular" w:hAnsi="Charis SIL Regular" w:eastAsia="Charis SIL Regular"/>
+          <w:b w:val="0"/>
+          <w:i w:val="0"/>
+          <w:color w:val="000000"/>
+          <w:sz w:val="24"/>
+        </w:rPr>
+        <w:t>rsity</w:t>
+      </w:r>
+      <w:r>
+        <w:rPr>
+          <w:u w:val="single" w:color="0000ff"/>
+          <w:rFonts w:ascii="Charis SIL Regular" w:hAnsi="Charis SIL Regular" w:eastAsia="Charis SIL Regular"/>
+          <w:b w:val="0"/>
+          <w:i w:val="0"/>
+          <w:color w:val="000000"/>
+          <w:sz w:val="24"/>
+        </w:rPr>
+        <w:t xml:space="preserve"> </w:t>
+      </w:r>
+      <w:r>
+        <w:rPr>
+          <w:u w:val="single" w:color="0000ff"/>
+          <w:rFonts w:ascii="Charis SIL Regular" w:hAnsi="Charis SIL Regular" w:eastAsia="Charis SIL Regular"/>
+          <w:b w:val="0"/>
+          <w:i w:val="0"/>
+          <w:color w:val="000000"/>
+          <w:sz w:val="24"/>
+        </w:rPr>
+        <w:hyperlink r:id="rId10" w:history="1">
+          <w:r>
+            <w:rPr>
+              <w:rStyle w:val="Hyperlink"/>
+            </w:rPr>
+            <w:t>C</w:t>
+          </w:r>
+        </w:hyperlink>
+      </w:r>
+      <w:r>
+        <w:rPr>
+          <w:u w:val="single" w:color="0000ff"/>
+          <w:rFonts w:ascii="Charis SIL Regular" w:hAnsi="Charis SIL Regular" w:eastAsia="Charis SIL Regular"/>
+          <w:b w:val="0"/>
+          <w:i w:val="0"/>
+          <w:color w:val="000000"/>
+          <w:sz w:val="24"/>
+        </w:rPr>
+        <w:hyperlink r:id="rId10" w:history="1">
+          <w:r>
+            <w:rPr>
+              <w:rStyle w:val="Hyperlink"/>
+            </w:rPr>
+            <w:t>enter genaam</w:t>
+          </w:r>
+        </w:hyperlink>
       </w:r>
       <w:r>
         <w:rPr>
@@ -846,7 +975,43 @@
           <w:color w:val="000000"/>
           <w:sz w:val="24"/>
         </w:rPr>
-        <w:t xml:space="preserve">etnografische verzameling </w:t>
+        <w:t>etnografische</w:t>
+      </w:r>
+      <w:r>
+        <w:rPr>
+          <w:u w:val="single" w:color="0000ff"/>
+          <w:rFonts w:ascii="Charis SIL Regular" w:hAnsi="Charis SIL Regular" w:eastAsia="Charis SIL Regular"/>
+          <w:b w:val="0"/>
+          <w:i w:val="0"/>
+          <w:color w:val="000000"/>
+          <w:sz w:val="24"/>
+        </w:rPr>
+        <w:hyperlink r:id="rId12" w:history="1">
+          <w:r>
+            <w:rPr>
+              <w:rStyle w:val="Hyperlink"/>
+            </w:rPr>
+            <w:t xml:space="preserve"> verzam</w:t>
+          </w:r>
+        </w:hyperlink>
+      </w:r>
+      <w:r>
+        <w:rPr>
+          <w:u w:val="single" w:color="0000ff"/>
+          <w:rFonts w:ascii="Charis SIL Regular" w:hAnsi="Charis SIL Regular" w:eastAsia="Charis SIL Regular"/>
+          <w:b w:val="0"/>
+          <w:i w:val="0"/>
+          <w:color w:val="000000"/>
+          <w:sz w:val="24"/>
+        </w:rPr>
+        <w:hyperlink r:id="rId12" w:history="1">
+          <w:r>
+            <w:rPr>
+              <w:rStyle w:val="Hyperlink"/>
+            </w:rPr>
+            <w:t xml:space="preserve">eling </w:t>
+          </w:r>
+        </w:hyperlink>
       </w:r>
       <w:r>
         <w:rPr>
@@ -1106,7 +1271,18 @@
           <w:color w:val="000000"/>
           <w:sz w:val="24"/>
         </w:rPr>
-        <w:t xml:space="preserve">die zijn standplaats had in </w:t>
+        <w:t>die zijn stand</w:t>
+      </w:r>
+      <w:r>
+        <w:rPr>
+          <w:u w:val="single" w:color="0000ff"/>
+          <w:rFonts w:ascii="Charis SIL Regular" w:hAnsi="Charis SIL Regular" w:eastAsia="Charis SIL Regular"/>
+          <w:b w:val="0"/>
+          <w:i w:val="0"/>
+          <w:color w:val="000000"/>
+          <w:sz w:val="24"/>
+        </w:rPr>
+        <w:t xml:space="preserve">plaats had in </w:t>
       </w:r>
       <w:r>
         <w:rPr>
@@ -1117,7 +1293,7 @@
           <w:sz w:val="24"/>
           <w:u w:val="single"/>
         </w:rPr>
-        <w:hyperlink r:id="rId13" w:history="1">
+        <w:hyperlink r:id="rId14" w:history="1">
           <w:r>
             <w:rPr>
               <w:rStyle w:val="Hyperlink"/>
@@ -1146,7 +1322,7 @@
           <w:sz w:val="24"/>
           <w:u w:val="single"/>
         </w:rPr>
-        <w:hyperlink r:id="rId14" w:history="1">
+        <w:hyperlink r:id="rId13" w:history="1">
           <w:r>
             <w:rPr>
               <w:rStyle w:val="Hyperlink"/>
@@ -1175,7 +1351,7 @@
           <w:sz w:val="24"/>
           <w:u w:val="single"/>
         </w:rPr>
-        <w:hyperlink r:id="rId14" w:history="1">
+        <w:hyperlink r:id="rId13" w:history="1">
           <w:r>
             <w:rPr>
               <w:rStyle w:val="Hyperlink"/>
@@ -1193,7 +1369,7 @@
           <w:sz w:val="24"/>
           <w:u w:val="single"/>
         </w:rPr>
-        <w:hyperlink r:id="rId14" w:history="1">
+        <w:hyperlink r:id="rId13" w:history="1">
           <w:r>
             <w:rPr>
               <w:rStyle w:val="Hyperlink"/>
@@ -1211,7 +1387,7 @@
           <w:sz w:val="24"/>
           <w:u w:val="single"/>
         </w:rPr>
-        <w:hyperlink r:id="rId14" w:history="1">
+        <w:hyperlink r:id="rId13" w:history="1">
           <w:r>
             <w:rPr>
               <w:rStyle w:val="Hyperlink"/>
@@ -1229,7 +1405,7 @@
           <w:sz w:val="24"/>
           <w:u w:val="single"/>
         </w:rPr>
-        <w:hyperlink r:id="rId14" w:history="1">
+        <w:hyperlink r:id="rId13" w:history="1">
           <w:r>
             <w:rPr>
               <w:rStyle w:val="Hyperlink"/>
@@ -1247,7 +1423,7 @@
           <w:sz w:val="24"/>
           <w:u w:val="single"/>
         </w:rPr>
-        <w:hyperlink r:id="rId14" w:history="1">
+        <w:hyperlink r:id="rId13" w:history="1">
           <w:r>
             <w:rPr>
               <w:rStyle w:val="Hyperlink"/>
@@ -1332,7 +1508,6 @@
       </w:r>
       <w:r>
         <w:rPr>
-          <w:u w:val="single" w:color="0000ff"/>
           <w:rFonts w:ascii="Charis SIL Regular" w:hAnsi="Charis SIL Regular" w:eastAsia="Charis SIL Regular"/>
           <w:b w:val="0"/>
           <w:i w:val="0"/>
@@ -1409,7 +1584,7 @@
             <w:rPr>
               <w:rStyle w:val="Hyperlink"/>
             </w:rPr>
-            <w:t>et in kaart</w:t>
+            <w:t xml:space="preserve">et in kaart </w:t>
           </w:r>
         </w:hyperlink>
       </w:r>
@@ -1421,7 +1596,7 @@
           <w:color w:val="000000"/>
           <w:sz w:val="24"/>
         </w:rPr>
-        <w:t xml:space="preserve"> brengen van de plaatselijke flora en fauna. De </w:t>
+        <w:t xml:space="preserve">brengen van de plaatselijke flora en fauna. De </w:t>
       </w:r>
       <w:r>
         <w:rPr>
@@ -2925,14 +3100,7 @@
           <w:color w:val="000000"/>
           <w:sz w:val="24"/>
         </w:rPr>
-        <w:hyperlink r:id="rId18" w:history="1">
-          <w:r>
-            <w:rPr>
-              <w:rStyle w:val="Hyperlink"/>
-            </w:rPr>
-            <w:t>Het Nat</w:t>
-          </w:r>
-        </w:hyperlink>
+        <w:t>Het Nat</w:t>
       </w:r>
       <w:r>
         <w:rPr>
@@ -4440,7 +4608,7 @@
           <w:sz w:val="24"/>
           <w:u w:val="single"/>
         </w:rPr>
-        <w:hyperlink r:id="rId28" w:history="1">
+        <w:hyperlink r:id="rId29" w:history="1">
           <w:r>
             <w:rPr>
               <w:rStyle w:val="Hyperlink"/>
@@ -4458,7 +4626,7 @@
           <w:sz w:val="24"/>
           <w:u w:val="single"/>
         </w:rPr>
-        <w:hyperlink r:id="rId28" w:history="1">
+        <w:hyperlink r:id="rId29" w:history="1">
           <w:r>
             <w:rPr>
               <w:rStyle w:val="Hyperlink"/>

--- a/EXPORTS/DOCX/published/niveau3/Dutch/Naturalis.docx
+++ b/EXPORTS/DOCX/published/niveau3/Dutch/Naturalis.docx
@@ -390,136 +390,7 @@
           <w:color w:val="000000"/>
           <w:sz w:val="24"/>
         </w:rPr>
-        <w:t xml:space="preserve"> (RMNH) opgericht, sinds 2010 N</w:t>
-      </w:r>
-      <w:r>
-        <w:rPr>
-          <w:u w:val="single" w:color="0000ff"/>
-          <w:rFonts w:ascii="Charis SIL Regular" w:hAnsi="Charis SIL Regular" w:eastAsia="Charis SIL Regular"/>
-          <w:b w:val="0"/>
-          <w:i w:val="0"/>
-          <w:color w:val="000000"/>
-          <w:sz w:val="24"/>
-        </w:rPr>
-        <w:hyperlink r:id="rId9" w:history="1">
-          <w:r>
-            <w:rPr>
-              <w:rStyle w:val="Hyperlink"/>
-            </w:rPr>
-            <w:t>aturali</w:t>
-          </w:r>
-        </w:hyperlink>
-      </w:r>
-      <w:r>
-        <w:rPr>
-          <w:u w:val="single" w:color="0000ff"/>
-          <w:rFonts w:ascii="Charis SIL Regular" w:hAnsi="Charis SIL Regular" w:eastAsia="Charis SIL Regular"/>
-          <w:b w:val="0"/>
-          <w:i w:val="0"/>
-          <w:color w:val="000000"/>
-          <w:sz w:val="24"/>
-        </w:rPr>
-        <w:hyperlink r:id="rId9" w:history="1">
-          <w:r>
-            <w:rPr>
-              <w:rStyle w:val="Hyperlink"/>
-            </w:rPr>
-            <w:t>s</w:t>
-          </w:r>
-        </w:hyperlink>
-      </w:r>
-      <w:r>
-        <w:rPr>
-          <w:u w:val="single" w:color="0000ff"/>
-          <w:rFonts w:ascii="Charis SIL Regular" w:hAnsi="Charis SIL Regular" w:eastAsia="Charis SIL Regular"/>
-          <w:b w:val="0"/>
-          <w:i w:val="0"/>
-          <w:color w:val="000000"/>
-          <w:sz w:val="24"/>
-        </w:rPr>
-        <w:hyperlink r:id="rId9" w:history="1">
-          <w:r>
-            <w:rPr>
-              <w:rStyle w:val="Hyperlink"/>
-            </w:rPr>
-            <w:t xml:space="preserve"> Biodiv</w:t>
-          </w:r>
-        </w:hyperlink>
-      </w:r>
-      <w:r>
-        <w:rPr>
-          <w:u w:val="single" w:color="0000ff"/>
-          <w:rFonts w:ascii="Charis SIL Regular" w:hAnsi="Charis SIL Regular" w:eastAsia="Charis SIL Regular"/>
-          <w:b w:val="0"/>
-          <w:i w:val="0"/>
-          <w:color w:val="000000"/>
-          <w:sz w:val="24"/>
-        </w:rPr>
-        <w:hyperlink r:id="rId9" w:history="1">
-          <w:r>
-            <w:rPr>
-              <w:rStyle w:val="Hyperlink"/>
-            </w:rPr>
-            <w:t>e</w:t>
-          </w:r>
-        </w:hyperlink>
-      </w:r>
-      <w:r>
-        <w:rPr>
-          <w:rFonts w:ascii="Charis SIL Regular" w:hAnsi="Charis SIL Regular" w:eastAsia="Charis SIL Regular"/>
-          <w:b w:val="0"/>
-          <w:i w:val="0"/>
-          <w:color w:val="000000"/>
-          <w:sz w:val="24"/>
-        </w:rPr>
-        <w:t>rsity</w:t>
-      </w:r>
-      <w:r>
-        <w:rPr>
-          <w:u w:val="single" w:color="0000ff"/>
-          <w:rFonts w:ascii="Charis SIL Regular" w:hAnsi="Charis SIL Regular" w:eastAsia="Charis SIL Regular"/>
-          <w:b w:val="0"/>
-          <w:i w:val="0"/>
-          <w:color w:val="000000"/>
-          <w:sz w:val="24"/>
-        </w:rPr>
-        <w:t xml:space="preserve"> </w:t>
-      </w:r>
-      <w:r>
-        <w:rPr>
-          <w:u w:val="single" w:color="0000ff"/>
-          <w:rFonts w:ascii="Charis SIL Regular" w:hAnsi="Charis SIL Regular" w:eastAsia="Charis SIL Regular"/>
-          <w:b w:val="0"/>
-          <w:i w:val="0"/>
-          <w:color w:val="000000"/>
-          <w:sz w:val="24"/>
-        </w:rPr>
-        <w:hyperlink r:id="rId10" w:history="1">
-          <w:r>
-            <w:rPr>
-              <w:rStyle w:val="Hyperlink"/>
-            </w:rPr>
-            <w:t>C</w:t>
-          </w:r>
-        </w:hyperlink>
-      </w:r>
-      <w:r>
-        <w:rPr>
-          <w:u w:val="single" w:color="0000ff"/>
-          <w:rFonts w:ascii="Charis SIL Regular" w:hAnsi="Charis SIL Regular" w:eastAsia="Charis SIL Regular"/>
-          <w:b w:val="0"/>
-          <w:i w:val="0"/>
-          <w:color w:val="000000"/>
-          <w:sz w:val="24"/>
-        </w:rPr>
-        <w:hyperlink r:id="rId10" w:history="1">
-          <w:r>
-            <w:rPr>
-              <w:rStyle w:val="Hyperlink"/>
-            </w:rPr>
-            <w:t>enter genaam</w:t>
-          </w:r>
-        </w:hyperlink>
+        <w:t xml:space="preserve"> (RMNH) opgericht, sinds 2010 Naturalis Biodiversity Center genaam</w:t>
       </w:r>
       <w:r>
         <w:rPr>
@@ -975,43 +846,7 @@
           <w:color w:val="000000"/>
           <w:sz w:val="24"/>
         </w:rPr>
-        <w:t>etnografische</w:t>
-      </w:r>
-      <w:r>
-        <w:rPr>
-          <w:u w:val="single" w:color="0000ff"/>
-          <w:rFonts w:ascii="Charis SIL Regular" w:hAnsi="Charis SIL Regular" w:eastAsia="Charis SIL Regular"/>
-          <w:b w:val="0"/>
-          <w:i w:val="0"/>
-          <w:color w:val="000000"/>
-          <w:sz w:val="24"/>
-        </w:rPr>
-        <w:hyperlink r:id="rId12" w:history="1">
-          <w:r>
-            <w:rPr>
-              <w:rStyle w:val="Hyperlink"/>
-            </w:rPr>
-            <w:t xml:space="preserve"> verzam</w:t>
-          </w:r>
-        </w:hyperlink>
-      </w:r>
-      <w:r>
-        <w:rPr>
-          <w:u w:val="single" w:color="0000ff"/>
-          <w:rFonts w:ascii="Charis SIL Regular" w:hAnsi="Charis SIL Regular" w:eastAsia="Charis SIL Regular"/>
-          <w:b w:val="0"/>
-          <w:i w:val="0"/>
-          <w:color w:val="000000"/>
-          <w:sz w:val="24"/>
-        </w:rPr>
-        <w:hyperlink r:id="rId12" w:history="1">
-          <w:r>
-            <w:rPr>
-              <w:rStyle w:val="Hyperlink"/>
-            </w:rPr>
-            <w:t xml:space="preserve">eling </w:t>
-          </w:r>
-        </w:hyperlink>
+        <w:t xml:space="preserve">etnografische verzameling </w:t>
       </w:r>
       <w:r>
         <w:rPr>
@@ -1282,7 +1117,14 @@
           <w:color w:val="000000"/>
           <w:sz w:val="24"/>
         </w:rPr>
-        <w:t xml:space="preserve">plaats had in </w:t>
+        <w:hyperlink r:id="rId13" w:history="1">
+          <w:r>
+            <w:rPr>
+              <w:rStyle w:val="Hyperlink"/>
+            </w:rPr>
+            <w:t xml:space="preserve">plaats had in </w:t>
+          </w:r>
+        </w:hyperlink>
       </w:r>
       <w:r>
         <w:rPr>
@@ -1293,7 +1135,7 @@
           <w:sz w:val="24"/>
           <w:u w:val="single"/>
         </w:rPr>
-        <w:hyperlink r:id="rId14" w:history="1">
+        <w:hyperlink r:id="rId13" w:history="1">
           <w:r>
             <w:rPr>
               <w:rStyle w:val="Hyperlink"/>
@@ -1322,7 +1164,7 @@
           <w:sz w:val="24"/>
           <w:u w:val="single"/>
         </w:rPr>
-        <w:hyperlink r:id="rId13" w:history="1">
+        <w:hyperlink r:id="rId14" w:history="1">
           <w:r>
             <w:rPr>
               <w:rStyle w:val="Hyperlink"/>
@@ -1351,7 +1193,7 @@
           <w:sz w:val="24"/>
           <w:u w:val="single"/>
         </w:rPr>
-        <w:hyperlink r:id="rId13" w:history="1">
+        <w:hyperlink r:id="rId14" w:history="1">
           <w:r>
             <w:rPr>
               <w:rStyle w:val="Hyperlink"/>
@@ -1369,7 +1211,7 @@
           <w:sz w:val="24"/>
           <w:u w:val="single"/>
         </w:rPr>
-        <w:hyperlink r:id="rId13" w:history="1">
+        <w:hyperlink r:id="rId14" w:history="1">
           <w:r>
             <w:rPr>
               <w:rStyle w:val="Hyperlink"/>
@@ -1387,7 +1229,7 @@
           <w:sz w:val="24"/>
           <w:u w:val="single"/>
         </w:rPr>
-        <w:hyperlink r:id="rId13" w:history="1">
+        <w:hyperlink r:id="rId14" w:history="1">
           <w:r>
             <w:rPr>
               <w:rStyle w:val="Hyperlink"/>
@@ -1405,7 +1247,7 @@
           <w:sz w:val="24"/>
           <w:u w:val="single"/>
         </w:rPr>
-        <w:hyperlink r:id="rId13" w:history="1">
+        <w:hyperlink r:id="rId14" w:history="1">
           <w:r>
             <w:rPr>
               <w:rStyle w:val="Hyperlink"/>
@@ -1423,7 +1265,7 @@
           <w:sz w:val="24"/>
           <w:u w:val="single"/>
         </w:rPr>
-        <w:hyperlink r:id="rId13" w:history="1">
+        <w:hyperlink r:id="rId14" w:history="1">
           <w:r>
             <w:rPr>
               <w:rStyle w:val="Hyperlink"/>
@@ -3100,7 +2942,14 @@
           <w:color w:val="000000"/>
           <w:sz w:val="24"/>
         </w:rPr>
-        <w:t>Het Nat</w:t>
+        <w:hyperlink r:id="rId18" w:history="1">
+          <w:r>
+            <w:rPr>
+              <w:rStyle w:val="Hyperlink"/>
+            </w:rPr>
+            <w:t>Het Nat</w:t>
+          </w:r>
+        </w:hyperlink>
       </w:r>
       <w:r>
         <w:rPr>
@@ -3328,14 +3177,7 @@
           <w:color w:val="000000"/>
           <w:sz w:val="24"/>
         </w:rPr>
-        <w:hyperlink r:id="rId20" w:history="1">
-          <w:r>
-            <w:rPr>
-              <w:rStyle w:val="Hyperlink"/>
-            </w:rPr>
-            <w:t>plaa</w:t>
-          </w:r>
-        </w:hyperlink>
+        <w:t>plaa</w:t>
       </w:r>
       <w:r>
         <w:rPr>
@@ -4626,7 +4468,7 @@
           <w:sz w:val="24"/>
           <w:u w:val="single"/>
         </w:rPr>
-        <w:hyperlink r:id="rId29" w:history="1">
+        <w:hyperlink r:id="rId28" w:history="1">
           <w:r>
             <w:rPr>
               <w:rStyle w:val="Hyperlink"/>

--- a/EXPORTS/DOCX/published/niveau3/Dutch/Naturalis.docx
+++ b/EXPORTS/DOCX/published/niveau3/Dutch/Naturalis.docx
@@ -390,7 +390,136 @@
           <w:color w:val="000000"/>
           <w:sz w:val="24"/>
         </w:rPr>
-        <w:t xml:space="preserve"> (RMNH) opgericht, sinds 2010 Naturalis Biodiversity Center genaam</w:t>
+        <w:t xml:space="preserve"> (RMNH) opgericht, sinds 2010 N</w:t>
+      </w:r>
+      <w:r>
+        <w:rPr>
+          <w:u w:val="single" w:color="0000ff"/>
+          <w:rFonts w:ascii="Charis SIL Regular" w:hAnsi="Charis SIL Regular" w:eastAsia="Charis SIL Regular"/>
+          <w:b w:val="0"/>
+          <w:i w:val="0"/>
+          <w:color w:val="000000"/>
+          <w:sz w:val="24"/>
+        </w:rPr>
+        <w:hyperlink r:id="rId9" w:history="1">
+          <w:r>
+            <w:rPr>
+              <w:rStyle w:val="Hyperlink"/>
+            </w:rPr>
+            <w:t>aturali</w:t>
+          </w:r>
+        </w:hyperlink>
+      </w:r>
+      <w:r>
+        <w:rPr>
+          <w:u w:val="single" w:color="0000ff"/>
+          <w:rFonts w:ascii="Charis SIL Regular" w:hAnsi="Charis SIL Regular" w:eastAsia="Charis SIL Regular"/>
+          <w:b w:val="0"/>
+          <w:i w:val="0"/>
+          <w:color w:val="000000"/>
+          <w:sz w:val="24"/>
+        </w:rPr>
+        <w:hyperlink r:id="rId9" w:history="1">
+          <w:r>
+            <w:rPr>
+              <w:rStyle w:val="Hyperlink"/>
+            </w:rPr>
+            <w:t>s</w:t>
+          </w:r>
+        </w:hyperlink>
+      </w:r>
+      <w:r>
+        <w:rPr>
+          <w:u w:val="single" w:color="0000ff"/>
+          <w:rFonts w:ascii="Charis SIL Regular" w:hAnsi="Charis SIL Regular" w:eastAsia="Charis SIL Regular"/>
+          <w:b w:val="0"/>
+          <w:i w:val="0"/>
+          <w:color w:val="000000"/>
+          <w:sz w:val="24"/>
+        </w:rPr>
+        <w:hyperlink r:id="rId9" w:history="1">
+          <w:r>
+            <w:rPr>
+              <w:rStyle w:val="Hyperlink"/>
+            </w:rPr>
+            <w:t xml:space="preserve"> Biodiv</w:t>
+          </w:r>
+        </w:hyperlink>
+      </w:r>
+      <w:r>
+        <w:rPr>
+          <w:u w:val="single" w:color="0000ff"/>
+          <w:rFonts w:ascii="Charis SIL Regular" w:hAnsi="Charis SIL Regular" w:eastAsia="Charis SIL Regular"/>
+          <w:b w:val="0"/>
+          <w:i w:val="0"/>
+          <w:color w:val="000000"/>
+          <w:sz w:val="24"/>
+        </w:rPr>
+        <w:hyperlink r:id="rId9" w:history="1">
+          <w:r>
+            <w:rPr>
+              <w:rStyle w:val="Hyperlink"/>
+            </w:rPr>
+            <w:t>e</w:t>
+          </w:r>
+        </w:hyperlink>
+      </w:r>
+      <w:r>
+        <w:rPr>
+          <w:rFonts w:ascii="Charis SIL Regular" w:hAnsi="Charis SIL Regular" w:eastAsia="Charis SIL Regular"/>
+          <w:b w:val="0"/>
+          <w:i w:val="0"/>
+          <w:color w:val="000000"/>
+          <w:sz w:val="24"/>
+        </w:rPr>
+        <w:t>rsity</w:t>
+      </w:r>
+      <w:r>
+        <w:rPr>
+          <w:u w:val="single" w:color="0000ff"/>
+          <w:rFonts w:ascii="Charis SIL Regular" w:hAnsi="Charis SIL Regular" w:eastAsia="Charis SIL Regular"/>
+          <w:b w:val="0"/>
+          <w:i w:val="0"/>
+          <w:color w:val="000000"/>
+          <w:sz w:val="24"/>
+        </w:rPr>
+        <w:t xml:space="preserve"> </w:t>
+      </w:r>
+      <w:r>
+        <w:rPr>
+          <w:u w:val="single" w:color="0000ff"/>
+          <w:rFonts w:ascii="Charis SIL Regular" w:hAnsi="Charis SIL Regular" w:eastAsia="Charis SIL Regular"/>
+          <w:b w:val="0"/>
+          <w:i w:val="0"/>
+          <w:color w:val="000000"/>
+          <w:sz w:val="24"/>
+        </w:rPr>
+        <w:hyperlink r:id="rId10" w:history="1">
+          <w:r>
+            <w:rPr>
+              <w:rStyle w:val="Hyperlink"/>
+            </w:rPr>
+            <w:t>C</w:t>
+          </w:r>
+        </w:hyperlink>
+      </w:r>
+      <w:r>
+        <w:rPr>
+          <w:u w:val="single" w:color="0000ff"/>
+          <w:rFonts w:ascii="Charis SIL Regular" w:hAnsi="Charis SIL Regular" w:eastAsia="Charis SIL Regular"/>
+          <w:b w:val="0"/>
+          <w:i w:val="0"/>
+          <w:color w:val="000000"/>
+          <w:sz w:val="24"/>
+        </w:rPr>
+        <w:hyperlink r:id="rId10" w:history="1">
+          <w:r>
+            <w:rPr>
+              <w:rStyle w:val="Hyperlink"/>
+            </w:rPr>
+            <w:t>enter genaam</w:t>
+          </w:r>
+        </w:hyperlink>
       </w:r>
       <w:r>
         <w:rPr>
@@ -846,7 +975,43 @@
           <w:color w:val="000000"/>
           <w:sz w:val="24"/>
         </w:rPr>
-        <w:t xml:space="preserve">etnografische verzameling </w:t>
+        <w:t>etnografische</w:t>
+      </w:r>
+      <w:r>
+        <w:rPr>
+          <w:u w:val="single" w:color="0000ff"/>
+          <w:rFonts w:ascii="Charis SIL Regular" w:hAnsi="Charis SIL Regular" w:eastAsia="Charis SIL Regular"/>
+          <w:b w:val="0"/>
+          <w:i w:val="0"/>
+          <w:color w:val="000000"/>
+          <w:sz w:val="24"/>
+        </w:rPr>
+        <w:hyperlink r:id="rId12" w:history="1">
+          <w:r>
+            <w:rPr>
+              <w:rStyle w:val="Hyperlink"/>
+            </w:rPr>
+            <w:t xml:space="preserve"> verzam</w:t>
+          </w:r>
+        </w:hyperlink>
+      </w:r>
+      <w:r>
+        <w:rPr>
+          <w:u w:val="single" w:color="0000ff"/>
+          <w:rFonts w:ascii="Charis SIL Regular" w:hAnsi="Charis SIL Regular" w:eastAsia="Charis SIL Regular"/>
+          <w:b w:val="0"/>
+          <w:i w:val="0"/>
+          <w:color w:val="000000"/>
+          <w:sz w:val="24"/>
+        </w:rPr>
+        <w:hyperlink r:id="rId12" w:history="1">
+          <w:r>
+            <w:rPr>
+              <w:rStyle w:val="Hyperlink"/>
+            </w:rPr>
+            <w:t xml:space="preserve">eling </w:t>
+          </w:r>
+        </w:hyperlink>
       </w:r>
       <w:r>
         <w:rPr>
@@ -1117,14 +1282,7 @@
           <w:color w:val="000000"/>
           <w:sz w:val="24"/>
         </w:rPr>
-        <w:hyperlink r:id="rId13" w:history="1">
-          <w:r>
-            <w:rPr>
-              <w:rStyle w:val="Hyperlink"/>
-            </w:rPr>
-            <w:t xml:space="preserve">plaats had in </w:t>
-          </w:r>
-        </w:hyperlink>
+        <w:t xml:space="preserve">plaats had in </w:t>
       </w:r>
       <w:r>
         <w:rPr>
@@ -1135,7 +1293,7 @@
           <w:sz w:val="24"/>
           <w:u w:val="single"/>
         </w:rPr>
-        <w:hyperlink r:id="rId13" w:history="1">
+        <w:hyperlink r:id="rId14" w:history="1">
           <w:r>
             <w:rPr>
               <w:rStyle w:val="Hyperlink"/>
@@ -1229,7 +1387,7 @@
           <w:sz w:val="24"/>
           <w:u w:val="single"/>
         </w:rPr>
-        <w:hyperlink r:id="rId14" w:history="1">
+        <w:hyperlink r:id="rId13" w:history="1">
           <w:r>
             <w:rPr>
               <w:rStyle w:val="Hyperlink"/>
@@ -1247,7 +1405,7 @@
           <w:sz w:val="24"/>
           <w:u w:val="single"/>
         </w:rPr>
-        <w:hyperlink r:id="rId14" w:history="1">
+        <w:hyperlink r:id="rId13" w:history="1">
           <w:r>
             <w:rPr>
               <w:rStyle w:val="Hyperlink"/>
@@ -1265,7 +1423,7 @@
           <w:sz w:val="24"/>
           <w:u w:val="single"/>
         </w:rPr>
-        <w:hyperlink r:id="rId14" w:history="1">
+        <w:hyperlink r:id="rId13" w:history="1">
           <w:r>
             <w:rPr>
               <w:rStyle w:val="Hyperlink"/>
@@ -3177,7 +3335,14 @@
           <w:color w:val="000000"/>
           <w:sz w:val="24"/>
         </w:rPr>
-        <w:t>plaa</w:t>
+        <w:hyperlink r:id="rId20" w:history="1">
+          <w:r>
+            <w:rPr>
+              <w:rStyle w:val="Hyperlink"/>
+            </w:rPr>
+            <w:t>plaa</w:t>
+          </w:r>
+        </w:hyperlink>
       </w:r>
       <w:r>
         <w:rPr>
@@ -4450,7 +4615,7 @@
           <w:sz w:val="24"/>
           <w:u w:val="single"/>
         </w:rPr>
-        <w:hyperlink r:id="rId29" w:history="1">
+        <w:hyperlink r:id="rId28" w:history="1">
           <w:r>
             <w:rPr>
               <w:rStyle w:val="Hyperlink"/>

--- a/EXPORTS/DOCX/published/niveau3/Dutch/Naturalis.docx
+++ b/EXPORTS/DOCX/published/niveau3/Dutch/Naturalis.docx
@@ -512,14 +512,7 @@
           <w:color w:val="000000"/>
           <w:sz w:val="24"/>
         </w:rPr>
-        <w:hyperlink r:id="rId10" w:history="1">
-          <w:r>
-            <w:rPr>
-              <w:rStyle w:val="Hyperlink"/>
-            </w:rPr>
-            <w:t>enter genaam</w:t>
-          </w:r>
-        </w:hyperlink>
+        <w:t>enter genaam</w:t>
       </w:r>
       <w:r>
         <w:rPr>
@@ -1282,7 +1275,14 @@
           <w:color w:val="000000"/>
           <w:sz w:val="24"/>
         </w:rPr>
-        <w:t xml:space="preserve">plaats had in </w:t>
+        <w:hyperlink r:id="rId13" w:history="1">
+          <w:r>
+            <w:rPr>
+              <w:rStyle w:val="Hyperlink"/>
+            </w:rPr>
+            <w:t xml:space="preserve">plaats had in </w:t>
+          </w:r>
+        </w:hyperlink>
       </w:r>
       <w:r>
         <w:rPr>
@@ -1293,7 +1293,7 @@
           <w:sz w:val="24"/>
           <w:u w:val="single"/>
         </w:rPr>
-        <w:hyperlink r:id="rId14" w:history="1">
+        <w:hyperlink r:id="rId13" w:history="1">
           <w:r>
             <w:rPr>
               <w:rStyle w:val="Hyperlink"/>
@@ -1322,7 +1322,7 @@
           <w:sz w:val="24"/>
           <w:u w:val="single"/>
         </w:rPr>
-        <w:hyperlink r:id="rId14" w:history="1">
+        <w:hyperlink r:id="rId13" w:history="1">
           <w:r>
             <w:rPr>
               <w:rStyle w:val="Hyperlink"/>
@@ -1387,7 +1387,7 @@
           <w:sz w:val="24"/>
           <w:u w:val="single"/>
         </w:rPr>
-        <w:hyperlink r:id="rId13" w:history="1">
+        <w:hyperlink r:id="rId14" w:history="1">
           <w:r>
             <w:rPr>
               <w:rStyle w:val="Hyperlink"/>
@@ -1405,7 +1405,7 @@
           <w:sz w:val="24"/>
           <w:u w:val="single"/>
         </w:rPr>
-        <w:hyperlink r:id="rId13" w:history="1">
+        <w:hyperlink r:id="rId14" w:history="1">
           <w:r>
             <w:rPr>
               <w:rStyle w:val="Hyperlink"/>
@@ -1423,7 +1423,7 @@
           <w:sz w:val="24"/>
           <w:u w:val="single"/>
         </w:rPr>
-        <w:hyperlink r:id="rId13" w:history="1">
+        <w:hyperlink r:id="rId14" w:history="1">
           <w:r>
             <w:rPr>
               <w:rStyle w:val="Hyperlink"/>

--- a/EXPORTS/DOCX/published/niveau3/Dutch/Naturalis.docx
+++ b/EXPORTS/DOCX/published/niveau3/Dutch/Naturalis.docx
@@ -437,32 +437,7 @@
           <w:color w:val="000000"/>
           <w:sz w:val="24"/>
         </w:rPr>
-        <w:hyperlink r:id="rId9" w:history="1">
-          <w:r>
-            <w:rPr>
-              <w:rStyle w:val="Hyperlink"/>
-            </w:rPr>
-            <w:t xml:space="preserve"> Biodiv</w:t>
-          </w:r>
-        </w:hyperlink>
-      </w:r>
-      <w:r>
-        <w:rPr>
-          <w:u w:val="single" w:color="0000ff"/>
-          <w:rFonts w:ascii="Charis SIL Regular" w:hAnsi="Charis SIL Regular" w:eastAsia="Charis SIL Regular"/>
-          <w:b w:val="0"/>
-          <w:i w:val="0"/>
-          <w:color w:val="000000"/>
-          <w:sz w:val="24"/>
-        </w:rPr>
-        <w:hyperlink r:id="rId9" w:history="1">
-          <w:r>
-            <w:rPr>
-              <w:rStyle w:val="Hyperlink"/>
-            </w:rPr>
-            <w:t>e</w:t>
-          </w:r>
-        </w:hyperlink>
+        <w:t xml:space="preserve"> Biodive</w:t>
       </w:r>
       <w:r>
         <w:rPr>
@@ -512,14 +487,7 @@
           <w:color w:val="000000"/>
           <w:sz w:val="24"/>
         </w:rPr>
-        <w:hyperlink r:id="rId10" w:history="1">
-          <w:r>
-            <w:rPr>
-              <w:rStyle w:val="Hyperlink"/>
-            </w:rPr>
-            <w:t>enter genaam</w:t>
-          </w:r>
-        </w:hyperlink>
+        <w:t>enter genaam</w:t>
       </w:r>
       <w:r>
         <w:rPr>
@@ -1282,7 +1250,14 @@
           <w:color w:val="000000"/>
           <w:sz w:val="24"/>
         </w:rPr>
-        <w:t xml:space="preserve">plaats had in </w:t>
+        <w:hyperlink r:id="rId13" w:history="1">
+          <w:r>
+            <w:rPr>
+              <w:rStyle w:val="Hyperlink"/>
+            </w:rPr>
+            <w:t xml:space="preserve">plaats had in </w:t>
+          </w:r>
+        </w:hyperlink>
       </w:r>
       <w:r>
         <w:rPr>
@@ -1405,7 +1380,7 @@
           <w:sz w:val="24"/>
           <w:u w:val="single"/>
         </w:rPr>
-        <w:hyperlink r:id="rId14" w:history="1">
+        <w:hyperlink r:id="rId13" w:history="1">
           <w:r>
             <w:rPr>
               <w:rStyle w:val="Hyperlink"/>
@@ -1423,7 +1398,7 @@
           <w:sz w:val="24"/>
           <w:u w:val="single"/>
         </w:rPr>
-        <w:hyperlink r:id="rId14" w:history="1">
+        <w:hyperlink r:id="rId13" w:history="1">
           <w:r>
             <w:rPr>
               <w:rStyle w:val="Hyperlink"/>
@@ -2031,7 +2006,14 @@
           <w:color w:val="000000"/>
           <w:sz w:val="24"/>
         </w:rPr>
-        <w:t>4 we</w:t>
+        <w:hyperlink r:id="rId15" w:history="1">
+          <w:r>
+            <w:rPr>
+              <w:rStyle w:val="Hyperlink"/>
+            </w:rPr>
+            <w:t>4 we</w:t>
+          </w:r>
+        </w:hyperlink>
       </w:r>
       <w:r>
         <w:rPr>
@@ -3122,49 +3104,13 @@
       </w:r>
       <w:r>
         <w:rPr>
-          <w:u w:val="single" w:color="0000ff"/>
           <w:rFonts w:ascii="Charis SIL Regular" w:hAnsi="Charis SIL Regular" w:eastAsia="Charis SIL Regular"/>
           <w:b w:val="0"/>
           <w:i w:val="0"/>
           <w:color w:val="000000"/>
           <w:sz w:val="24"/>
         </w:rPr>
-        <w:hyperlink r:id="rId18" w:history="1">
-          <w:r>
-            <w:rPr>
-              <w:rStyle w:val="Hyperlink"/>
-            </w:rPr>
-            <w:t>i</w:t>
-          </w:r>
-        </w:hyperlink>
-      </w:r>
-      <w:r>
-        <w:rPr>
-          <w:u w:val="single" w:color="0000ff"/>
-          <w:rFonts w:ascii="Charis SIL Regular" w:hAnsi="Charis SIL Regular" w:eastAsia="Charis SIL Regular"/>
-          <w:b w:val="0"/>
-          <w:i w:val="0"/>
-          <w:color w:val="000000"/>
-          <w:sz w:val="24"/>
-        </w:rPr>
-        <w:hyperlink r:id="rId18" w:history="1">
-          <w:r>
-            <w:rPr>
-              <w:rStyle w:val="Hyperlink"/>
-            </w:rPr>
-            <w:t xml:space="preserve">s-archief </w:t>
-          </w:r>
-        </w:hyperlink>
-      </w:r>
-      <w:r>
-        <w:rPr>
-          <w:rFonts w:ascii="Charis SIL Regular" w:hAnsi="Charis SIL Regular" w:eastAsia="Charis SIL Regular"/>
-          <w:b w:val="0"/>
-          <w:i w:val="0"/>
-          <w:color w:val="000000"/>
-          <w:sz w:val="24"/>
-        </w:rPr>
-        <w:t>bevat w</w:t>
+        <w:t>is-archief bevat w</w:t>
       </w:r>
       <w:r>
         <w:rPr>
@@ -3328,14 +3274,7 @@
           <w:color w:val="000000"/>
           <w:sz w:val="24"/>
         </w:rPr>
-        <w:hyperlink r:id="rId20" w:history="1">
-          <w:r>
-            <w:rPr>
-              <w:rStyle w:val="Hyperlink"/>
-            </w:rPr>
-            <w:t>plaa</w:t>
-          </w:r>
-        </w:hyperlink>
+        <w:t>plaa</w:t>
       </w:r>
       <w:r>
         <w:rPr>
@@ -4608,7 +4547,7 @@
           <w:sz w:val="24"/>
           <w:u w:val="single"/>
         </w:rPr>
-        <w:hyperlink r:id="rId28" w:history="1">
+        <w:hyperlink r:id="rId29" w:history="1">
           <w:r>
             <w:rPr>
               <w:rStyle w:val="Hyperlink"/>
@@ -4626,7 +4565,7 @@
           <w:sz w:val="24"/>
           <w:u w:val="single"/>
         </w:rPr>
-        <w:hyperlink r:id="rId28" w:history="1">
+        <w:hyperlink r:id="rId29" w:history="1">
           <w:r>
             <w:rPr>
               <w:rStyle w:val="Hyperlink"/>

--- a/EXPORTS/DOCX/published/niveau3/Dutch/Naturalis.docx
+++ b/EXPORTS/DOCX/published/niveau3/Dutch/Naturalis.docx
@@ -1282,14 +1282,7 @@
           <w:color w:val="000000"/>
           <w:sz w:val="24"/>
         </w:rPr>
-        <w:hyperlink r:id="rId13" w:history="1">
-          <w:r>
-            <w:rPr>
-              <w:rStyle w:val="Hyperlink"/>
-            </w:rPr>
-            <w:t xml:space="preserve">plaats had in </w:t>
-          </w:r>
-        </w:hyperlink>
+        <w:t xml:space="preserve">plaats had in </w:t>
       </w:r>
       <w:r>
         <w:rPr>
@@ -1300,7 +1293,7 @@
           <w:sz w:val="24"/>
           <w:u w:val="single"/>
         </w:rPr>
-        <w:hyperlink r:id="rId13" w:history="1">
+        <w:hyperlink r:id="rId14" w:history="1">
           <w:r>
             <w:rPr>
               <w:rStyle w:val="Hyperlink"/>
@@ -1329,7 +1322,7 @@
           <w:sz w:val="24"/>
           <w:u w:val="single"/>
         </w:rPr>
-        <w:hyperlink r:id="rId13" w:history="1">
+        <w:hyperlink r:id="rId14" w:history="1">
           <w:r>
             <w:rPr>
               <w:rStyle w:val="Hyperlink"/>
@@ -1358,7 +1351,7 @@
           <w:sz w:val="24"/>
           <w:u w:val="single"/>
         </w:rPr>
-        <w:hyperlink r:id="rId13" w:history="1">
+        <w:hyperlink r:id="rId14" w:history="1">
           <w:r>
             <w:rPr>
               <w:rStyle w:val="Hyperlink"/>
@@ -2074,7 +2067,14 @@
           <w:color w:val="000000"/>
           <w:sz w:val="24"/>
         </w:rPr>
-        <w:t>am</w:t>
+        <w:hyperlink r:id="rId15" w:history="1">
+          <w:r>
+            <w:rPr>
+              <w:rStyle w:val="Hyperlink"/>
+            </w:rPr>
+            <w:t>am</w:t>
+          </w:r>
+        </w:hyperlink>
       </w:r>
       <w:r>
         <w:rPr>
@@ -4615,7 +4615,7 @@
           <w:sz w:val="24"/>
           <w:u w:val="single"/>
         </w:rPr>
-        <w:hyperlink r:id="rId29" w:history="1">
+        <w:hyperlink r:id="rId28" w:history="1">
           <w:r>
             <w:rPr>
               <w:rStyle w:val="Hyperlink"/>

--- a/EXPORTS/DOCX/published/niveau3/Dutch/Naturalis.docx
+++ b/EXPORTS/DOCX/published/niveau3/Dutch/Naturalis.docx
@@ -1322,7 +1322,7 @@
           <w:sz w:val="24"/>
           <w:u w:val="single"/>
         </w:rPr>
-        <w:hyperlink r:id="rId14" w:history="1">
+        <w:hyperlink r:id="rId13" w:history="1">
           <w:r>
             <w:rPr>
               <w:rStyle w:val="Hyperlink"/>
@@ -1351,7 +1351,7 @@
           <w:sz w:val="24"/>
           <w:u w:val="single"/>
         </w:rPr>
-        <w:hyperlink r:id="rId14" w:history="1">
+        <w:hyperlink r:id="rId13" w:history="1">
           <w:r>
             <w:rPr>
               <w:rStyle w:val="Hyperlink"/>
@@ -4615,7 +4615,7 @@
           <w:sz w:val="24"/>
           <w:u w:val="single"/>
         </w:rPr>
-        <w:hyperlink r:id="rId28" w:history="1">
+        <w:hyperlink r:id="rId29" w:history="1">
           <w:r>
             <w:rPr>
               <w:rStyle w:val="Hyperlink"/>
@@ -6008,7 +6008,7 @@
         <w:autoSpaceDN w:val="0"/>
         <w:autoSpaceDE w:val="0"/>
         <w:widowControl/>
-        <w:spacing w:line="540" w:lineRule="exact" w:before="478" w:after="0"/>
+        <w:spacing w:line="540" w:lineRule="exact" w:before="458" w:after="0"/>
         <w:ind w:left="0" w:right="0" w:firstLine="0"/>
         <w:jc w:val="left"/>
       </w:pPr>
@@ -6075,7 +6075,7 @@
     </w:p>
     <w:sectPr>
       <w:pgSz w:w="11900" w:h="16840"/>
-      <w:pgMar w:top="324" w:right="940" w:bottom="1264" w:left="960" w:header="720" w:footer="720" w:gutter="0"/>
+      <w:pgMar w:top="324" w:right="940" w:bottom="1276" w:left="960" w:header="720" w:footer="720" w:gutter="0"/>
       <w:cols/>
       <w:docGrid w:linePitch="360"/>
     </w:sectPr>

--- a/EXPORTS/DOCX/published/niveau3/Dutch/Naturalis.docx
+++ b/EXPORTS/DOCX/published/niveau3/Dutch/Naturalis.docx
@@ -1322,7 +1322,7 @@
           <w:sz w:val="24"/>
           <w:u w:val="single"/>
         </w:rPr>
-        <w:hyperlink r:id="rId13" w:history="1">
+        <w:hyperlink r:id="rId14" w:history="1">
           <w:r>
             <w:rPr>
               <w:rStyle w:val="Hyperlink"/>
@@ -1351,7 +1351,7 @@
           <w:sz w:val="24"/>
           <w:u w:val="single"/>
         </w:rPr>
-        <w:hyperlink r:id="rId13" w:history="1">
+        <w:hyperlink r:id="rId14" w:history="1">
           <w:r>
             <w:rPr>
               <w:rStyle w:val="Hyperlink"/>
@@ -1369,7 +1369,7 @@
           <w:sz w:val="24"/>
           <w:u w:val="single"/>
         </w:rPr>
-        <w:hyperlink r:id="rId13" w:history="1">
+        <w:hyperlink r:id="rId14" w:history="1">
           <w:r>
             <w:rPr>
               <w:rStyle w:val="Hyperlink"/>
@@ -1387,7 +1387,7 @@
           <w:sz w:val="24"/>
           <w:u w:val="single"/>
         </w:rPr>
-        <w:hyperlink r:id="rId13" w:history="1">
+        <w:hyperlink r:id="rId14" w:history="1">
           <w:r>
             <w:rPr>
               <w:rStyle w:val="Hyperlink"/>
@@ -1405,7 +1405,7 @@
           <w:sz w:val="24"/>
           <w:u w:val="single"/>
         </w:rPr>
-        <w:hyperlink r:id="rId13" w:history="1">
+        <w:hyperlink r:id="rId14" w:history="1">
           <w:r>
             <w:rPr>
               <w:rStyle w:val="Hyperlink"/>
@@ -1423,7 +1423,7 @@
           <w:sz w:val="24"/>
           <w:u w:val="single"/>
         </w:rPr>
-        <w:hyperlink r:id="rId13" w:history="1">
+        <w:hyperlink r:id="rId14" w:history="1">
           <w:r>
             <w:rPr>
               <w:rStyle w:val="Hyperlink"/>
@@ -1984,79 +1984,7 @@
           <w:color w:val="000000"/>
           <w:sz w:val="24"/>
         </w:rPr>
-        <w:t>apart blijven bestaan tot</w:t>
-      </w:r>
-      <w:r>
-        <w:rPr>
-          <w:u w:val="single" w:color="0000ff"/>
-          <w:rFonts w:ascii="Charis SIL Regular" w:hAnsi="Charis SIL Regular" w:eastAsia="Charis SIL Regular"/>
-          <w:b w:val="0"/>
-          <w:i w:val="0"/>
-          <w:color w:val="000000"/>
-          <w:sz w:val="24"/>
-        </w:rPr>
-        <w:hyperlink r:id="rId15" w:history="1">
-          <w:r>
-            <w:rPr>
-              <w:rStyle w:val="Hyperlink"/>
-            </w:rPr>
-            <w:t>dat het in 19</w:t>
-          </w:r>
-        </w:hyperlink>
-      </w:r>
-      <w:r>
-        <w:rPr>
-          <w:u w:val="single" w:color="0000ff"/>
-          <w:rFonts w:ascii="Charis SIL Regular" w:hAnsi="Charis SIL Regular" w:eastAsia="Charis SIL Regular"/>
-          <w:b w:val="0"/>
-          <w:i w:val="0"/>
-          <w:color w:val="000000"/>
-          <w:sz w:val="24"/>
-        </w:rPr>
-        <w:hyperlink r:id="rId15" w:history="1">
-          <w:r>
-            <w:rPr>
-              <w:rStyle w:val="Hyperlink"/>
-            </w:rPr>
-            <w:t>8</w:t>
-          </w:r>
-        </w:hyperlink>
-      </w:r>
-      <w:r>
-        <w:rPr>
-          <w:u w:val="single" w:color="0000ff"/>
-          <w:rFonts w:ascii="Charis SIL Regular" w:hAnsi="Charis SIL Regular" w:eastAsia="Charis SIL Regular"/>
-          <w:b w:val="0"/>
-          <w:i w:val="0"/>
-          <w:color w:val="000000"/>
-          <w:sz w:val="24"/>
-        </w:rPr>
-        <w:hyperlink r:id="rId15" w:history="1">
-          <w:r>
-            <w:rPr>
-              <w:rStyle w:val="Hyperlink"/>
-            </w:rPr>
-            <w:t>4 we</w:t>
-          </w:r>
-        </w:hyperlink>
-      </w:r>
-      <w:r>
-        <w:rPr>
-          <w:u w:val="single" w:color="0000ff"/>
-          <w:rFonts w:ascii="Charis SIL Regular" w:hAnsi="Charis SIL Regular" w:eastAsia="Charis SIL Regular"/>
-          <w:b w:val="0"/>
-          <w:i w:val="0"/>
-          <w:color w:val="000000"/>
-          <w:sz w:val="24"/>
-        </w:rPr>
-        <w:hyperlink r:id="rId15" w:history="1">
-          <w:r>
-            <w:rPr>
-              <w:rStyle w:val="Hyperlink"/>
-            </w:rPr>
-            <w:t>er werd s</w:t>
-          </w:r>
-        </w:hyperlink>
+        <w:t>apart blijven bestaan totdat het in 1984 weer werd s</w:t>
       </w:r>
       <w:r>
         <w:rPr>
@@ -3093,21 +3021,13 @@
       </w:r>
       <w:r>
         <w:rPr>
-          <w:u w:val="single" w:color="0000ff"/>
           <w:rFonts w:ascii="Charis SIL Regular" w:hAnsi="Charis SIL Regular" w:eastAsia="Charis SIL Regular"/>
           <w:b w:val="0"/>
           <w:i w:val="0"/>
           <w:color w:val="000000"/>
           <w:sz w:val="24"/>
         </w:rPr>
-        <w:hyperlink r:id="rId18" w:history="1">
-          <w:r>
-            <w:rPr>
-              <w:rStyle w:val="Hyperlink"/>
-            </w:rPr>
-            <w:t>Het Nat</w:t>
-          </w:r>
-        </w:hyperlink>
+        <w:t>Het Nat</w:t>
       </w:r>
       <w:r>
         <w:rPr>

--- a/EXPORTS/DOCX/published/niveau3/Dutch/Naturalis.docx
+++ b/EXPORTS/DOCX/published/niveau3/Dutch/Naturalis.docx
@@ -1322,7 +1322,7 @@
           <w:sz w:val="24"/>
           <w:u w:val="single"/>
         </w:rPr>
-        <w:hyperlink r:id="rId14" w:history="1">
+        <w:hyperlink r:id="rId13" w:history="1">
           <w:r>
             <w:rPr>
               <w:rStyle w:val="Hyperlink"/>
@@ -1351,7 +1351,7 @@
           <w:sz w:val="24"/>
           <w:u w:val="single"/>
         </w:rPr>
-        <w:hyperlink r:id="rId14" w:history="1">
+        <w:hyperlink r:id="rId13" w:history="1">
           <w:r>
             <w:rPr>
               <w:rStyle w:val="Hyperlink"/>
@@ -1369,7 +1369,7 @@
           <w:sz w:val="24"/>
           <w:u w:val="single"/>
         </w:rPr>
-        <w:hyperlink r:id="rId14" w:history="1">
+        <w:hyperlink r:id="rId13" w:history="1">
           <w:r>
             <w:rPr>
               <w:rStyle w:val="Hyperlink"/>
@@ -1387,7 +1387,7 @@
           <w:sz w:val="24"/>
           <w:u w:val="single"/>
         </w:rPr>
-        <w:hyperlink r:id="rId14" w:history="1">
+        <w:hyperlink r:id="rId13" w:history="1">
           <w:r>
             <w:rPr>
               <w:rStyle w:val="Hyperlink"/>
@@ -1405,7 +1405,7 @@
           <w:sz w:val="24"/>
           <w:u w:val="single"/>
         </w:rPr>
-        <w:hyperlink r:id="rId14" w:history="1">
+        <w:hyperlink r:id="rId13" w:history="1">
           <w:r>
             <w:rPr>
               <w:rStyle w:val="Hyperlink"/>
@@ -1423,7 +1423,7 @@
           <w:sz w:val="24"/>
           <w:u w:val="single"/>
         </w:rPr>
-        <w:hyperlink r:id="rId14" w:history="1">
+        <w:hyperlink r:id="rId13" w:history="1">
           <w:r>
             <w:rPr>
               <w:rStyle w:val="Hyperlink"/>
@@ -1984,7 +1984,79 @@
           <w:color w:val="000000"/>
           <w:sz w:val="24"/>
         </w:rPr>
-        <w:t>apart blijven bestaan totdat het in 1984 weer werd s</w:t>
+        <w:t>apart blijven bestaan tot</w:t>
+      </w:r>
+      <w:r>
+        <w:rPr>
+          <w:u w:val="single" w:color="0000ff"/>
+          <w:rFonts w:ascii="Charis SIL Regular" w:hAnsi="Charis SIL Regular" w:eastAsia="Charis SIL Regular"/>
+          <w:b w:val="0"/>
+          <w:i w:val="0"/>
+          <w:color w:val="000000"/>
+          <w:sz w:val="24"/>
+        </w:rPr>
+        <w:hyperlink r:id="rId15" w:history="1">
+          <w:r>
+            <w:rPr>
+              <w:rStyle w:val="Hyperlink"/>
+            </w:rPr>
+            <w:t>dat het in 19</w:t>
+          </w:r>
+        </w:hyperlink>
+      </w:r>
+      <w:r>
+        <w:rPr>
+          <w:u w:val="single" w:color="0000ff"/>
+          <w:rFonts w:ascii="Charis SIL Regular" w:hAnsi="Charis SIL Regular" w:eastAsia="Charis SIL Regular"/>
+          <w:b w:val="0"/>
+          <w:i w:val="0"/>
+          <w:color w:val="000000"/>
+          <w:sz w:val="24"/>
+        </w:rPr>
+        <w:hyperlink r:id="rId15" w:history="1">
+          <w:r>
+            <w:rPr>
+              <w:rStyle w:val="Hyperlink"/>
+            </w:rPr>
+            <w:t>8</w:t>
+          </w:r>
+        </w:hyperlink>
+      </w:r>
+      <w:r>
+        <w:rPr>
+          <w:u w:val="single" w:color="0000ff"/>
+          <w:rFonts w:ascii="Charis SIL Regular" w:hAnsi="Charis SIL Regular" w:eastAsia="Charis SIL Regular"/>
+          <w:b w:val="0"/>
+          <w:i w:val="0"/>
+          <w:color w:val="000000"/>
+          <w:sz w:val="24"/>
+        </w:rPr>
+        <w:hyperlink r:id="rId15" w:history="1">
+          <w:r>
+            <w:rPr>
+              <w:rStyle w:val="Hyperlink"/>
+            </w:rPr>
+            <w:t>4 we</w:t>
+          </w:r>
+        </w:hyperlink>
+      </w:r>
+      <w:r>
+        <w:rPr>
+          <w:u w:val="single" w:color="0000ff"/>
+          <w:rFonts w:ascii="Charis SIL Regular" w:hAnsi="Charis SIL Regular" w:eastAsia="Charis SIL Regular"/>
+          <w:b w:val="0"/>
+          <w:i w:val="0"/>
+          <w:color w:val="000000"/>
+          <w:sz w:val="24"/>
+        </w:rPr>
+        <w:hyperlink r:id="rId15" w:history="1">
+          <w:r>
+            <w:rPr>
+              <w:rStyle w:val="Hyperlink"/>
+            </w:rPr>
+            <w:t>er werd s</w:t>
+          </w:r>
+        </w:hyperlink>
       </w:r>
       <w:r>
         <w:rPr>
@@ -3021,13 +3093,21 @@
       </w:r>
       <w:r>
         <w:rPr>
+          <w:u w:val="single" w:color="0000ff"/>
           <w:rFonts w:ascii="Charis SIL Regular" w:hAnsi="Charis SIL Regular" w:eastAsia="Charis SIL Regular"/>
           <w:b w:val="0"/>
           <w:i w:val="0"/>
           <w:color w:val="000000"/>
           <w:sz w:val="24"/>
         </w:rPr>
-        <w:t>Het Nat</w:t>
+        <w:hyperlink r:id="rId18" w:history="1">
+          <w:r>
+            <w:rPr>
+              <w:rStyle w:val="Hyperlink"/>
+            </w:rPr>
+            <w:t>Het Nat</w:t>
+          </w:r>
+        </w:hyperlink>
       </w:r>
       <w:r>
         <w:rPr>
@@ -3219,50 +3299,13 @@
       </w:r>
       <w:r>
         <w:rPr>
-          <w:u w:val="single" w:color="0000ff"/>
           <w:rFonts w:ascii="Charis SIL Regular" w:hAnsi="Charis SIL Regular" w:eastAsia="Charis SIL Regular"/>
           <w:b w:val="0"/>
           <w:i w:val="0"/>
           <w:color w:val="000000"/>
           <w:sz w:val="24"/>
         </w:rPr>
-        <w:hyperlink r:id="rId20" w:history="1">
-          <w:r>
-            <w:rPr>
-              <w:rStyle w:val="Hyperlink"/>
-            </w:rPr>
-            <w:t>van de</w:t>
-          </w:r>
-        </w:hyperlink>
-      </w:r>
-      <w:r>
-        <w:rPr>
-          <w:u w:val="single" w:color="0000ff"/>
-          <w:rFonts w:ascii="Charis SIL Regular" w:hAnsi="Charis SIL Regular" w:eastAsia="Charis SIL Regular"/>
-          <w:b w:val="0"/>
-          <w:i w:val="0"/>
-          <w:color w:val="000000"/>
-          <w:sz w:val="24"/>
-        </w:rPr>
-        <w:t xml:space="preserve"> </w:t>
-      </w:r>
-      <w:r>
-        <w:rPr>
-          <w:u w:val="single" w:color="0000ff"/>
-          <w:rFonts w:ascii="Charis SIL Regular" w:hAnsi="Charis SIL Regular" w:eastAsia="Charis SIL Regular"/>
-          <w:b w:val="0"/>
-          <w:i w:val="0"/>
-          <w:color w:val="000000"/>
-          <w:sz w:val="24"/>
-        </w:rPr>
-        <w:hyperlink r:id="rId20" w:history="1">
-          <w:r>
-            <w:rPr>
-              <w:rStyle w:val="Hyperlink"/>
-            </w:rPr>
-            <w:t>plaa</w:t>
-          </w:r>
-        </w:hyperlink>
+        <w:t>van de plaa</w:t>
       </w:r>
       <w:r>
         <w:rPr>
@@ -4553,7 +4596,7 @@
           <w:sz w:val="24"/>
           <w:u w:val="single"/>
         </w:rPr>
-        <w:hyperlink r:id="rId28" w:history="1">
+        <w:hyperlink r:id="rId29" w:history="1">
           <w:r>
             <w:rPr>
               <w:rStyle w:val="Hyperlink"/>

--- a/EXPORTS/DOCX/published/niveau3/Dutch/Naturalis.docx
+++ b/EXPORTS/DOCX/published/niveau3/Dutch/Naturalis.docx
@@ -1322,7 +1322,7 @@
           <w:sz w:val="24"/>
           <w:u w:val="single"/>
         </w:rPr>
-        <w:hyperlink r:id="rId13" w:history="1">
+        <w:hyperlink r:id="rId14" w:history="1">
           <w:r>
             <w:rPr>
               <w:rStyle w:val="Hyperlink"/>
@@ -1351,7 +1351,7 @@
           <w:sz w:val="24"/>
           <w:u w:val="single"/>
         </w:rPr>
-        <w:hyperlink r:id="rId13" w:history="1">
+        <w:hyperlink r:id="rId14" w:history="1">
           <w:r>
             <w:rPr>
               <w:rStyle w:val="Hyperlink"/>
@@ -1369,7 +1369,7 @@
           <w:sz w:val="24"/>
           <w:u w:val="single"/>
         </w:rPr>
-        <w:hyperlink r:id="rId13" w:history="1">
+        <w:hyperlink r:id="rId14" w:history="1">
           <w:r>
             <w:rPr>
               <w:rStyle w:val="Hyperlink"/>
@@ -1387,7 +1387,7 @@
           <w:sz w:val="24"/>
           <w:u w:val="single"/>
         </w:rPr>
-        <w:hyperlink r:id="rId13" w:history="1">
+        <w:hyperlink r:id="rId14" w:history="1">
           <w:r>
             <w:rPr>
               <w:rStyle w:val="Hyperlink"/>
@@ -1405,7 +1405,7 @@
           <w:sz w:val="24"/>
           <w:u w:val="single"/>
         </w:rPr>
-        <w:hyperlink r:id="rId13" w:history="1">
+        <w:hyperlink r:id="rId14" w:history="1">
           <w:r>
             <w:rPr>
               <w:rStyle w:val="Hyperlink"/>
@@ -1423,7 +1423,7 @@
           <w:sz w:val="24"/>
           <w:u w:val="single"/>
         </w:rPr>
-        <w:hyperlink r:id="rId13" w:history="1">
+        <w:hyperlink r:id="rId14" w:history="1">
           <w:r>
             <w:rPr>
               <w:rStyle w:val="Hyperlink"/>

--- a/EXPORTS/DOCX/published/niveau3/Dutch/Naturalis.docx
+++ b/EXPORTS/DOCX/published/niveau3/Dutch/Naturalis.docx
@@ -1282,7 +1282,14 @@
           <w:color w:val="000000"/>
           <w:sz w:val="24"/>
         </w:rPr>
-        <w:t xml:space="preserve">plaats had in </w:t>
+        <w:hyperlink r:id="rId13" w:history="1">
+          <w:r>
+            <w:rPr>
+              <w:rStyle w:val="Hyperlink"/>
+            </w:rPr>
+            <w:t xml:space="preserve">plaats had in </w:t>
+          </w:r>
+        </w:hyperlink>
       </w:r>
       <w:r>
         <w:rPr>
@@ -3299,13 +3306,50 @@
       </w:r>
       <w:r>
         <w:rPr>
+          <w:u w:val="single" w:color="0000ff"/>
           <w:rFonts w:ascii="Charis SIL Regular" w:hAnsi="Charis SIL Regular" w:eastAsia="Charis SIL Regular"/>
           <w:b w:val="0"/>
           <w:i w:val="0"/>
           <w:color w:val="000000"/>
           <w:sz w:val="24"/>
         </w:rPr>
-        <w:t>van de plaa</w:t>
+        <w:hyperlink r:id="rId20" w:history="1">
+          <w:r>
+            <w:rPr>
+              <w:rStyle w:val="Hyperlink"/>
+            </w:rPr>
+            <w:t>van de</w:t>
+          </w:r>
+        </w:hyperlink>
+      </w:r>
+      <w:r>
+        <w:rPr>
+          <w:u w:val="single" w:color="0000ff"/>
+          <w:rFonts w:ascii="Charis SIL Regular" w:hAnsi="Charis SIL Regular" w:eastAsia="Charis SIL Regular"/>
+          <w:b w:val="0"/>
+          <w:i w:val="0"/>
+          <w:color w:val="000000"/>
+          <w:sz w:val="24"/>
+        </w:rPr>
+        <w:t xml:space="preserve"> </w:t>
+      </w:r>
+      <w:r>
+        <w:rPr>
+          <w:u w:val="single" w:color="0000ff"/>
+          <w:rFonts w:ascii="Charis SIL Regular" w:hAnsi="Charis SIL Regular" w:eastAsia="Charis SIL Regular"/>
+          <w:b w:val="0"/>
+          <w:i w:val="0"/>
+          <w:color w:val="000000"/>
+          <w:sz w:val="24"/>
+        </w:rPr>
+        <w:hyperlink r:id="rId20" w:history="1">
+          <w:r>
+            <w:rPr>
+              <w:rStyle w:val="Hyperlink"/>
+            </w:rPr>
+            <w:t>plaa</w:t>
+          </w:r>
+        </w:hyperlink>
       </w:r>
       <w:r>
         <w:rPr>
@@ -4578,7 +4622,7 @@
           <w:sz w:val="24"/>
           <w:u w:val="single"/>
         </w:rPr>
-        <w:hyperlink r:id="rId29" w:history="1">
+        <w:hyperlink r:id="rId28" w:history="1">
           <w:r>
             <w:rPr>
               <w:rStyle w:val="Hyperlink"/>
@@ -4596,7 +4640,7 @@
           <w:sz w:val="24"/>
           <w:u w:val="single"/>
         </w:rPr>
-        <w:hyperlink r:id="rId29" w:history="1">
+        <w:hyperlink r:id="rId28" w:history="1">
           <w:r>
             <w:rPr>
               <w:rStyle w:val="Hyperlink"/>

--- a/EXPORTS/DOCX/published/niveau3/Dutch/Naturalis.docx
+++ b/EXPORTS/DOCX/published/niveau3/Dutch/Naturalis.docx
@@ -483,43 +483,7 @@
           <w:color w:val="000000"/>
           <w:sz w:val="24"/>
         </w:rPr>
-        <w:t xml:space="preserve"> </w:t>
-      </w:r>
-      <w:r>
-        <w:rPr>
-          <w:u w:val="single" w:color="0000ff"/>
-          <w:rFonts w:ascii="Charis SIL Regular" w:hAnsi="Charis SIL Regular" w:eastAsia="Charis SIL Regular"/>
-          <w:b w:val="0"/>
-          <w:i w:val="0"/>
-          <w:color w:val="000000"/>
-          <w:sz w:val="24"/>
-        </w:rPr>
-        <w:hyperlink r:id="rId10" w:history="1">
-          <w:r>
-            <w:rPr>
-              <w:rStyle w:val="Hyperlink"/>
-            </w:rPr>
-            <w:t>C</w:t>
-          </w:r>
-        </w:hyperlink>
-      </w:r>
-      <w:r>
-        <w:rPr>
-          <w:u w:val="single" w:color="0000ff"/>
-          <w:rFonts w:ascii="Charis SIL Regular" w:hAnsi="Charis SIL Regular" w:eastAsia="Charis SIL Regular"/>
-          <w:b w:val="0"/>
-          <w:i w:val="0"/>
-          <w:color w:val="000000"/>
-          <w:sz w:val="24"/>
-        </w:rPr>
-        <w:hyperlink r:id="rId10" w:history="1">
-          <w:r>
-            <w:rPr>
-              <w:rStyle w:val="Hyperlink"/>
-            </w:rPr>
-            <w:t>enter genaam</w:t>
-          </w:r>
-        </w:hyperlink>
+        <w:t xml:space="preserve"> Center genaam</w:t>
       </w:r>
       <w:r>
         <w:rPr>
@@ -975,43 +939,7 @@
           <w:color w:val="000000"/>
           <w:sz w:val="24"/>
         </w:rPr>
-        <w:t>etnografische</w:t>
-      </w:r>
-      <w:r>
-        <w:rPr>
-          <w:u w:val="single" w:color="0000ff"/>
-          <w:rFonts w:ascii="Charis SIL Regular" w:hAnsi="Charis SIL Regular" w:eastAsia="Charis SIL Regular"/>
-          <w:b w:val="0"/>
-          <w:i w:val="0"/>
-          <w:color w:val="000000"/>
-          <w:sz w:val="24"/>
-        </w:rPr>
-        <w:hyperlink r:id="rId12" w:history="1">
-          <w:r>
-            <w:rPr>
-              <w:rStyle w:val="Hyperlink"/>
-            </w:rPr>
-            <w:t xml:space="preserve"> verzam</w:t>
-          </w:r>
-        </w:hyperlink>
-      </w:r>
-      <w:r>
-        <w:rPr>
-          <w:u w:val="single" w:color="0000ff"/>
-          <w:rFonts w:ascii="Charis SIL Regular" w:hAnsi="Charis SIL Regular" w:eastAsia="Charis SIL Regular"/>
-          <w:b w:val="0"/>
-          <w:i w:val="0"/>
-          <w:color w:val="000000"/>
-          <w:sz w:val="24"/>
-        </w:rPr>
-        <w:hyperlink r:id="rId12" w:history="1">
-          <w:r>
-            <w:rPr>
-              <w:rStyle w:val="Hyperlink"/>
-            </w:rPr>
-            <w:t xml:space="preserve">eling </w:t>
-          </w:r>
-        </w:hyperlink>
+        <w:t xml:space="preserve">etnografische verzameling </w:t>
       </w:r>
       <w:r>
         <w:rPr>
@@ -1282,14 +1210,7 @@
           <w:color w:val="000000"/>
           <w:sz w:val="24"/>
         </w:rPr>
-        <w:hyperlink r:id="rId13" w:history="1">
-          <w:r>
-            <w:rPr>
-              <w:rStyle w:val="Hyperlink"/>
-            </w:rPr>
-            <w:t xml:space="preserve">plaats had in </w:t>
-          </w:r>
-        </w:hyperlink>
+        <w:t xml:space="preserve">plaats had in </w:t>
       </w:r>
       <w:r>
         <w:rPr>
@@ -1376,7 +1297,7 @@
           <w:sz w:val="24"/>
           <w:u w:val="single"/>
         </w:rPr>
-        <w:hyperlink r:id="rId14" w:history="1">
+        <w:hyperlink r:id="rId13" w:history="1">
           <w:r>
             <w:rPr>
               <w:rStyle w:val="Hyperlink"/>
@@ -1394,7 +1315,7 @@
           <w:sz w:val="24"/>
           <w:u w:val="single"/>
         </w:rPr>
-        <w:hyperlink r:id="rId14" w:history="1">
+        <w:hyperlink r:id="rId13" w:history="1">
           <w:r>
             <w:rPr>
               <w:rStyle w:val="Hyperlink"/>
@@ -1412,7 +1333,7 @@
           <w:sz w:val="24"/>
           <w:u w:val="single"/>
         </w:rPr>
-        <w:hyperlink r:id="rId14" w:history="1">
+        <w:hyperlink r:id="rId13" w:history="1">
           <w:r>
             <w:rPr>
               <w:rStyle w:val="Hyperlink"/>
@@ -1430,7 +1351,7 @@
           <w:sz w:val="24"/>
           <w:u w:val="single"/>
         </w:rPr>
-        <w:hyperlink r:id="rId14" w:history="1">
+        <w:hyperlink r:id="rId13" w:history="1">
           <w:r>
             <w:rPr>
               <w:rStyle w:val="Hyperlink"/>
@@ -2031,21 +1952,13 @@
       </w:r>
       <w:r>
         <w:rPr>
-          <w:u w:val="single" w:color="0000ff"/>
           <w:rFonts w:ascii="Charis SIL Regular" w:hAnsi="Charis SIL Regular" w:eastAsia="Charis SIL Regular"/>
           <w:b w:val="0"/>
           <w:i w:val="0"/>
           <w:color w:val="000000"/>
           <w:sz w:val="24"/>
         </w:rPr>
-        <w:hyperlink r:id="rId15" w:history="1">
-          <w:r>
-            <w:rPr>
-              <w:rStyle w:val="Hyperlink"/>
-            </w:rPr>
-            <w:t>4 we</w:t>
-          </w:r>
-        </w:hyperlink>
+        <w:t>4 we</w:t>
       </w:r>
       <w:r>
         <w:rPr>
@@ -4640,7 +4553,7 @@
           <w:sz w:val="24"/>
           <w:u w:val="single"/>
         </w:rPr>
-        <w:hyperlink r:id="rId28" w:history="1">
+        <w:hyperlink r:id="rId29" w:history="1">
           <w:r>
             <w:rPr>
               <w:rStyle w:val="Hyperlink"/>

--- a/EXPORTS/DOCX/published/niveau3/Dutch/Naturalis.docx
+++ b/EXPORTS/DOCX/published/niveau3/Dutch/Naturalis.docx
@@ -483,7 +483,43 @@
           <w:color w:val="000000"/>
           <w:sz w:val="24"/>
         </w:rPr>
-        <w:t xml:space="preserve"> Center genaam</w:t>
+        <w:t xml:space="preserve"> </w:t>
+      </w:r>
+      <w:r>
+        <w:rPr>
+          <w:u w:val="single" w:color="0000ff"/>
+          <w:rFonts w:ascii="Charis SIL Regular" w:hAnsi="Charis SIL Regular" w:eastAsia="Charis SIL Regular"/>
+          <w:b w:val="0"/>
+          <w:i w:val="0"/>
+          <w:color w:val="000000"/>
+          <w:sz w:val="24"/>
+        </w:rPr>
+        <w:hyperlink r:id="rId10" w:history="1">
+          <w:r>
+            <w:rPr>
+              <w:rStyle w:val="Hyperlink"/>
+            </w:rPr>
+            <w:t>C</w:t>
+          </w:r>
+        </w:hyperlink>
+      </w:r>
+      <w:r>
+        <w:rPr>
+          <w:u w:val="single" w:color="0000ff"/>
+          <w:rFonts w:ascii="Charis SIL Regular" w:hAnsi="Charis SIL Regular" w:eastAsia="Charis SIL Regular"/>
+          <w:b w:val="0"/>
+          <w:i w:val="0"/>
+          <w:color w:val="000000"/>
+          <w:sz w:val="24"/>
+        </w:rPr>
+        <w:hyperlink r:id="rId10" w:history="1">
+          <w:r>
+            <w:rPr>
+              <w:rStyle w:val="Hyperlink"/>
+            </w:rPr>
+            <w:t>enter genaam</w:t>
+          </w:r>
+        </w:hyperlink>
       </w:r>
       <w:r>
         <w:rPr>
@@ -939,7 +975,43 @@
           <w:color w:val="000000"/>
           <w:sz w:val="24"/>
         </w:rPr>
-        <w:t xml:space="preserve">etnografische verzameling </w:t>
+        <w:t>etnografische</w:t>
+      </w:r>
+      <w:r>
+        <w:rPr>
+          <w:u w:val="single" w:color="0000ff"/>
+          <w:rFonts w:ascii="Charis SIL Regular" w:hAnsi="Charis SIL Regular" w:eastAsia="Charis SIL Regular"/>
+          <w:b w:val="0"/>
+          <w:i w:val="0"/>
+          <w:color w:val="000000"/>
+          <w:sz w:val="24"/>
+        </w:rPr>
+        <w:hyperlink r:id="rId12" w:history="1">
+          <w:r>
+            <w:rPr>
+              <w:rStyle w:val="Hyperlink"/>
+            </w:rPr>
+            <w:t xml:space="preserve"> verzam</w:t>
+          </w:r>
+        </w:hyperlink>
+      </w:r>
+      <w:r>
+        <w:rPr>
+          <w:u w:val="single" w:color="0000ff"/>
+          <w:rFonts w:ascii="Charis SIL Regular" w:hAnsi="Charis SIL Regular" w:eastAsia="Charis SIL Regular"/>
+          <w:b w:val="0"/>
+          <w:i w:val="0"/>
+          <w:color w:val="000000"/>
+          <w:sz w:val="24"/>
+        </w:rPr>
+        <w:hyperlink r:id="rId12" w:history="1">
+          <w:r>
+            <w:rPr>
+              <w:rStyle w:val="Hyperlink"/>
+            </w:rPr>
+            <w:t xml:space="preserve">eling </w:t>
+          </w:r>
+        </w:hyperlink>
       </w:r>
       <w:r>
         <w:rPr>
@@ -1297,7 +1369,7 @@
           <w:sz w:val="24"/>
           <w:u w:val="single"/>
         </w:rPr>
-        <w:hyperlink r:id="rId13" w:history="1">
+        <w:hyperlink r:id="rId14" w:history="1">
           <w:r>
             <w:rPr>
               <w:rStyle w:val="Hyperlink"/>
@@ -1952,13 +2024,21 @@
       </w:r>
       <w:r>
         <w:rPr>
+          <w:u w:val="single" w:color="0000ff"/>
           <w:rFonts w:ascii="Charis SIL Regular" w:hAnsi="Charis SIL Regular" w:eastAsia="Charis SIL Regular"/>
           <w:b w:val="0"/>
           <w:i w:val="0"/>
           <w:color w:val="000000"/>
           <w:sz w:val="24"/>
         </w:rPr>
-        <w:t>4 we</w:t>
+        <w:hyperlink r:id="rId15" w:history="1">
+          <w:r>
+            <w:rPr>
+              <w:rStyle w:val="Hyperlink"/>
+            </w:rPr>
+            <w:t>4 we</w:t>
+          </w:r>
+        </w:hyperlink>
       </w:r>
       <w:r>
         <w:rPr>
@@ -4553,7 +4633,7 @@
           <w:sz w:val="24"/>
           <w:u w:val="single"/>
         </w:rPr>
-        <w:hyperlink r:id="rId29" w:history="1">
+        <w:hyperlink r:id="rId28" w:history="1">
           <w:r>
             <w:rPr>
               <w:rStyle w:val="Hyperlink"/>

--- a/EXPORTS/DOCX/published/niveau3/Dutch/Naturalis.docx
+++ b/EXPORTS/DOCX/published/niveau3/Dutch/Naturalis.docx
@@ -1282,7 +1282,14 @@
           <w:color w:val="000000"/>
           <w:sz w:val="24"/>
         </w:rPr>
-        <w:t xml:space="preserve">plaats had in </w:t>
+        <w:hyperlink r:id="rId13" w:history="1">
+          <w:r>
+            <w:rPr>
+              <w:rStyle w:val="Hyperlink"/>
+            </w:rPr>
+            <w:t xml:space="preserve">plaats had in </w:t>
+          </w:r>
+        </w:hyperlink>
       </w:r>
       <w:r>
         <w:rPr>
@@ -1387,7 +1394,7 @@
           <w:sz w:val="24"/>
           <w:u w:val="single"/>
         </w:rPr>
-        <w:hyperlink r:id="rId13" w:history="1">
+        <w:hyperlink r:id="rId14" w:history="1">
           <w:r>
             <w:rPr>
               <w:rStyle w:val="Hyperlink"/>
@@ -1405,7 +1412,7 @@
           <w:sz w:val="24"/>
           <w:u w:val="single"/>
         </w:rPr>
-        <w:hyperlink r:id="rId13" w:history="1">
+        <w:hyperlink r:id="rId14" w:history="1">
           <w:r>
             <w:rPr>
               <w:rStyle w:val="Hyperlink"/>
@@ -1984,61 +1991,7 @@
           <w:color w:val="000000"/>
           <w:sz w:val="24"/>
         </w:rPr>
-        <w:t>apart blijven bestaan tot</w:t>
-      </w:r>
-      <w:r>
-        <w:rPr>
-          <w:u w:val="single" w:color="0000ff"/>
-          <w:rFonts w:ascii="Charis SIL Regular" w:hAnsi="Charis SIL Regular" w:eastAsia="Charis SIL Regular"/>
-          <w:b w:val="0"/>
-          <w:i w:val="0"/>
-          <w:color w:val="000000"/>
-          <w:sz w:val="24"/>
-        </w:rPr>
-        <w:hyperlink r:id="rId15" w:history="1">
-          <w:r>
-            <w:rPr>
-              <w:rStyle w:val="Hyperlink"/>
-            </w:rPr>
-            <w:t>dat het in 19</w:t>
-          </w:r>
-        </w:hyperlink>
-      </w:r>
-      <w:r>
-        <w:rPr>
-          <w:u w:val="single" w:color="0000ff"/>
-          <w:rFonts w:ascii="Charis SIL Regular" w:hAnsi="Charis SIL Regular" w:eastAsia="Charis SIL Regular"/>
-          <w:b w:val="0"/>
-          <w:i w:val="0"/>
-          <w:color w:val="000000"/>
-          <w:sz w:val="24"/>
-        </w:rPr>
-        <w:hyperlink r:id="rId15" w:history="1">
-          <w:r>
-            <w:rPr>
-              <w:rStyle w:val="Hyperlink"/>
-            </w:rPr>
-            <w:t>8</w:t>
-          </w:r>
-        </w:hyperlink>
-      </w:r>
-      <w:r>
-        <w:rPr>
-          <w:u w:val="single" w:color="0000ff"/>
-          <w:rFonts w:ascii="Charis SIL Regular" w:hAnsi="Charis SIL Regular" w:eastAsia="Charis SIL Regular"/>
-          <w:b w:val="0"/>
-          <w:i w:val="0"/>
-          <w:color w:val="000000"/>
-          <w:sz w:val="24"/>
-        </w:rPr>
-        <w:hyperlink r:id="rId15" w:history="1">
-          <w:r>
-            <w:rPr>
-              <w:rStyle w:val="Hyperlink"/>
-            </w:rPr>
-            <w:t>4 we</w:t>
-          </w:r>
-        </w:hyperlink>
+        <w:t>apart blijven bestaan totdat het in 1984 we</w:t>
       </w:r>
       <w:r>
         <w:rPr>
@@ -4615,7 +4568,7 @@
           <w:sz w:val="24"/>
           <w:u w:val="single"/>
         </w:rPr>
-        <w:hyperlink r:id="rId28" w:history="1">
+        <w:hyperlink r:id="rId29" w:history="1">
           <w:r>
             <w:rPr>
               <w:rStyle w:val="Hyperlink"/>
@@ -4633,7 +4586,7 @@
           <w:sz w:val="24"/>
           <w:u w:val="single"/>
         </w:rPr>
-        <w:hyperlink r:id="rId28" w:history="1">
+        <w:hyperlink r:id="rId29" w:history="1">
           <w:r>
             <w:rPr>
               <w:rStyle w:val="Hyperlink"/>

--- a/EXPORTS/DOCX/published/niveau3/Dutch/Naturalis.docx
+++ b/EXPORTS/DOCX/published/niveau3/Dutch/Naturalis.docx
@@ -1282,14 +1282,7 @@
           <w:color w:val="000000"/>
           <w:sz w:val="24"/>
         </w:rPr>
-        <w:hyperlink r:id="rId13" w:history="1">
-          <w:r>
-            <w:rPr>
-              <w:rStyle w:val="Hyperlink"/>
-            </w:rPr>
-            <w:t xml:space="preserve">plaats had in </w:t>
-          </w:r>
-        </w:hyperlink>
+        <w:t xml:space="preserve">plaats had in </w:t>
       </w:r>
       <w:r>
         <w:rPr>
@@ -1329,7 +1322,7 @@
           <w:sz w:val="24"/>
           <w:u w:val="single"/>
         </w:rPr>
-        <w:hyperlink r:id="rId14" w:history="1">
+        <w:hyperlink r:id="rId13" w:history="1">
           <w:r>
             <w:rPr>
               <w:rStyle w:val="Hyperlink"/>
@@ -1358,7 +1351,7 @@
           <w:sz w:val="24"/>
           <w:u w:val="single"/>
         </w:rPr>
-        <w:hyperlink r:id="rId14" w:history="1">
+        <w:hyperlink r:id="rId13" w:history="1">
           <w:r>
             <w:rPr>
               <w:rStyle w:val="Hyperlink"/>
@@ -1376,7 +1369,7 @@
           <w:sz w:val="24"/>
           <w:u w:val="single"/>
         </w:rPr>
-        <w:hyperlink r:id="rId14" w:history="1">
+        <w:hyperlink r:id="rId13" w:history="1">
           <w:r>
             <w:rPr>
               <w:rStyle w:val="Hyperlink"/>
@@ -1394,7 +1387,7 @@
           <w:sz w:val="24"/>
           <w:u w:val="single"/>
         </w:rPr>
-        <w:hyperlink r:id="rId14" w:history="1">
+        <w:hyperlink r:id="rId13" w:history="1">
           <w:r>
             <w:rPr>
               <w:rStyle w:val="Hyperlink"/>
@@ -1412,7 +1405,7 @@
           <w:sz w:val="24"/>
           <w:u w:val="single"/>
         </w:rPr>
-        <w:hyperlink r:id="rId14" w:history="1">
+        <w:hyperlink r:id="rId13" w:history="1">
           <w:r>
             <w:rPr>
               <w:rStyle w:val="Hyperlink"/>
@@ -1515,6 +1508,7 @@
       </w:r>
       <w:r>
         <w:rPr>
+          <w:u w:val="single" w:color="0000ff"/>
           <w:rFonts w:ascii="Charis SIL Regular" w:hAnsi="Charis SIL Regular" w:eastAsia="Charis SIL Regular"/>
           <w:b w:val="0"/>
           <w:i w:val="0"/>
@@ -1591,7 +1585,7 @@
             <w:rPr>
               <w:rStyle w:val="Hyperlink"/>
             </w:rPr>
-            <w:t xml:space="preserve">et in kaart </w:t>
+            <w:t>et in kaart</w:t>
           </w:r>
         </w:hyperlink>
       </w:r>
@@ -1603,7 +1597,7 @@
           <w:color w:val="000000"/>
           <w:sz w:val="24"/>
         </w:rPr>
-        <w:t xml:space="preserve">brengen van de plaatselijke flora en fauna. De </w:t>
+        <w:t xml:space="preserve"> brengen van de plaatselijke flora en fauna. De </w:t>
       </w:r>
       <w:r>
         <w:rPr>
@@ -1991,7 +1985,61 @@
           <w:color w:val="000000"/>
           <w:sz w:val="24"/>
         </w:rPr>
-        <w:t>apart blijven bestaan totdat het in 1984 we</w:t>
+        <w:t>apart blijven bestaan tot</w:t>
+      </w:r>
+      <w:r>
+        <w:rPr>
+          <w:u w:val="single" w:color="0000ff"/>
+          <w:rFonts w:ascii="Charis SIL Regular" w:hAnsi="Charis SIL Regular" w:eastAsia="Charis SIL Regular"/>
+          <w:b w:val="0"/>
+          <w:i w:val="0"/>
+          <w:color w:val="000000"/>
+          <w:sz w:val="24"/>
+        </w:rPr>
+        <w:hyperlink r:id="rId15" w:history="1">
+          <w:r>
+            <w:rPr>
+              <w:rStyle w:val="Hyperlink"/>
+            </w:rPr>
+            <w:t>dat het in 19</w:t>
+          </w:r>
+        </w:hyperlink>
+      </w:r>
+      <w:r>
+        <w:rPr>
+          <w:u w:val="single" w:color="0000ff"/>
+          <w:rFonts w:ascii="Charis SIL Regular" w:hAnsi="Charis SIL Regular" w:eastAsia="Charis SIL Regular"/>
+          <w:b w:val="0"/>
+          <w:i w:val="0"/>
+          <w:color w:val="000000"/>
+          <w:sz w:val="24"/>
+        </w:rPr>
+        <w:hyperlink r:id="rId15" w:history="1">
+          <w:r>
+            <w:rPr>
+              <w:rStyle w:val="Hyperlink"/>
+            </w:rPr>
+            <w:t>8</w:t>
+          </w:r>
+        </w:hyperlink>
+      </w:r>
+      <w:r>
+        <w:rPr>
+          <w:u w:val="single" w:color="0000ff"/>
+          <w:rFonts w:ascii="Charis SIL Regular" w:hAnsi="Charis SIL Regular" w:eastAsia="Charis SIL Regular"/>
+          <w:b w:val="0"/>
+          <w:i w:val="0"/>
+          <w:color w:val="000000"/>
+          <w:sz w:val="24"/>
+        </w:rPr>
+        <w:hyperlink r:id="rId15" w:history="1">
+          <w:r>
+            <w:rPr>
+              <w:rStyle w:val="Hyperlink"/>
+            </w:rPr>
+            <w:t>4 we</w:t>
+          </w:r>
+        </w:hyperlink>
       </w:r>
       <w:r>
         <w:rPr>
@@ -4568,7 +4616,7 @@
           <w:sz w:val="24"/>
           <w:u w:val="single"/>
         </w:rPr>
-        <w:hyperlink r:id="rId29" w:history="1">
+        <w:hyperlink r:id="rId28" w:history="1">
           <w:r>
             <w:rPr>
               <w:rStyle w:val="Hyperlink"/>
@@ -4586,7 +4634,7 @@
           <w:sz w:val="24"/>
           <w:u w:val="single"/>
         </w:rPr>
-        <w:hyperlink r:id="rId29" w:history="1">
+        <w:hyperlink r:id="rId28" w:history="1">
           <w:r>
             <w:rPr>
               <w:rStyle w:val="Hyperlink"/>

--- a/EXPORTS/DOCX/published/niveau3/Dutch/Naturalis.docx
+++ b/EXPORTS/DOCX/published/niveau3/Dutch/Naturalis.docx
@@ -975,25 +975,7 @@
           <w:color w:val="000000"/>
           <w:sz w:val="24"/>
         </w:rPr>
-        <w:t>etnografische</w:t>
-      </w:r>
-      <w:r>
-        <w:rPr>
-          <w:u w:val="single" w:color="0000ff"/>
-          <w:rFonts w:ascii="Charis SIL Regular" w:hAnsi="Charis SIL Regular" w:eastAsia="Charis SIL Regular"/>
-          <w:b w:val="0"/>
-          <w:i w:val="0"/>
-          <w:color w:val="000000"/>
-          <w:sz w:val="24"/>
-        </w:rPr>
-        <w:hyperlink r:id="rId12" w:history="1">
-          <w:r>
-            <w:rPr>
-              <w:rStyle w:val="Hyperlink"/>
-            </w:rPr>
-            <w:t xml:space="preserve"> verzam</w:t>
-          </w:r>
-        </w:hyperlink>
+        <w:t>etnografische verzam</w:t>
       </w:r>
       <w:r>
         <w:rPr>
@@ -1322,7 +1304,7 @@
           <w:sz w:val="24"/>
           <w:u w:val="single"/>
         </w:rPr>
-        <w:hyperlink r:id="rId13" w:history="1">
+        <w:hyperlink r:id="rId14" w:history="1">
           <w:r>
             <w:rPr>
               <w:rStyle w:val="Hyperlink"/>
@@ -1351,7 +1333,7 @@
           <w:sz w:val="24"/>
           <w:u w:val="single"/>
         </w:rPr>
-        <w:hyperlink r:id="rId13" w:history="1">
+        <w:hyperlink r:id="rId14" w:history="1">
           <w:r>
             <w:rPr>
               <w:rStyle w:val="Hyperlink"/>
@@ -1369,7 +1351,7 @@
           <w:sz w:val="24"/>
           <w:u w:val="single"/>
         </w:rPr>
-        <w:hyperlink r:id="rId13" w:history="1">
+        <w:hyperlink r:id="rId14" w:history="1">
           <w:r>
             <w:rPr>
               <w:rStyle w:val="Hyperlink"/>
@@ -1387,7 +1369,7 @@
           <w:sz w:val="24"/>
           <w:u w:val="single"/>
         </w:rPr>
-        <w:hyperlink r:id="rId13" w:history="1">
+        <w:hyperlink r:id="rId14" w:history="1">
           <w:r>
             <w:rPr>
               <w:rStyle w:val="Hyperlink"/>
@@ -1405,7 +1387,7 @@
           <w:sz w:val="24"/>
           <w:u w:val="single"/>
         </w:rPr>
-        <w:hyperlink r:id="rId13" w:history="1">
+        <w:hyperlink r:id="rId14" w:history="1">
           <w:r>
             <w:rPr>
               <w:rStyle w:val="Hyperlink"/>
@@ -1423,7 +1405,7 @@
           <w:sz w:val="24"/>
           <w:u w:val="single"/>
         </w:rPr>
-        <w:hyperlink r:id="rId13" w:history="1">
+        <w:hyperlink r:id="rId14" w:history="1">
           <w:r>
             <w:rPr>
               <w:rStyle w:val="Hyperlink"/>
@@ -1508,7 +1490,6 @@
       </w:r>
       <w:r>
         <w:rPr>
-          <w:u w:val="single" w:color="0000ff"/>
           <w:rFonts w:ascii="Charis SIL Regular" w:hAnsi="Charis SIL Regular" w:eastAsia="Charis SIL Regular"/>
           <w:b w:val="0"/>
           <w:i w:val="0"/>
@@ -1585,7 +1566,7 @@
             <w:rPr>
               <w:rStyle w:val="Hyperlink"/>
             </w:rPr>
-            <w:t>et in kaart</w:t>
+            <w:t xml:space="preserve">et in kaart </w:t>
           </w:r>
         </w:hyperlink>
       </w:r>
@@ -1597,7 +1578,7 @@
           <w:color w:val="000000"/>
           <w:sz w:val="24"/>
         </w:rPr>
-        <w:t xml:space="preserve"> brengen van de plaatselijke flora en fauna. De </w:t>
+        <w:t xml:space="preserve">brengen van de plaatselijke flora en fauna. De </w:t>
       </w:r>
       <w:r>
         <w:rPr>
@@ -1985,79 +1966,7 @@
           <w:color w:val="000000"/>
           <w:sz w:val="24"/>
         </w:rPr>
-        <w:t>apart blijven bestaan tot</w:t>
-      </w:r>
-      <w:r>
-        <w:rPr>
-          <w:u w:val="single" w:color="0000ff"/>
-          <w:rFonts w:ascii="Charis SIL Regular" w:hAnsi="Charis SIL Regular" w:eastAsia="Charis SIL Regular"/>
-          <w:b w:val="0"/>
-          <w:i w:val="0"/>
-          <w:color w:val="000000"/>
-          <w:sz w:val="24"/>
-        </w:rPr>
-        <w:hyperlink r:id="rId15" w:history="1">
-          <w:r>
-            <w:rPr>
-              <w:rStyle w:val="Hyperlink"/>
-            </w:rPr>
-            <w:t>dat het in 19</w:t>
-          </w:r>
-        </w:hyperlink>
-      </w:r>
-      <w:r>
-        <w:rPr>
-          <w:u w:val="single" w:color="0000ff"/>
-          <w:rFonts w:ascii="Charis SIL Regular" w:hAnsi="Charis SIL Regular" w:eastAsia="Charis SIL Regular"/>
-          <w:b w:val="0"/>
-          <w:i w:val="0"/>
-          <w:color w:val="000000"/>
-          <w:sz w:val="24"/>
-        </w:rPr>
-        <w:hyperlink r:id="rId15" w:history="1">
-          <w:r>
-            <w:rPr>
-              <w:rStyle w:val="Hyperlink"/>
-            </w:rPr>
-            <w:t>8</w:t>
-          </w:r>
-        </w:hyperlink>
-      </w:r>
-      <w:r>
-        <w:rPr>
-          <w:u w:val="single" w:color="0000ff"/>
-          <w:rFonts w:ascii="Charis SIL Regular" w:hAnsi="Charis SIL Regular" w:eastAsia="Charis SIL Regular"/>
-          <w:b w:val="0"/>
-          <w:i w:val="0"/>
-          <w:color w:val="000000"/>
-          <w:sz w:val="24"/>
-        </w:rPr>
-        <w:hyperlink r:id="rId15" w:history="1">
-          <w:r>
-            <w:rPr>
-              <w:rStyle w:val="Hyperlink"/>
-            </w:rPr>
-            <w:t>4 we</w:t>
-          </w:r>
-        </w:hyperlink>
-      </w:r>
-      <w:r>
-        <w:rPr>
-          <w:u w:val="single" w:color="0000ff"/>
-          <w:rFonts w:ascii="Charis SIL Regular" w:hAnsi="Charis SIL Regular" w:eastAsia="Charis SIL Regular"/>
-          <w:b w:val="0"/>
-          <w:i w:val="0"/>
-          <w:color w:val="000000"/>
-          <w:sz w:val="24"/>
-        </w:rPr>
-        <w:hyperlink r:id="rId15" w:history="1">
-          <w:r>
-            <w:rPr>
-              <w:rStyle w:val="Hyperlink"/>
-            </w:rPr>
-            <w:t>er werd s</w:t>
-          </w:r>
-        </w:hyperlink>
+        <w:t>apart blijven bestaan totdat het in 1984 weer werd s</w:t>
       </w:r>
       <w:r>
         <w:rPr>
@@ -3094,21 +3003,13 @@
       </w:r>
       <w:r>
         <w:rPr>
-          <w:u w:val="single" w:color="0000ff"/>
           <w:rFonts w:ascii="Charis SIL Regular" w:hAnsi="Charis SIL Regular" w:eastAsia="Charis SIL Regular"/>
           <w:b w:val="0"/>
           <w:i w:val="0"/>
           <w:color w:val="000000"/>
           <w:sz w:val="24"/>
         </w:rPr>
-        <w:hyperlink r:id="rId18" w:history="1">
-          <w:r>
-            <w:rPr>
-              <w:rStyle w:val="Hyperlink"/>
-            </w:rPr>
-            <w:t>Het Nat</w:t>
-          </w:r>
-        </w:hyperlink>
+        <w:t>Het Nat</w:t>
       </w:r>
       <w:r>
         <w:rPr>

--- a/EXPORTS/DOCX/published/niveau3/Dutch/Naturalis.docx
+++ b/EXPORTS/DOCX/published/niveau3/Dutch/Naturalis.docx
@@ -975,7 +975,25 @@
           <w:color w:val="000000"/>
           <w:sz w:val="24"/>
         </w:rPr>
-        <w:t>etnografische verzam</w:t>
+        <w:t>etnografische</w:t>
+      </w:r>
+      <w:r>
+        <w:rPr>
+          <w:u w:val="single" w:color="0000ff"/>
+          <w:rFonts w:ascii="Charis SIL Regular" w:hAnsi="Charis SIL Regular" w:eastAsia="Charis SIL Regular"/>
+          <w:b w:val="0"/>
+          <w:i w:val="0"/>
+          <w:color w:val="000000"/>
+          <w:sz w:val="24"/>
+        </w:rPr>
+        <w:hyperlink r:id="rId12" w:history="1">
+          <w:r>
+            <w:rPr>
+              <w:rStyle w:val="Hyperlink"/>
+            </w:rPr>
+            <w:t xml:space="preserve"> verzam</w:t>
+          </w:r>
+        </w:hyperlink>
       </w:r>
       <w:r>
         <w:rPr>
@@ -1253,18 +1271,7 @@
           <w:color w:val="000000"/>
           <w:sz w:val="24"/>
         </w:rPr>
-        <w:t>die zijn stand</w:t>
-      </w:r>
-      <w:r>
-        <w:rPr>
-          <w:u w:val="single" w:color="0000ff"/>
-          <w:rFonts w:ascii="Charis SIL Regular" w:hAnsi="Charis SIL Regular" w:eastAsia="Charis SIL Regular"/>
-          <w:b w:val="0"/>
-          <w:i w:val="0"/>
-          <w:color w:val="000000"/>
-          <w:sz w:val="24"/>
-        </w:rPr>
-        <w:t xml:space="preserve">plaats had in </w:t>
+        <w:t xml:space="preserve">die zijn standplaats had in </w:t>
       </w:r>
       <w:r>
         <w:rPr>
@@ -1275,7 +1282,7 @@
           <w:sz w:val="24"/>
           <w:u w:val="single"/>
         </w:rPr>
-        <w:hyperlink r:id="rId14" w:history="1">
+        <w:hyperlink r:id="rId13" w:history="1">
           <w:r>
             <w:rPr>
               <w:rStyle w:val="Hyperlink"/>
@@ -1490,6 +1497,7 @@
       </w:r>
       <w:r>
         <w:rPr>
+          <w:u w:val="single" w:color="0000ff"/>
           <w:rFonts w:ascii="Charis SIL Regular" w:hAnsi="Charis SIL Regular" w:eastAsia="Charis SIL Regular"/>
           <w:b w:val="0"/>
           <w:i w:val="0"/>
@@ -1500,21 +1508,13 @@
       </w:r>
       <w:r>
         <w:rPr>
-          <w:u w:val="single" w:color="0000ff"/>
           <w:rFonts w:ascii="Charis SIL Regular" w:hAnsi="Charis SIL Regular" w:eastAsia="Charis SIL Regular"/>
           <w:b w:val="0"/>
           <w:i w:val="0"/>
           <w:color w:val="000000"/>
           <w:sz w:val="24"/>
         </w:rPr>
-        <w:hyperlink r:id="rId14" w:history="1">
-          <w:r>
-            <w:rPr>
-              <w:rStyle w:val="Hyperlink"/>
-            </w:rPr>
-            <w:t>e</w:t>
-          </w:r>
-        </w:hyperlink>
+        <w:t>e</w:t>
       </w:r>
       <w:r>
         <w:rPr>
@@ -1966,7 +1966,79 @@
           <w:color w:val="000000"/>
           <w:sz w:val="24"/>
         </w:rPr>
-        <w:t>apart blijven bestaan totdat het in 1984 weer werd s</w:t>
+        <w:t>apart blijven bestaan tot</w:t>
+      </w:r>
+      <w:r>
+        <w:rPr>
+          <w:u w:val="single" w:color="0000ff"/>
+          <w:rFonts w:ascii="Charis SIL Regular" w:hAnsi="Charis SIL Regular" w:eastAsia="Charis SIL Regular"/>
+          <w:b w:val="0"/>
+          <w:i w:val="0"/>
+          <w:color w:val="000000"/>
+          <w:sz w:val="24"/>
+        </w:rPr>
+        <w:hyperlink r:id="rId15" w:history="1">
+          <w:r>
+            <w:rPr>
+              <w:rStyle w:val="Hyperlink"/>
+            </w:rPr>
+            <w:t>dat het in 19</w:t>
+          </w:r>
+        </w:hyperlink>
+      </w:r>
+      <w:r>
+        <w:rPr>
+          <w:u w:val="single" w:color="0000ff"/>
+          <w:rFonts w:ascii="Charis SIL Regular" w:hAnsi="Charis SIL Regular" w:eastAsia="Charis SIL Regular"/>
+          <w:b w:val="0"/>
+          <w:i w:val="0"/>
+          <w:color w:val="000000"/>
+          <w:sz w:val="24"/>
+        </w:rPr>
+        <w:hyperlink r:id="rId15" w:history="1">
+          <w:r>
+            <w:rPr>
+              <w:rStyle w:val="Hyperlink"/>
+            </w:rPr>
+            <w:t>8</w:t>
+          </w:r>
+        </w:hyperlink>
+      </w:r>
+      <w:r>
+        <w:rPr>
+          <w:u w:val="single" w:color="0000ff"/>
+          <w:rFonts w:ascii="Charis SIL Regular" w:hAnsi="Charis SIL Regular" w:eastAsia="Charis SIL Regular"/>
+          <w:b w:val="0"/>
+          <w:i w:val="0"/>
+          <w:color w:val="000000"/>
+          <w:sz w:val="24"/>
+        </w:rPr>
+        <w:hyperlink r:id="rId15" w:history="1">
+          <w:r>
+            <w:rPr>
+              <w:rStyle w:val="Hyperlink"/>
+            </w:rPr>
+            <w:t>4 we</w:t>
+          </w:r>
+        </w:hyperlink>
+      </w:r>
+      <w:r>
+        <w:rPr>
+          <w:u w:val="single" w:color="0000ff"/>
+          <w:rFonts w:ascii="Charis SIL Regular" w:hAnsi="Charis SIL Regular" w:eastAsia="Charis SIL Regular"/>
+          <w:b w:val="0"/>
+          <w:i w:val="0"/>
+          <w:color w:val="000000"/>
+          <w:sz w:val="24"/>
+        </w:rPr>
+        <w:hyperlink r:id="rId15" w:history="1">
+          <w:r>
+            <w:rPr>
+              <w:rStyle w:val="Hyperlink"/>
+            </w:rPr>
+            <w:t>er werd s</w:t>
+          </w:r>
+        </w:hyperlink>
       </w:r>
       <w:r>
         <w:rPr>
@@ -3003,13 +3075,21 @@
       </w:r>
       <w:r>
         <w:rPr>
+          <w:u w:val="single" w:color="0000ff"/>
           <w:rFonts w:ascii="Charis SIL Regular" w:hAnsi="Charis SIL Regular" w:eastAsia="Charis SIL Regular"/>
           <w:b w:val="0"/>
           <w:i w:val="0"/>
           <w:color w:val="000000"/>
           <w:sz w:val="24"/>
         </w:rPr>
-        <w:t>Het Nat</w:t>
+        <w:hyperlink r:id="rId18" w:history="1">
+          <w:r>
+            <w:rPr>
+              <w:rStyle w:val="Hyperlink"/>
+            </w:rPr>
+            <w:t>Het Nat</w:t>
+          </w:r>
+        </w:hyperlink>
       </w:r>
       <w:r>
         <w:rPr>

--- a/EXPORTS/DOCX/published/niveau3/Dutch/Naturalis.docx
+++ b/EXPORTS/DOCX/published/niveau3/Dutch/Naturalis.docx
@@ -472,54 +472,7 @@
           <w:color w:val="000000"/>
           <w:sz w:val="24"/>
         </w:rPr>
-        <w:t>rsity</w:t>
-      </w:r>
-      <w:r>
-        <w:rPr>
-          <w:u w:val="single" w:color="0000ff"/>
-          <w:rFonts w:ascii="Charis SIL Regular" w:hAnsi="Charis SIL Regular" w:eastAsia="Charis SIL Regular"/>
-          <w:b w:val="0"/>
-          <w:i w:val="0"/>
-          <w:color w:val="000000"/>
-          <w:sz w:val="24"/>
-        </w:rPr>
-        <w:t xml:space="preserve"> </w:t>
-      </w:r>
-      <w:r>
-        <w:rPr>
-          <w:u w:val="single" w:color="0000ff"/>
-          <w:rFonts w:ascii="Charis SIL Regular" w:hAnsi="Charis SIL Regular" w:eastAsia="Charis SIL Regular"/>
-          <w:b w:val="0"/>
-          <w:i w:val="0"/>
-          <w:color w:val="000000"/>
-          <w:sz w:val="24"/>
-        </w:rPr>
-        <w:hyperlink r:id="rId10" w:history="1">
-          <w:r>
-            <w:rPr>
-              <w:rStyle w:val="Hyperlink"/>
-            </w:rPr>
-            <w:t>C</w:t>
-          </w:r>
-        </w:hyperlink>
-      </w:r>
-      <w:r>
-        <w:rPr>
-          <w:u w:val="single" w:color="0000ff"/>
-          <w:rFonts w:ascii="Charis SIL Regular" w:hAnsi="Charis SIL Regular" w:eastAsia="Charis SIL Regular"/>
-          <w:b w:val="0"/>
-          <w:i w:val="0"/>
-          <w:color w:val="000000"/>
-          <w:sz w:val="24"/>
-        </w:rPr>
-        <w:hyperlink r:id="rId10" w:history="1">
-          <w:r>
-            <w:rPr>
-              <w:rStyle w:val="Hyperlink"/>
-            </w:rPr>
-            <w:t>enter genaam</w:t>
-          </w:r>
-        </w:hyperlink>
+        <w:t>rsity Center genaam</w:t>
       </w:r>
       <w:r>
         <w:rPr>
@@ -975,43 +928,7 @@
           <w:color w:val="000000"/>
           <w:sz w:val="24"/>
         </w:rPr>
-        <w:t>etnografische</w:t>
-      </w:r>
-      <w:r>
-        <w:rPr>
-          <w:u w:val="single" w:color="0000ff"/>
-          <w:rFonts w:ascii="Charis SIL Regular" w:hAnsi="Charis SIL Regular" w:eastAsia="Charis SIL Regular"/>
-          <w:b w:val="0"/>
-          <w:i w:val="0"/>
-          <w:color w:val="000000"/>
-          <w:sz w:val="24"/>
-        </w:rPr>
-        <w:hyperlink r:id="rId12" w:history="1">
-          <w:r>
-            <w:rPr>
-              <w:rStyle w:val="Hyperlink"/>
-            </w:rPr>
-            <w:t xml:space="preserve"> verzam</w:t>
-          </w:r>
-        </w:hyperlink>
-      </w:r>
-      <w:r>
-        <w:rPr>
-          <w:u w:val="single" w:color="0000ff"/>
-          <w:rFonts w:ascii="Charis SIL Regular" w:hAnsi="Charis SIL Regular" w:eastAsia="Charis SIL Regular"/>
-          <w:b w:val="0"/>
-          <w:i w:val="0"/>
-          <w:color w:val="000000"/>
-          <w:sz w:val="24"/>
-        </w:rPr>
-        <w:hyperlink r:id="rId12" w:history="1">
-          <w:r>
-            <w:rPr>
-              <w:rStyle w:val="Hyperlink"/>
-            </w:rPr>
-            <w:t xml:space="preserve">eling </w:t>
-          </w:r>
-        </w:hyperlink>
+        <w:t xml:space="preserve">etnografische verzameling </w:t>
       </w:r>
       <w:r>
         <w:rPr>
@@ -1497,6 +1414,16 @@
       </w:r>
       <w:r>
         <w:rPr>
+          <w:rFonts w:ascii="Charis SIL Regular" w:hAnsi="Charis SIL Regular" w:eastAsia="Charis SIL Regular"/>
+          <w:b w:val="0"/>
+          <w:i w:val="0"/>
+          <w:color w:val="000000"/>
+          <w:sz w:val="24"/>
+        </w:rPr>
+        <w:t>f</w:t>
+      </w:r>
+      <w:r>
+        <w:rPr>
           <w:u w:val="single" w:color="0000ff"/>
           <w:rFonts w:ascii="Charis SIL Regular" w:hAnsi="Charis SIL Regular" w:eastAsia="Charis SIL Regular"/>
           <w:b w:val="0"/>
@@ -1504,17 +1431,14 @@
           <w:color w:val="000000"/>
           <w:sz w:val="24"/>
         </w:rPr>
-        <w:t>f</w:t>
-      </w:r>
-      <w:r>
-        <w:rPr>
-          <w:rFonts w:ascii="Charis SIL Regular" w:hAnsi="Charis SIL Regular" w:eastAsia="Charis SIL Regular"/>
-          <w:b w:val="0"/>
-          <w:i w:val="0"/>
-          <w:color w:val="000000"/>
-          <w:sz w:val="24"/>
-        </w:rPr>
-        <w:t>e</w:t>
+        <w:hyperlink r:id="rId14" w:history="1">
+          <w:r>
+            <w:rPr>
+              <w:rStyle w:val="Hyperlink"/>
+            </w:rPr>
+            <w:t>e</w:t>
+          </w:r>
+        </w:hyperlink>
       </w:r>
       <w:r>
         <w:rPr>
@@ -1977,86 +1901,7 @@
           <w:color w:val="000000"/>
           <w:sz w:val="24"/>
         </w:rPr>
-        <w:hyperlink r:id="rId15" w:history="1">
-          <w:r>
-            <w:rPr>
-              <w:rStyle w:val="Hyperlink"/>
-            </w:rPr>
-            <w:t>dat het in 19</w:t>
-          </w:r>
-        </w:hyperlink>
-      </w:r>
-      <w:r>
-        <w:rPr>
-          <w:u w:val="single" w:color="0000ff"/>
-          <w:rFonts w:ascii="Charis SIL Regular" w:hAnsi="Charis SIL Regular" w:eastAsia="Charis SIL Regular"/>
-          <w:b w:val="0"/>
-          <w:i w:val="0"/>
-          <w:color w:val="000000"/>
-          <w:sz w:val="24"/>
-        </w:rPr>
-        <w:hyperlink r:id="rId15" w:history="1">
-          <w:r>
-            <w:rPr>
-              <w:rStyle w:val="Hyperlink"/>
-            </w:rPr>
-            <w:t>8</w:t>
-          </w:r>
-        </w:hyperlink>
-      </w:r>
-      <w:r>
-        <w:rPr>
-          <w:u w:val="single" w:color="0000ff"/>
-          <w:rFonts w:ascii="Charis SIL Regular" w:hAnsi="Charis SIL Regular" w:eastAsia="Charis SIL Regular"/>
-          <w:b w:val="0"/>
-          <w:i w:val="0"/>
-          <w:color w:val="000000"/>
-          <w:sz w:val="24"/>
-        </w:rPr>
-        <w:hyperlink r:id="rId15" w:history="1">
-          <w:r>
-            <w:rPr>
-              <w:rStyle w:val="Hyperlink"/>
-            </w:rPr>
-            <w:t>4 we</w:t>
-          </w:r>
-        </w:hyperlink>
-      </w:r>
-      <w:r>
-        <w:rPr>
-          <w:u w:val="single" w:color="0000ff"/>
-          <w:rFonts w:ascii="Charis SIL Regular" w:hAnsi="Charis SIL Regular" w:eastAsia="Charis SIL Regular"/>
-          <w:b w:val="0"/>
-          <w:i w:val="0"/>
-          <w:color w:val="000000"/>
-          <w:sz w:val="24"/>
-        </w:rPr>
-        <w:hyperlink r:id="rId15" w:history="1">
-          <w:r>
-            <w:rPr>
-              <w:rStyle w:val="Hyperlink"/>
-            </w:rPr>
-            <w:t>er werd s</w:t>
-          </w:r>
-        </w:hyperlink>
-      </w:r>
-      <w:r>
-        <w:rPr>
-          <w:u w:val="single" w:color="0000ff"/>
-          <w:rFonts w:ascii="Charis SIL Regular" w:hAnsi="Charis SIL Regular" w:eastAsia="Charis SIL Regular"/>
-          <w:b w:val="0"/>
-          <w:i w:val="0"/>
-          <w:color w:val="000000"/>
-          <w:sz w:val="24"/>
-        </w:rPr>
-        <w:hyperlink r:id="rId15" w:history="1">
-          <w:r>
-            <w:rPr>
-              <w:rStyle w:val="Hyperlink"/>
-            </w:rPr>
-            <w:t>am</w:t>
-          </w:r>
-        </w:hyperlink>
+        <w:t>dat het in 1984 weer werd sam</w:t>
       </w:r>
       <w:r>
         <w:rPr>

--- a/EXPORTS/DOCX/published/niveau3/Dutch/Naturalis.docx
+++ b/EXPORTS/DOCX/published/niveau3/Dutch/Naturalis.docx
@@ -472,7 +472,54 @@
           <w:color w:val="000000"/>
           <w:sz w:val="24"/>
         </w:rPr>
-        <w:t>rsity Center genaam</w:t>
+        <w:t>rsity</w:t>
+      </w:r>
+      <w:r>
+        <w:rPr>
+          <w:u w:val="single" w:color="0000ff"/>
+          <w:rFonts w:ascii="Charis SIL Regular" w:hAnsi="Charis SIL Regular" w:eastAsia="Charis SIL Regular"/>
+          <w:b w:val="0"/>
+          <w:i w:val="0"/>
+          <w:color w:val="000000"/>
+          <w:sz w:val="24"/>
+        </w:rPr>
+        <w:t xml:space="preserve"> </w:t>
+      </w:r>
+      <w:r>
+        <w:rPr>
+          <w:u w:val="single" w:color="0000ff"/>
+          <w:rFonts w:ascii="Charis SIL Regular" w:hAnsi="Charis SIL Regular" w:eastAsia="Charis SIL Regular"/>
+          <w:b w:val="0"/>
+          <w:i w:val="0"/>
+          <w:color w:val="000000"/>
+          <w:sz w:val="24"/>
+        </w:rPr>
+        <w:hyperlink r:id="rId10" w:history="1">
+          <w:r>
+            <w:rPr>
+              <w:rStyle w:val="Hyperlink"/>
+            </w:rPr>
+            <w:t>C</w:t>
+          </w:r>
+        </w:hyperlink>
+      </w:r>
+      <w:r>
+        <w:rPr>
+          <w:u w:val="single" w:color="0000ff"/>
+          <w:rFonts w:ascii="Charis SIL Regular" w:hAnsi="Charis SIL Regular" w:eastAsia="Charis SIL Regular"/>
+          <w:b w:val="0"/>
+          <w:i w:val="0"/>
+          <w:color w:val="000000"/>
+          <w:sz w:val="24"/>
+        </w:rPr>
+        <w:hyperlink r:id="rId10" w:history="1">
+          <w:r>
+            <w:rPr>
+              <w:rStyle w:val="Hyperlink"/>
+            </w:rPr>
+            <w:t>enter genaam</w:t>
+          </w:r>
+        </w:hyperlink>
       </w:r>
       <w:r>
         <w:rPr>
@@ -928,7 +975,43 @@
           <w:color w:val="000000"/>
           <w:sz w:val="24"/>
         </w:rPr>
-        <w:t xml:space="preserve">etnografische verzameling </w:t>
+        <w:t>etnografische</w:t>
+      </w:r>
+      <w:r>
+        <w:rPr>
+          <w:u w:val="single" w:color="0000ff"/>
+          <w:rFonts w:ascii="Charis SIL Regular" w:hAnsi="Charis SIL Regular" w:eastAsia="Charis SIL Regular"/>
+          <w:b w:val="0"/>
+          <w:i w:val="0"/>
+          <w:color w:val="000000"/>
+          <w:sz w:val="24"/>
+        </w:rPr>
+        <w:hyperlink r:id="rId12" w:history="1">
+          <w:r>
+            <w:rPr>
+              <w:rStyle w:val="Hyperlink"/>
+            </w:rPr>
+            <w:t xml:space="preserve"> verzam</w:t>
+          </w:r>
+        </w:hyperlink>
+      </w:r>
+      <w:r>
+        <w:rPr>
+          <w:u w:val="single" w:color="0000ff"/>
+          <w:rFonts w:ascii="Charis SIL Regular" w:hAnsi="Charis SIL Regular" w:eastAsia="Charis SIL Regular"/>
+          <w:b w:val="0"/>
+          <w:i w:val="0"/>
+          <w:color w:val="000000"/>
+          <w:sz w:val="24"/>
+        </w:rPr>
+        <w:hyperlink r:id="rId12" w:history="1">
+          <w:r>
+            <w:rPr>
+              <w:rStyle w:val="Hyperlink"/>
+            </w:rPr>
+            <w:t xml:space="preserve">eling </w:t>
+          </w:r>
+        </w:hyperlink>
       </w:r>
       <w:r>
         <w:rPr>
@@ -1188,7 +1271,25 @@
           <w:color w:val="000000"/>
           <w:sz w:val="24"/>
         </w:rPr>
-        <w:t xml:space="preserve">die zijn standplaats had in </w:t>
+        <w:t>die zijn stand</w:t>
+      </w:r>
+      <w:r>
+        <w:rPr>
+          <w:u w:val="single" w:color="0000ff"/>
+          <w:rFonts w:ascii="Charis SIL Regular" w:hAnsi="Charis SIL Regular" w:eastAsia="Charis SIL Regular"/>
+          <w:b w:val="0"/>
+          <w:i w:val="0"/>
+          <w:color w:val="000000"/>
+          <w:sz w:val="24"/>
+        </w:rPr>
+        <w:hyperlink r:id="rId13" w:history="1">
+          <w:r>
+            <w:rPr>
+              <w:rStyle w:val="Hyperlink"/>
+            </w:rPr>
+            <w:t xml:space="preserve">plaats had in </w:t>
+          </w:r>
+        </w:hyperlink>
       </w:r>
       <w:r>
         <w:rPr>
@@ -1228,7 +1329,7 @@
           <w:sz w:val="24"/>
           <w:u w:val="single"/>
         </w:rPr>
-        <w:hyperlink r:id="rId14" w:history="1">
+        <w:hyperlink r:id="rId13" w:history="1">
           <w:r>
             <w:rPr>
               <w:rStyle w:val="Hyperlink"/>
@@ -1901,7 +2002,86 @@
           <w:color w:val="000000"/>
           <w:sz w:val="24"/>
         </w:rPr>
-        <w:t>dat het in 1984 weer werd sam</w:t>
+        <w:hyperlink r:id="rId15" w:history="1">
+          <w:r>
+            <w:rPr>
+              <w:rStyle w:val="Hyperlink"/>
+            </w:rPr>
+            <w:t>dat het in 19</w:t>
+          </w:r>
+        </w:hyperlink>
+      </w:r>
+      <w:r>
+        <w:rPr>
+          <w:u w:val="single" w:color="0000ff"/>
+          <w:rFonts w:ascii="Charis SIL Regular" w:hAnsi="Charis SIL Regular" w:eastAsia="Charis SIL Regular"/>
+          <w:b w:val="0"/>
+          <w:i w:val="0"/>
+          <w:color w:val="000000"/>
+          <w:sz w:val="24"/>
+        </w:rPr>
+        <w:hyperlink r:id="rId15" w:history="1">
+          <w:r>
+            <w:rPr>
+              <w:rStyle w:val="Hyperlink"/>
+            </w:rPr>
+            <w:t>8</w:t>
+          </w:r>
+        </w:hyperlink>
+      </w:r>
+      <w:r>
+        <w:rPr>
+          <w:u w:val="single" w:color="0000ff"/>
+          <w:rFonts w:ascii="Charis SIL Regular" w:hAnsi="Charis SIL Regular" w:eastAsia="Charis SIL Regular"/>
+          <w:b w:val="0"/>
+          <w:i w:val="0"/>
+          <w:color w:val="000000"/>
+          <w:sz w:val="24"/>
+        </w:rPr>
+        <w:hyperlink r:id="rId15" w:history="1">
+          <w:r>
+            <w:rPr>
+              <w:rStyle w:val="Hyperlink"/>
+            </w:rPr>
+            <w:t>4 we</w:t>
+          </w:r>
+        </w:hyperlink>
+      </w:r>
+      <w:r>
+        <w:rPr>
+          <w:u w:val="single" w:color="0000ff"/>
+          <w:rFonts w:ascii="Charis SIL Regular" w:hAnsi="Charis SIL Regular" w:eastAsia="Charis SIL Regular"/>
+          <w:b w:val="0"/>
+          <w:i w:val="0"/>
+          <w:color w:val="000000"/>
+          <w:sz w:val="24"/>
+        </w:rPr>
+        <w:hyperlink r:id="rId15" w:history="1">
+          <w:r>
+            <w:rPr>
+              <w:rStyle w:val="Hyperlink"/>
+            </w:rPr>
+            <w:t>er werd s</w:t>
+          </w:r>
+        </w:hyperlink>
+      </w:r>
+      <w:r>
+        <w:rPr>
+          <w:u w:val="single" w:color="0000ff"/>
+          <w:rFonts w:ascii="Charis SIL Regular" w:hAnsi="Charis SIL Regular" w:eastAsia="Charis SIL Regular"/>
+          <w:b w:val="0"/>
+          <w:i w:val="0"/>
+          <w:color w:val="000000"/>
+          <w:sz w:val="24"/>
+        </w:rPr>
+        <w:hyperlink r:id="rId15" w:history="1">
+          <w:r>
+            <w:rPr>
+              <w:rStyle w:val="Hyperlink"/>
+            </w:rPr>
+            <w:t>am</w:t>
+          </w:r>
+        </w:hyperlink>
       </w:r>
       <w:r>
         <w:rPr>

--- a/EXPORTS/DOCX/published/niveau3/Dutch/Naturalis.docx
+++ b/EXPORTS/DOCX/published/niveau3/Dutch/Naturalis.docx
@@ -401,68 +401,7 @@
           <w:color w:val="000000"/>
           <w:sz w:val="24"/>
         </w:rPr>
-        <w:hyperlink r:id="rId9" w:history="1">
-          <w:r>
-            <w:rPr>
-              <w:rStyle w:val="Hyperlink"/>
-            </w:rPr>
-            <w:t>aturali</w:t>
-          </w:r>
-        </w:hyperlink>
-      </w:r>
-      <w:r>
-        <w:rPr>
-          <w:u w:val="single" w:color="0000ff"/>
-          <w:rFonts w:ascii="Charis SIL Regular" w:hAnsi="Charis SIL Regular" w:eastAsia="Charis SIL Regular"/>
-          <w:b w:val="0"/>
-          <w:i w:val="0"/>
-          <w:color w:val="000000"/>
-          <w:sz w:val="24"/>
-        </w:rPr>
-        <w:hyperlink r:id="rId9" w:history="1">
-          <w:r>
-            <w:rPr>
-              <w:rStyle w:val="Hyperlink"/>
-            </w:rPr>
-            <w:t>s</w:t>
-          </w:r>
-        </w:hyperlink>
-      </w:r>
-      <w:r>
-        <w:rPr>
-          <w:u w:val="single" w:color="0000ff"/>
-          <w:rFonts w:ascii="Charis SIL Regular" w:hAnsi="Charis SIL Regular" w:eastAsia="Charis SIL Regular"/>
-          <w:b w:val="0"/>
-          <w:i w:val="0"/>
-          <w:color w:val="000000"/>
-          <w:sz w:val="24"/>
-        </w:rPr>
-        <w:hyperlink r:id="rId9" w:history="1">
-          <w:r>
-            <w:rPr>
-              <w:rStyle w:val="Hyperlink"/>
-            </w:rPr>
-            <w:t xml:space="preserve"> Biodiv</w:t>
-          </w:r>
-        </w:hyperlink>
-      </w:r>
-      <w:r>
-        <w:rPr>
-          <w:u w:val="single" w:color="0000ff"/>
-          <w:rFonts w:ascii="Charis SIL Regular" w:hAnsi="Charis SIL Regular" w:eastAsia="Charis SIL Regular"/>
-          <w:b w:val="0"/>
-          <w:i w:val="0"/>
-          <w:color w:val="000000"/>
-          <w:sz w:val="24"/>
-        </w:rPr>
-        <w:hyperlink r:id="rId9" w:history="1">
-          <w:r>
-            <w:rPr>
-              <w:rStyle w:val="Hyperlink"/>
-            </w:rPr>
-            <w:t>e</w:t>
-          </w:r>
-        </w:hyperlink>
+        <w:t>aturalis Biodive</w:t>
       </w:r>
       <w:r>
         <w:rPr>
@@ -1282,14 +1221,7 @@
           <w:color w:val="000000"/>
           <w:sz w:val="24"/>
         </w:rPr>
-        <w:hyperlink r:id="rId13" w:history="1">
-          <w:r>
-            <w:rPr>
-              <w:rStyle w:val="Hyperlink"/>
-            </w:rPr>
-            <w:t xml:space="preserve">plaats had in </w:t>
-          </w:r>
-        </w:hyperlink>
+        <w:t xml:space="preserve">plaats had in </w:t>
       </w:r>
       <w:r>
         <w:rPr>
@@ -1300,7 +1232,7 @@
           <w:sz w:val="24"/>
           <w:u w:val="single"/>
         </w:rPr>
-        <w:hyperlink r:id="rId13" w:history="1">
+        <w:hyperlink r:id="rId14" w:history="1">
           <w:r>
             <w:rPr>
               <w:rStyle w:val="Hyperlink"/>
@@ -1329,7 +1261,7 @@
           <w:sz w:val="24"/>
           <w:u w:val="single"/>
         </w:rPr>
-        <w:hyperlink r:id="rId13" w:history="1">
+        <w:hyperlink r:id="rId14" w:history="1">
           <w:r>
             <w:rPr>
               <w:rStyle w:val="Hyperlink"/>
@@ -1430,7 +1362,7 @@
           <w:sz w:val="24"/>
           <w:u w:val="single"/>
         </w:rPr>
-        <w:hyperlink r:id="rId14" w:history="1">
+        <w:hyperlink r:id="rId13" w:history="1">
           <w:r>
             <w:rPr>
               <w:rStyle w:val="Hyperlink"/>
@@ -1991,61 +1923,7 @@
           <w:color w:val="000000"/>
           <w:sz w:val="24"/>
         </w:rPr>
-        <w:t>apart blijven bestaan tot</w:t>
-      </w:r>
-      <w:r>
-        <w:rPr>
-          <w:u w:val="single" w:color="0000ff"/>
-          <w:rFonts w:ascii="Charis SIL Regular" w:hAnsi="Charis SIL Regular" w:eastAsia="Charis SIL Regular"/>
-          <w:b w:val="0"/>
-          <w:i w:val="0"/>
-          <w:color w:val="000000"/>
-          <w:sz w:val="24"/>
-        </w:rPr>
-        <w:hyperlink r:id="rId15" w:history="1">
-          <w:r>
-            <w:rPr>
-              <w:rStyle w:val="Hyperlink"/>
-            </w:rPr>
-            <w:t>dat het in 19</w:t>
-          </w:r>
-        </w:hyperlink>
-      </w:r>
-      <w:r>
-        <w:rPr>
-          <w:u w:val="single" w:color="0000ff"/>
-          <w:rFonts w:ascii="Charis SIL Regular" w:hAnsi="Charis SIL Regular" w:eastAsia="Charis SIL Regular"/>
-          <w:b w:val="0"/>
-          <w:i w:val="0"/>
-          <w:color w:val="000000"/>
-          <w:sz w:val="24"/>
-        </w:rPr>
-        <w:hyperlink r:id="rId15" w:history="1">
-          <w:r>
-            <w:rPr>
-              <w:rStyle w:val="Hyperlink"/>
-            </w:rPr>
-            <w:t>8</w:t>
-          </w:r>
-        </w:hyperlink>
-      </w:r>
-      <w:r>
-        <w:rPr>
-          <w:u w:val="single" w:color="0000ff"/>
-          <w:rFonts w:ascii="Charis SIL Regular" w:hAnsi="Charis SIL Regular" w:eastAsia="Charis SIL Regular"/>
-          <w:b w:val="0"/>
-          <w:i w:val="0"/>
-          <w:color w:val="000000"/>
-          <w:sz w:val="24"/>
-        </w:rPr>
-        <w:hyperlink r:id="rId15" w:history="1">
-          <w:r>
-            <w:rPr>
-              <w:rStyle w:val="Hyperlink"/>
-            </w:rPr>
-            <w:t>4 we</w:t>
-          </w:r>
-        </w:hyperlink>
+        <w:t>apart blijven bestaan totdat het in 1984 we</w:t>
       </w:r>
       <w:r>
         <w:rPr>

--- a/EXPORTS/DOCX/published/niveau3/Dutch/Naturalis.docx
+++ b/EXPORTS/DOCX/published/niveau3/Dutch/Naturalis.docx
@@ -401,7 +401,68 @@
           <w:color w:val="000000"/>
           <w:sz w:val="24"/>
         </w:rPr>
-        <w:t>aturalis Biodive</w:t>
+        <w:hyperlink r:id="rId9" w:history="1">
+          <w:r>
+            <w:rPr>
+              <w:rStyle w:val="Hyperlink"/>
+            </w:rPr>
+            <w:t>aturali</w:t>
+          </w:r>
+        </w:hyperlink>
+      </w:r>
+      <w:r>
+        <w:rPr>
+          <w:u w:val="single" w:color="0000ff"/>
+          <w:rFonts w:ascii="Charis SIL Regular" w:hAnsi="Charis SIL Regular" w:eastAsia="Charis SIL Regular"/>
+          <w:b w:val="0"/>
+          <w:i w:val="0"/>
+          <w:color w:val="000000"/>
+          <w:sz w:val="24"/>
+        </w:rPr>
+        <w:hyperlink r:id="rId9" w:history="1">
+          <w:r>
+            <w:rPr>
+              <w:rStyle w:val="Hyperlink"/>
+            </w:rPr>
+            <w:t>s</w:t>
+          </w:r>
+        </w:hyperlink>
+      </w:r>
+      <w:r>
+        <w:rPr>
+          <w:u w:val="single" w:color="0000ff"/>
+          <w:rFonts w:ascii="Charis SIL Regular" w:hAnsi="Charis SIL Regular" w:eastAsia="Charis SIL Regular"/>
+          <w:b w:val="0"/>
+          <w:i w:val="0"/>
+          <w:color w:val="000000"/>
+          <w:sz w:val="24"/>
+        </w:rPr>
+        <w:hyperlink r:id="rId9" w:history="1">
+          <w:r>
+            <w:rPr>
+              <w:rStyle w:val="Hyperlink"/>
+            </w:rPr>
+            <w:t xml:space="preserve"> Biodiv</w:t>
+          </w:r>
+        </w:hyperlink>
+      </w:r>
+      <w:r>
+        <w:rPr>
+          <w:u w:val="single" w:color="0000ff"/>
+          <w:rFonts w:ascii="Charis SIL Regular" w:hAnsi="Charis SIL Regular" w:eastAsia="Charis SIL Regular"/>
+          <w:b w:val="0"/>
+          <w:i w:val="0"/>
+          <w:color w:val="000000"/>
+          <w:sz w:val="24"/>
+        </w:rPr>
+        <w:hyperlink r:id="rId9" w:history="1">
+          <w:r>
+            <w:rPr>
+              <w:rStyle w:val="Hyperlink"/>
+            </w:rPr>
+            <w:t>e</w:t>
+          </w:r>
+        </w:hyperlink>
       </w:r>
       <w:r>
         <w:rPr>
@@ -1221,7 +1282,14 @@
           <w:color w:val="000000"/>
           <w:sz w:val="24"/>
         </w:rPr>
-        <w:t xml:space="preserve">plaats had in </w:t>
+        <w:hyperlink r:id="rId13" w:history="1">
+          <w:r>
+            <w:rPr>
+              <w:rStyle w:val="Hyperlink"/>
+            </w:rPr>
+            <w:t xml:space="preserve">plaats had in </w:t>
+          </w:r>
+        </w:hyperlink>
       </w:r>
       <w:r>
         <w:rPr>
@@ -1232,7 +1300,7 @@
           <w:sz w:val="24"/>
           <w:u w:val="single"/>
         </w:rPr>
-        <w:hyperlink r:id="rId14" w:history="1">
+        <w:hyperlink r:id="rId13" w:history="1">
           <w:r>
             <w:rPr>
               <w:rStyle w:val="Hyperlink"/>
@@ -1261,7 +1329,7 @@
           <w:sz w:val="24"/>
           <w:u w:val="single"/>
         </w:rPr>
-        <w:hyperlink r:id="rId14" w:history="1">
+        <w:hyperlink r:id="rId13" w:history="1">
           <w:r>
             <w:rPr>
               <w:rStyle w:val="Hyperlink"/>
@@ -1362,7 +1430,7 @@
           <w:sz w:val="24"/>
           <w:u w:val="single"/>
         </w:rPr>
-        <w:hyperlink r:id="rId13" w:history="1">
+        <w:hyperlink r:id="rId14" w:history="1">
           <w:r>
             <w:rPr>
               <w:rStyle w:val="Hyperlink"/>
@@ -1923,7 +1991,61 @@
           <w:color w:val="000000"/>
           <w:sz w:val="24"/>
         </w:rPr>
-        <w:t>apart blijven bestaan totdat het in 1984 we</w:t>
+        <w:t>apart blijven bestaan tot</w:t>
+      </w:r>
+      <w:r>
+        <w:rPr>
+          <w:u w:val="single" w:color="0000ff"/>
+          <w:rFonts w:ascii="Charis SIL Regular" w:hAnsi="Charis SIL Regular" w:eastAsia="Charis SIL Regular"/>
+          <w:b w:val="0"/>
+          <w:i w:val="0"/>
+          <w:color w:val="000000"/>
+          <w:sz w:val="24"/>
+        </w:rPr>
+        <w:hyperlink r:id="rId15" w:history="1">
+          <w:r>
+            <w:rPr>
+              <w:rStyle w:val="Hyperlink"/>
+            </w:rPr>
+            <w:t>dat het in 19</w:t>
+          </w:r>
+        </w:hyperlink>
+      </w:r>
+      <w:r>
+        <w:rPr>
+          <w:u w:val="single" w:color="0000ff"/>
+          <w:rFonts w:ascii="Charis SIL Regular" w:hAnsi="Charis SIL Regular" w:eastAsia="Charis SIL Regular"/>
+          <w:b w:val="0"/>
+          <w:i w:val="0"/>
+          <w:color w:val="000000"/>
+          <w:sz w:val="24"/>
+        </w:rPr>
+        <w:hyperlink r:id="rId15" w:history="1">
+          <w:r>
+            <w:rPr>
+              <w:rStyle w:val="Hyperlink"/>
+            </w:rPr>
+            <w:t>8</w:t>
+          </w:r>
+        </w:hyperlink>
+      </w:r>
+      <w:r>
+        <w:rPr>
+          <w:u w:val="single" w:color="0000ff"/>
+          <w:rFonts w:ascii="Charis SIL Regular" w:hAnsi="Charis SIL Regular" w:eastAsia="Charis SIL Regular"/>
+          <w:b w:val="0"/>
+          <w:i w:val="0"/>
+          <w:color w:val="000000"/>
+          <w:sz w:val="24"/>
+        </w:rPr>
+        <w:hyperlink r:id="rId15" w:history="1">
+          <w:r>
+            <w:rPr>
+              <w:rStyle w:val="Hyperlink"/>
+            </w:rPr>
+            <w:t>4 we</w:t>
+          </w:r>
+        </w:hyperlink>
       </w:r>
       <w:r>
         <w:rPr>
@@ -4500,7 +4622,7 @@
           <w:sz w:val="24"/>
           <w:u w:val="single"/>
         </w:rPr>
-        <w:hyperlink r:id="rId28" w:history="1">
+        <w:hyperlink r:id="rId29" w:history="1">
           <w:r>
             <w:rPr>
               <w:rStyle w:val="Hyperlink"/>
@@ -4518,7 +4640,7 @@
           <w:sz w:val="24"/>
           <w:u w:val="single"/>
         </w:rPr>
-        <w:hyperlink r:id="rId28" w:history="1">
+        <w:hyperlink r:id="rId29" w:history="1">
           <w:r>
             <w:rPr>
               <w:rStyle w:val="Hyperlink"/>

--- a/EXPORTS/DOCX/published/niveau3/Dutch/Naturalis.docx
+++ b/EXPORTS/DOCX/published/niveau3/Dutch/Naturalis.docx
@@ -401,7 +401,68 @@
           <w:color w:val="000000"/>
           <w:sz w:val="24"/>
         </w:rPr>
-        <w:t>aturalis Biodive</w:t>
+        <w:hyperlink r:id="rId9" w:history="1">
+          <w:r>
+            <w:rPr>
+              <w:rStyle w:val="Hyperlink"/>
+            </w:rPr>
+            <w:t>aturali</w:t>
+          </w:r>
+        </w:hyperlink>
+      </w:r>
+      <w:r>
+        <w:rPr>
+          <w:u w:val="single" w:color="0000ff"/>
+          <w:rFonts w:ascii="Charis SIL Regular" w:hAnsi="Charis SIL Regular" w:eastAsia="Charis SIL Regular"/>
+          <w:b w:val="0"/>
+          <w:i w:val="0"/>
+          <w:color w:val="000000"/>
+          <w:sz w:val="24"/>
+        </w:rPr>
+        <w:hyperlink r:id="rId9" w:history="1">
+          <w:r>
+            <w:rPr>
+              <w:rStyle w:val="Hyperlink"/>
+            </w:rPr>
+            <w:t>s</w:t>
+          </w:r>
+        </w:hyperlink>
+      </w:r>
+      <w:r>
+        <w:rPr>
+          <w:u w:val="single" w:color="0000ff"/>
+          <w:rFonts w:ascii="Charis SIL Regular" w:hAnsi="Charis SIL Regular" w:eastAsia="Charis SIL Regular"/>
+          <w:b w:val="0"/>
+          <w:i w:val="0"/>
+          <w:color w:val="000000"/>
+          <w:sz w:val="24"/>
+        </w:rPr>
+        <w:hyperlink r:id="rId9" w:history="1">
+          <w:r>
+            <w:rPr>
+              <w:rStyle w:val="Hyperlink"/>
+            </w:rPr>
+            <w:t xml:space="preserve"> Biodiv</w:t>
+          </w:r>
+        </w:hyperlink>
+      </w:r>
+      <w:r>
+        <w:rPr>
+          <w:u w:val="single" w:color="0000ff"/>
+          <w:rFonts w:ascii="Charis SIL Regular" w:hAnsi="Charis SIL Regular" w:eastAsia="Charis SIL Regular"/>
+          <w:b w:val="0"/>
+          <w:i w:val="0"/>
+          <w:color w:val="000000"/>
+          <w:sz w:val="24"/>
+        </w:rPr>
+        <w:hyperlink r:id="rId9" w:history="1">
+          <w:r>
+            <w:rPr>
+              <w:rStyle w:val="Hyperlink"/>
+            </w:rPr>
+            <w:t>e</w:t>
+          </w:r>
+        </w:hyperlink>
       </w:r>
       <w:r>
         <w:rPr>
@@ -1261,7 +1322,7 @@
           <w:sz w:val="24"/>
           <w:u w:val="single"/>
         </w:rPr>
-        <w:hyperlink r:id="rId14" w:history="1">
+        <w:hyperlink r:id="rId13" w:history="1">
           <w:r>
             <w:rPr>
               <w:rStyle w:val="Hyperlink"/>
@@ -1290,7 +1351,7 @@
           <w:sz w:val="24"/>
           <w:u w:val="single"/>
         </w:rPr>
-        <w:hyperlink r:id="rId14" w:history="1">
+        <w:hyperlink r:id="rId13" w:history="1">
           <w:r>
             <w:rPr>
               <w:rStyle w:val="Hyperlink"/>
@@ -1308,7 +1369,7 @@
           <w:sz w:val="24"/>
           <w:u w:val="single"/>
         </w:rPr>
-        <w:hyperlink r:id="rId14" w:history="1">
+        <w:hyperlink r:id="rId13" w:history="1">
           <w:r>
             <w:rPr>
               <w:rStyle w:val="Hyperlink"/>
@@ -1326,7 +1387,7 @@
           <w:sz w:val="24"/>
           <w:u w:val="single"/>
         </w:rPr>
-        <w:hyperlink r:id="rId14" w:history="1">
+        <w:hyperlink r:id="rId13" w:history="1">
           <w:r>
             <w:rPr>
               <w:rStyle w:val="Hyperlink"/>
@@ -1344,7 +1405,7 @@
           <w:sz w:val="24"/>
           <w:u w:val="single"/>
         </w:rPr>
-        <w:hyperlink r:id="rId14" w:history="1">
+        <w:hyperlink r:id="rId13" w:history="1">
           <w:r>
             <w:rPr>
               <w:rStyle w:val="Hyperlink"/>
@@ -1923,7 +1984,61 @@
           <w:color w:val="000000"/>
           <w:sz w:val="24"/>
         </w:rPr>
-        <w:t>apart blijven bestaan totdat het in 1984 we</w:t>
+        <w:t>apart blijven bestaan tot</w:t>
+      </w:r>
+      <w:r>
+        <w:rPr>
+          <w:u w:val="single" w:color="0000ff"/>
+          <w:rFonts w:ascii="Charis SIL Regular" w:hAnsi="Charis SIL Regular" w:eastAsia="Charis SIL Regular"/>
+          <w:b w:val="0"/>
+          <w:i w:val="0"/>
+          <w:color w:val="000000"/>
+          <w:sz w:val="24"/>
+        </w:rPr>
+        <w:hyperlink r:id="rId15" w:history="1">
+          <w:r>
+            <w:rPr>
+              <w:rStyle w:val="Hyperlink"/>
+            </w:rPr>
+            <w:t>dat het in 19</w:t>
+          </w:r>
+        </w:hyperlink>
+      </w:r>
+      <w:r>
+        <w:rPr>
+          <w:u w:val="single" w:color="0000ff"/>
+          <w:rFonts w:ascii="Charis SIL Regular" w:hAnsi="Charis SIL Regular" w:eastAsia="Charis SIL Regular"/>
+          <w:b w:val="0"/>
+          <w:i w:val="0"/>
+          <w:color w:val="000000"/>
+          <w:sz w:val="24"/>
+        </w:rPr>
+        <w:hyperlink r:id="rId15" w:history="1">
+          <w:r>
+            <w:rPr>
+              <w:rStyle w:val="Hyperlink"/>
+            </w:rPr>
+            <w:t>8</w:t>
+          </w:r>
+        </w:hyperlink>
+      </w:r>
+      <w:r>
+        <w:rPr>
+          <w:u w:val="single" w:color="0000ff"/>
+          <w:rFonts w:ascii="Charis SIL Regular" w:hAnsi="Charis SIL Regular" w:eastAsia="Charis SIL Regular"/>
+          <w:b w:val="0"/>
+          <w:i w:val="0"/>
+          <w:color w:val="000000"/>
+          <w:sz w:val="24"/>
+        </w:rPr>
+        <w:hyperlink r:id="rId15" w:history="1">
+          <w:r>
+            <w:rPr>
+              <w:rStyle w:val="Hyperlink"/>
+            </w:rPr>
+            <w:t>4 we</w:t>
+          </w:r>
+        </w:hyperlink>
       </w:r>
       <w:r>
         <w:rPr>
@@ -4500,7 +4615,7 @@
           <w:sz w:val="24"/>
           <w:u w:val="single"/>
         </w:rPr>
-        <w:hyperlink r:id="rId29" w:history="1">
+        <w:hyperlink r:id="rId28" w:history="1">
           <w:r>
             <w:rPr>
               <w:rStyle w:val="Hyperlink"/>
@@ -4518,7 +4633,7 @@
           <w:sz w:val="24"/>
           <w:u w:val="single"/>
         </w:rPr>
-        <w:hyperlink r:id="rId29" w:history="1">
+        <w:hyperlink r:id="rId28" w:history="1">
           <w:r>
             <w:rPr>
               <w:rStyle w:val="Hyperlink"/>

--- a/EXPORTS/DOCX/published/niveau3/Dutch/Naturalis.docx
+++ b/EXPORTS/DOCX/published/niveau3/Dutch/Naturalis.docx
@@ -3093,21 +3093,13 @@
       </w:r>
       <w:r>
         <w:rPr>
-          <w:u w:val="single" w:color="0000ff"/>
           <w:rFonts w:ascii="Charis SIL Regular" w:hAnsi="Charis SIL Regular" w:eastAsia="Charis SIL Regular"/>
           <w:b w:val="0"/>
           <w:i w:val="0"/>
           <w:color w:val="000000"/>
           <w:sz w:val="24"/>
         </w:rPr>
-        <w:hyperlink r:id="rId18" w:history="1">
-          <w:r>
-            <w:rPr>
-              <w:rStyle w:val="Hyperlink"/>
-            </w:rPr>
-            <w:t>Het Nat</w:t>
-          </w:r>
-        </w:hyperlink>
+        <w:t>Het Nat</w:t>
       </w:r>
       <w:r>
         <w:rPr>

--- a/EXPORTS/DOCX/published/niveau3/Dutch/Naturalis.docx
+++ b/EXPORTS/DOCX/published/niveau3/Dutch/Naturalis.docx
@@ -390,136 +390,7 @@
           <w:color w:val="000000"/>
           <w:sz w:val="24"/>
         </w:rPr>
-        <w:t xml:space="preserve"> (RMNH) opgericht, sinds 2010 N</w:t>
-      </w:r>
-      <w:r>
-        <w:rPr>
-          <w:u w:val="single" w:color="0000ff"/>
-          <w:rFonts w:ascii="Charis SIL Regular" w:hAnsi="Charis SIL Regular" w:eastAsia="Charis SIL Regular"/>
-          <w:b w:val="0"/>
-          <w:i w:val="0"/>
-          <w:color w:val="000000"/>
-          <w:sz w:val="24"/>
-        </w:rPr>
-        <w:hyperlink r:id="rId9" w:history="1">
-          <w:r>
-            <w:rPr>
-              <w:rStyle w:val="Hyperlink"/>
-            </w:rPr>
-            <w:t>aturali</w:t>
-          </w:r>
-        </w:hyperlink>
-      </w:r>
-      <w:r>
-        <w:rPr>
-          <w:u w:val="single" w:color="0000ff"/>
-          <w:rFonts w:ascii="Charis SIL Regular" w:hAnsi="Charis SIL Regular" w:eastAsia="Charis SIL Regular"/>
-          <w:b w:val="0"/>
-          <w:i w:val="0"/>
-          <w:color w:val="000000"/>
-          <w:sz w:val="24"/>
-        </w:rPr>
-        <w:hyperlink r:id="rId9" w:history="1">
-          <w:r>
-            <w:rPr>
-              <w:rStyle w:val="Hyperlink"/>
-            </w:rPr>
-            <w:t>s</w:t>
-          </w:r>
-        </w:hyperlink>
-      </w:r>
-      <w:r>
-        <w:rPr>
-          <w:u w:val="single" w:color="0000ff"/>
-          <w:rFonts w:ascii="Charis SIL Regular" w:hAnsi="Charis SIL Regular" w:eastAsia="Charis SIL Regular"/>
-          <w:b w:val="0"/>
-          <w:i w:val="0"/>
-          <w:color w:val="000000"/>
-          <w:sz w:val="24"/>
-        </w:rPr>
-        <w:hyperlink r:id="rId9" w:history="1">
-          <w:r>
-            <w:rPr>
-              <w:rStyle w:val="Hyperlink"/>
-            </w:rPr>
-            <w:t xml:space="preserve"> Biodiv</w:t>
-          </w:r>
-        </w:hyperlink>
-      </w:r>
-      <w:r>
-        <w:rPr>
-          <w:u w:val="single" w:color="0000ff"/>
-          <w:rFonts w:ascii="Charis SIL Regular" w:hAnsi="Charis SIL Regular" w:eastAsia="Charis SIL Regular"/>
-          <w:b w:val="0"/>
-          <w:i w:val="0"/>
-          <w:color w:val="000000"/>
-          <w:sz w:val="24"/>
-        </w:rPr>
-        <w:hyperlink r:id="rId9" w:history="1">
-          <w:r>
-            <w:rPr>
-              <w:rStyle w:val="Hyperlink"/>
-            </w:rPr>
-            <w:t>e</w:t>
-          </w:r>
-        </w:hyperlink>
-      </w:r>
-      <w:r>
-        <w:rPr>
-          <w:rFonts w:ascii="Charis SIL Regular" w:hAnsi="Charis SIL Regular" w:eastAsia="Charis SIL Regular"/>
-          <w:b w:val="0"/>
-          <w:i w:val="0"/>
-          <w:color w:val="000000"/>
-          <w:sz w:val="24"/>
-        </w:rPr>
-        <w:t>rsity</w:t>
-      </w:r>
-      <w:r>
-        <w:rPr>
-          <w:u w:val="single" w:color="0000ff"/>
-          <w:rFonts w:ascii="Charis SIL Regular" w:hAnsi="Charis SIL Regular" w:eastAsia="Charis SIL Regular"/>
-          <w:b w:val="0"/>
-          <w:i w:val="0"/>
-          <w:color w:val="000000"/>
-          <w:sz w:val="24"/>
-        </w:rPr>
-        <w:t xml:space="preserve"> </w:t>
-      </w:r>
-      <w:r>
-        <w:rPr>
-          <w:u w:val="single" w:color="0000ff"/>
-          <w:rFonts w:ascii="Charis SIL Regular" w:hAnsi="Charis SIL Regular" w:eastAsia="Charis SIL Regular"/>
-          <w:b w:val="0"/>
-          <w:i w:val="0"/>
-          <w:color w:val="000000"/>
-          <w:sz w:val="24"/>
-        </w:rPr>
-        <w:hyperlink r:id="rId10" w:history="1">
-          <w:r>
-            <w:rPr>
-              <w:rStyle w:val="Hyperlink"/>
-            </w:rPr>
-            <w:t>C</w:t>
-          </w:r>
-        </w:hyperlink>
-      </w:r>
-      <w:r>
-        <w:rPr>
-          <w:u w:val="single" w:color="0000ff"/>
-          <w:rFonts w:ascii="Charis SIL Regular" w:hAnsi="Charis SIL Regular" w:eastAsia="Charis SIL Regular"/>
-          <w:b w:val="0"/>
-          <w:i w:val="0"/>
-          <w:color w:val="000000"/>
-          <w:sz w:val="24"/>
-        </w:rPr>
-        <w:hyperlink r:id="rId10" w:history="1">
-          <w:r>
-            <w:rPr>
-              <w:rStyle w:val="Hyperlink"/>
-            </w:rPr>
-            <w:t>enter genaam</w:t>
-          </w:r>
-        </w:hyperlink>
+        <w:t xml:space="preserve"> (RMNH) opgericht, sinds 2010 Naturalis Biodiversity Center genaam</w:t>
       </w:r>
       <w:r>
         <w:rPr>
@@ -975,43 +846,7 @@
           <w:color w:val="000000"/>
           <w:sz w:val="24"/>
         </w:rPr>
-        <w:t>etnografische</w:t>
-      </w:r>
-      <w:r>
-        <w:rPr>
-          <w:u w:val="single" w:color="0000ff"/>
-          <w:rFonts w:ascii="Charis SIL Regular" w:hAnsi="Charis SIL Regular" w:eastAsia="Charis SIL Regular"/>
-          <w:b w:val="0"/>
-          <w:i w:val="0"/>
-          <w:color w:val="000000"/>
-          <w:sz w:val="24"/>
-        </w:rPr>
-        <w:hyperlink r:id="rId12" w:history="1">
-          <w:r>
-            <w:rPr>
-              <w:rStyle w:val="Hyperlink"/>
-            </w:rPr>
-            <w:t xml:space="preserve"> verzam</w:t>
-          </w:r>
-        </w:hyperlink>
-      </w:r>
-      <w:r>
-        <w:rPr>
-          <w:u w:val="single" w:color="0000ff"/>
-          <w:rFonts w:ascii="Charis SIL Regular" w:hAnsi="Charis SIL Regular" w:eastAsia="Charis SIL Regular"/>
-          <w:b w:val="0"/>
-          <w:i w:val="0"/>
-          <w:color w:val="000000"/>
-          <w:sz w:val="24"/>
-        </w:rPr>
-        <w:hyperlink r:id="rId12" w:history="1">
-          <w:r>
-            <w:rPr>
-              <w:rStyle w:val="Hyperlink"/>
-            </w:rPr>
-            <w:t xml:space="preserve">eling </w:t>
-          </w:r>
-        </w:hyperlink>
+        <w:t xml:space="preserve">etnografische verzameling </w:t>
       </w:r>
       <w:r>
         <w:rPr>
@@ -1271,18 +1106,7 @@
           <w:color w:val="000000"/>
           <w:sz w:val="24"/>
         </w:rPr>
-        <w:t>die zijn stand</w:t>
-      </w:r>
-      <w:r>
-        <w:rPr>
-          <w:u w:val="single" w:color="0000ff"/>
-          <w:rFonts w:ascii="Charis SIL Regular" w:hAnsi="Charis SIL Regular" w:eastAsia="Charis SIL Regular"/>
-          <w:b w:val="0"/>
-          <w:i w:val="0"/>
-          <w:color w:val="000000"/>
-          <w:sz w:val="24"/>
-        </w:rPr>
-        <w:t xml:space="preserve">plaats had in </w:t>
+        <w:t xml:space="preserve">die zijn standplaats had in </w:t>
       </w:r>
       <w:r>
         <w:rPr>
@@ -1293,7 +1117,7 @@
           <w:sz w:val="24"/>
           <w:u w:val="single"/>
         </w:rPr>
-        <w:hyperlink r:id="rId14" w:history="1">
+        <w:hyperlink r:id="rId13" w:history="1">
           <w:r>
             <w:rPr>
               <w:rStyle w:val="Hyperlink"/>
@@ -1322,7 +1146,7 @@
           <w:sz w:val="24"/>
           <w:u w:val="single"/>
         </w:rPr>
-        <w:hyperlink r:id="rId13" w:history="1">
+        <w:hyperlink r:id="rId14" w:history="1">
           <w:r>
             <w:rPr>
               <w:rStyle w:val="Hyperlink"/>
@@ -1351,7 +1175,7 @@
           <w:sz w:val="24"/>
           <w:u w:val="single"/>
         </w:rPr>
-        <w:hyperlink r:id="rId13" w:history="1">
+        <w:hyperlink r:id="rId14" w:history="1">
           <w:r>
             <w:rPr>
               <w:rStyle w:val="Hyperlink"/>
@@ -1369,7 +1193,7 @@
           <w:sz w:val="24"/>
           <w:u w:val="single"/>
         </w:rPr>
-        <w:hyperlink r:id="rId13" w:history="1">
+        <w:hyperlink r:id="rId14" w:history="1">
           <w:r>
             <w:rPr>
               <w:rStyle w:val="Hyperlink"/>
@@ -1387,7 +1211,7 @@
           <w:sz w:val="24"/>
           <w:u w:val="single"/>
         </w:rPr>
-        <w:hyperlink r:id="rId13" w:history="1">
+        <w:hyperlink r:id="rId14" w:history="1">
           <w:r>
             <w:rPr>
               <w:rStyle w:val="Hyperlink"/>
@@ -1405,7 +1229,7 @@
           <w:sz w:val="24"/>
           <w:u w:val="single"/>
         </w:rPr>
-        <w:hyperlink r:id="rId13" w:history="1">
+        <w:hyperlink r:id="rId14" w:history="1">
           <w:r>
             <w:rPr>
               <w:rStyle w:val="Hyperlink"/>
@@ -1423,7 +1247,7 @@
           <w:sz w:val="24"/>
           <w:u w:val="single"/>
         </w:rPr>
-        <w:hyperlink r:id="rId13" w:history="1">
+        <w:hyperlink r:id="rId14" w:history="1">
           <w:r>
             <w:rPr>
               <w:rStyle w:val="Hyperlink"/>
@@ -3093,6 +2917,7 @@
       </w:r>
       <w:r>
         <w:rPr>
+          <w:u w:val="single" w:color="0000ff"/>
           <w:rFonts w:ascii="Charis SIL Regular" w:hAnsi="Charis SIL Regular" w:eastAsia="Charis SIL Regular"/>
           <w:b w:val="0"/>
           <w:i w:val="0"/>

--- a/EXPORTS/DOCX/published/niveau3/Dutch/Naturalis.docx
+++ b/EXPORTS/DOCX/published/niveau3/Dutch/Naturalis.docx
@@ -390,7 +390,136 @@
           <w:color w:val="000000"/>
           <w:sz w:val="24"/>
         </w:rPr>
-        <w:t xml:space="preserve"> (RMNH) opgericht, sinds 2010 Naturalis Biodiversity Center genaam</w:t>
+        <w:t xml:space="preserve"> (RMNH) opgericht, sinds 2010 N</w:t>
+      </w:r>
+      <w:r>
+        <w:rPr>
+          <w:u w:val="single" w:color="0000ff"/>
+          <w:rFonts w:ascii="Charis SIL Regular" w:hAnsi="Charis SIL Regular" w:eastAsia="Charis SIL Regular"/>
+          <w:b w:val="0"/>
+          <w:i w:val="0"/>
+          <w:color w:val="000000"/>
+          <w:sz w:val="24"/>
+        </w:rPr>
+        <w:hyperlink r:id="rId9" w:history="1">
+          <w:r>
+            <w:rPr>
+              <w:rStyle w:val="Hyperlink"/>
+            </w:rPr>
+            <w:t>aturali</w:t>
+          </w:r>
+        </w:hyperlink>
+      </w:r>
+      <w:r>
+        <w:rPr>
+          <w:u w:val="single" w:color="0000ff"/>
+          <w:rFonts w:ascii="Charis SIL Regular" w:hAnsi="Charis SIL Regular" w:eastAsia="Charis SIL Regular"/>
+          <w:b w:val="0"/>
+          <w:i w:val="0"/>
+          <w:color w:val="000000"/>
+          <w:sz w:val="24"/>
+        </w:rPr>
+        <w:hyperlink r:id="rId9" w:history="1">
+          <w:r>
+            <w:rPr>
+              <w:rStyle w:val="Hyperlink"/>
+            </w:rPr>
+            <w:t>s</w:t>
+          </w:r>
+        </w:hyperlink>
+      </w:r>
+      <w:r>
+        <w:rPr>
+          <w:u w:val="single" w:color="0000ff"/>
+          <w:rFonts w:ascii="Charis SIL Regular" w:hAnsi="Charis SIL Regular" w:eastAsia="Charis SIL Regular"/>
+          <w:b w:val="0"/>
+          <w:i w:val="0"/>
+          <w:color w:val="000000"/>
+          <w:sz w:val="24"/>
+        </w:rPr>
+        <w:hyperlink r:id="rId9" w:history="1">
+          <w:r>
+            <w:rPr>
+              <w:rStyle w:val="Hyperlink"/>
+            </w:rPr>
+            <w:t xml:space="preserve"> Biodiv</w:t>
+          </w:r>
+        </w:hyperlink>
+      </w:r>
+      <w:r>
+        <w:rPr>
+          <w:u w:val="single" w:color="0000ff"/>
+          <w:rFonts w:ascii="Charis SIL Regular" w:hAnsi="Charis SIL Regular" w:eastAsia="Charis SIL Regular"/>
+          <w:b w:val="0"/>
+          <w:i w:val="0"/>
+          <w:color w:val="000000"/>
+          <w:sz w:val="24"/>
+        </w:rPr>
+        <w:hyperlink r:id="rId9" w:history="1">
+          <w:r>
+            <w:rPr>
+              <w:rStyle w:val="Hyperlink"/>
+            </w:rPr>
+            <w:t>e</w:t>
+          </w:r>
+        </w:hyperlink>
+      </w:r>
+      <w:r>
+        <w:rPr>
+          <w:rFonts w:ascii="Charis SIL Regular" w:hAnsi="Charis SIL Regular" w:eastAsia="Charis SIL Regular"/>
+          <w:b w:val="0"/>
+          <w:i w:val="0"/>
+          <w:color w:val="000000"/>
+          <w:sz w:val="24"/>
+        </w:rPr>
+        <w:t>rsity</w:t>
+      </w:r>
+      <w:r>
+        <w:rPr>
+          <w:u w:val="single" w:color="0000ff"/>
+          <w:rFonts w:ascii="Charis SIL Regular" w:hAnsi="Charis SIL Regular" w:eastAsia="Charis SIL Regular"/>
+          <w:b w:val="0"/>
+          <w:i w:val="0"/>
+          <w:color w:val="000000"/>
+          <w:sz w:val="24"/>
+        </w:rPr>
+        <w:t xml:space="preserve"> </w:t>
+      </w:r>
+      <w:r>
+        <w:rPr>
+          <w:u w:val="single" w:color="0000ff"/>
+          <w:rFonts w:ascii="Charis SIL Regular" w:hAnsi="Charis SIL Regular" w:eastAsia="Charis SIL Regular"/>
+          <w:b w:val="0"/>
+          <w:i w:val="0"/>
+          <w:color w:val="000000"/>
+          <w:sz w:val="24"/>
+        </w:rPr>
+        <w:hyperlink r:id="rId10" w:history="1">
+          <w:r>
+            <w:rPr>
+              <w:rStyle w:val="Hyperlink"/>
+            </w:rPr>
+            <w:t>C</w:t>
+          </w:r>
+        </w:hyperlink>
+      </w:r>
+      <w:r>
+        <w:rPr>
+          <w:u w:val="single" w:color="0000ff"/>
+          <w:rFonts w:ascii="Charis SIL Regular" w:hAnsi="Charis SIL Regular" w:eastAsia="Charis SIL Regular"/>
+          <w:b w:val="0"/>
+          <w:i w:val="0"/>
+          <w:color w:val="000000"/>
+          <w:sz w:val="24"/>
+        </w:rPr>
+        <w:hyperlink r:id="rId10" w:history="1">
+          <w:r>
+            <w:rPr>
+              <w:rStyle w:val="Hyperlink"/>
+            </w:rPr>
+            <w:t>enter genaam</w:t>
+          </w:r>
+        </w:hyperlink>
       </w:r>
       <w:r>
         <w:rPr>
@@ -846,7 +975,43 @@
           <w:color w:val="000000"/>
           <w:sz w:val="24"/>
         </w:rPr>
-        <w:t xml:space="preserve">etnografische verzameling </w:t>
+        <w:t>etnografische</w:t>
+      </w:r>
+      <w:r>
+        <w:rPr>
+          <w:u w:val="single" w:color="0000ff"/>
+          <w:rFonts w:ascii="Charis SIL Regular" w:hAnsi="Charis SIL Regular" w:eastAsia="Charis SIL Regular"/>
+          <w:b w:val="0"/>
+          <w:i w:val="0"/>
+          <w:color w:val="000000"/>
+          <w:sz w:val="24"/>
+        </w:rPr>
+        <w:hyperlink r:id="rId12" w:history="1">
+          <w:r>
+            <w:rPr>
+              <w:rStyle w:val="Hyperlink"/>
+            </w:rPr>
+            <w:t xml:space="preserve"> verzam</w:t>
+          </w:r>
+        </w:hyperlink>
+      </w:r>
+      <w:r>
+        <w:rPr>
+          <w:u w:val="single" w:color="0000ff"/>
+          <w:rFonts w:ascii="Charis SIL Regular" w:hAnsi="Charis SIL Regular" w:eastAsia="Charis SIL Regular"/>
+          <w:b w:val="0"/>
+          <w:i w:val="0"/>
+          <w:color w:val="000000"/>
+          <w:sz w:val="24"/>
+        </w:rPr>
+        <w:hyperlink r:id="rId12" w:history="1">
+          <w:r>
+            <w:rPr>
+              <w:rStyle w:val="Hyperlink"/>
+            </w:rPr>
+            <w:t xml:space="preserve">eling </w:t>
+          </w:r>
+        </w:hyperlink>
       </w:r>
       <w:r>
         <w:rPr>
@@ -1106,7 +1271,18 @@
           <w:color w:val="000000"/>
           <w:sz w:val="24"/>
         </w:rPr>
-        <w:t xml:space="preserve">die zijn standplaats had in </w:t>
+        <w:t>die zijn stand</w:t>
+      </w:r>
+      <w:r>
+        <w:rPr>
+          <w:u w:val="single" w:color="0000ff"/>
+          <w:rFonts w:ascii="Charis SIL Regular" w:hAnsi="Charis SIL Regular" w:eastAsia="Charis SIL Regular"/>
+          <w:b w:val="0"/>
+          <w:i w:val="0"/>
+          <w:color w:val="000000"/>
+          <w:sz w:val="24"/>
+        </w:rPr>
+        <w:t xml:space="preserve">plaats had in </w:t>
       </w:r>
       <w:r>
         <w:rPr>
@@ -1117,7 +1293,7 @@
           <w:sz w:val="24"/>
           <w:u w:val="single"/>
         </w:rPr>
-        <w:hyperlink r:id="rId13" w:history="1">
+        <w:hyperlink r:id="rId14" w:history="1">
           <w:r>
             <w:rPr>
               <w:rStyle w:val="Hyperlink"/>
@@ -1146,7 +1322,7 @@
           <w:sz w:val="24"/>
           <w:u w:val="single"/>
         </w:rPr>
-        <w:hyperlink r:id="rId14" w:history="1">
+        <w:hyperlink r:id="rId13" w:history="1">
           <w:r>
             <w:rPr>
               <w:rStyle w:val="Hyperlink"/>
@@ -1175,7 +1351,7 @@
           <w:sz w:val="24"/>
           <w:u w:val="single"/>
         </w:rPr>
-        <w:hyperlink r:id="rId14" w:history="1">
+        <w:hyperlink r:id="rId13" w:history="1">
           <w:r>
             <w:rPr>
               <w:rStyle w:val="Hyperlink"/>
@@ -1193,7 +1369,7 @@
           <w:sz w:val="24"/>
           <w:u w:val="single"/>
         </w:rPr>
-        <w:hyperlink r:id="rId14" w:history="1">
+        <w:hyperlink r:id="rId13" w:history="1">
           <w:r>
             <w:rPr>
               <w:rStyle w:val="Hyperlink"/>
@@ -1211,7 +1387,7 @@
           <w:sz w:val="24"/>
           <w:u w:val="single"/>
         </w:rPr>
-        <w:hyperlink r:id="rId14" w:history="1">
+        <w:hyperlink r:id="rId13" w:history="1">
           <w:r>
             <w:rPr>
               <w:rStyle w:val="Hyperlink"/>
@@ -1229,7 +1405,7 @@
           <w:sz w:val="24"/>
           <w:u w:val="single"/>
         </w:rPr>
-        <w:hyperlink r:id="rId14" w:history="1">
+        <w:hyperlink r:id="rId13" w:history="1">
           <w:r>
             <w:rPr>
               <w:rStyle w:val="Hyperlink"/>
@@ -1247,7 +1423,7 @@
           <w:sz w:val="24"/>
           <w:u w:val="single"/>
         </w:rPr>
-        <w:hyperlink r:id="rId14" w:history="1">
+        <w:hyperlink r:id="rId13" w:history="1">
           <w:r>
             <w:rPr>
               <w:rStyle w:val="Hyperlink"/>
@@ -2924,7 +3100,14 @@
           <w:color w:val="000000"/>
           <w:sz w:val="24"/>
         </w:rPr>
-        <w:t>Het Nat</w:t>
+        <w:hyperlink r:id="rId18" w:history="1">
+          <w:r>
+            <w:rPr>
+              <w:rStyle w:val="Hyperlink"/>
+            </w:rPr>
+            <w:t>Het Nat</w:t>
+          </w:r>
+        </w:hyperlink>
       </w:r>
       <w:r>
         <w:rPr>
@@ -4432,7 +4615,7 @@
           <w:sz w:val="24"/>
           <w:u w:val="single"/>
         </w:rPr>
-        <w:hyperlink r:id="rId28" w:history="1">
+        <w:hyperlink r:id="rId29" w:history="1">
           <w:r>
             <w:rPr>
               <w:rStyle w:val="Hyperlink"/>
@@ -4450,7 +4633,7 @@
           <w:sz w:val="24"/>
           <w:u w:val="single"/>
         </w:rPr>
-        <w:hyperlink r:id="rId28" w:history="1">
+        <w:hyperlink r:id="rId29" w:history="1">
           <w:r>
             <w:rPr>
               <w:rStyle w:val="Hyperlink"/>

--- a/EXPORTS/DOCX/published/niveau3/Dutch/Naturalis.docx
+++ b/EXPORTS/DOCX/published/niveau3/Dutch/Naturalis.docx
@@ -1322,7 +1322,7 @@
           <w:sz w:val="24"/>
           <w:u w:val="single"/>
         </w:rPr>
-        <w:hyperlink r:id="rId13" w:history="1">
+        <w:hyperlink r:id="rId14" w:history="1">
           <w:r>
             <w:rPr>
               <w:rStyle w:val="Hyperlink"/>
@@ -1351,7 +1351,7 @@
           <w:sz w:val="24"/>
           <w:u w:val="single"/>
         </w:rPr>
-        <w:hyperlink r:id="rId13" w:history="1">
+        <w:hyperlink r:id="rId14" w:history="1">
           <w:r>
             <w:rPr>
               <w:rStyle w:val="Hyperlink"/>
@@ -4615,7 +4615,7 @@
           <w:sz w:val="24"/>
           <w:u w:val="single"/>
         </w:rPr>
-        <w:hyperlink r:id="rId29" w:history="1">
+        <w:hyperlink r:id="rId28" w:history="1">
           <w:r>
             <w:rPr>
               <w:rStyle w:val="Hyperlink"/>
@@ -4633,7 +4633,7 @@
           <w:sz w:val="24"/>
           <w:u w:val="single"/>
         </w:rPr>
-        <w:hyperlink r:id="rId29" w:history="1">
+        <w:hyperlink r:id="rId28" w:history="1">
           <w:r>
             <w:rPr>
               <w:rStyle w:val="Hyperlink"/>

--- a/EXPORTS/DOCX/published/niveau3/Dutch/Naturalis.docx
+++ b/EXPORTS/DOCX/published/niveau3/Dutch/Naturalis.docx
@@ -512,14 +512,7 @@
           <w:color w:val="000000"/>
           <w:sz w:val="24"/>
         </w:rPr>
-        <w:hyperlink r:id="rId10" w:history="1">
-          <w:r>
-            <w:rPr>
-              <w:rStyle w:val="Hyperlink"/>
-            </w:rPr>
-            <w:t>enter genaam</w:t>
-          </w:r>
-        </w:hyperlink>
+        <w:t>enter genaam</w:t>
       </w:r>
       <w:r>
         <w:rPr>
@@ -1271,18 +1264,7 @@
           <w:color w:val="000000"/>
           <w:sz w:val="24"/>
         </w:rPr>
-        <w:t>die zijn stand</w:t>
-      </w:r>
-      <w:r>
-        <w:rPr>
-          <w:u w:val="single" w:color="0000ff"/>
-          <w:rFonts w:ascii="Charis SIL Regular" w:hAnsi="Charis SIL Regular" w:eastAsia="Charis SIL Regular"/>
-          <w:b w:val="0"/>
-          <w:i w:val="0"/>
-          <w:color w:val="000000"/>
-          <w:sz w:val="24"/>
-        </w:rPr>
-        <w:t xml:space="preserve">plaats had in </w:t>
+        <w:t xml:space="preserve">die zijn standplaats had in </w:t>
       </w:r>
       <w:r>
         <w:rPr>
@@ -1387,7 +1369,7 @@
           <w:sz w:val="24"/>
           <w:u w:val="single"/>
         </w:rPr>
-        <w:hyperlink r:id="rId13" w:history="1">
+        <w:hyperlink r:id="rId14" w:history="1">
           <w:r>
             <w:rPr>
               <w:rStyle w:val="Hyperlink"/>
@@ -1405,7 +1387,7 @@
           <w:sz w:val="24"/>
           <w:u w:val="single"/>
         </w:rPr>
-        <w:hyperlink r:id="rId13" w:history="1">
+        <w:hyperlink r:id="rId14" w:history="1">
           <w:r>
             <w:rPr>
               <w:rStyle w:val="Hyperlink"/>
@@ -4615,7 +4597,7 @@
           <w:sz w:val="24"/>
           <w:u w:val="single"/>
         </w:rPr>
-        <w:hyperlink r:id="rId28" w:history="1">
+        <w:hyperlink r:id="rId29" w:history="1">
           <w:r>
             <w:rPr>
               <w:rStyle w:val="Hyperlink"/>

--- a/EXPORTS/DOCX/published/niveau3/Dutch/Naturalis.docx
+++ b/EXPORTS/DOCX/published/niveau3/Dutch/Naturalis.docx
@@ -455,14 +455,7 @@
           <w:color w:val="000000"/>
           <w:sz w:val="24"/>
         </w:rPr>
-        <w:hyperlink r:id="rId9" w:history="1">
-          <w:r>
-            <w:rPr>
-              <w:rStyle w:val="Hyperlink"/>
-            </w:rPr>
-            <w:t>e</w:t>
-          </w:r>
-        </w:hyperlink>
+        <w:t>e</w:t>
       </w:r>
       <w:r>
         <w:rPr>
@@ -472,47 +465,7 @@
           <w:color w:val="000000"/>
           <w:sz w:val="24"/>
         </w:rPr>
-        <w:t>rsity</w:t>
-      </w:r>
-      <w:r>
-        <w:rPr>
-          <w:u w:val="single" w:color="0000ff"/>
-          <w:rFonts w:ascii="Charis SIL Regular" w:hAnsi="Charis SIL Regular" w:eastAsia="Charis SIL Regular"/>
-          <w:b w:val="0"/>
-          <w:i w:val="0"/>
-          <w:color w:val="000000"/>
-          <w:sz w:val="24"/>
-        </w:rPr>
-        <w:t xml:space="preserve"> </w:t>
-      </w:r>
-      <w:r>
-        <w:rPr>
-          <w:u w:val="single" w:color="0000ff"/>
-          <w:rFonts w:ascii="Charis SIL Regular" w:hAnsi="Charis SIL Regular" w:eastAsia="Charis SIL Regular"/>
-          <w:b w:val="0"/>
-          <w:i w:val="0"/>
-          <w:color w:val="000000"/>
-          <w:sz w:val="24"/>
-        </w:rPr>
-        <w:hyperlink r:id="rId10" w:history="1">
-          <w:r>
-            <w:rPr>
-              <w:rStyle w:val="Hyperlink"/>
-            </w:rPr>
-            <w:t>C</w:t>
-          </w:r>
-        </w:hyperlink>
-      </w:r>
-      <w:r>
-        <w:rPr>
-          <w:u w:val="single" w:color="0000ff"/>
-          <w:rFonts w:ascii="Charis SIL Regular" w:hAnsi="Charis SIL Regular" w:eastAsia="Charis SIL Regular"/>
-          <w:b w:val="0"/>
-          <w:i w:val="0"/>
-          <w:color w:val="000000"/>
-          <w:sz w:val="24"/>
-        </w:rPr>
-        <w:t>enter genaam</w:t>
+        <w:t>rsity Center genaam</w:t>
       </w:r>
       <w:r>
         <w:rPr>
@@ -1291,20 +1244,19 @@
           <w:i w:val="0"/>
           <w:color w:val="0000FF"/>
           <w:sz w:val="24"/>
+        </w:rPr>
+        <w:t xml:space="preserve"> </w:t>
+      </w:r>
+      <w:r>
+        <w:rPr>
+          <w:rFonts w:ascii="Charis SIL Regular" w:hAnsi="Charis SIL Regular" w:eastAsia="Charis SIL Regular"/>
+          <w:b w:val="0"/>
+          <w:i w:val="0"/>
+          <w:color w:val="0000FF"/>
+          <w:sz w:val="24"/>
           <w:u w:val="single"/>
         </w:rPr>
-        <w:t xml:space="preserve"> </w:t>
-      </w:r>
-      <w:r>
-        <w:rPr>
-          <w:rFonts w:ascii="Charis SIL Regular" w:hAnsi="Charis SIL Regular" w:eastAsia="Charis SIL Regular"/>
-          <w:b w:val="0"/>
-          <w:i w:val="0"/>
-          <w:color w:val="0000FF"/>
-          <w:sz w:val="24"/>
-          <w:u w:val="single"/>
-        </w:rPr>
-        <w:hyperlink r:id="rId14" w:history="1">
+        <w:hyperlink r:id="rId13" w:history="1">
           <w:r>
             <w:rPr>
               <w:rStyle w:val="Hyperlink"/>
@@ -1351,7 +1303,7 @@
           <w:sz w:val="24"/>
           <w:u w:val="single"/>
         </w:rPr>
-        <w:hyperlink r:id="rId13" w:history="1">
+        <w:hyperlink r:id="rId14" w:history="1">
           <w:r>
             <w:rPr>
               <w:rStyle w:val="Hyperlink"/>
@@ -1387,7 +1339,7 @@
           <w:sz w:val="24"/>
           <w:u w:val="single"/>
         </w:rPr>
-        <w:hyperlink r:id="rId14" w:history="1">
+        <w:hyperlink r:id="rId13" w:history="1">
           <w:r>
             <w:rPr>
               <w:rStyle w:val="Hyperlink"/>
@@ -1966,97 +1918,7 @@
           <w:color w:val="000000"/>
           <w:sz w:val="24"/>
         </w:rPr>
-        <w:t>apart blijven bestaan tot</w:t>
-      </w:r>
-      <w:r>
-        <w:rPr>
-          <w:u w:val="single" w:color="0000ff"/>
-          <w:rFonts w:ascii="Charis SIL Regular" w:hAnsi="Charis SIL Regular" w:eastAsia="Charis SIL Regular"/>
-          <w:b w:val="0"/>
-          <w:i w:val="0"/>
-          <w:color w:val="000000"/>
-          <w:sz w:val="24"/>
-        </w:rPr>
-        <w:hyperlink r:id="rId15" w:history="1">
-          <w:r>
-            <w:rPr>
-              <w:rStyle w:val="Hyperlink"/>
-            </w:rPr>
-            <w:t>dat het in 19</w:t>
-          </w:r>
-        </w:hyperlink>
-      </w:r>
-      <w:r>
-        <w:rPr>
-          <w:u w:val="single" w:color="0000ff"/>
-          <w:rFonts w:ascii="Charis SIL Regular" w:hAnsi="Charis SIL Regular" w:eastAsia="Charis SIL Regular"/>
-          <w:b w:val="0"/>
-          <w:i w:val="0"/>
-          <w:color w:val="000000"/>
-          <w:sz w:val="24"/>
-        </w:rPr>
-        <w:hyperlink r:id="rId15" w:history="1">
-          <w:r>
-            <w:rPr>
-              <w:rStyle w:val="Hyperlink"/>
-            </w:rPr>
-            <w:t>8</w:t>
-          </w:r>
-        </w:hyperlink>
-      </w:r>
-      <w:r>
-        <w:rPr>
-          <w:u w:val="single" w:color="0000ff"/>
-          <w:rFonts w:ascii="Charis SIL Regular" w:hAnsi="Charis SIL Regular" w:eastAsia="Charis SIL Regular"/>
-          <w:b w:val="0"/>
-          <w:i w:val="0"/>
-          <w:color w:val="000000"/>
-          <w:sz w:val="24"/>
-        </w:rPr>
-        <w:hyperlink r:id="rId15" w:history="1">
-          <w:r>
-            <w:rPr>
-              <w:rStyle w:val="Hyperlink"/>
-            </w:rPr>
-            <w:t>4 we</w:t>
-          </w:r>
-        </w:hyperlink>
-      </w:r>
-      <w:r>
-        <w:rPr>
-          <w:u w:val="single" w:color="0000ff"/>
-          <w:rFonts w:ascii="Charis SIL Regular" w:hAnsi="Charis SIL Regular" w:eastAsia="Charis SIL Regular"/>
-          <w:b w:val="0"/>
-          <w:i w:val="0"/>
-          <w:color w:val="000000"/>
-          <w:sz w:val="24"/>
-        </w:rPr>
-        <w:hyperlink r:id="rId15" w:history="1">
-          <w:r>
-            <w:rPr>
-              <w:rStyle w:val="Hyperlink"/>
-            </w:rPr>
-            <w:t>er werd s</w:t>
-          </w:r>
-        </w:hyperlink>
-      </w:r>
-      <w:r>
-        <w:rPr>
-          <w:u w:val="single" w:color="0000ff"/>
-          <w:rFonts w:ascii="Charis SIL Regular" w:hAnsi="Charis SIL Regular" w:eastAsia="Charis SIL Regular"/>
-          <w:b w:val="0"/>
-          <w:i w:val="0"/>
-          <w:color w:val="000000"/>
-          <w:sz w:val="24"/>
-        </w:rPr>
-        <w:hyperlink r:id="rId15" w:history="1">
-          <w:r>
-            <w:rPr>
-              <w:rStyle w:val="Hyperlink"/>
-            </w:rPr>
-            <w:t>am</w:t>
-          </w:r>
-        </w:hyperlink>
+        <w:t>apart blijven bestaan totdat het in 1984 weer werd sam</w:t>
       </w:r>
       <w:r>
         <w:rPr>
@@ -3281,50 +3143,13 @@
       </w:r>
       <w:r>
         <w:rPr>
-          <w:u w:val="single" w:color="0000ff"/>
           <w:rFonts w:ascii="Charis SIL Regular" w:hAnsi="Charis SIL Regular" w:eastAsia="Charis SIL Regular"/>
           <w:b w:val="0"/>
           <w:i w:val="0"/>
           <w:color w:val="000000"/>
           <w:sz w:val="24"/>
         </w:rPr>
-        <w:hyperlink r:id="rId20" w:history="1">
-          <w:r>
-            <w:rPr>
-              <w:rStyle w:val="Hyperlink"/>
-            </w:rPr>
-            <w:t>van de</w:t>
-          </w:r>
-        </w:hyperlink>
-      </w:r>
-      <w:r>
-        <w:rPr>
-          <w:u w:val="single" w:color="0000ff"/>
-          <w:rFonts w:ascii="Charis SIL Regular" w:hAnsi="Charis SIL Regular" w:eastAsia="Charis SIL Regular"/>
-          <w:b w:val="0"/>
-          <w:i w:val="0"/>
-          <w:color w:val="000000"/>
-          <w:sz w:val="24"/>
-        </w:rPr>
-        <w:t xml:space="preserve"> </w:t>
-      </w:r>
-      <w:r>
-        <w:rPr>
-          <w:u w:val="single" w:color="0000ff"/>
-          <w:rFonts w:ascii="Charis SIL Regular" w:hAnsi="Charis SIL Regular" w:eastAsia="Charis SIL Regular"/>
-          <w:b w:val="0"/>
-          <w:i w:val="0"/>
-          <w:color w:val="000000"/>
-          <w:sz w:val="24"/>
-        </w:rPr>
-        <w:hyperlink r:id="rId20" w:history="1">
-          <w:r>
-            <w:rPr>
-              <w:rStyle w:val="Hyperlink"/>
-            </w:rPr>
-            <w:t>plaa</w:t>
-          </w:r>
-        </w:hyperlink>
+        <w:t>van de plaa</w:t>
       </w:r>
       <w:r>
         <w:rPr>
@@ -4615,7 +4440,7 @@
           <w:sz w:val="24"/>
           <w:u w:val="single"/>
         </w:rPr>
-        <w:hyperlink r:id="rId28" w:history="1">
+        <w:hyperlink r:id="rId29" w:history="1">
           <w:r>
             <w:rPr>
               <w:rStyle w:val="Hyperlink"/>
